--- a/Results/Mitosections/results_report_mitochondria_alcohol_mitosections.docx
+++ b/Results/Mitosections/results_report_mitochondria_alcohol_mitosections.docx
@@ -65,13 +65,19 @@
       <w:r>
         <w:t xml:space="preserve">Dahlmanns</w:t>
       </w:r>
+      <w:r>
+        <w:t xml:space="preserve"> </w:t>
+      </w:r>
+      <w:r>
+        <w:t xml:space="preserve">2</w:t>
+      </w:r>
     </w:p>
     <w:p>
       <w:pPr>
         <w:pStyle w:val="Datum"/>
       </w:pPr>
       <w:r>
-        <w:t xml:space="preserve">2023-03-28</w:t>
+        <w:t xml:space="preserve">2023-03-31</w:t>
       </w:r>
     </w:p>
     <w:bookmarkStart w:id="28" w:name="introduction"/>

--- a/Results/Mitosections/results_report_mitochondria_alcohol_mitosections.docx
+++ b/Results/Mitosections/results_report_mitochondria_alcohol_mitosections.docx
@@ -65,19 +65,13 @@
       <w:r>
         <w:t xml:space="preserve">Dahlmanns</w:t>
       </w:r>
-      <w:r>
-        <w:t xml:space="preserve"> </w:t>
-      </w:r>
-      <w:r>
-        <w:t xml:space="preserve">2</w:t>
-      </w:r>
     </w:p>
     <w:p>
       <w:pPr>
         <w:pStyle w:val="Datum"/>
       </w:pPr>
       <w:r>
-        <w:t xml:space="preserve">2023-03-31</w:t>
+        <w:t xml:space="preserve">2023-04-06</w:t>
       </w:r>
     </w:p>
     <w:bookmarkStart w:id="28" w:name="introduction"/>
@@ -92,6 +86,14 @@
     <w:p>
       <w:pPr>
         <w:pStyle w:val="FirstParagraph"/>
+      </w:pPr>
+      <w:r>
+        <w:t xml:space="preserve">[1]</w:t>
+      </w:r>
+    </w:p>
+    <w:p>
+      <w:pPr>
+        <w:pStyle w:val="Textkrper"/>
       </w:pPr>
       <w:r>
         <w:t xml:space="preserve">We analyzed the distribution of mitochondria in the soma of neurons. We used dissociated neuronal cultures that were treated under different conditions prior to fixation, staining and imaging (</w:t>
@@ -268,12 +270,12 @@
     <w:tbl>
       <w:tblPr>
         <w:tblStyle w:val="Table"/>
-        <w:tblW w:type="auto" w:w="0"/>
+        <w:tblW w:type="pct" w:w="2014"/>
         <w:tblLook w:firstRow="1" w:lastRow="0" w:firstColumn="0" w:lastColumn="0" w:noHBand="0" w:noVBand="0" w:val="0020"/>
       </w:tblPr>
       <w:tblGrid>
-        <w:gridCol w:w="3960"/>
-        <w:gridCol w:w="3960"/>
+        <w:gridCol w:w="2750"/>
+        <w:gridCol w:w="440"/>
       </w:tblGrid>
       <w:tr>
         <w:trPr>
@@ -284,7 +286,7 @@
           <w:p>
             <w:pPr>
               <w:pStyle w:val="Compact"/>
-              <w:jc w:val="left"/>
+              <w:jc w:val="center"/>
             </w:pPr>
             <w:r>
               <w:t xml:space="preserve">condition</w:t>
@@ -296,7 +298,7 @@
           <w:p>
             <w:pPr>
               <w:pStyle w:val="Compact"/>
-              <w:jc w:val="right"/>
+              <w:jc w:val="center"/>
             </w:pPr>
             <w:r>
               <w:t xml:space="preserve">n</w:t>
@@ -310,7 +312,7 @@
           <w:p>
             <w:pPr>
               <w:pStyle w:val="Compact"/>
-              <w:jc w:val="left"/>
+              <w:jc w:val="center"/>
             </w:pPr>
             <w:r>
               <w:t xml:space="preserve">Activin 50ng/ml 14days</w:t>
@@ -322,7 +324,7 @@
           <w:p>
             <w:pPr>
               <w:pStyle w:val="Compact"/>
-              <w:jc w:val="right"/>
+              <w:jc w:val="center"/>
             </w:pPr>
             <w:r>
               <w:t xml:space="preserve">5</w:t>
@@ -336,7 +338,7 @@
           <w:p>
             <w:pPr>
               <w:pStyle w:val="Compact"/>
-              <w:jc w:val="left"/>
+              <w:jc w:val="center"/>
             </w:pPr>
             <w:r>
               <w:t xml:space="preserve">Activin 50ng/ml 2days</w:t>
@@ -348,7 +350,7 @@
           <w:p>
             <w:pPr>
               <w:pStyle w:val="Compact"/>
-              <w:jc w:val="right"/>
+              <w:jc w:val="center"/>
             </w:pPr>
             <w:r>
               <w:t xml:space="preserve">5</w:t>
@@ -362,7 +364,7 @@
           <w:p>
             <w:pPr>
               <w:pStyle w:val="Compact"/>
-              <w:jc w:val="left"/>
+              <w:jc w:val="center"/>
             </w:pPr>
             <w:r>
               <w:t xml:space="preserve">Control 14days</w:t>
@@ -374,7 +376,7 @@
           <w:p>
             <w:pPr>
               <w:pStyle w:val="Compact"/>
-              <w:jc w:val="right"/>
+              <w:jc w:val="center"/>
             </w:pPr>
             <w:r>
               <w:t xml:space="preserve">5</w:t>
@@ -627,7 +629,7 @@
       </w:r>
     </w:p>
     <w:bookmarkEnd w:id="40"/>
-    <w:bookmarkStart w:id="49" w:name="statistical-comparison"/>
+    <w:bookmarkStart w:id="52" w:name="statistical-comparison"/>
     <w:p>
       <w:pPr>
         <w:pStyle w:val="berschrift2"/>
@@ -762,7 +764,7 @@
       </w:r>
     </w:p>
     <w:bookmarkEnd w:id="47"/>
-    <w:bookmarkStart w:id="48" w:name="idea2"/>
+    <w:bookmarkStart w:id="51" w:name="idea2"/>
     <w:p>
       <w:pPr>
         <w:pStyle w:val="berschrift3"/>
@@ -776,22 +778,1643 @@
         <w:pStyle w:val="FirstParagraph"/>
       </w:pPr>
       <w:r>
-        <w:t xml:space="preserve">Asses the distribution shape through correlation and the mitochondria density through t-test/anova of the local maxima or through residuals</w:t>
+        <w:t xml:space="preserve">The original paper compared the different distributions by dividing them up into 10 sections (0-0.1 distance from the nucleus, 0.1-0.2, 0.2-0.3,…). Within each section, values are averaged and statistically compared through t-test or anova.</w:t>
       </w:r>
     </w:p>
-    <w:bookmarkEnd w:id="48"/>
-    <w:bookmarkEnd w:id="49"/>
-    <w:bookmarkStart w:id="53" w:name="references"/>
     <w:p>
       <w:pPr>
+        <w:pStyle w:val="CaptionedFigure"/>
+      </w:pPr>
+      <w:r>
+        <w:drawing>
+          <wp:inline>
+            <wp:extent cx="5969000" cy="4178300"/>
+            <wp:effectExtent b="0" l="0" r="0" t="0"/>
+            <wp:docPr descr="Correlation of the different curves" title="" id="49" name="Picture"/>
+            <a:graphic>
+              <a:graphicData uri="http://schemas.openxmlformats.org/drawingml/2006/picture">
+                <pic:pic>
+                  <pic:nvPicPr>
+                    <pic:cNvPr descr="results_report_mitochondria_alcohol_mitosections_files/figure-docx/comparison_of_curve_sections-1.png" id="50" name="Picture"/>
+                    <pic:cNvPicPr>
+                      <a:picLocks noChangeArrowheads="1" noChangeAspect="1"/>
+                    </pic:cNvPicPr>
+                  </pic:nvPicPr>
+                  <pic:blipFill>
+                    <a:blip r:embed="rId48"/>
+                    <a:stretch>
+                      <a:fillRect/>
+                    </a:stretch>
+                  </pic:blipFill>
+                  <pic:spPr bwMode="auto">
+                    <a:xfrm>
+                      <a:off x="0" y="0"/>
+                      <a:ext cx="5969000" cy="4178300"/>
+                    </a:xfrm>
+                    <a:prstGeom prst="rect">
+                      <a:avLst/>
+                    </a:prstGeom>
+                    <a:noFill/>
+                    <a:ln w="9525">
+                      <a:noFill/>
+                      <a:headEnd/>
+                      <a:tailEnd/>
+                    </a:ln>
+                  </pic:spPr>
+                </pic:pic>
+              </a:graphicData>
+            </a:graphic>
+          </wp:inline>
+        </w:drawing>
+      </w:r>
+    </w:p>
+    <w:p>
+      <w:pPr>
+        <w:pStyle w:val="ImageCaption"/>
+      </w:pPr>
+      <w:r>
+        <w:t xml:space="preserve">Correlation of the different curves</w:t>
+      </w:r>
+    </w:p>
+    <w:tbl>
+      <w:tblPr>
+        <w:tblStyle w:val="Table"/>
+        <w:tblW w:type="pct" w:w="4236"/>
+        <w:tblLook w:firstRow="1" w:lastRow="0" w:firstColumn="0" w:lastColumn="0" w:noHBand="0" w:noVBand="0" w:val="0020"/>
+      </w:tblPr>
+      <w:tblGrid>
+        <w:gridCol w:w="1100"/>
+        <w:gridCol w:w="3410"/>
+        <w:gridCol w:w="1100"/>
+        <w:gridCol w:w="1100"/>
+      </w:tblGrid>
+      <w:tr>
+        <w:trPr>
+          <w:tblHeader w:val="true"/>
+        </w:trPr>
+        <w:tc>
+          <w:tcPr/>
+          <w:p>
+            <w:pPr>
+              <w:pStyle w:val="Compact"/>
+              <w:jc w:val="center"/>
+            </w:pPr>
+            <w:r>
+              <w:t xml:space="preserve">section</w:t>
+            </w:r>
+          </w:p>
+        </w:tc>
+        <w:tc>
+          <w:tcPr/>
+          <w:p>
+            <w:pPr>
+              <w:pStyle w:val="Compact"/>
+              <w:jc w:val="center"/>
+            </w:pPr>
+            <w:r>
+              <w:t xml:space="preserve">condition</w:t>
+            </w:r>
+          </w:p>
+        </w:tc>
+        <w:tc>
+          <w:tcPr/>
+          <w:p>
+            <w:pPr>
+              <w:pStyle w:val="Compact"/>
+              <w:jc w:val="center"/>
+            </w:pPr>
+            <w:r>
+              <w:t xml:space="preserve">mean</w:t>
+            </w:r>
+          </w:p>
+        </w:tc>
+        <w:tc>
+          <w:tcPr/>
+          <w:p>
+            <w:pPr>
+              <w:pStyle w:val="Compact"/>
+              <w:jc w:val="center"/>
+            </w:pPr>
+            <w:r>
+              <w:t xml:space="preserve">sd</w:t>
+            </w:r>
+          </w:p>
+        </w:tc>
+      </w:tr>
+      <w:tr>
+        <w:tc>
+          <w:tcPr/>
+          <w:p>
+            <w:pPr>
+              <w:pStyle w:val="Compact"/>
+              <w:jc w:val="center"/>
+            </w:pPr>
+            <w:r>
+              <w:t xml:space="preserve">1</w:t>
+            </w:r>
+          </w:p>
+        </w:tc>
+        <w:tc>
+          <w:tcPr/>
+          <w:p>
+            <w:pPr>
+              <w:pStyle w:val="Compact"/>
+              <w:jc w:val="center"/>
+            </w:pPr>
+            <w:r>
+              <w:t xml:space="preserve">Activin 50ng/ml 14days (n=5)</w:t>
+            </w:r>
+          </w:p>
+        </w:tc>
+        <w:tc>
+          <w:tcPr/>
+          <w:p>
+            <w:pPr>
+              <w:pStyle w:val="Compact"/>
+              <w:jc w:val="center"/>
+            </w:pPr>
+            <w:r>
+              <w:t xml:space="preserve">0.5769</w:t>
+            </w:r>
+          </w:p>
+        </w:tc>
+        <w:tc>
+          <w:tcPr/>
+          <w:p>
+            <w:pPr>
+              <w:pStyle w:val="Compact"/>
+              <w:jc w:val="center"/>
+            </w:pPr>
+            <w:r>
+              <w:t xml:space="preserve">0.0311</w:t>
+            </w:r>
+          </w:p>
+        </w:tc>
+      </w:tr>
+      <w:tr>
+        <w:tc>
+          <w:tcPr/>
+          <w:p>
+            <w:pPr>
+              <w:pStyle w:val="Compact"/>
+              <w:jc w:val="center"/>
+            </w:pPr>
+            <w:r>
+              <w:t xml:space="preserve">1</w:t>
+            </w:r>
+          </w:p>
+        </w:tc>
+        <w:tc>
+          <w:tcPr/>
+          <w:p>
+            <w:pPr>
+              <w:pStyle w:val="Compact"/>
+              <w:jc w:val="center"/>
+            </w:pPr>
+            <w:r>
+              <w:t xml:space="preserve">Activin 50ng/ml 2days (n=5)</w:t>
+            </w:r>
+          </w:p>
+        </w:tc>
+        <w:tc>
+          <w:tcPr/>
+          <w:p>
+            <w:pPr>
+              <w:pStyle w:val="Compact"/>
+              <w:jc w:val="center"/>
+            </w:pPr>
+            <w:r>
+              <w:t xml:space="preserve">0.4855</w:t>
+            </w:r>
+          </w:p>
+        </w:tc>
+        <w:tc>
+          <w:tcPr/>
+          <w:p>
+            <w:pPr>
+              <w:pStyle w:val="Compact"/>
+              <w:jc w:val="center"/>
+            </w:pPr>
+            <w:r>
+              <w:t xml:space="preserve">0.1093</w:t>
+            </w:r>
+          </w:p>
+        </w:tc>
+      </w:tr>
+      <w:tr>
+        <w:tc>
+          <w:tcPr/>
+          <w:p>
+            <w:pPr>
+              <w:pStyle w:val="Compact"/>
+              <w:jc w:val="center"/>
+            </w:pPr>
+            <w:r>
+              <w:t xml:space="preserve">1</w:t>
+            </w:r>
+          </w:p>
+        </w:tc>
+        <w:tc>
+          <w:tcPr/>
+          <w:p>
+            <w:pPr>
+              <w:pStyle w:val="Compact"/>
+              <w:jc w:val="center"/>
+            </w:pPr>
+            <w:r>
+              <w:t xml:space="preserve">Control 14days (n=5)</w:t>
+            </w:r>
+          </w:p>
+        </w:tc>
+        <w:tc>
+          <w:tcPr/>
+          <w:p>
+            <w:pPr>
+              <w:pStyle w:val="Compact"/>
+              <w:jc w:val="center"/>
+            </w:pPr>
+            <w:r>
+              <w:t xml:space="preserve">0.5815</w:t>
+            </w:r>
+          </w:p>
+        </w:tc>
+        <w:tc>
+          <w:tcPr/>
+          <w:p>
+            <w:pPr>
+              <w:pStyle w:val="Compact"/>
+              <w:jc w:val="center"/>
+            </w:pPr>
+            <w:r>
+              <w:t xml:space="preserve">0.112</w:t>
+            </w:r>
+          </w:p>
+        </w:tc>
+      </w:tr>
+      <w:tr>
+        <w:tc>
+          <w:tcPr/>
+          <w:p>
+            <w:pPr>
+              <w:pStyle w:val="Compact"/>
+              <w:jc w:val="center"/>
+            </w:pPr>
+            <w:r>
+              <w:t xml:space="preserve">2</w:t>
+            </w:r>
+          </w:p>
+        </w:tc>
+        <w:tc>
+          <w:tcPr/>
+          <w:p>
+            <w:pPr>
+              <w:pStyle w:val="Compact"/>
+              <w:jc w:val="center"/>
+            </w:pPr>
+            <w:r>
+              <w:t xml:space="preserve">Activin 50ng/ml 14days (n=5)</w:t>
+            </w:r>
+          </w:p>
+        </w:tc>
+        <w:tc>
+          <w:tcPr/>
+          <w:p>
+            <w:pPr>
+              <w:pStyle w:val="Compact"/>
+              <w:jc w:val="center"/>
+            </w:pPr>
+            <w:r>
+              <w:t xml:space="preserve">0.6648</w:t>
+            </w:r>
+          </w:p>
+        </w:tc>
+        <w:tc>
+          <w:tcPr/>
+          <w:p>
+            <w:pPr>
+              <w:pStyle w:val="Compact"/>
+              <w:jc w:val="center"/>
+            </w:pPr>
+            <w:r>
+              <w:t xml:space="preserve">0.08714</w:t>
+            </w:r>
+          </w:p>
+        </w:tc>
+      </w:tr>
+      <w:tr>
+        <w:tc>
+          <w:tcPr/>
+          <w:p>
+            <w:pPr>
+              <w:pStyle w:val="Compact"/>
+              <w:jc w:val="center"/>
+            </w:pPr>
+            <w:r>
+              <w:t xml:space="preserve">2</w:t>
+            </w:r>
+          </w:p>
+        </w:tc>
+        <w:tc>
+          <w:tcPr/>
+          <w:p>
+            <w:pPr>
+              <w:pStyle w:val="Compact"/>
+              <w:jc w:val="center"/>
+            </w:pPr>
+            <w:r>
+              <w:t xml:space="preserve">Activin 50ng/ml 2days (n=5)</w:t>
+            </w:r>
+          </w:p>
+        </w:tc>
+        <w:tc>
+          <w:tcPr/>
+          <w:p>
+            <w:pPr>
+              <w:pStyle w:val="Compact"/>
+              <w:jc w:val="center"/>
+            </w:pPr>
+            <w:r>
+              <w:t xml:space="preserve">0.4952</w:t>
+            </w:r>
+          </w:p>
+        </w:tc>
+        <w:tc>
+          <w:tcPr/>
+          <w:p>
+            <w:pPr>
+              <w:pStyle w:val="Compact"/>
+              <w:jc w:val="center"/>
+            </w:pPr>
+            <w:r>
+              <w:t xml:space="preserve">0.1386</w:t>
+            </w:r>
+          </w:p>
+        </w:tc>
+      </w:tr>
+      <w:tr>
+        <w:tc>
+          <w:tcPr/>
+          <w:p>
+            <w:pPr>
+              <w:pStyle w:val="Compact"/>
+              <w:jc w:val="center"/>
+            </w:pPr>
+            <w:r>
+              <w:t xml:space="preserve">2</w:t>
+            </w:r>
+          </w:p>
+        </w:tc>
+        <w:tc>
+          <w:tcPr/>
+          <w:p>
+            <w:pPr>
+              <w:pStyle w:val="Compact"/>
+              <w:jc w:val="center"/>
+            </w:pPr>
+            <w:r>
+              <w:t xml:space="preserve">Control 14days (n=5)</w:t>
+            </w:r>
+          </w:p>
+        </w:tc>
+        <w:tc>
+          <w:tcPr/>
+          <w:p>
+            <w:pPr>
+              <w:pStyle w:val="Compact"/>
+              <w:jc w:val="center"/>
+            </w:pPr>
+            <w:r>
+              <w:t xml:space="preserve">0.6363</w:t>
+            </w:r>
+          </w:p>
+        </w:tc>
+        <w:tc>
+          <w:tcPr/>
+          <w:p>
+            <w:pPr>
+              <w:pStyle w:val="Compact"/>
+              <w:jc w:val="center"/>
+            </w:pPr>
+            <w:r>
+              <w:t xml:space="preserve">0.1068</w:t>
+            </w:r>
+          </w:p>
+        </w:tc>
+      </w:tr>
+      <w:tr>
+        <w:tc>
+          <w:tcPr/>
+          <w:p>
+            <w:pPr>
+              <w:pStyle w:val="Compact"/>
+              <w:jc w:val="center"/>
+            </w:pPr>
+            <w:r>
+              <w:t xml:space="preserve">3</w:t>
+            </w:r>
+          </w:p>
+        </w:tc>
+        <w:tc>
+          <w:tcPr/>
+          <w:p>
+            <w:pPr>
+              <w:pStyle w:val="Compact"/>
+              <w:jc w:val="center"/>
+            </w:pPr>
+            <w:r>
+              <w:t xml:space="preserve">Activin 50ng/ml 14days (n=5)</w:t>
+            </w:r>
+          </w:p>
+        </w:tc>
+        <w:tc>
+          <w:tcPr/>
+          <w:p>
+            <w:pPr>
+              <w:pStyle w:val="Compact"/>
+              <w:jc w:val="center"/>
+            </w:pPr>
+            <w:r>
+              <w:t xml:space="preserve">0.5985</w:t>
+            </w:r>
+          </w:p>
+        </w:tc>
+        <w:tc>
+          <w:tcPr/>
+          <w:p>
+            <w:pPr>
+              <w:pStyle w:val="Compact"/>
+              <w:jc w:val="center"/>
+            </w:pPr>
+            <w:r>
+              <w:t xml:space="preserve">0.06922</w:t>
+            </w:r>
+          </w:p>
+        </w:tc>
+      </w:tr>
+      <w:tr>
+        <w:tc>
+          <w:tcPr/>
+          <w:p>
+            <w:pPr>
+              <w:pStyle w:val="Compact"/>
+              <w:jc w:val="center"/>
+            </w:pPr>
+            <w:r>
+              <w:t xml:space="preserve">3</w:t>
+            </w:r>
+          </w:p>
+        </w:tc>
+        <w:tc>
+          <w:tcPr/>
+          <w:p>
+            <w:pPr>
+              <w:pStyle w:val="Compact"/>
+              <w:jc w:val="center"/>
+            </w:pPr>
+            <w:r>
+              <w:t xml:space="preserve">Activin 50ng/ml 2days (n=5)</w:t>
+            </w:r>
+          </w:p>
+        </w:tc>
+        <w:tc>
+          <w:tcPr/>
+          <w:p>
+            <w:pPr>
+              <w:pStyle w:val="Compact"/>
+              <w:jc w:val="center"/>
+            </w:pPr>
+            <w:r>
+              <w:t xml:space="preserve">0.4933</w:t>
+            </w:r>
+          </w:p>
+        </w:tc>
+        <w:tc>
+          <w:tcPr/>
+          <w:p>
+            <w:pPr>
+              <w:pStyle w:val="Compact"/>
+              <w:jc w:val="center"/>
+            </w:pPr>
+            <w:r>
+              <w:t xml:space="preserve">0.09656</w:t>
+            </w:r>
+          </w:p>
+        </w:tc>
+      </w:tr>
+      <w:tr>
+        <w:tc>
+          <w:tcPr/>
+          <w:p>
+            <w:pPr>
+              <w:pStyle w:val="Compact"/>
+              <w:jc w:val="center"/>
+            </w:pPr>
+            <w:r>
+              <w:t xml:space="preserve">3</w:t>
+            </w:r>
+          </w:p>
+        </w:tc>
+        <w:tc>
+          <w:tcPr/>
+          <w:p>
+            <w:pPr>
+              <w:pStyle w:val="Compact"/>
+              <w:jc w:val="center"/>
+            </w:pPr>
+            <w:r>
+              <w:t xml:space="preserve">Control 14days (n=5)</w:t>
+            </w:r>
+          </w:p>
+        </w:tc>
+        <w:tc>
+          <w:tcPr/>
+          <w:p>
+            <w:pPr>
+              <w:pStyle w:val="Compact"/>
+              <w:jc w:val="center"/>
+            </w:pPr>
+            <w:r>
+              <w:t xml:space="preserve">0.6464</w:t>
+            </w:r>
+          </w:p>
+        </w:tc>
+        <w:tc>
+          <w:tcPr/>
+          <w:p>
+            <w:pPr>
+              <w:pStyle w:val="Compact"/>
+              <w:jc w:val="center"/>
+            </w:pPr>
+            <w:r>
+              <w:t xml:space="preserve">0.1258</w:t>
+            </w:r>
+          </w:p>
+        </w:tc>
+      </w:tr>
+      <w:tr>
+        <w:tc>
+          <w:tcPr/>
+          <w:p>
+            <w:pPr>
+              <w:pStyle w:val="Compact"/>
+              <w:jc w:val="center"/>
+            </w:pPr>
+            <w:r>
+              <w:t xml:space="preserve">4</w:t>
+            </w:r>
+          </w:p>
+        </w:tc>
+        <w:tc>
+          <w:tcPr/>
+          <w:p>
+            <w:pPr>
+              <w:pStyle w:val="Compact"/>
+              <w:jc w:val="center"/>
+            </w:pPr>
+            <w:r>
+              <w:t xml:space="preserve">Activin 50ng/ml 14days (n=5)</w:t>
+            </w:r>
+          </w:p>
+        </w:tc>
+        <w:tc>
+          <w:tcPr/>
+          <w:p>
+            <w:pPr>
+              <w:pStyle w:val="Compact"/>
+              <w:jc w:val="center"/>
+            </w:pPr>
+            <w:r>
+              <w:t xml:space="preserve">0.5328</w:t>
+            </w:r>
+          </w:p>
+        </w:tc>
+        <w:tc>
+          <w:tcPr/>
+          <w:p>
+            <w:pPr>
+              <w:pStyle w:val="Compact"/>
+              <w:jc w:val="center"/>
+            </w:pPr>
+            <w:r>
+              <w:t xml:space="preserve">0.04306</w:t>
+            </w:r>
+          </w:p>
+        </w:tc>
+      </w:tr>
+      <w:tr>
+        <w:tc>
+          <w:tcPr/>
+          <w:p>
+            <w:pPr>
+              <w:pStyle w:val="Compact"/>
+              <w:jc w:val="center"/>
+            </w:pPr>
+            <w:r>
+              <w:t xml:space="preserve">4</w:t>
+            </w:r>
+          </w:p>
+        </w:tc>
+        <w:tc>
+          <w:tcPr/>
+          <w:p>
+            <w:pPr>
+              <w:pStyle w:val="Compact"/>
+              <w:jc w:val="center"/>
+            </w:pPr>
+            <w:r>
+              <w:t xml:space="preserve">Activin 50ng/ml 2days (n=5)</w:t>
+            </w:r>
+          </w:p>
+        </w:tc>
+        <w:tc>
+          <w:tcPr/>
+          <w:p>
+            <w:pPr>
+              <w:pStyle w:val="Compact"/>
+              <w:jc w:val="center"/>
+            </w:pPr>
+            <w:r>
+              <w:t xml:space="preserve">0.4509</w:t>
+            </w:r>
+          </w:p>
+        </w:tc>
+        <w:tc>
+          <w:tcPr/>
+          <w:p>
+            <w:pPr>
+              <w:pStyle w:val="Compact"/>
+              <w:jc w:val="center"/>
+            </w:pPr>
+            <w:r>
+              <w:t xml:space="preserve">0.07605</w:t>
+            </w:r>
+          </w:p>
+        </w:tc>
+      </w:tr>
+      <w:tr>
+        <w:tc>
+          <w:tcPr/>
+          <w:p>
+            <w:pPr>
+              <w:pStyle w:val="Compact"/>
+              <w:jc w:val="center"/>
+            </w:pPr>
+            <w:r>
+              <w:t xml:space="preserve">4</w:t>
+            </w:r>
+          </w:p>
+        </w:tc>
+        <w:tc>
+          <w:tcPr/>
+          <w:p>
+            <w:pPr>
+              <w:pStyle w:val="Compact"/>
+              <w:jc w:val="center"/>
+            </w:pPr>
+            <w:r>
+              <w:t xml:space="preserve">Control 14days (n=5)</w:t>
+            </w:r>
+          </w:p>
+        </w:tc>
+        <w:tc>
+          <w:tcPr/>
+          <w:p>
+            <w:pPr>
+              <w:pStyle w:val="Compact"/>
+              <w:jc w:val="center"/>
+            </w:pPr>
+            <w:r>
+              <w:t xml:space="preserve">0.6256</w:t>
+            </w:r>
+          </w:p>
+        </w:tc>
+        <w:tc>
+          <w:tcPr/>
+          <w:p>
+            <w:pPr>
+              <w:pStyle w:val="Compact"/>
+              <w:jc w:val="center"/>
+            </w:pPr>
+            <w:r>
+              <w:t xml:space="preserve">0.1254</w:t>
+            </w:r>
+          </w:p>
+        </w:tc>
+      </w:tr>
+      <w:tr>
+        <w:tc>
+          <w:tcPr/>
+          <w:p>
+            <w:pPr>
+              <w:pStyle w:val="Compact"/>
+              <w:jc w:val="center"/>
+            </w:pPr>
+            <w:r>
+              <w:t xml:space="preserve">5</w:t>
+            </w:r>
+          </w:p>
+        </w:tc>
+        <w:tc>
+          <w:tcPr/>
+          <w:p>
+            <w:pPr>
+              <w:pStyle w:val="Compact"/>
+              <w:jc w:val="center"/>
+            </w:pPr>
+            <w:r>
+              <w:t xml:space="preserve">Activin 50ng/ml 14days (n=5)</w:t>
+            </w:r>
+          </w:p>
+        </w:tc>
+        <w:tc>
+          <w:tcPr/>
+          <w:p>
+            <w:pPr>
+              <w:pStyle w:val="Compact"/>
+              <w:jc w:val="center"/>
+            </w:pPr>
+            <w:r>
+              <w:t xml:space="preserve">0.4296</w:t>
+            </w:r>
+          </w:p>
+        </w:tc>
+        <w:tc>
+          <w:tcPr/>
+          <w:p>
+            <w:pPr>
+              <w:pStyle w:val="Compact"/>
+              <w:jc w:val="center"/>
+            </w:pPr>
+            <w:r>
+              <w:t xml:space="preserve">0.04905</w:t>
+            </w:r>
+          </w:p>
+        </w:tc>
+      </w:tr>
+      <w:tr>
+        <w:tc>
+          <w:tcPr/>
+          <w:p>
+            <w:pPr>
+              <w:pStyle w:val="Compact"/>
+              <w:jc w:val="center"/>
+            </w:pPr>
+            <w:r>
+              <w:t xml:space="preserve">5</w:t>
+            </w:r>
+          </w:p>
+        </w:tc>
+        <w:tc>
+          <w:tcPr/>
+          <w:p>
+            <w:pPr>
+              <w:pStyle w:val="Compact"/>
+              <w:jc w:val="center"/>
+            </w:pPr>
+            <w:r>
+              <w:t xml:space="preserve">Activin 50ng/ml 2days (n=5)</w:t>
+            </w:r>
+          </w:p>
+        </w:tc>
+        <w:tc>
+          <w:tcPr/>
+          <w:p>
+            <w:pPr>
+              <w:pStyle w:val="Compact"/>
+              <w:jc w:val="center"/>
+            </w:pPr>
+            <w:r>
+              <w:t xml:space="preserve">0.4129</w:t>
+            </w:r>
+          </w:p>
+        </w:tc>
+        <w:tc>
+          <w:tcPr/>
+          <w:p>
+            <w:pPr>
+              <w:pStyle w:val="Compact"/>
+              <w:jc w:val="center"/>
+            </w:pPr>
+            <w:r>
+              <w:t xml:space="preserve">0.07299</w:t>
+            </w:r>
+          </w:p>
+        </w:tc>
+      </w:tr>
+      <w:tr>
+        <w:tc>
+          <w:tcPr/>
+          <w:p>
+            <w:pPr>
+              <w:pStyle w:val="Compact"/>
+              <w:jc w:val="center"/>
+            </w:pPr>
+            <w:r>
+              <w:t xml:space="preserve">5</w:t>
+            </w:r>
+          </w:p>
+        </w:tc>
+        <w:tc>
+          <w:tcPr/>
+          <w:p>
+            <w:pPr>
+              <w:pStyle w:val="Compact"/>
+              <w:jc w:val="center"/>
+            </w:pPr>
+            <w:r>
+              <w:t xml:space="preserve">Control 14days (n=5)</w:t>
+            </w:r>
+          </w:p>
+        </w:tc>
+        <w:tc>
+          <w:tcPr/>
+          <w:p>
+            <w:pPr>
+              <w:pStyle w:val="Compact"/>
+              <w:jc w:val="center"/>
+            </w:pPr>
+            <w:r>
+              <w:t xml:space="preserve">0.5461</w:t>
+            </w:r>
+          </w:p>
+        </w:tc>
+        <w:tc>
+          <w:tcPr/>
+          <w:p>
+            <w:pPr>
+              <w:pStyle w:val="Compact"/>
+              <w:jc w:val="center"/>
+            </w:pPr>
+            <w:r>
+              <w:t xml:space="preserve">0.1919</w:t>
+            </w:r>
+          </w:p>
+        </w:tc>
+      </w:tr>
+      <w:tr>
+        <w:tc>
+          <w:tcPr/>
+          <w:p>
+            <w:pPr>
+              <w:pStyle w:val="Compact"/>
+              <w:jc w:val="center"/>
+            </w:pPr>
+            <w:r>
+              <w:t xml:space="preserve">6</w:t>
+            </w:r>
+          </w:p>
+        </w:tc>
+        <w:tc>
+          <w:tcPr/>
+          <w:p>
+            <w:pPr>
+              <w:pStyle w:val="Compact"/>
+              <w:jc w:val="center"/>
+            </w:pPr>
+            <w:r>
+              <w:t xml:space="preserve">Activin 50ng/ml 14days (n=5)</w:t>
+            </w:r>
+          </w:p>
+        </w:tc>
+        <w:tc>
+          <w:tcPr/>
+          <w:p>
+            <w:pPr>
+              <w:pStyle w:val="Compact"/>
+              <w:jc w:val="center"/>
+            </w:pPr>
+            <w:r>
+              <w:t xml:space="preserve">0.3498</w:t>
+            </w:r>
+          </w:p>
+        </w:tc>
+        <w:tc>
+          <w:tcPr/>
+          <w:p>
+            <w:pPr>
+              <w:pStyle w:val="Compact"/>
+              <w:jc w:val="center"/>
+            </w:pPr>
+            <w:r>
+              <w:t xml:space="preserve">0.08917</w:t>
+            </w:r>
+          </w:p>
+        </w:tc>
+      </w:tr>
+      <w:tr>
+        <w:tc>
+          <w:tcPr/>
+          <w:p>
+            <w:pPr>
+              <w:pStyle w:val="Compact"/>
+              <w:jc w:val="center"/>
+            </w:pPr>
+            <w:r>
+              <w:t xml:space="preserve">6</w:t>
+            </w:r>
+          </w:p>
+        </w:tc>
+        <w:tc>
+          <w:tcPr/>
+          <w:p>
+            <w:pPr>
+              <w:pStyle w:val="Compact"/>
+              <w:jc w:val="center"/>
+            </w:pPr>
+            <w:r>
+              <w:t xml:space="preserve">Activin 50ng/ml 2days (n=5)</w:t>
+            </w:r>
+          </w:p>
+        </w:tc>
+        <w:tc>
+          <w:tcPr/>
+          <w:p>
+            <w:pPr>
+              <w:pStyle w:val="Compact"/>
+              <w:jc w:val="center"/>
+            </w:pPr>
+            <w:r>
+              <w:t xml:space="preserve">0.392</w:t>
+            </w:r>
+          </w:p>
+        </w:tc>
+        <w:tc>
+          <w:tcPr/>
+          <w:p>
+            <w:pPr>
+              <w:pStyle w:val="Compact"/>
+              <w:jc w:val="center"/>
+            </w:pPr>
+            <w:r>
+              <w:t xml:space="preserve">0.1203</w:t>
+            </w:r>
+          </w:p>
+        </w:tc>
+      </w:tr>
+      <w:tr>
+        <w:tc>
+          <w:tcPr/>
+          <w:p>
+            <w:pPr>
+              <w:pStyle w:val="Compact"/>
+              <w:jc w:val="center"/>
+            </w:pPr>
+            <w:r>
+              <w:t xml:space="preserve">6</w:t>
+            </w:r>
+          </w:p>
+        </w:tc>
+        <w:tc>
+          <w:tcPr/>
+          <w:p>
+            <w:pPr>
+              <w:pStyle w:val="Compact"/>
+              <w:jc w:val="center"/>
+            </w:pPr>
+            <w:r>
+              <w:t xml:space="preserve">Control 14days (n=5)</w:t>
+            </w:r>
+          </w:p>
+        </w:tc>
+        <w:tc>
+          <w:tcPr/>
+          <w:p>
+            <w:pPr>
+              <w:pStyle w:val="Compact"/>
+              <w:jc w:val="center"/>
+            </w:pPr>
+            <w:r>
+              <w:t xml:space="preserve">0.4624</w:t>
+            </w:r>
+          </w:p>
+        </w:tc>
+        <w:tc>
+          <w:tcPr/>
+          <w:p>
+            <w:pPr>
+              <w:pStyle w:val="Compact"/>
+              <w:jc w:val="center"/>
+            </w:pPr>
+            <w:r>
+              <w:t xml:space="preserve">0.1765</w:t>
+            </w:r>
+          </w:p>
+        </w:tc>
+      </w:tr>
+      <w:tr>
+        <w:tc>
+          <w:tcPr/>
+          <w:p>
+            <w:pPr>
+              <w:pStyle w:val="Compact"/>
+              <w:jc w:val="center"/>
+            </w:pPr>
+            <w:r>
+              <w:t xml:space="preserve">7</w:t>
+            </w:r>
+          </w:p>
+        </w:tc>
+        <w:tc>
+          <w:tcPr/>
+          <w:p>
+            <w:pPr>
+              <w:pStyle w:val="Compact"/>
+              <w:jc w:val="center"/>
+            </w:pPr>
+            <w:r>
+              <w:t xml:space="preserve">Activin 50ng/ml 14days (n=5)</w:t>
+            </w:r>
+          </w:p>
+        </w:tc>
+        <w:tc>
+          <w:tcPr/>
+          <w:p>
+            <w:pPr>
+              <w:pStyle w:val="Compact"/>
+              <w:jc w:val="center"/>
+            </w:pPr>
+            <w:r>
+              <w:t xml:space="preserve">0.3337</w:t>
+            </w:r>
+          </w:p>
+        </w:tc>
+        <w:tc>
+          <w:tcPr/>
+          <w:p>
+            <w:pPr>
+              <w:pStyle w:val="Compact"/>
+              <w:jc w:val="center"/>
+            </w:pPr>
+            <w:r>
+              <w:t xml:space="preserve">0.1421</w:t>
+            </w:r>
+          </w:p>
+        </w:tc>
+      </w:tr>
+      <w:tr>
+        <w:tc>
+          <w:tcPr/>
+          <w:p>
+            <w:pPr>
+              <w:pStyle w:val="Compact"/>
+              <w:jc w:val="center"/>
+            </w:pPr>
+            <w:r>
+              <w:t xml:space="preserve">7</w:t>
+            </w:r>
+          </w:p>
+        </w:tc>
+        <w:tc>
+          <w:tcPr/>
+          <w:p>
+            <w:pPr>
+              <w:pStyle w:val="Compact"/>
+              <w:jc w:val="center"/>
+            </w:pPr>
+            <w:r>
+              <w:t xml:space="preserve">Activin 50ng/ml 2days (n=5)</w:t>
+            </w:r>
+          </w:p>
+        </w:tc>
+        <w:tc>
+          <w:tcPr/>
+          <w:p>
+            <w:pPr>
+              <w:pStyle w:val="Compact"/>
+              <w:jc w:val="center"/>
+            </w:pPr>
+            <w:r>
+              <w:t xml:space="preserve">0.3357</w:t>
+            </w:r>
+          </w:p>
+        </w:tc>
+        <w:tc>
+          <w:tcPr/>
+          <w:p>
+            <w:pPr>
+              <w:pStyle w:val="Compact"/>
+              <w:jc w:val="center"/>
+            </w:pPr>
+            <w:r>
+              <w:t xml:space="preserve">0.09613</w:t>
+            </w:r>
+          </w:p>
+        </w:tc>
+      </w:tr>
+      <w:tr>
+        <w:tc>
+          <w:tcPr/>
+          <w:p>
+            <w:pPr>
+              <w:pStyle w:val="Compact"/>
+              <w:jc w:val="center"/>
+            </w:pPr>
+            <w:r>
+              <w:t xml:space="preserve">7</w:t>
+            </w:r>
+          </w:p>
+        </w:tc>
+        <w:tc>
+          <w:tcPr/>
+          <w:p>
+            <w:pPr>
+              <w:pStyle w:val="Compact"/>
+              <w:jc w:val="center"/>
+            </w:pPr>
+            <w:r>
+              <w:t xml:space="preserve">Control 14days (n=5)</w:t>
+            </w:r>
+          </w:p>
+        </w:tc>
+        <w:tc>
+          <w:tcPr/>
+          <w:p>
+            <w:pPr>
+              <w:pStyle w:val="Compact"/>
+              <w:jc w:val="center"/>
+            </w:pPr>
+            <w:r>
+              <w:t xml:space="preserve">0.4713</w:t>
+            </w:r>
+          </w:p>
+        </w:tc>
+        <w:tc>
+          <w:tcPr/>
+          <w:p>
+            <w:pPr>
+              <w:pStyle w:val="Compact"/>
+              <w:jc w:val="center"/>
+            </w:pPr>
+            <w:r>
+              <w:t xml:space="preserve">0.1801</w:t>
+            </w:r>
+          </w:p>
+        </w:tc>
+      </w:tr>
+      <w:tr>
+        <w:tc>
+          <w:tcPr/>
+          <w:p>
+            <w:pPr>
+              <w:pStyle w:val="Compact"/>
+              <w:jc w:val="center"/>
+            </w:pPr>
+            <w:r>
+              <w:t xml:space="preserve">8</w:t>
+            </w:r>
+          </w:p>
+        </w:tc>
+        <w:tc>
+          <w:tcPr/>
+          <w:p>
+            <w:pPr>
+              <w:pStyle w:val="Compact"/>
+              <w:jc w:val="center"/>
+            </w:pPr>
+            <w:r>
+              <w:t xml:space="preserve">Activin 50ng/ml 14days (n=5)</w:t>
+            </w:r>
+          </w:p>
+        </w:tc>
+        <w:tc>
+          <w:tcPr/>
+          <w:p>
+            <w:pPr>
+              <w:pStyle w:val="Compact"/>
+              <w:jc w:val="center"/>
+            </w:pPr>
+            <w:r>
+              <w:t xml:space="preserve">0.2915</w:t>
+            </w:r>
+          </w:p>
+        </w:tc>
+        <w:tc>
+          <w:tcPr/>
+          <w:p>
+            <w:pPr>
+              <w:pStyle w:val="Compact"/>
+              <w:jc w:val="center"/>
+            </w:pPr>
+            <w:r>
+              <w:t xml:space="preserve">0.1502</w:t>
+            </w:r>
+          </w:p>
+        </w:tc>
+      </w:tr>
+      <w:tr>
+        <w:tc>
+          <w:tcPr/>
+          <w:p>
+            <w:pPr>
+              <w:pStyle w:val="Compact"/>
+              <w:jc w:val="center"/>
+            </w:pPr>
+            <w:r>
+              <w:t xml:space="preserve">8</w:t>
+            </w:r>
+          </w:p>
+        </w:tc>
+        <w:tc>
+          <w:tcPr/>
+          <w:p>
+            <w:pPr>
+              <w:pStyle w:val="Compact"/>
+              <w:jc w:val="center"/>
+            </w:pPr>
+            <w:r>
+              <w:t xml:space="preserve">Activin 50ng/ml 2days (n=5)</w:t>
+            </w:r>
+          </w:p>
+        </w:tc>
+        <w:tc>
+          <w:tcPr/>
+          <w:p>
+            <w:pPr>
+              <w:pStyle w:val="Compact"/>
+              <w:jc w:val="center"/>
+            </w:pPr>
+            <w:r>
+              <w:t xml:space="preserve">0.2828</w:t>
+            </w:r>
+          </w:p>
+        </w:tc>
+        <w:tc>
+          <w:tcPr/>
+          <w:p>
+            <w:pPr>
+              <w:pStyle w:val="Compact"/>
+              <w:jc w:val="center"/>
+            </w:pPr>
+            <w:r>
+              <w:t xml:space="preserve">0.08893</w:t>
+            </w:r>
+          </w:p>
+        </w:tc>
+      </w:tr>
+      <w:tr>
+        <w:tc>
+          <w:tcPr/>
+          <w:p>
+            <w:pPr>
+              <w:pStyle w:val="Compact"/>
+              <w:jc w:val="center"/>
+            </w:pPr>
+            <w:r>
+              <w:t xml:space="preserve">8</w:t>
+            </w:r>
+          </w:p>
+        </w:tc>
+        <w:tc>
+          <w:tcPr/>
+          <w:p>
+            <w:pPr>
+              <w:pStyle w:val="Compact"/>
+              <w:jc w:val="center"/>
+            </w:pPr>
+            <w:r>
+              <w:t xml:space="preserve">Control 14days (n=5)</w:t>
+            </w:r>
+          </w:p>
+        </w:tc>
+        <w:tc>
+          <w:tcPr/>
+          <w:p>
+            <w:pPr>
+              <w:pStyle w:val="Compact"/>
+              <w:jc w:val="center"/>
+            </w:pPr>
+            <w:r>
+              <w:t xml:space="preserve">0.3819</w:t>
+            </w:r>
+          </w:p>
+        </w:tc>
+        <w:tc>
+          <w:tcPr/>
+          <w:p>
+            <w:pPr>
+              <w:pStyle w:val="Compact"/>
+              <w:jc w:val="center"/>
+            </w:pPr>
+            <w:r>
+              <w:t xml:space="preserve">0.1656</w:t>
+            </w:r>
+          </w:p>
+        </w:tc>
+      </w:tr>
+      <w:tr>
+        <w:tc>
+          <w:tcPr/>
+          <w:p>
+            <w:pPr>
+              <w:pStyle w:val="Compact"/>
+              <w:jc w:val="center"/>
+            </w:pPr>
+            <w:r>
+              <w:t xml:space="preserve">9</w:t>
+            </w:r>
+          </w:p>
+        </w:tc>
+        <w:tc>
+          <w:tcPr/>
+          <w:p>
+            <w:pPr>
+              <w:pStyle w:val="Compact"/>
+              <w:jc w:val="center"/>
+            </w:pPr>
+            <w:r>
+              <w:t xml:space="preserve">Activin 50ng/ml 14days (n=5)</w:t>
+            </w:r>
+          </w:p>
+        </w:tc>
+        <w:tc>
+          <w:tcPr/>
+          <w:p>
+            <w:pPr>
+              <w:pStyle w:val="Compact"/>
+              <w:jc w:val="center"/>
+            </w:pPr>
+            <w:r>
+              <w:t xml:space="preserve">0.2011</w:t>
+            </w:r>
+          </w:p>
+        </w:tc>
+        <w:tc>
+          <w:tcPr/>
+          <w:p>
+            <w:pPr>
+              <w:pStyle w:val="Compact"/>
+              <w:jc w:val="center"/>
+            </w:pPr>
+            <w:r>
+              <w:t xml:space="preserve">0.1121</w:t>
+            </w:r>
+          </w:p>
+        </w:tc>
+      </w:tr>
+      <w:tr>
+        <w:tc>
+          <w:tcPr/>
+          <w:p>
+            <w:pPr>
+              <w:pStyle w:val="Compact"/>
+              <w:jc w:val="center"/>
+            </w:pPr>
+            <w:r>
+              <w:t xml:space="preserve">9</w:t>
+            </w:r>
+          </w:p>
+        </w:tc>
+        <w:tc>
+          <w:tcPr/>
+          <w:p>
+            <w:pPr>
+              <w:pStyle w:val="Compact"/>
+              <w:jc w:val="center"/>
+            </w:pPr>
+            <w:r>
+              <w:t xml:space="preserve">Activin 50ng/ml 2days (n=5)</w:t>
+            </w:r>
+          </w:p>
+        </w:tc>
+        <w:tc>
+          <w:tcPr/>
+          <w:p>
+            <w:pPr>
+              <w:pStyle w:val="Compact"/>
+              <w:jc w:val="center"/>
+            </w:pPr>
+            <w:r>
+              <w:t xml:space="preserve">0.2273</w:t>
+            </w:r>
+          </w:p>
+        </w:tc>
+        <w:tc>
+          <w:tcPr/>
+          <w:p>
+            <w:pPr>
+              <w:pStyle w:val="Compact"/>
+              <w:jc w:val="center"/>
+            </w:pPr>
+            <w:r>
+              <w:t xml:space="preserve">0.129</w:t>
+            </w:r>
+          </w:p>
+        </w:tc>
+      </w:tr>
+      <w:tr>
+        <w:tc>
+          <w:tcPr/>
+          <w:p>
+            <w:pPr>
+              <w:pStyle w:val="Compact"/>
+              <w:jc w:val="center"/>
+            </w:pPr>
+            <w:r>
+              <w:t xml:space="preserve">9</w:t>
+            </w:r>
+          </w:p>
+        </w:tc>
+        <w:tc>
+          <w:tcPr/>
+          <w:p>
+            <w:pPr>
+              <w:pStyle w:val="Compact"/>
+              <w:jc w:val="center"/>
+            </w:pPr>
+            <w:r>
+              <w:t xml:space="preserve">Control 14days (n=5)</w:t>
+            </w:r>
+          </w:p>
+        </w:tc>
+        <w:tc>
+          <w:tcPr/>
+          <w:p>
+            <w:pPr>
+              <w:pStyle w:val="Compact"/>
+              <w:jc w:val="center"/>
+            </w:pPr>
+            <w:r>
+              <w:t xml:space="preserve">0.3226</w:t>
+            </w:r>
+          </w:p>
+        </w:tc>
+        <w:tc>
+          <w:tcPr/>
+          <w:p>
+            <w:pPr>
+              <w:pStyle w:val="Compact"/>
+              <w:jc w:val="center"/>
+            </w:pPr>
+            <w:r>
+              <w:t xml:space="preserve">0.1672</w:t>
+            </w:r>
+          </w:p>
+        </w:tc>
+      </w:tr>
+      <w:tr>
+        <w:tc>
+          <w:tcPr/>
+          <w:p>
+            <w:pPr>
+              <w:pStyle w:val="Compact"/>
+              <w:jc w:val="center"/>
+            </w:pPr>
+            <w:r>
+              <w:t xml:space="preserve">10</w:t>
+            </w:r>
+          </w:p>
+        </w:tc>
+        <w:tc>
+          <w:tcPr/>
+          <w:p>
+            <w:pPr>
+              <w:pStyle w:val="Compact"/>
+              <w:jc w:val="center"/>
+            </w:pPr>
+            <w:r>
+              <w:t xml:space="preserve">Activin 50ng/ml 14days (n=5)</w:t>
+            </w:r>
+          </w:p>
+        </w:tc>
+        <w:tc>
+          <w:tcPr/>
+          <w:p>
+            <w:pPr>
+              <w:pStyle w:val="Compact"/>
+              <w:jc w:val="center"/>
+            </w:pPr>
+            <w:r>
+              <w:t xml:space="preserve">0.08703</w:t>
+            </w:r>
+          </w:p>
+        </w:tc>
+        <w:tc>
+          <w:tcPr/>
+          <w:p>
+            <w:pPr>
+              <w:pStyle w:val="Compact"/>
+              <w:jc w:val="center"/>
+            </w:pPr>
+            <w:r>
+              <w:t xml:space="preserve">0.02915</w:t>
+            </w:r>
+          </w:p>
+        </w:tc>
+      </w:tr>
+      <w:tr>
+        <w:tc>
+          <w:tcPr/>
+          <w:p>
+            <w:pPr>
+              <w:pStyle w:val="Compact"/>
+              <w:jc w:val="center"/>
+            </w:pPr>
+            <w:r>
+              <w:t xml:space="preserve">10</w:t>
+            </w:r>
+          </w:p>
+        </w:tc>
+        <w:tc>
+          <w:tcPr/>
+          <w:p>
+            <w:pPr>
+              <w:pStyle w:val="Compact"/>
+              <w:jc w:val="center"/>
+            </w:pPr>
+            <w:r>
+              <w:t xml:space="preserve">Activin 50ng/ml 2days (n=5)</w:t>
+            </w:r>
+          </w:p>
+        </w:tc>
+        <w:tc>
+          <w:tcPr/>
+          <w:p>
+            <w:pPr>
+              <w:pStyle w:val="Compact"/>
+              <w:jc w:val="center"/>
+            </w:pPr>
+            <w:r>
+              <w:t xml:space="preserve">0.2306</w:t>
+            </w:r>
+          </w:p>
+        </w:tc>
+        <w:tc>
+          <w:tcPr/>
+          <w:p>
+            <w:pPr>
+              <w:pStyle w:val="Compact"/>
+              <w:jc w:val="center"/>
+            </w:pPr>
+            <w:r>
+              <w:t xml:space="preserve">0.1209</w:t>
+            </w:r>
+          </w:p>
+        </w:tc>
+      </w:tr>
+      <w:tr>
+        <w:tc>
+          <w:tcPr/>
+          <w:p>
+            <w:pPr>
+              <w:pStyle w:val="Compact"/>
+              <w:jc w:val="center"/>
+            </w:pPr>
+            <w:r>
+              <w:t xml:space="preserve">10</w:t>
+            </w:r>
+          </w:p>
+        </w:tc>
+        <w:tc>
+          <w:tcPr/>
+          <w:p>
+            <w:pPr>
+              <w:pStyle w:val="Compact"/>
+              <w:jc w:val="center"/>
+            </w:pPr>
+            <w:r>
+              <w:t xml:space="preserve">Control 14days (n=5)</w:t>
+            </w:r>
+          </w:p>
+        </w:tc>
+        <w:tc>
+          <w:tcPr/>
+          <w:p>
+            <w:pPr>
+              <w:pStyle w:val="Compact"/>
+              <w:jc w:val="center"/>
+            </w:pPr>
+            <w:r>
+              <w:t xml:space="preserve">0.1504</w:t>
+            </w:r>
+          </w:p>
+        </w:tc>
+        <w:tc>
+          <w:tcPr/>
+          <w:p>
+            <w:pPr>
+              <w:pStyle w:val="Compact"/>
+              <w:jc w:val="center"/>
+            </w:pPr>
+            <w:r>
+              <w:t xml:space="preserve">0.08223</w:t>
+            </w:r>
+          </w:p>
+        </w:tc>
+      </w:tr>
+    </w:tbl>
+    <w:bookmarkEnd w:id="51"/>
+    <w:bookmarkEnd w:id="52"/>
+    <w:bookmarkStart w:id="56" w:name="references"/>
+    <w:p>
+      <w:pPr>
         <w:pStyle w:val="berschrift2"/>
       </w:pPr>
       <w:r>
         <w:t xml:space="preserve">References</w:t>
       </w:r>
     </w:p>
-    <w:bookmarkStart w:id="52" w:name="refs"/>
-    <w:bookmarkStart w:id="51" w:name="X4175f2d6a880cff244f25bc9442830b9798b728"/>
+    <w:bookmarkStart w:id="55" w:name="refs"/>
+    <w:bookmarkStart w:id="54" w:name="X4175f2d6a880cff244f25bc9442830b9798b728"/>
     <w:p>
       <w:pPr>
         <w:pStyle w:val="Literaturverzeichnis"/>
@@ -811,7 +2434,7 @@
       <w:r>
         <w:t xml:space="preserve"> </w:t>
       </w:r>
-      <w:hyperlink r:id="rId50">
+      <w:hyperlink r:id="rId53">
         <w:r>
           <w:rPr>
             <w:rStyle w:val="Hyperlink"/>
@@ -823,10 +2446,10 @@
         <w:t xml:space="preserve">.</w:t>
       </w:r>
     </w:p>
-    <w:bookmarkEnd w:id="51"/>
-    <w:bookmarkEnd w:id="52"/>
-    <w:bookmarkEnd w:id="53"/>
-    <w:bookmarkStart w:id="54" w:name="methods-section-to-copy"/>
+    <w:bookmarkEnd w:id="54"/>
+    <w:bookmarkEnd w:id="55"/>
+    <w:bookmarkEnd w:id="56"/>
+    <w:bookmarkStart w:id="57" w:name="methods-section-to-copy"/>
     <w:p>
       <w:pPr>
         <w:pStyle w:val="berschrift2"/>
@@ -843,7 +2466,7 @@
         <w:t xml:space="preserve">TBA</w:t>
       </w:r>
     </w:p>
-    <w:bookmarkEnd w:id="54"/>
+    <w:bookmarkEnd w:id="57"/>
     <w:sectPr>
       <w:pgSz w:h="15840" w:w="12240"/>
       <w:pgMar w:bottom="1134" w:footer="720" w:gutter="0" w:header="720" w:left="1417" w:right="1417" w:top="1417"/>

--- a/Results/Mitosections/results_report_mitochondria_alcohol_mitosections.docx
+++ b/Results/Mitosections/results_report_mitochondria_alcohol_mitosections.docx
@@ -71,7 +71,7 @@
         <w:pStyle w:val="Datum"/>
       </w:pPr>
       <w:r>
-        <w:t xml:space="preserve">2023-04-06</w:t>
+        <w:t xml:space="preserve">2023-04-12</w:t>
       </w:r>
     </w:p>
     <w:bookmarkStart w:id="28" w:name="introduction"/>
@@ -264,7 +264,7 @@
         <w:pStyle w:val="FirstParagraph"/>
       </w:pPr>
       <w:r>
-        <w:t xml:space="preserve">The number of analyzed images is currently 15 and is divided into different experimental conditions as follows:</w:t>
+        <w:t xml:space="preserve">The number of analyzed images is currently 16 and is divided into different experimental conditions as follows:</w:t>
       </w:r>
     </w:p>
     <w:tbl>
@@ -380,6 +380,32 @@
             </w:pPr>
             <w:r>
               <w:t xml:space="preserve">5</w:t>
+            </w:r>
+          </w:p>
+        </w:tc>
+      </w:tr>
+      <w:tr>
+        <w:tc>
+          <w:tcPr/>
+          <w:p>
+            <w:pPr>
+              <w:pStyle w:val="Compact"/>
+              <w:jc w:val="center"/>
+            </w:pPr>
+            <w:r>
+              <w:t xml:space="preserve">Control 7days</w:t>
+            </w:r>
+          </w:p>
+        </w:tc>
+        <w:tc>
+          <w:tcPr/>
+          <w:p>
+            <w:pPr>
+              <w:pStyle w:val="Compact"/>
+              <w:jc w:val="center"/>
+            </w:pPr>
+            <w:r>
+              <w:t xml:space="preserve">1</w:t>
             </w:r>
           </w:p>
         </w:tc>
@@ -629,7 +655,7 @@
       </w:r>
     </w:p>
     <w:bookmarkEnd w:id="40"/>
-    <w:bookmarkStart w:id="52" w:name="statistical-comparison"/>
+    <w:bookmarkStart w:id="55" w:name="statistical-comparison"/>
     <w:p>
       <w:pPr>
         <w:pStyle w:val="berschrift2"/>
@@ -764,7 +790,7 @@
       </w:r>
     </w:p>
     <w:bookmarkEnd w:id="47"/>
-    <w:bookmarkStart w:id="51" w:name="idea2"/>
+    <w:bookmarkStart w:id="54" w:name="idea2"/>
     <w:p>
       <w:pPr>
         <w:pStyle w:val="berschrift3"/>
@@ -783,7 +809,7 @@
     </w:p>
     <w:p>
       <w:pPr>
-        <w:pStyle w:val="CaptionedFigure"/>
+        <w:pStyle w:val="Textkrper"/>
       </w:pPr>
       <w:r>
         <w:drawing>
@@ -827,13 +853,47 @@
           </wp:inline>
         </w:drawing>
       </w:r>
-    </w:p>
-    <w:p>
-      <w:pPr>
-        <w:pStyle w:val="ImageCaption"/>
-      </w:pPr>
-      <w:r>
-        <w:t xml:space="preserve">Correlation of the different curves</w:t>
+      <w:r>
+        <w:drawing>
+          <wp:inline>
+            <wp:extent cx="5969000" cy="4178300"/>
+            <wp:effectExtent b="0" l="0" r="0" t="0"/>
+            <wp:docPr descr="Correlation of the different curves" title="" id="52" name="Picture"/>
+            <a:graphic>
+              <a:graphicData uri="http://schemas.openxmlformats.org/drawingml/2006/picture">
+                <pic:pic>
+                  <pic:nvPicPr>
+                    <pic:cNvPr descr="results_report_mitochondria_alcohol_mitosections_files/figure-docx/comparison_of_curve_sections-2.png" id="53" name="Picture"/>
+                    <pic:cNvPicPr>
+                      <a:picLocks noChangeArrowheads="1" noChangeAspect="1"/>
+                    </pic:cNvPicPr>
+                  </pic:nvPicPr>
+                  <pic:blipFill>
+                    <a:blip r:embed="rId51"/>
+                    <a:stretch>
+                      <a:fillRect/>
+                    </a:stretch>
+                  </pic:blipFill>
+                  <pic:spPr bwMode="auto">
+                    <a:xfrm>
+                      <a:off x="0" y="0"/>
+                      <a:ext cx="5969000" cy="4178300"/>
+                    </a:xfrm>
+                    <a:prstGeom prst="rect">
+                      <a:avLst/>
+                    </a:prstGeom>
+                    <a:noFill/>
+                    <a:ln w="9525">
+                      <a:noFill/>
+                      <a:headEnd/>
+                      <a:tailEnd/>
+                    </a:ln>
+                  </pic:spPr>
+                </pic:pic>
+              </a:graphicData>
+            </a:graphic>
+          </wp:inline>
+        </w:drawing>
       </w:r>
     </w:p>
     <w:tbl>
@@ -1060,43 +1120,43 @@
               <w:jc w:val="center"/>
             </w:pPr>
             <w:r>
-              <w:t xml:space="preserve">2</w:t>
-            </w:r>
-          </w:p>
-        </w:tc>
-        <w:tc>
-          <w:tcPr/>
-          <w:p>
-            <w:pPr>
-              <w:pStyle w:val="Compact"/>
-              <w:jc w:val="center"/>
-            </w:pPr>
-            <w:r>
-              <w:t xml:space="preserve">Activin 50ng/ml 14days (n=5)</w:t>
-            </w:r>
-          </w:p>
-        </w:tc>
-        <w:tc>
-          <w:tcPr/>
-          <w:p>
-            <w:pPr>
-              <w:pStyle w:val="Compact"/>
-              <w:jc w:val="center"/>
-            </w:pPr>
-            <w:r>
-              <w:t xml:space="preserve">0.6648</w:t>
-            </w:r>
-          </w:p>
-        </w:tc>
-        <w:tc>
-          <w:tcPr/>
-          <w:p>
-            <w:pPr>
-              <w:pStyle w:val="Compact"/>
-              <w:jc w:val="center"/>
-            </w:pPr>
-            <w:r>
-              <w:t xml:space="preserve">0.08714</w:t>
+              <w:t xml:space="preserve">1</w:t>
+            </w:r>
+          </w:p>
+        </w:tc>
+        <w:tc>
+          <w:tcPr/>
+          <w:p>
+            <w:pPr>
+              <w:pStyle w:val="Compact"/>
+              <w:jc w:val="center"/>
+            </w:pPr>
+            <w:r>
+              <w:t xml:space="preserve">Control 7days (n=1)</w:t>
+            </w:r>
+          </w:p>
+        </w:tc>
+        <w:tc>
+          <w:tcPr/>
+          <w:p>
+            <w:pPr>
+              <w:pStyle w:val="Compact"/>
+              <w:jc w:val="center"/>
+            </w:pPr>
+            <w:r>
+              <w:t xml:space="preserve">0.6897</w:t>
+            </w:r>
+          </w:p>
+        </w:tc>
+        <w:tc>
+          <w:tcPr/>
+          <w:p>
+            <w:pPr>
+              <w:pStyle w:val="Compact"/>
+              <w:jc w:val="center"/>
+            </w:pPr>
+            <w:r>
+              <w:t xml:space="preserve">0</w:t>
             </w:r>
           </w:p>
         </w:tc>
@@ -1122,31 +1182,31 @@
               <w:jc w:val="center"/>
             </w:pPr>
             <w:r>
-              <w:t xml:space="preserve">Activin 50ng/ml 2days (n=5)</w:t>
-            </w:r>
-          </w:p>
-        </w:tc>
-        <w:tc>
-          <w:tcPr/>
-          <w:p>
-            <w:pPr>
-              <w:pStyle w:val="Compact"/>
-              <w:jc w:val="center"/>
-            </w:pPr>
-            <w:r>
-              <w:t xml:space="preserve">0.4952</w:t>
-            </w:r>
-          </w:p>
-        </w:tc>
-        <w:tc>
-          <w:tcPr/>
-          <w:p>
-            <w:pPr>
-              <w:pStyle w:val="Compact"/>
-              <w:jc w:val="center"/>
-            </w:pPr>
-            <w:r>
-              <w:t xml:space="preserve">0.1386</w:t>
+              <w:t xml:space="preserve">Activin 50ng/ml 14days (n=5)</w:t>
+            </w:r>
+          </w:p>
+        </w:tc>
+        <w:tc>
+          <w:tcPr/>
+          <w:p>
+            <w:pPr>
+              <w:pStyle w:val="Compact"/>
+              <w:jc w:val="center"/>
+            </w:pPr>
+            <w:r>
+              <w:t xml:space="preserve">0.6648</w:t>
+            </w:r>
+          </w:p>
+        </w:tc>
+        <w:tc>
+          <w:tcPr/>
+          <w:p>
+            <w:pPr>
+              <w:pStyle w:val="Compact"/>
+              <w:jc w:val="center"/>
+            </w:pPr>
+            <w:r>
+              <w:t xml:space="preserve">0.08714</w:t>
             </w:r>
           </w:p>
         </w:tc>
@@ -1172,31 +1232,31 @@
               <w:jc w:val="center"/>
             </w:pPr>
             <w:r>
-              <w:t xml:space="preserve">Control 14days (n=5)</w:t>
-            </w:r>
-          </w:p>
-        </w:tc>
-        <w:tc>
-          <w:tcPr/>
-          <w:p>
-            <w:pPr>
-              <w:pStyle w:val="Compact"/>
-              <w:jc w:val="center"/>
-            </w:pPr>
-            <w:r>
-              <w:t xml:space="preserve">0.6363</w:t>
-            </w:r>
-          </w:p>
-        </w:tc>
-        <w:tc>
-          <w:tcPr/>
-          <w:p>
-            <w:pPr>
-              <w:pStyle w:val="Compact"/>
-              <w:jc w:val="center"/>
-            </w:pPr>
-            <w:r>
-              <w:t xml:space="preserve">0.1068</w:t>
+              <w:t xml:space="preserve">Activin 50ng/ml 2days (n=5)</w:t>
+            </w:r>
+          </w:p>
+        </w:tc>
+        <w:tc>
+          <w:tcPr/>
+          <w:p>
+            <w:pPr>
+              <w:pStyle w:val="Compact"/>
+              <w:jc w:val="center"/>
+            </w:pPr>
+            <w:r>
+              <w:t xml:space="preserve">0.4952</w:t>
+            </w:r>
+          </w:p>
+        </w:tc>
+        <w:tc>
+          <w:tcPr/>
+          <w:p>
+            <w:pPr>
+              <w:pStyle w:val="Compact"/>
+              <w:jc w:val="center"/>
+            </w:pPr>
+            <w:r>
+              <w:t xml:space="preserve">0.1386</w:t>
             </w:r>
           </w:p>
         </w:tc>
@@ -1210,43 +1270,43 @@
               <w:jc w:val="center"/>
             </w:pPr>
             <w:r>
-              <w:t xml:space="preserve">3</w:t>
-            </w:r>
-          </w:p>
-        </w:tc>
-        <w:tc>
-          <w:tcPr/>
-          <w:p>
-            <w:pPr>
-              <w:pStyle w:val="Compact"/>
-              <w:jc w:val="center"/>
-            </w:pPr>
-            <w:r>
-              <w:t xml:space="preserve">Activin 50ng/ml 14days (n=5)</w:t>
-            </w:r>
-          </w:p>
-        </w:tc>
-        <w:tc>
-          <w:tcPr/>
-          <w:p>
-            <w:pPr>
-              <w:pStyle w:val="Compact"/>
-              <w:jc w:val="center"/>
-            </w:pPr>
-            <w:r>
-              <w:t xml:space="preserve">0.5985</w:t>
-            </w:r>
-          </w:p>
-        </w:tc>
-        <w:tc>
-          <w:tcPr/>
-          <w:p>
-            <w:pPr>
-              <w:pStyle w:val="Compact"/>
-              <w:jc w:val="center"/>
-            </w:pPr>
-            <w:r>
-              <w:t xml:space="preserve">0.06922</w:t>
+              <w:t xml:space="preserve">2</w:t>
+            </w:r>
+          </w:p>
+        </w:tc>
+        <w:tc>
+          <w:tcPr/>
+          <w:p>
+            <w:pPr>
+              <w:pStyle w:val="Compact"/>
+              <w:jc w:val="center"/>
+            </w:pPr>
+            <w:r>
+              <w:t xml:space="preserve">Control 14days (n=5)</w:t>
+            </w:r>
+          </w:p>
+        </w:tc>
+        <w:tc>
+          <w:tcPr/>
+          <w:p>
+            <w:pPr>
+              <w:pStyle w:val="Compact"/>
+              <w:jc w:val="center"/>
+            </w:pPr>
+            <w:r>
+              <w:t xml:space="preserve">0.6363</w:t>
+            </w:r>
+          </w:p>
+        </w:tc>
+        <w:tc>
+          <w:tcPr/>
+          <w:p>
+            <w:pPr>
+              <w:pStyle w:val="Compact"/>
+              <w:jc w:val="center"/>
+            </w:pPr>
+            <w:r>
+              <w:t xml:space="preserve">0.1068</w:t>
             </w:r>
           </w:p>
         </w:tc>
@@ -1260,43 +1320,43 @@
               <w:jc w:val="center"/>
             </w:pPr>
             <w:r>
-              <w:t xml:space="preserve">3</w:t>
-            </w:r>
-          </w:p>
-        </w:tc>
-        <w:tc>
-          <w:tcPr/>
-          <w:p>
-            <w:pPr>
-              <w:pStyle w:val="Compact"/>
-              <w:jc w:val="center"/>
-            </w:pPr>
-            <w:r>
-              <w:t xml:space="preserve">Activin 50ng/ml 2days (n=5)</w:t>
-            </w:r>
-          </w:p>
-        </w:tc>
-        <w:tc>
-          <w:tcPr/>
-          <w:p>
-            <w:pPr>
-              <w:pStyle w:val="Compact"/>
-              <w:jc w:val="center"/>
-            </w:pPr>
-            <w:r>
-              <w:t xml:space="preserve">0.4933</w:t>
-            </w:r>
-          </w:p>
-        </w:tc>
-        <w:tc>
-          <w:tcPr/>
-          <w:p>
-            <w:pPr>
-              <w:pStyle w:val="Compact"/>
-              <w:jc w:val="center"/>
-            </w:pPr>
-            <w:r>
-              <w:t xml:space="preserve">0.09656</w:t>
+              <w:t xml:space="preserve">2</w:t>
+            </w:r>
+          </w:p>
+        </w:tc>
+        <w:tc>
+          <w:tcPr/>
+          <w:p>
+            <w:pPr>
+              <w:pStyle w:val="Compact"/>
+              <w:jc w:val="center"/>
+            </w:pPr>
+            <w:r>
+              <w:t xml:space="preserve">Control 7days (n=1)</w:t>
+            </w:r>
+          </w:p>
+        </w:tc>
+        <w:tc>
+          <w:tcPr/>
+          <w:p>
+            <w:pPr>
+              <w:pStyle w:val="Compact"/>
+              <w:jc w:val="center"/>
+            </w:pPr>
+            <w:r>
+              <w:t xml:space="preserve">0.7328</w:t>
+            </w:r>
+          </w:p>
+        </w:tc>
+        <w:tc>
+          <w:tcPr/>
+          <w:p>
+            <w:pPr>
+              <w:pStyle w:val="Compact"/>
+              <w:jc w:val="center"/>
+            </w:pPr>
+            <w:r>
+              <w:t xml:space="preserve">0</w:t>
             </w:r>
           </w:p>
         </w:tc>
@@ -1322,31 +1382,31 @@
               <w:jc w:val="center"/>
             </w:pPr>
             <w:r>
-              <w:t xml:space="preserve">Control 14days (n=5)</w:t>
-            </w:r>
-          </w:p>
-        </w:tc>
-        <w:tc>
-          <w:tcPr/>
-          <w:p>
-            <w:pPr>
-              <w:pStyle w:val="Compact"/>
-              <w:jc w:val="center"/>
-            </w:pPr>
-            <w:r>
-              <w:t xml:space="preserve">0.6464</w:t>
-            </w:r>
-          </w:p>
-        </w:tc>
-        <w:tc>
-          <w:tcPr/>
-          <w:p>
-            <w:pPr>
-              <w:pStyle w:val="Compact"/>
-              <w:jc w:val="center"/>
-            </w:pPr>
-            <w:r>
-              <w:t xml:space="preserve">0.1258</w:t>
+              <w:t xml:space="preserve">Activin 50ng/ml 14days (n=5)</w:t>
+            </w:r>
+          </w:p>
+        </w:tc>
+        <w:tc>
+          <w:tcPr/>
+          <w:p>
+            <w:pPr>
+              <w:pStyle w:val="Compact"/>
+              <w:jc w:val="center"/>
+            </w:pPr>
+            <w:r>
+              <w:t xml:space="preserve">0.5985</w:t>
+            </w:r>
+          </w:p>
+        </w:tc>
+        <w:tc>
+          <w:tcPr/>
+          <w:p>
+            <w:pPr>
+              <w:pStyle w:val="Compact"/>
+              <w:jc w:val="center"/>
+            </w:pPr>
+            <w:r>
+              <w:t xml:space="preserve">0.06922</w:t>
             </w:r>
           </w:p>
         </w:tc>
@@ -1360,43 +1420,43 @@
               <w:jc w:val="center"/>
             </w:pPr>
             <w:r>
-              <w:t xml:space="preserve">4</w:t>
-            </w:r>
-          </w:p>
-        </w:tc>
-        <w:tc>
-          <w:tcPr/>
-          <w:p>
-            <w:pPr>
-              <w:pStyle w:val="Compact"/>
-              <w:jc w:val="center"/>
-            </w:pPr>
-            <w:r>
-              <w:t xml:space="preserve">Activin 50ng/ml 14days (n=5)</w:t>
-            </w:r>
-          </w:p>
-        </w:tc>
-        <w:tc>
-          <w:tcPr/>
-          <w:p>
-            <w:pPr>
-              <w:pStyle w:val="Compact"/>
-              <w:jc w:val="center"/>
-            </w:pPr>
-            <w:r>
-              <w:t xml:space="preserve">0.5328</w:t>
-            </w:r>
-          </w:p>
-        </w:tc>
-        <w:tc>
-          <w:tcPr/>
-          <w:p>
-            <w:pPr>
-              <w:pStyle w:val="Compact"/>
-              <w:jc w:val="center"/>
-            </w:pPr>
-            <w:r>
-              <w:t xml:space="preserve">0.04306</w:t>
+              <w:t xml:space="preserve">3</w:t>
+            </w:r>
+          </w:p>
+        </w:tc>
+        <w:tc>
+          <w:tcPr/>
+          <w:p>
+            <w:pPr>
+              <w:pStyle w:val="Compact"/>
+              <w:jc w:val="center"/>
+            </w:pPr>
+            <w:r>
+              <w:t xml:space="preserve">Activin 50ng/ml 2days (n=5)</w:t>
+            </w:r>
+          </w:p>
+        </w:tc>
+        <w:tc>
+          <w:tcPr/>
+          <w:p>
+            <w:pPr>
+              <w:pStyle w:val="Compact"/>
+              <w:jc w:val="center"/>
+            </w:pPr>
+            <w:r>
+              <w:t xml:space="preserve">0.4933</w:t>
+            </w:r>
+          </w:p>
+        </w:tc>
+        <w:tc>
+          <w:tcPr/>
+          <w:p>
+            <w:pPr>
+              <w:pStyle w:val="Compact"/>
+              <w:jc w:val="center"/>
+            </w:pPr>
+            <w:r>
+              <w:t xml:space="preserve">0.09656</w:t>
             </w:r>
           </w:p>
         </w:tc>
@@ -1410,43 +1470,43 @@
               <w:jc w:val="center"/>
             </w:pPr>
             <w:r>
-              <w:t xml:space="preserve">4</w:t>
-            </w:r>
-          </w:p>
-        </w:tc>
-        <w:tc>
-          <w:tcPr/>
-          <w:p>
-            <w:pPr>
-              <w:pStyle w:val="Compact"/>
-              <w:jc w:val="center"/>
-            </w:pPr>
-            <w:r>
-              <w:t xml:space="preserve">Activin 50ng/ml 2days (n=5)</w:t>
-            </w:r>
-          </w:p>
-        </w:tc>
-        <w:tc>
-          <w:tcPr/>
-          <w:p>
-            <w:pPr>
-              <w:pStyle w:val="Compact"/>
-              <w:jc w:val="center"/>
-            </w:pPr>
-            <w:r>
-              <w:t xml:space="preserve">0.4509</w:t>
-            </w:r>
-          </w:p>
-        </w:tc>
-        <w:tc>
-          <w:tcPr/>
-          <w:p>
-            <w:pPr>
-              <w:pStyle w:val="Compact"/>
-              <w:jc w:val="center"/>
-            </w:pPr>
-            <w:r>
-              <w:t xml:space="preserve">0.07605</w:t>
+              <w:t xml:space="preserve">3</w:t>
+            </w:r>
+          </w:p>
+        </w:tc>
+        <w:tc>
+          <w:tcPr/>
+          <w:p>
+            <w:pPr>
+              <w:pStyle w:val="Compact"/>
+              <w:jc w:val="center"/>
+            </w:pPr>
+            <w:r>
+              <w:t xml:space="preserve">Control 14days (n=5)</w:t>
+            </w:r>
+          </w:p>
+        </w:tc>
+        <w:tc>
+          <w:tcPr/>
+          <w:p>
+            <w:pPr>
+              <w:pStyle w:val="Compact"/>
+              <w:jc w:val="center"/>
+            </w:pPr>
+            <w:r>
+              <w:t xml:space="preserve">0.6464</w:t>
+            </w:r>
+          </w:p>
+        </w:tc>
+        <w:tc>
+          <w:tcPr/>
+          <w:p>
+            <w:pPr>
+              <w:pStyle w:val="Compact"/>
+              <w:jc w:val="center"/>
+            </w:pPr>
+            <w:r>
+              <w:t xml:space="preserve">0.1258</w:t>
             </w:r>
           </w:p>
         </w:tc>
@@ -1460,43 +1520,43 @@
               <w:jc w:val="center"/>
             </w:pPr>
             <w:r>
-              <w:t xml:space="preserve">4</w:t>
-            </w:r>
-          </w:p>
-        </w:tc>
-        <w:tc>
-          <w:tcPr/>
-          <w:p>
-            <w:pPr>
-              <w:pStyle w:val="Compact"/>
-              <w:jc w:val="center"/>
-            </w:pPr>
-            <w:r>
-              <w:t xml:space="preserve">Control 14days (n=5)</w:t>
-            </w:r>
-          </w:p>
-        </w:tc>
-        <w:tc>
-          <w:tcPr/>
-          <w:p>
-            <w:pPr>
-              <w:pStyle w:val="Compact"/>
-              <w:jc w:val="center"/>
-            </w:pPr>
-            <w:r>
-              <w:t xml:space="preserve">0.6256</w:t>
-            </w:r>
-          </w:p>
-        </w:tc>
-        <w:tc>
-          <w:tcPr/>
-          <w:p>
-            <w:pPr>
-              <w:pStyle w:val="Compact"/>
-              <w:jc w:val="center"/>
-            </w:pPr>
-            <w:r>
-              <w:t xml:space="preserve">0.1254</w:t>
+              <w:t xml:space="preserve">3</w:t>
+            </w:r>
+          </w:p>
+        </w:tc>
+        <w:tc>
+          <w:tcPr/>
+          <w:p>
+            <w:pPr>
+              <w:pStyle w:val="Compact"/>
+              <w:jc w:val="center"/>
+            </w:pPr>
+            <w:r>
+              <w:t xml:space="preserve">Control 7days (n=1)</w:t>
+            </w:r>
+          </w:p>
+        </w:tc>
+        <w:tc>
+          <w:tcPr/>
+          <w:p>
+            <w:pPr>
+              <w:pStyle w:val="Compact"/>
+              <w:jc w:val="center"/>
+            </w:pPr>
+            <w:r>
+              <w:t xml:space="preserve">0.5733</w:t>
+            </w:r>
+          </w:p>
+        </w:tc>
+        <w:tc>
+          <w:tcPr/>
+          <w:p>
+            <w:pPr>
+              <w:pStyle w:val="Compact"/>
+              <w:jc w:val="center"/>
+            </w:pPr>
+            <w:r>
+              <w:t xml:space="preserve">0</w:t>
             </w:r>
           </w:p>
         </w:tc>
@@ -1510,7 +1570,7 @@
               <w:jc w:val="center"/>
             </w:pPr>
             <w:r>
-              <w:t xml:space="preserve">5</w:t>
+              <w:t xml:space="preserve">4</w:t>
             </w:r>
           </w:p>
         </w:tc>
@@ -1534,19 +1594,19 @@
               <w:jc w:val="center"/>
             </w:pPr>
             <w:r>
-              <w:t xml:space="preserve">0.4296</w:t>
-            </w:r>
-          </w:p>
-        </w:tc>
-        <w:tc>
-          <w:tcPr/>
-          <w:p>
-            <w:pPr>
-              <w:pStyle w:val="Compact"/>
-              <w:jc w:val="center"/>
-            </w:pPr>
-            <w:r>
-              <w:t xml:space="preserve">0.04905</w:t>
+              <w:t xml:space="preserve">0.5328</w:t>
+            </w:r>
+          </w:p>
+        </w:tc>
+        <w:tc>
+          <w:tcPr/>
+          <w:p>
+            <w:pPr>
+              <w:pStyle w:val="Compact"/>
+              <w:jc w:val="center"/>
+            </w:pPr>
+            <w:r>
+              <w:t xml:space="preserve">0.04306</w:t>
             </w:r>
           </w:p>
         </w:tc>
@@ -1560,7 +1620,7 @@
               <w:jc w:val="center"/>
             </w:pPr>
             <w:r>
-              <w:t xml:space="preserve">5</w:t>
+              <w:t xml:space="preserve">4</w:t>
             </w:r>
           </w:p>
         </w:tc>
@@ -1584,19 +1644,19 @@
               <w:jc w:val="center"/>
             </w:pPr>
             <w:r>
-              <w:t xml:space="preserve">0.4129</w:t>
-            </w:r>
-          </w:p>
-        </w:tc>
-        <w:tc>
-          <w:tcPr/>
-          <w:p>
-            <w:pPr>
-              <w:pStyle w:val="Compact"/>
-              <w:jc w:val="center"/>
-            </w:pPr>
-            <w:r>
-              <w:t xml:space="preserve">0.07299</w:t>
+              <w:t xml:space="preserve">0.4509</w:t>
+            </w:r>
+          </w:p>
+        </w:tc>
+        <w:tc>
+          <w:tcPr/>
+          <w:p>
+            <w:pPr>
+              <w:pStyle w:val="Compact"/>
+              <w:jc w:val="center"/>
+            </w:pPr>
+            <w:r>
+              <w:t xml:space="preserve">0.07605</w:t>
             </w:r>
           </w:p>
         </w:tc>
@@ -1610,7 +1670,7 @@
               <w:jc w:val="center"/>
             </w:pPr>
             <w:r>
-              <w:t xml:space="preserve">5</w:t>
+              <w:t xml:space="preserve">4</w:t>
             </w:r>
           </w:p>
         </w:tc>
@@ -1634,19 +1694,19 @@
               <w:jc w:val="center"/>
             </w:pPr>
             <w:r>
-              <w:t xml:space="preserve">0.5461</w:t>
-            </w:r>
-          </w:p>
-        </w:tc>
-        <w:tc>
-          <w:tcPr/>
-          <w:p>
-            <w:pPr>
-              <w:pStyle w:val="Compact"/>
-              <w:jc w:val="center"/>
-            </w:pPr>
-            <w:r>
-              <w:t xml:space="preserve">0.1919</w:t>
+              <w:t xml:space="preserve">0.6256</w:t>
+            </w:r>
+          </w:p>
+        </w:tc>
+        <w:tc>
+          <w:tcPr/>
+          <w:p>
+            <w:pPr>
+              <w:pStyle w:val="Compact"/>
+              <w:jc w:val="center"/>
+            </w:pPr>
+            <w:r>
+              <w:t xml:space="preserve">0.1254</w:t>
             </w:r>
           </w:p>
         </w:tc>
@@ -1660,43 +1720,43 @@
               <w:jc w:val="center"/>
             </w:pPr>
             <w:r>
-              <w:t xml:space="preserve">6</w:t>
-            </w:r>
-          </w:p>
-        </w:tc>
-        <w:tc>
-          <w:tcPr/>
-          <w:p>
-            <w:pPr>
-              <w:pStyle w:val="Compact"/>
-              <w:jc w:val="center"/>
-            </w:pPr>
-            <w:r>
-              <w:t xml:space="preserve">Activin 50ng/ml 14days (n=5)</w:t>
-            </w:r>
-          </w:p>
-        </w:tc>
-        <w:tc>
-          <w:tcPr/>
-          <w:p>
-            <w:pPr>
-              <w:pStyle w:val="Compact"/>
-              <w:jc w:val="center"/>
-            </w:pPr>
-            <w:r>
-              <w:t xml:space="preserve">0.3498</w:t>
-            </w:r>
-          </w:p>
-        </w:tc>
-        <w:tc>
-          <w:tcPr/>
-          <w:p>
-            <w:pPr>
-              <w:pStyle w:val="Compact"/>
-              <w:jc w:val="center"/>
-            </w:pPr>
-            <w:r>
-              <w:t xml:space="preserve">0.08917</w:t>
+              <w:t xml:space="preserve">4</w:t>
+            </w:r>
+          </w:p>
+        </w:tc>
+        <w:tc>
+          <w:tcPr/>
+          <w:p>
+            <w:pPr>
+              <w:pStyle w:val="Compact"/>
+              <w:jc w:val="center"/>
+            </w:pPr>
+            <w:r>
+              <w:t xml:space="preserve">Control 7days (n=1)</w:t>
+            </w:r>
+          </w:p>
+        </w:tc>
+        <w:tc>
+          <w:tcPr/>
+          <w:p>
+            <w:pPr>
+              <w:pStyle w:val="Compact"/>
+              <w:jc w:val="center"/>
+            </w:pPr>
+            <w:r>
+              <w:t xml:space="preserve">0.5603</w:t>
+            </w:r>
+          </w:p>
+        </w:tc>
+        <w:tc>
+          <w:tcPr/>
+          <w:p>
+            <w:pPr>
+              <w:pStyle w:val="Compact"/>
+              <w:jc w:val="center"/>
+            </w:pPr>
+            <w:r>
+              <w:t xml:space="preserve">0</w:t>
             </w:r>
           </w:p>
         </w:tc>
@@ -1710,43 +1770,43 @@
               <w:jc w:val="center"/>
             </w:pPr>
             <w:r>
-              <w:t xml:space="preserve">6</w:t>
-            </w:r>
-          </w:p>
-        </w:tc>
-        <w:tc>
-          <w:tcPr/>
-          <w:p>
-            <w:pPr>
-              <w:pStyle w:val="Compact"/>
-              <w:jc w:val="center"/>
-            </w:pPr>
-            <w:r>
-              <w:t xml:space="preserve">Activin 50ng/ml 2days (n=5)</w:t>
-            </w:r>
-          </w:p>
-        </w:tc>
-        <w:tc>
-          <w:tcPr/>
-          <w:p>
-            <w:pPr>
-              <w:pStyle w:val="Compact"/>
-              <w:jc w:val="center"/>
-            </w:pPr>
-            <w:r>
-              <w:t xml:space="preserve">0.392</w:t>
-            </w:r>
-          </w:p>
-        </w:tc>
-        <w:tc>
-          <w:tcPr/>
-          <w:p>
-            <w:pPr>
-              <w:pStyle w:val="Compact"/>
-              <w:jc w:val="center"/>
-            </w:pPr>
-            <w:r>
-              <w:t xml:space="preserve">0.1203</w:t>
+              <w:t xml:space="preserve">5</w:t>
+            </w:r>
+          </w:p>
+        </w:tc>
+        <w:tc>
+          <w:tcPr/>
+          <w:p>
+            <w:pPr>
+              <w:pStyle w:val="Compact"/>
+              <w:jc w:val="center"/>
+            </w:pPr>
+            <w:r>
+              <w:t xml:space="preserve">Activin 50ng/ml 14days (n=5)</w:t>
+            </w:r>
+          </w:p>
+        </w:tc>
+        <w:tc>
+          <w:tcPr/>
+          <w:p>
+            <w:pPr>
+              <w:pStyle w:val="Compact"/>
+              <w:jc w:val="center"/>
+            </w:pPr>
+            <w:r>
+              <w:t xml:space="preserve">0.4296</w:t>
+            </w:r>
+          </w:p>
+        </w:tc>
+        <w:tc>
+          <w:tcPr/>
+          <w:p>
+            <w:pPr>
+              <w:pStyle w:val="Compact"/>
+              <w:jc w:val="center"/>
+            </w:pPr>
+            <w:r>
+              <w:t xml:space="preserve">0.04905</w:t>
             </w:r>
           </w:p>
         </w:tc>
@@ -1760,43 +1820,43 @@
               <w:jc w:val="center"/>
             </w:pPr>
             <w:r>
-              <w:t xml:space="preserve">6</w:t>
-            </w:r>
-          </w:p>
-        </w:tc>
-        <w:tc>
-          <w:tcPr/>
-          <w:p>
-            <w:pPr>
-              <w:pStyle w:val="Compact"/>
-              <w:jc w:val="center"/>
-            </w:pPr>
-            <w:r>
-              <w:t xml:space="preserve">Control 14days (n=5)</w:t>
-            </w:r>
-          </w:p>
-        </w:tc>
-        <w:tc>
-          <w:tcPr/>
-          <w:p>
-            <w:pPr>
-              <w:pStyle w:val="Compact"/>
-              <w:jc w:val="center"/>
-            </w:pPr>
-            <w:r>
-              <w:t xml:space="preserve">0.4624</w:t>
-            </w:r>
-          </w:p>
-        </w:tc>
-        <w:tc>
-          <w:tcPr/>
-          <w:p>
-            <w:pPr>
-              <w:pStyle w:val="Compact"/>
-              <w:jc w:val="center"/>
-            </w:pPr>
-            <w:r>
-              <w:t xml:space="preserve">0.1765</w:t>
+              <w:t xml:space="preserve">5</w:t>
+            </w:r>
+          </w:p>
+        </w:tc>
+        <w:tc>
+          <w:tcPr/>
+          <w:p>
+            <w:pPr>
+              <w:pStyle w:val="Compact"/>
+              <w:jc w:val="center"/>
+            </w:pPr>
+            <w:r>
+              <w:t xml:space="preserve">Activin 50ng/ml 2days (n=5)</w:t>
+            </w:r>
+          </w:p>
+        </w:tc>
+        <w:tc>
+          <w:tcPr/>
+          <w:p>
+            <w:pPr>
+              <w:pStyle w:val="Compact"/>
+              <w:jc w:val="center"/>
+            </w:pPr>
+            <w:r>
+              <w:t xml:space="preserve">0.4129</w:t>
+            </w:r>
+          </w:p>
+        </w:tc>
+        <w:tc>
+          <w:tcPr/>
+          <w:p>
+            <w:pPr>
+              <w:pStyle w:val="Compact"/>
+              <w:jc w:val="center"/>
+            </w:pPr>
+            <w:r>
+              <w:t xml:space="preserve">0.07299</w:t>
             </w:r>
           </w:p>
         </w:tc>
@@ -1810,43 +1870,43 @@
               <w:jc w:val="center"/>
             </w:pPr>
             <w:r>
-              <w:t xml:space="preserve">7</w:t>
-            </w:r>
-          </w:p>
-        </w:tc>
-        <w:tc>
-          <w:tcPr/>
-          <w:p>
-            <w:pPr>
-              <w:pStyle w:val="Compact"/>
-              <w:jc w:val="center"/>
-            </w:pPr>
-            <w:r>
-              <w:t xml:space="preserve">Activin 50ng/ml 14days (n=5)</w:t>
-            </w:r>
-          </w:p>
-        </w:tc>
-        <w:tc>
-          <w:tcPr/>
-          <w:p>
-            <w:pPr>
-              <w:pStyle w:val="Compact"/>
-              <w:jc w:val="center"/>
-            </w:pPr>
-            <w:r>
-              <w:t xml:space="preserve">0.3337</w:t>
-            </w:r>
-          </w:p>
-        </w:tc>
-        <w:tc>
-          <w:tcPr/>
-          <w:p>
-            <w:pPr>
-              <w:pStyle w:val="Compact"/>
-              <w:jc w:val="center"/>
-            </w:pPr>
-            <w:r>
-              <w:t xml:space="preserve">0.1421</w:t>
+              <w:t xml:space="preserve">5</w:t>
+            </w:r>
+          </w:p>
+        </w:tc>
+        <w:tc>
+          <w:tcPr/>
+          <w:p>
+            <w:pPr>
+              <w:pStyle w:val="Compact"/>
+              <w:jc w:val="center"/>
+            </w:pPr>
+            <w:r>
+              <w:t xml:space="preserve">Control 14days (n=5)</w:t>
+            </w:r>
+          </w:p>
+        </w:tc>
+        <w:tc>
+          <w:tcPr/>
+          <w:p>
+            <w:pPr>
+              <w:pStyle w:val="Compact"/>
+              <w:jc w:val="center"/>
+            </w:pPr>
+            <w:r>
+              <w:t xml:space="preserve">0.5461</w:t>
+            </w:r>
+          </w:p>
+        </w:tc>
+        <w:tc>
+          <w:tcPr/>
+          <w:p>
+            <w:pPr>
+              <w:pStyle w:val="Compact"/>
+              <w:jc w:val="center"/>
+            </w:pPr>
+            <w:r>
+              <w:t xml:space="preserve">0.1919</w:t>
             </w:r>
           </w:p>
         </w:tc>
@@ -1860,43 +1920,43 @@
               <w:jc w:val="center"/>
             </w:pPr>
             <w:r>
-              <w:t xml:space="preserve">7</w:t>
-            </w:r>
-          </w:p>
-        </w:tc>
-        <w:tc>
-          <w:tcPr/>
-          <w:p>
-            <w:pPr>
-              <w:pStyle w:val="Compact"/>
-              <w:jc w:val="center"/>
-            </w:pPr>
-            <w:r>
-              <w:t xml:space="preserve">Activin 50ng/ml 2days (n=5)</w:t>
-            </w:r>
-          </w:p>
-        </w:tc>
-        <w:tc>
-          <w:tcPr/>
-          <w:p>
-            <w:pPr>
-              <w:pStyle w:val="Compact"/>
-              <w:jc w:val="center"/>
-            </w:pPr>
-            <w:r>
-              <w:t xml:space="preserve">0.3357</w:t>
-            </w:r>
-          </w:p>
-        </w:tc>
-        <w:tc>
-          <w:tcPr/>
-          <w:p>
-            <w:pPr>
-              <w:pStyle w:val="Compact"/>
-              <w:jc w:val="center"/>
-            </w:pPr>
-            <w:r>
-              <w:t xml:space="preserve">0.09613</w:t>
+              <w:t xml:space="preserve">5</w:t>
+            </w:r>
+          </w:p>
+        </w:tc>
+        <w:tc>
+          <w:tcPr/>
+          <w:p>
+            <w:pPr>
+              <w:pStyle w:val="Compact"/>
+              <w:jc w:val="center"/>
+            </w:pPr>
+            <w:r>
+              <w:t xml:space="preserve">Control 7days (n=1)</w:t>
+            </w:r>
+          </w:p>
+        </w:tc>
+        <w:tc>
+          <w:tcPr/>
+          <w:p>
+            <w:pPr>
+              <w:pStyle w:val="Compact"/>
+              <w:jc w:val="center"/>
+            </w:pPr>
+            <w:r>
+              <w:t xml:space="preserve">0.6897</w:t>
+            </w:r>
+          </w:p>
+        </w:tc>
+        <w:tc>
+          <w:tcPr/>
+          <w:p>
+            <w:pPr>
+              <w:pStyle w:val="Compact"/>
+              <w:jc w:val="center"/>
+            </w:pPr>
+            <w:r>
+              <w:t xml:space="preserve">0</w:t>
             </w:r>
           </w:p>
         </w:tc>
@@ -1910,43 +1970,43 @@
               <w:jc w:val="center"/>
             </w:pPr>
             <w:r>
-              <w:t xml:space="preserve">7</w:t>
-            </w:r>
-          </w:p>
-        </w:tc>
-        <w:tc>
-          <w:tcPr/>
-          <w:p>
-            <w:pPr>
-              <w:pStyle w:val="Compact"/>
-              <w:jc w:val="center"/>
-            </w:pPr>
-            <w:r>
-              <w:t xml:space="preserve">Control 14days (n=5)</w:t>
-            </w:r>
-          </w:p>
-        </w:tc>
-        <w:tc>
-          <w:tcPr/>
-          <w:p>
-            <w:pPr>
-              <w:pStyle w:val="Compact"/>
-              <w:jc w:val="center"/>
-            </w:pPr>
-            <w:r>
-              <w:t xml:space="preserve">0.4713</w:t>
-            </w:r>
-          </w:p>
-        </w:tc>
-        <w:tc>
-          <w:tcPr/>
-          <w:p>
-            <w:pPr>
-              <w:pStyle w:val="Compact"/>
-              <w:jc w:val="center"/>
-            </w:pPr>
-            <w:r>
-              <w:t xml:space="preserve">0.1801</w:t>
+              <w:t xml:space="preserve">6</w:t>
+            </w:r>
+          </w:p>
+        </w:tc>
+        <w:tc>
+          <w:tcPr/>
+          <w:p>
+            <w:pPr>
+              <w:pStyle w:val="Compact"/>
+              <w:jc w:val="center"/>
+            </w:pPr>
+            <w:r>
+              <w:t xml:space="preserve">Activin 50ng/ml 14days (n=5)</w:t>
+            </w:r>
+          </w:p>
+        </w:tc>
+        <w:tc>
+          <w:tcPr/>
+          <w:p>
+            <w:pPr>
+              <w:pStyle w:val="Compact"/>
+              <w:jc w:val="center"/>
+            </w:pPr>
+            <w:r>
+              <w:t xml:space="preserve">0.3498</w:t>
+            </w:r>
+          </w:p>
+        </w:tc>
+        <w:tc>
+          <w:tcPr/>
+          <w:p>
+            <w:pPr>
+              <w:pStyle w:val="Compact"/>
+              <w:jc w:val="center"/>
+            </w:pPr>
+            <w:r>
+              <w:t xml:space="preserve">0.08917</w:t>
             </w:r>
           </w:p>
         </w:tc>
@@ -1960,43 +2020,43 @@
               <w:jc w:val="center"/>
             </w:pPr>
             <w:r>
-              <w:t xml:space="preserve">8</w:t>
-            </w:r>
-          </w:p>
-        </w:tc>
-        <w:tc>
-          <w:tcPr/>
-          <w:p>
-            <w:pPr>
-              <w:pStyle w:val="Compact"/>
-              <w:jc w:val="center"/>
-            </w:pPr>
-            <w:r>
-              <w:t xml:space="preserve">Activin 50ng/ml 14days (n=5)</w:t>
-            </w:r>
-          </w:p>
-        </w:tc>
-        <w:tc>
-          <w:tcPr/>
-          <w:p>
-            <w:pPr>
-              <w:pStyle w:val="Compact"/>
-              <w:jc w:val="center"/>
-            </w:pPr>
-            <w:r>
-              <w:t xml:space="preserve">0.2915</w:t>
-            </w:r>
-          </w:p>
-        </w:tc>
-        <w:tc>
-          <w:tcPr/>
-          <w:p>
-            <w:pPr>
-              <w:pStyle w:val="Compact"/>
-              <w:jc w:val="center"/>
-            </w:pPr>
-            <w:r>
-              <w:t xml:space="preserve">0.1502</w:t>
+              <w:t xml:space="preserve">6</w:t>
+            </w:r>
+          </w:p>
+        </w:tc>
+        <w:tc>
+          <w:tcPr/>
+          <w:p>
+            <w:pPr>
+              <w:pStyle w:val="Compact"/>
+              <w:jc w:val="center"/>
+            </w:pPr>
+            <w:r>
+              <w:t xml:space="preserve">Activin 50ng/ml 2days (n=5)</w:t>
+            </w:r>
+          </w:p>
+        </w:tc>
+        <w:tc>
+          <w:tcPr/>
+          <w:p>
+            <w:pPr>
+              <w:pStyle w:val="Compact"/>
+              <w:jc w:val="center"/>
+            </w:pPr>
+            <w:r>
+              <w:t xml:space="preserve">0.392</w:t>
+            </w:r>
+          </w:p>
+        </w:tc>
+        <w:tc>
+          <w:tcPr/>
+          <w:p>
+            <w:pPr>
+              <w:pStyle w:val="Compact"/>
+              <w:jc w:val="center"/>
+            </w:pPr>
+            <w:r>
+              <w:t xml:space="preserve">0.1203</w:t>
             </w:r>
           </w:p>
         </w:tc>
@@ -2010,43 +2070,43 @@
               <w:jc w:val="center"/>
             </w:pPr>
             <w:r>
-              <w:t xml:space="preserve">8</w:t>
-            </w:r>
-          </w:p>
-        </w:tc>
-        <w:tc>
-          <w:tcPr/>
-          <w:p>
-            <w:pPr>
-              <w:pStyle w:val="Compact"/>
-              <w:jc w:val="center"/>
-            </w:pPr>
-            <w:r>
-              <w:t xml:space="preserve">Activin 50ng/ml 2days (n=5)</w:t>
-            </w:r>
-          </w:p>
-        </w:tc>
-        <w:tc>
-          <w:tcPr/>
-          <w:p>
-            <w:pPr>
-              <w:pStyle w:val="Compact"/>
-              <w:jc w:val="center"/>
-            </w:pPr>
-            <w:r>
-              <w:t xml:space="preserve">0.2828</w:t>
-            </w:r>
-          </w:p>
-        </w:tc>
-        <w:tc>
-          <w:tcPr/>
-          <w:p>
-            <w:pPr>
-              <w:pStyle w:val="Compact"/>
-              <w:jc w:val="center"/>
-            </w:pPr>
-            <w:r>
-              <w:t xml:space="preserve">0.08893</w:t>
+              <w:t xml:space="preserve">6</w:t>
+            </w:r>
+          </w:p>
+        </w:tc>
+        <w:tc>
+          <w:tcPr/>
+          <w:p>
+            <w:pPr>
+              <w:pStyle w:val="Compact"/>
+              <w:jc w:val="center"/>
+            </w:pPr>
+            <w:r>
+              <w:t xml:space="preserve">Control 14days (n=5)</w:t>
+            </w:r>
+          </w:p>
+        </w:tc>
+        <w:tc>
+          <w:tcPr/>
+          <w:p>
+            <w:pPr>
+              <w:pStyle w:val="Compact"/>
+              <w:jc w:val="center"/>
+            </w:pPr>
+            <w:r>
+              <w:t xml:space="preserve">0.4624</w:t>
+            </w:r>
+          </w:p>
+        </w:tc>
+        <w:tc>
+          <w:tcPr/>
+          <w:p>
+            <w:pPr>
+              <w:pStyle w:val="Compact"/>
+              <w:jc w:val="center"/>
+            </w:pPr>
+            <w:r>
+              <w:t xml:space="preserve">0.1765</w:t>
             </w:r>
           </w:p>
         </w:tc>
@@ -2060,43 +2120,43 @@
               <w:jc w:val="center"/>
             </w:pPr>
             <w:r>
-              <w:t xml:space="preserve">8</w:t>
-            </w:r>
-          </w:p>
-        </w:tc>
-        <w:tc>
-          <w:tcPr/>
-          <w:p>
-            <w:pPr>
-              <w:pStyle w:val="Compact"/>
-              <w:jc w:val="center"/>
-            </w:pPr>
-            <w:r>
-              <w:t xml:space="preserve">Control 14days (n=5)</w:t>
-            </w:r>
-          </w:p>
-        </w:tc>
-        <w:tc>
-          <w:tcPr/>
-          <w:p>
-            <w:pPr>
-              <w:pStyle w:val="Compact"/>
-              <w:jc w:val="center"/>
-            </w:pPr>
-            <w:r>
-              <w:t xml:space="preserve">0.3819</w:t>
-            </w:r>
-          </w:p>
-        </w:tc>
-        <w:tc>
-          <w:tcPr/>
-          <w:p>
-            <w:pPr>
-              <w:pStyle w:val="Compact"/>
-              <w:jc w:val="center"/>
-            </w:pPr>
-            <w:r>
-              <w:t xml:space="preserve">0.1656</w:t>
+              <w:t xml:space="preserve">6</w:t>
+            </w:r>
+          </w:p>
+        </w:tc>
+        <w:tc>
+          <w:tcPr/>
+          <w:p>
+            <w:pPr>
+              <w:pStyle w:val="Compact"/>
+              <w:jc w:val="center"/>
+            </w:pPr>
+            <w:r>
+              <w:t xml:space="preserve">Control 7days (n=1)</w:t>
+            </w:r>
+          </w:p>
+        </w:tc>
+        <w:tc>
+          <w:tcPr/>
+          <w:p>
+            <w:pPr>
+              <w:pStyle w:val="Compact"/>
+              <w:jc w:val="center"/>
+            </w:pPr>
+            <w:r>
+              <w:t xml:space="preserve">0.6342</w:t>
+            </w:r>
+          </w:p>
+        </w:tc>
+        <w:tc>
+          <w:tcPr/>
+          <w:p>
+            <w:pPr>
+              <w:pStyle w:val="Compact"/>
+              <w:jc w:val="center"/>
+            </w:pPr>
+            <w:r>
+              <w:t xml:space="preserve">0</w:t>
             </w:r>
           </w:p>
         </w:tc>
@@ -2110,7 +2170,7 @@
               <w:jc w:val="center"/>
             </w:pPr>
             <w:r>
-              <w:t xml:space="preserve">9</w:t>
+              <w:t xml:space="preserve">7</w:t>
             </w:r>
           </w:p>
         </w:tc>
@@ -2134,19 +2194,19 @@
               <w:jc w:val="center"/>
             </w:pPr>
             <w:r>
-              <w:t xml:space="preserve">0.2011</w:t>
-            </w:r>
-          </w:p>
-        </w:tc>
-        <w:tc>
-          <w:tcPr/>
-          <w:p>
-            <w:pPr>
-              <w:pStyle w:val="Compact"/>
-              <w:jc w:val="center"/>
-            </w:pPr>
-            <w:r>
-              <w:t xml:space="preserve">0.1121</w:t>
+              <w:t xml:space="preserve">0.3337</w:t>
+            </w:r>
+          </w:p>
+        </w:tc>
+        <w:tc>
+          <w:tcPr/>
+          <w:p>
+            <w:pPr>
+              <w:pStyle w:val="Compact"/>
+              <w:jc w:val="center"/>
+            </w:pPr>
+            <w:r>
+              <w:t xml:space="preserve">0.1421</w:t>
             </w:r>
           </w:p>
         </w:tc>
@@ -2160,7 +2220,7 @@
               <w:jc w:val="center"/>
             </w:pPr>
             <w:r>
-              <w:t xml:space="preserve">9</w:t>
+              <w:t xml:space="preserve">7</w:t>
             </w:r>
           </w:p>
         </w:tc>
@@ -2184,19 +2244,19 @@
               <w:jc w:val="center"/>
             </w:pPr>
             <w:r>
-              <w:t xml:space="preserve">0.2273</w:t>
-            </w:r>
-          </w:p>
-        </w:tc>
-        <w:tc>
-          <w:tcPr/>
-          <w:p>
-            <w:pPr>
-              <w:pStyle w:val="Compact"/>
-              <w:jc w:val="center"/>
-            </w:pPr>
-            <w:r>
-              <w:t xml:space="preserve">0.129</w:t>
+              <w:t xml:space="preserve">0.3357</w:t>
+            </w:r>
+          </w:p>
+        </w:tc>
+        <w:tc>
+          <w:tcPr/>
+          <w:p>
+            <w:pPr>
+              <w:pStyle w:val="Compact"/>
+              <w:jc w:val="center"/>
+            </w:pPr>
+            <w:r>
+              <w:t xml:space="preserve">0.09613</w:t>
             </w:r>
           </w:p>
         </w:tc>
@@ -2210,7 +2270,7 @@
               <w:jc w:val="center"/>
             </w:pPr>
             <w:r>
-              <w:t xml:space="preserve">9</w:t>
+              <w:t xml:space="preserve">7</w:t>
             </w:r>
           </w:p>
         </w:tc>
@@ -2234,19 +2294,19 @@
               <w:jc w:val="center"/>
             </w:pPr>
             <w:r>
-              <w:t xml:space="preserve">0.3226</w:t>
-            </w:r>
-          </w:p>
-        </w:tc>
-        <w:tc>
-          <w:tcPr/>
-          <w:p>
-            <w:pPr>
-              <w:pStyle w:val="Compact"/>
-              <w:jc w:val="center"/>
-            </w:pPr>
-            <w:r>
-              <w:t xml:space="preserve">0.1672</w:t>
+              <w:t xml:space="preserve">0.4713</w:t>
+            </w:r>
+          </w:p>
+        </w:tc>
+        <w:tc>
+          <w:tcPr/>
+          <w:p>
+            <w:pPr>
+              <w:pStyle w:val="Compact"/>
+              <w:jc w:val="center"/>
+            </w:pPr>
+            <w:r>
+              <w:t xml:space="preserve">0.1801</w:t>
             </w:r>
           </w:p>
         </w:tc>
@@ -2260,43 +2320,43 @@
               <w:jc w:val="center"/>
             </w:pPr>
             <w:r>
-              <w:t xml:space="preserve">10</w:t>
-            </w:r>
-          </w:p>
-        </w:tc>
-        <w:tc>
-          <w:tcPr/>
-          <w:p>
-            <w:pPr>
-              <w:pStyle w:val="Compact"/>
-              <w:jc w:val="center"/>
-            </w:pPr>
-            <w:r>
-              <w:t xml:space="preserve">Activin 50ng/ml 14days (n=5)</w:t>
-            </w:r>
-          </w:p>
-        </w:tc>
-        <w:tc>
-          <w:tcPr/>
-          <w:p>
-            <w:pPr>
-              <w:pStyle w:val="Compact"/>
-              <w:jc w:val="center"/>
-            </w:pPr>
-            <w:r>
-              <w:t xml:space="preserve">0.08703</w:t>
-            </w:r>
-          </w:p>
-        </w:tc>
-        <w:tc>
-          <w:tcPr/>
-          <w:p>
-            <w:pPr>
-              <w:pStyle w:val="Compact"/>
-              <w:jc w:val="center"/>
-            </w:pPr>
-            <w:r>
-              <w:t xml:space="preserve">0.02915</w:t>
+              <w:t xml:space="preserve">7</w:t>
+            </w:r>
+          </w:p>
+        </w:tc>
+        <w:tc>
+          <w:tcPr/>
+          <w:p>
+            <w:pPr>
+              <w:pStyle w:val="Compact"/>
+              <w:jc w:val="center"/>
+            </w:pPr>
+            <w:r>
+              <w:t xml:space="preserve">Control 7days (n=1)</w:t>
+            </w:r>
+          </w:p>
+        </w:tc>
+        <w:tc>
+          <w:tcPr/>
+          <w:p>
+            <w:pPr>
+              <w:pStyle w:val="Compact"/>
+              <w:jc w:val="center"/>
+            </w:pPr>
+            <w:r>
+              <w:t xml:space="preserve">0.5293</w:t>
+            </w:r>
+          </w:p>
+        </w:tc>
+        <w:tc>
+          <w:tcPr/>
+          <w:p>
+            <w:pPr>
+              <w:pStyle w:val="Compact"/>
+              <w:jc w:val="center"/>
+            </w:pPr>
+            <w:r>
+              <w:t xml:space="preserve">0</w:t>
             </w:r>
           </w:p>
         </w:tc>
@@ -2310,43 +2370,43 @@
               <w:jc w:val="center"/>
             </w:pPr>
             <w:r>
-              <w:t xml:space="preserve">10</w:t>
-            </w:r>
-          </w:p>
-        </w:tc>
-        <w:tc>
-          <w:tcPr/>
-          <w:p>
-            <w:pPr>
-              <w:pStyle w:val="Compact"/>
-              <w:jc w:val="center"/>
-            </w:pPr>
-            <w:r>
-              <w:t xml:space="preserve">Activin 50ng/ml 2days (n=5)</w:t>
-            </w:r>
-          </w:p>
-        </w:tc>
-        <w:tc>
-          <w:tcPr/>
-          <w:p>
-            <w:pPr>
-              <w:pStyle w:val="Compact"/>
-              <w:jc w:val="center"/>
-            </w:pPr>
-            <w:r>
-              <w:t xml:space="preserve">0.2306</w:t>
-            </w:r>
-          </w:p>
-        </w:tc>
-        <w:tc>
-          <w:tcPr/>
-          <w:p>
-            <w:pPr>
-              <w:pStyle w:val="Compact"/>
-              <w:jc w:val="center"/>
-            </w:pPr>
-            <w:r>
-              <w:t xml:space="preserve">0.1209</w:t>
+              <w:t xml:space="preserve">8</w:t>
+            </w:r>
+          </w:p>
+        </w:tc>
+        <w:tc>
+          <w:tcPr/>
+          <w:p>
+            <w:pPr>
+              <w:pStyle w:val="Compact"/>
+              <w:jc w:val="center"/>
+            </w:pPr>
+            <w:r>
+              <w:t xml:space="preserve">Activin 50ng/ml 14days (n=5)</w:t>
+            </w:r>
+          </w:p>
+        </w:tc>
+        <w:tc>
+          <w:tcPr/>
+          <w:p>
+            <w:pPr>
+              <w:pStyle w:val="Compact"/>
+              <w:jc w:val="center"/>
+            </w:pPr>
+            <w:r>
+              <w:t xml:space="preserve">0.2915</w:t>
+            </w:r>
+          </w:p>
+        </w:tc>
+        <w:tc>
+          <w:tcPr/>
+          <w:p>
+            <w:pPr>
+              <w:pStyle w:val="Compact"/>
+              <w:jc w:val="center"/>
+            </w:pPr>
+            <w:r>
+              <w:t xml:space="preserve">0.1502</w:t>
             </w:r>
           </w:p>
         </w:tc>
@@ -2360,6 +2420,356 @@
               <w:jc w:val="center"/>
             </w:pPr>
             <w:r>
+              <w:t xml:space="preserve">8</w:t>
+            </w:r>
+          </w:p>
+        </w:tc>
+        <w:tc>
+          <w:tcPr/>
+          <w:p>
+            <w:pPr>
+              <w:pStyle w:val="Compact"/>
+              <w:jc w:val="center"/>
+            </w:pPr>
+            <w:r>
+              <w:t xml:space="preserve">Activin 50ng/ml 2days (n=5)</w:t>
+            </w:r>
+          </w:p>
+        </w:tc>
+        <w:tc>
+          <w:tcPr/>
+          <w:p>
+            <w:pPr>
+              <w:pStyle w:val="Compact"/>
+              <w:jc w:val="center"/>
+            </w:pPr>
+            <w:r>
+              <w:t xml:space="preserve">0.2828</w:t>
+            </w:r>
+          </w:p>
+        </w:tc>
+        <w:tc>
+          <w:tcPr/>
+          <w:p>
+            <w:pPr>
+              <w:pStyle w:val="Compact"/>
+              <w:jc w:val="center"/>
+            </w:pPr>
+            <w:r>
+              <w:t xml:space="preserve">0.08893</w:t>
+            </w:r>
+          </w:p>
+        </w:tc>
+      </w:tr>
+      <w:tr>
+        <w:tc>
+          <w:tcPr/>
+          <w:p>
+            <w:pPr>
+              <w:pStyle w:val="Compact"/>
+              <w:jc w:val="center"/>
+            </w:pPr>
+            <w:r>
+              <w:t xml:space="preserve">8</w:t>
+            </w:r>
+          </w:p>
+        </w:tc>
+        <w:tc>
+          <w:tcPr/>
+          <w:p>
+            <w:pPr>
+              <w:pStyle w:val="Compact"/>
+              <w:jc w:val="center"/>
+            </w:pPr>
+            <w:r>
+              <w:t xml:space="preserve">Control 14days (n=5)</w:t>
+            </w:r>
+          </w:p>
+        </w:tc>
+        <w:tc>
+          <w:tcPr/>
+          <w:p>
+            <w:pPr>
+              <w:pStyle w:val="Compact"/>
+              <w:jc w:val="center"/>
+            </w:pPr>
+            <w:r>
+              <w:t xml:space="preserve">0.3819</w:t>
+            </w:r>
+          </w:p>
+        </w:tc>
+        <w:tc>
+          <w:tcPr/>
+          <w:p>
+            <w:pPr>
+              <w:pStyle w:val="Compact"/>
+              <w:jc w:val="center"/>
+            </w:pPr>
+            <w:r>
+              <w:t xml:space="preserve">0.1656</w:t>
+            </w:r>
+          </w:p>
+        </w:tc>
+      </w:tr>
+      <w:tr>
+        <w:tc>
+          <w:tcPr/>
+          <w:p>
+            <w:pPr>
+              <w:pStyle w:val="Compact"/>
+              <w:jc w:val="center"/>
+            </w:pPr>
+            <w:r>
+              <w:t xml:space="preserve">8</w:t>
+            </w:r>
+          </w:p>
+        </w:tc>
+        <w:tc>
+          <w:tcPr/>
+          <w:p>
+            <w:pPr>
+              <w:pStyle w:val="Compact"/>
+              <w:jc w:val="center"/>
+            </w:pPr>
+            <w:r>
+              <w:t xml:space="preserve">Control 7days (n=1)</w:t>
+            </w:r>
+          </w:p>
+        </w:tc>
+        <w:tc>
+          <w:tcPr/>
+          <w:p>
+            <w:pPr>
+              <w:pStyle w:val="Compact"/>
+              <w:jc w:val="center"/>
+            </w:pPr>
+            <w:r>
+              <w:t xml:space="preserve">0.3948</w:t>
+            </w:r>
+          </w:p>
+        </w:tc>
+        <w:tc>
+          <w:tcPr/>
+          <w:p>
+            <w:pPr>
+              <w:pStyle w:val="Compact"/>
+              <w:jc w:val="center"/>
+            </w:pPr>
+            <w:r>
+              <w:t xml:space="preserve">0</w:t>
+            </w:r>
+          </w:p>
+        </w:tc>
+      </w:tr>
+      <w:tr>
+        <w:tc>
+          <w:tcPr/>
+          <w:p>
+            <w:pPr>
+              <w:pStyle w:val="Compact"/>
+              <w:jc w:val="center"/>
+            </w:pPr>
+            <w:r>
+              <w:t xml:space="preserve">9</w:t>
+            </w:r>
+          </w:p>
+        </w:tc>
+        <w:tc>
+          <w:tcPr/>
+          <w:p>
+            <w:pPr>
+              <w:pStyle w:val="Compact"/>
+              <w:jc w:val="center"/>
+            </w:pPr>
+            <w:r>
+              <w:t xml:space="preserve">Activin 50ng/ml 14days (n=5)</w:t>
+            </w:r>
+          </w:p>
+        </w:tc>
+        <w:tc>
+          <w:tcPr/>
+          <w:p>
+            <w:pPr>
+              <w:pStyle w:val="Compact"/>
+              <w:jc w:val="center"/>
+            </w:pPr>
+            <w:r>
+              <w:t xml:space="preserve">0.2011</w:t>
+            </w:r>
+          </w:p>
+        </w:tc>
+        <w:tc>
+          <w:tcPr/>
+          <w:p>
+            <w:pPr>
+              <w:pStyle w:val="Compact"/>
+              <w:jc w:val="center"/>
+            </w:pPr>
+            <w:r>
+              <w:t xml:space="preserve">0.1121</w:t>
+            </w:r>
+          </w:p>
+        </w:tc>
+      </w:tr>
+      <w:tr>
+        <w:tc>
+          <w:tcPr/>
+          <w:p>
+            <w:pPr>
+              <w:pStyle w:val="Compact"/>
+              <w:jc w:val="center"/>
+            </w:pPr>
+            <w:r>
+              <w:t xml:space="preserve">9</w:t>
+            </w:r>
+          </w:p>
+        </w:tc>
+        <w:tc>
+          <w:tcPr/>
+          <w:p>
+            <w:pPr>
+              <w:pStyle w:val="Compact"/>
+              <w:jc w:val="center"/>
+            </w:pPr>
+            <w:r>
+              <w:t xml:space="preserve">Activin 50ng/ml 2days (n=5)</w:t>
+            </w:r>
+          </w:p>
+        </w:tc>
+        <w:tc>
+          <w:tcPr/>
+          <w:p>
+            <w:pPr>
+              <w:pStyle w:val="Compact"/>
+              <w:jc w:val="center"/>
+            </w:pPr>
+            <w:r>
+              <w:t xml:space="preserve">0.2273</w:t>
+            </w:r>
+          </w:p>
+        </w:tc>
+        <w:tc>
+          <w:tcPr/>
+          <w:p>
+            <w:pPr>
+              <w:pStyle w:val="Compact"/>
+              <w:jc w:val="center"/>
+            </w:pPr>
+            <w:r>
+              <w:t xml:space="preserve">0.129</w:t>
+            </w:r>
+          </w:p>
+        </w:tc>
+      </w:tr>
+      <w:tr>
+        <w:tc>
+          <w:tcPr/>
+          <w:p>
+            <w:pPr>
+              <w:pStyle w:val="Compact"/>
+              <w:jc w:val="center"/>
+            </w:pPr>
+            <w:r>
+              <w:t xml:space="preserve">9</w:t>
+            </w:r>
+          </w:p>
+        </w:tc>
+        <w:tc>
+          <w:tcPr/>
+          <w:p>
+            <w:pPr>
+              <w:pStyle w:val="Compact"/>
+              <w:jc w:val="center"/>
+            </w:pPr>
+            <w:r>
+              <w:t xml:space="preserve">Control 14days (n=5)</w:t>
+            </w:r>
+          </w:p>
+        </w:tc>
+        <w:tc>
+          <w:tcPr/>
+          <w:p>
+            <w:pPr>
+              <w:pStyle w:val="Compact"/>
+              <w:jc w:val="center"/>
+            </w:pPr>
+            <w:r>
+              <w:t xml:space="preserve">0.3226</w:t>
+            </w:r>
+          </w:p>
+        </w:tc>
+        <w:tc>
+          <w:tcPr/>
+          <w:p>
+            <w:pPr>
+              <w:pStyle w:val="Compact"/>
+              <w:jc w:val="center"/>
+            </w:pPr>
+            <w:r>
+              <w:t xml:space="preserve">0.1672</w:t>
+            </w:r>
+          </w:p>
+        </w:tc>
+      </w:tr>
+      <w:tr>
+        <w:tc>
+          <w:tcPr/>
+          <w:p>
+            <w:pPr>
+              <w:pStyle w:val="Compact"/>
+              <w:jc w:val="center"/>
+            </w:pPr>
+            <w:r>
+              <w:t xml:space="preserve">9</w:t>
+            </w:r>
+          </w:p>
+        </w:tc>
+        <w:tc>
+          <w:tcPr/>
+          <w:p>
+            <w:pPr>
+              <w:pStyle w:val="Compact"/>
+              <w:jc w:val="center"/>
+            </w:pPr>
+            <w:r>
+              <w:t xml:space="preserve">Control 7days (n=1)</w:t>
+            </w:r>
+          </w:p>
+        </w:tc>
+        <w:tc>
+          <w:tcPr/>
+          <w:p>
+            <w:pPr>
+              <w:pStyle w:val="Compact"/>
+              <w:jc w:val="center"/>
+            </w:pPr>
+            <w:r>
+              <w:t xml:space="preserve">0.1613</w:t>
+            </w:r>
+          </w:p>
+        </w:tc>
+        <w:tc>
+          <w:tcPr/>
+          <w:p>
+            <w:pPr>
+              <w:pStyle w:val="Compact"/>
+              <w:jc w:val="center"/>
+            </w:pPr>
+            <w:r>
+              <w:t xml:space="preserve">0</w:t>
+            </w:r>
+          </w:p>
+        </w:tc>
+      </w:tr>
+      <w:tr>
+        <w:tc>
+          <w:tcPr/>
+          <w:p>
+            <w:pPr>
+              <w:pStyle w:val="Compact"/>
+              <w:jc w:val="center"/>
+            </w:pPr>
+            <w:r>
               <w:t xml:space="preserve">10</w:t>
             </w:r>
           </w:p>
@@ -2372,6 +2782,106 @@
               <w:jc w:val="center"/>
             </w:pPr>
             <w:r>
+              <w:t xml:space="preserve">Activin 50ng/ml 14days (n=5)</w:t>
+            </w:r>
+          </w:p>
+        </w:tc>
+        <w:tc>
+          <w:tcPr/>
+          <w:p>
+            <w:pPr>
+              <w:pStyle w:val="Compact"/>
+              <w:jc w:val="center"/>
+            </w:pPr>
+            <w:r>
+              <w:t xml:space="preserve">0.08703</w:t>
+            </w:r>
+          </w:p>
+        </w:tc>
+        <w:tc>
+          <w:tcPr/>
+          <w:p>
+            <w:pPr>
+              <w:pStyle w:val="Compact"/>
+              <w:jc w:val="center"/>
+            </w:pPr>
+            <w:r>
+              <w:t xml:space="preserve">0.02915</w:t>
+            </w:r>
+          </w:p>
+        </w:tc>
+      </w:tr>
+      <w:tr>
+        <w:tc>
+          <w:tcPr/>
+          <w:p>
+            <w:pPr>
+              <w:pStyle w:val="Compact"/>
+              <w:jc w:val="center"/>
+            </w:pPr>
+            <w:r>
+              <w:t xml:space="preserve">10</w:t>
+            </w:r>
+          </w:p>
+        </w:tc>
+        <w:tc>
+          <w:tcPr/>
+          <w:p>
+            <w:pPr>
+              <w:pStyle w:val="Compact"/>
+              <w:jc w:val="center"/>
+            </w:pPr>
+            <w:r>
+              <w:t xml:space="preserve">Activin 50ng/ml 2days (n=5)</w:t>
+            </w:r>
+          </w:p>
+        </w:tc>
+        <w:tc>
+          <w:tcPr/>
+          <w:p>
+            <w:pPr>
+              <w:pStyle w:val="Compact"/>
+              <w:jc w:val="center"/>
+            </w:pPr>
+            <w:r>
+              <w:t xml:space="preserve">0.2306</w:t>
+            </w:r>
+          </w:p>
+        </w:tc>
+        <w:tc>
+          <w:tcPr/>
+          <w:p>
+            <w:pPr>
+              <w:pStyle w:val="Compact"/>
+              <w:jc w:val="center"/>
+            </w:pPr>
+            <w:r>
+              <w:t xml:space="preserve">0.1209</w:t>
+            </w:r>
+          </w:p>
+        </w:tc>
+      </w:tr>
+      <w:tr>
+        <w:tc>
+          <w:tcPr/>
+          <w:p>
+            <w:pPr>
+              <w:pStyle w:val="Compact"/>
+              <w:jc w:val="center"/>
+            </w:pPr>
+            <w:r>
+              <w:t xml:space="preserve">10</w:t>
+            </w:r>
+          </w:p>
+        </w:tc>
+        <w:tc>
+          <w:tcPr/>
+          <w:p>
+            <w:pPr>
+              <w:pStyle w:val="Compact"/>
+              <w:jc w:val="center"/>
+            </w:pPr>
+            <w:r>
               <w:t xml:space="preserve">Control 14days (n=5)</w:t>
             </w:r>
           </w:p>
@@ -2397,14 +2907,64 @@
             </w:pPr>
             <w:r>
               <w:t xml:space="preserve">0.08223</w:t>
+            </w:r>
+          </w:p>
+        </w:tc>
+      </w:tr>
+      <w:tr>
+        <w:tc>
+          <w:tcPr/>
+          <w:p>
+            <w:pPr>
+              <w:pStyle w:val="Compact"/>
+              <w:jc w:val="center"/>
+            </w:pPr>
+            <w:r>
+              <w:t xml:space="preserve">10</w:t>
+            </w:r>
+          </w:p>
+        </w:tc>
+        <w:tc>
+          <w:tcPr/>
+          <w:p>
+            <w:pPr>
+              <w:pStyle w:val="Compact"/>
+              <w:jc w:val="center"/>
+            </w:pPr>
+            <w:r>
+              <w:t xml:space="preserve">Control 7days (n=1)</w:t>
+            </w:r>
+          </w:p>
+        </w:tc>
+        <w:tc>
+          <w:tcPr/>
+          <w:p>
+            <w:pPr>
+              <w:pStyle w:val="Compact"/>
+              <w:jc w:val="center"/>
+            </w:pPr>
+            <w:r>
+              <w:t xml:space="preserve">0.181</w:t>
+            </w:r>
+          </w:p>
+        </w:tc>
+        <w:tc>
+          <w:tcPr/>
+          <w:p>
+            <w:pPr>
+              <w:pStyle w:val="Compact"/>
+              <w:jc w:val="center"/>
+            </w:pPr>
+            <w:r>
+              <w:t xml:space="preserve">0</w:t>
             </w:r>
           </w:p>
         </w:tc>
       </w:tr>
     </w:tbl>
-    <w:bookmarkEnd w:id="51"/>
-    <w:bookmarkEnd w:id="52"/>
-    <w:bookmarkStart w:id="56" w:name="references"/>
+    <w:bookmarkEnd w:id="54"/>
+    <w:bookmarkEnd w:id="55"/>
+    <w:bookmarkStart w:id="59" w:name="references"/>
     <w:p>
       <w:pPr>
         <w:pStyle w:val="berschrift2"/>
@@ -2413,8 +2973,8 @@
         <w:t xml:space="preserve">References</w:t>
       </w:r>
     </w:p>
-    <w:bookmarkStart w:id="55" w:name="refs"/>
-    <w:bookmarkStart w:id="54" w:name="X4175f2d6a880cff244f25bc9442830b9798b728"/>
+    <w:bookmarkStart w:id="58" w:name="refs"/>
+    <w:bookmarkStart w:id="57" w:name="X4175f2d6a880cff244f25bc9442830b9798b728"/>
     <w:p>
       <w:pPr>
         <w:pStyle w:val="Literaturverzeichnis"/>
@@ -2434,7 +2994,7 @@
       <w:r>
         <w:t xml:space="preserve"> </w:t>
       </w:r>
-      <w:hyperlink r:id="rId53">
+      <w:hyperlink r:id="rId56">
         <w:r>
           <w:rPr>
             <w:rStyle w:val="Hyperlink"/>
@@ -2446,10 +3006,10 @@
         <w:t xml:space="preserve">.</w:t>
       </w:r>
     </w:p>
-    <w:bookmarkEnd w:id="54"/>
-    <w:bookmarkEnd w:id="55"/>
-    <w:bookmarkEnd w:id="56"/>
-    <w:bookmarkStart w:id="57" w:name="methods-section-to-copy"/>
+    <w:bookmarkEnd w:id="57"/>
+    <w:bookmarkEnd w:id="58"/>
+    <w:bookmarkEnd w:id="59"/>
+    <w:bookmarkStart w:id="60" w:name="methods-section-to-copy"/>
     <w:p>
       <w:pPr>
         <w:pStyle w:val="berschrift2"/>
@@ -2466,7 +3026,7 @@
         <w:t xml:space="preserve">TBA</w:t>
       </w:r>
     </w:p>
-    <w:bookmarkEnd w:id="57"/>
+    <w:bookmarkEnd w:id="60"/>
     <w:sectPr>
       <w:pgSz w:h="15840" w:w="12240"/>
       <w:pgMar w:bottom="1134" w:footer="720" w:gutter="0" w:header="720" w:left="1417" w:right="1417" w:top="1417"/>

--- a/Results/Mitosections/results_report_mitochondria_alcohol_mitosections.docx
+++ b/Results/Mitosections/results_report_mitochondria_alcohol_mitosections.docx
@@ -71,7 +71,7 @@
         <w:pStyle w:val="Datum"/>
       </w:pPr>
       <w:r>
-        <w:t xml:space="preserve">2023-04-12</w:t>
+        <w:t xml:space="preserve">2023-04-16</w:t>
       </w:r>
     </w:p>
     <w:bookmarkStart w:id="28" w:name="introduction"/>
@@ -86,14 +86,6 @@
     <w:p>
       <w:pPr>
         <w:pStyle w:val="FirstParagraph"/>
-      </w:pPr>
-      <w:r>
-        <w:t xml:space="preserve">[1]</w:t>
-      </w:r>
-    </w:p>
-    <w:p>
-      <w:pPr>
-        <w:pStyle w:val="Textkrper"/>
       </w:pPr>
       <w:r>
         <w:t xml:space="preserve">We analyzed the distribution of mitochondria in the soma of neurons. We used dissociated neuronal cultures that were treated under different conditions prior to fixation, staining and imaging (</w:t>
@@ -2989,7 +2981,40 @@
         <w:t xml:space="preserve">	</w:t>
       </w:r>
       <w:r>
-        <w:t xml:space="preserve">Cangkrama M, Liu H, Whipman J, Zubair M, Matsushita M, Di Filippo M, et al. A Protumorigenic mDia2-MIRO1 Axis Controls Mitochondrial Positioning and Function in Cancer-Associated Fibroblasts. Cancer Res 2022;82:3701–17.</w:t>
+        <w:t xml:space="preserve">Cangkrama M, Liu H, Whipman J, Zubair M, Matsushita M, Di Filippo M, et al. A</w:t>
+      </w:r>
+      <w:r>
+        <w:t xml:space="preserve"> </w:t>
+      </w:r>
+      <w:r>
+        <w:t xml:space="preserve">Protumorigenic mDia2-MIRO1 Axis Controls Mitochondrial Positioning</w:t>
+      </w:r>
+      <w:r>
+        <w:t xml:space="preserve"> </w:t>
+      </w:r>
+      <w:r>
+        <w:t xml:space="preserve">and</w:t>
+      </w:r>
+      <w:r>
+        <w:t xml:space="preserve"> </w:t>
+      </w:r>
+      <w:r>
+        <w:t xml:space="preserve">Function</w:t>
+      </w:r>
+      <w:r>
+        <w:t xml:space="preserve"> </w:t>
+      </w:r>
+      <w:r>
+        <w:t xml:space="preserve">in</w:t>
+      </w:r>
+      <w:r>
+        <w:t xml:space="preserve"> </w:t>
+      </w:r>
+      <w:r>
+        <w:t xml:space="preserve">Cancer-Associated Fibroblasts</w:t>
+      </w:r>
+      <w:r>
+        <w:t xml:space="preserve">. Cancer Res 2022;82:3701–17.</w:t>
       </w:r>
       <w:r>
         <w:t xml:space="preserve"> </w:t>

--- a/Results/Mitosections/results_report_mitochondria_alcohol_mitosections.docx
+++ b/Results/Mitosections/results_report_mitochondria_alcohol_mitosections.docx
@@ -436,7 +436,7 @@
         <w:pStyle w:val="FirstParagraph"/>
       </w:pPr>
       <w:r>
-        <w:t xml:space="preserve">The original paper with this method</w:t>
+        <w:t xml:space="preserve">In the original paper with this method</w:t>
       </w:r>
       <w:r>
         <w:t xml:space="preserve"> </w:t>
@@ -445,7 +445,7 @@
         <w:t xml:space="preserve">[1]</w:t>
       </w:r>
       <w:r>
-        <w:t xml:space="preserve">, the authors normalized fluorescence intensities on the maximum intensity pixel of the given image. In my option, this is not the best solution, as there may be differences in the absolute fluorescence emission that stem from controllable sources (different fluorescence excitation intensity, different reaction times during staining) or uncontrollable sources (fluorophores not as efficient anymore due to light exposure during previous sample preparation, maybe even different fluorophore binding efficiency in different treatment conditions, imaging artefacts with unspecifically bound or unwashed fluorophores). I therefore normalized the fluorescence intensity values to the average of the 3 highest values of each cell’s profiles - which is a method not vulnerable to the described error sources.</w:t>
+        <w:t xml:space="preserve">, the authors normalized fluorescence intensities on the maximum intensity pixel of the given image. In my opinion, this is not the best solution, as there may be differences in the absolute fluorescence emission that stem from controllable sources (different fluorescence excitation intensity, different reaction times during staining) or uncontrollable sources (fluorophores not as efficient anymore due to light exposure during previous sample preparation, maybe even different fluorophore binding efficiency in different treatment conditions, imaging artefacts with unspecifically bound or unwashed fluorophores). I therefore normalized the fluorescence intensity values to the average of the 3 highest values of each cell’s profiles - which is a method not as vulnerable to the described error sources.</w:t>
       </w:r>
     </w:p>
     <w:p>
@@ -462,7 +462,7 @@
         <w:t xml:space="preserve">[1]</w:t>
       </w:r>
       <w:r>
-        <w:t xml:space="preserve">, one line was drawn per cell at the position of maximum soma extension from the nucleus. In neurons the overall somatic area outside of the nucleus is much less than in Cangkrama et al.’s cell type and neurons differ in shape from an even, round shape. We thus drew three different sections through the some. The first in the direction of maximum soma extension (just as the original paper), the other two about 45 degrees clockwise and 45 degrees counterclockwise to the first line.</w:t>
+        <w:t xml:space="preserve">, one line was drawn per cell at the position of maximum soma extension from the nucleus. In neurons the overall somatic area outside of the nucleus is much less than in Cangkrama et al.’s cell type and neurons differ in shape from an even, round shape. We thus drew three different sections through the soma. The first in the direction of maximum soma extension (just as the original paper), the other two about 45 degrees clockwise and 45 degrees counterclockwise to the first line.</w:t>
       </w:r>
     </w:p>
     <w:p>
@@ -470,7 +470,7 @@
         <w:pStyle w:val="Textkrper"/>
       </w:pPr>
       <w:r>
-        <w:t xml:space="preserve">For comparability with the previous study, I plotted here the results, using the first (maximum length) somatic profile only.</w:t>
+        <w:t xml:space="preserve">For comparability with the previous study, I plotted here the results, using the first (maximum length) somatic profiles only.</w:t>
       </w:r>
     </w:p>
     <w:p>
@@ -647,7 +647,7 @@
       </w:r>
     </w:p>
     <w:bookmarkEnd w:id="40"/>
-    <w:bookmarkStart w:id="55" w:name="statistical-comparison"/>
+    <w:bookmarkStart w:id="58" w:name="statistical-comparison"/>
     <w:p>
       <w:pPr>
         <w:pStyle w:val="berschrift2"/>
@@ -782,7 +782,7 @@
       </w:r>
     </w:p>
     <w:bookmarkEnd w:id="47"/>
-    <w:bookmarkStart w:id="54" w:name="idea2"/>
+    <w:bookmarkStart w:id="57" w:name="idea2"/>
     <w:p>
       <w:pPr>
         <w:pStyle w:val="berschrift3"/>
@@ -887,6 +887,51 @@
           </wp:inline>
         </w:drawing>
       </w:r>
+      <w:r>
+        <w:t xml:space="preserve"> </w:t>
+      </w:r>
+      <w:r>
+        <w:drawing>
+          <wp:inline>
+            <wp:extent cx="5969000" cy="8953500"/>
+            <wp:effectExtent b="0" l="0" r="0" t="0"/>
+            <wp:docPr descr="Statistical comparison of different conditions for each section" title="" id="55" name="Picture"/>
+            <a:graphic>
+              <a:graphicData uri="http://schemas.openxmlformats.org/drawingml/2006/picture">
+                <pic:pic>
+                  <pic:nvPicPr>
+                    <pic:cNvPr descr="results_report_mitochondria_alcohol_mitosections_files/figure-docx/separate_section_plots_stats-1.png" id="56" name="Picture"/>
+                    <pic:cNvPicPr>
+                      <a:picLocks noChangeArrowheads="1" noChangeAspect="1"/>
+                    </pic:cNvPicPr>
+                  </pic:nvPicPr>
+                  <pic:blipFill>
+                    <a:blip r:embed="rId54"/>
+                    <a:stretch>
+                      <a:fillRect/>
+                    </a:stretch>
+                  </pic:blipFill>
+                  <pic:spPr bwMode="auto">
+                    <a:xfrm>
+                      <a:off x="0" y="0"/>
+                      <a:ext cx="5969000" cy="8953500"/>
+                    </a:xfrm>
+                    <a:prstGeom prst="rect">
+                      <a:avLst/>
+                    </a:prstGeom>
+                    <a:noFill/>
+                    <a:ln w="9525">
+                      <a:noFill/>
+                      <a:headEnd/>
+                      <a:tailEnd/>
+                    </a:ln>
+                  </pic:spPr>
+                </pic:pic>
+              </a:graphicData>
+            </a:graphic>
+          </wp:inline>
+        </w:drawing>
+      </w:r>
     </w:p>
     <w:tbl>
       <w:tblPr>
@@ -2954,9 +2999,9 @@
         </w:tc>
       </w:tr>
     </w:tbl>
-    <w:bookmarkEnd w:id="54"/>
-    <w:bookmarkEnd w:id="55"/>
-    <w:bookmarkStart w:id="59" w:name="references"/>
+    <w:bookmarkEnd w:id="57"/>
+    <w:bookmarkEnd w:id="58"/>
+    <w:bookmarkStart w:id="62" w:name="references"/>
     <w:p>
       <w:pPr>
         <w:pStyle w:val="berschrift2"/>
@@ -2965,8 +3010,8 @@
         <w:t xml:space="preserve">References</w:t>
       </w:r>
     </w:p>
-    <w:bookmarkStart w:id="58" w:name="refs"/>
-    <w:bookmarkStart w:id="57" w:name="X4175f2d6a880cff244f25bc9442830b9798b728"/>
+    <w:bookmarkStart w:id="61" w:name="refs"/>
+    <w:bookmarkStart w:id="60" w:name="X4175f2d6a880cff244f25bc9442830b9798b728"/>
     <w:p>
       <w:pPr>
         <w:pStyle w:val="Literaturverzeichnis"/>
@@ -3019,7 +3064,7 @@
       <w:r>
         <w:t xml:space="preserve"> </w:t>
       </w:r>
-      <w:hyperlink r:id="rId56">
+      <w:hyperlink r:id="rId59">
         <w:r>
           <w:rPr>
             <w:rStyle w:val="Hyperlink"/>
@@ -3031,10 +3076,10 @@
         <w:t xml:space="preserve">.</w:t>
       </w:r>
     </w:p>
-    <w:bookmarkEnd w:id="57"/>
-    <w:bookmarkEnd w:id="58"/>
-    <w:bookmarkEnd w:id="59"/>
-    <w:bookmarkStart w:id="60" w:name="methods-section-to-copy"/>
+    <w:bookmarkEnd w:id="60"/>
+    <w:bookmarkEnd w:id="61"/>
+    <w:bookmarkEnd w:id="62"/>
+    <w:bookmarkStart w:id="63" w:name="methods-section-to-copy"/>
     <w:p>
       <w:pPr>
         <w:pStyle w:val="berschrift2"/>
@@ -3051,7 +3096,7 @@
         <w:t xml:space="preserve">TBA</w:t>
       </w:r>
     </w:p>
-    <w:bookmarkEnd w:id="60"/>
+    <w:bookmarkEnd w:id="63"/>
     <w:sectPr>
       <w:pgSz w:h="15840" w:w="12240"/>
       <w:pgMar w:bottom="1134" w:footer="720" w:gutter="0" w:header="720" w:left="1417" w:right="1417" w:top="1417"/>

--- a/Results/Mitosections/results_report_mitochondria_alcohol_mitosections.docx
+++ b/Results/Mitosections/results_report_mitochondria_alcohol_mitosections.docx
@@ -71,7 +71,7 @@
         <w:pStyle w:val="Datum"/>
       </w:pPr>
       <w:r>
-        <w:t xml:space="preserve">2023-04-16</w:t>
+        <w:t xml:space="preserve">2023-04-18</w:t>
       </w:r>
     </w:p>
     <w:bookmarkStart w:id="28" w:name="introduction"/>
@@ -126,7 +126,7 @@
       <w:r>
         <w:drawing>
           <wp:inline>
-            <wp:extent cx="5969000" cy="3581400"/>
+            <wp:extent cx="5969000" cy="5969000"/>
             <wp:effectExtent b="0" l="0" r="0" t="0"/>
             <wp:docPr descr="Thumbnails of all analyzed images" title="" id="22" name="Picture"/>
             <a:graphic>
@@ -147,7 +147,7 @@
                   <pic:spPr bwMode="auto">
                     <a:xfrm>
                       <a:off x="0" y="0"/>
-                      <a:ext cx="5969000" cy="3581400"/>
+                      <a:ext cx="5969000" cy="5969000"/>
                     </a:xfrm>
                     <a:prstGeom prst="rect">
                       <a:avLst/>
@@ -256,18 +256,18 @@
         <w:pStyle w:val="FirstParagraph"/>
       </w:pPr>
       <w:r>
-        <w:t xml:space="preserve">The number of analyzed images is currently 16 and is divided into different experimental conditions as follows:</w:t>
+        <w:t xml:space="preserve">The number of analyzed images is currently 46 and is divided into different experimental conditions as follows:</w:t>
       </w:r>
     </w:p>
     <w:tbl>
       <w:tblPr>
         <w:tblStyle w:val="Table"/>
-        <w:tblW w:type="pct" w:w="2014"/>
+        <w:tblW w:type="pct" w:w="2083"/>
         <w:tblLook w:firstRow="1" w:lastRow="0" w:firstColumn="0" w:lastColumn="0" w:noHBand="0" w:noVBand="0" w:val="0020"/>
       </w:tblPr>
       <w:tblGrid>
         <w:gridCol w:w="2750"/>
-        <w:gridCol w:w="440"/>
+        <w:gridCol w:w="550"/>
       </w:tblGrid>
       <w:tr>
         <w:trPr>
@@ -371,7 +371,7 @@
               <w:jc w:val="center"/>
             </w:pPr>
             <w:r>
-              <w:t xml:space="preserve">5</w:t>
+              <w:t xml:space="preserve">9</w:t>
             </w:r>
           </w:p>
         </w:tc>
@@ -397,7 +397,85 @@
               <w:jc w:val="center"/>
             </w:pPr>
             <w:r>
-              <w:t xml:space="preserve">1</w:t>
+              <w:t xml:space="preserve">10</w:t>
+            </w:r>
+          </w:p>
+        </w:tc>
+      </w:tr>
+      <w:tr>
+        <w:tc>
+          <w:tcPr/>
+          <w:p>
+            <w:pPr>
+              <w:pStyle w:val="Compact"/>
+              <w:jc w:val="center"/>
+            </w:pPr>
+            <w:r>
+              <w:t xml:space="preserve">Folistatin 50ng/ml 14d</w:t>
+            </w:r>
+          </w:p>
+        </w:tc>
+        <w:tc>
+          <w:tcPr/>
+          <w:p>
+            <w:pPr>
+              <w:pStyle w:val="Compact"/>
+              <w:jc w:val="center"/>
+            </w:pPr>
+            <w:r>
+              <w:t xml:space="preserve">2</w:t>
+            </w:r>
+          </w:p>
+        </w:tc>
+      </w:tr>
+      <w:tr>
+        <w:tc>
+          <w:tcPr/>
+          <w:p>
+            <w:pPr>
+              <w:pStyle w:val="Compact"/>
+              <w:jc w:val="center"/>
+            </w:pPr>
+            <w:r>
+              <w:t xml:space="preserve">Folistatin 50ng/ml 7d</w:t>
+            </w:r>
+          </w:p>
+        </w:tc>
+        <w:tc>
+          <w:tcPr/>
+          <w:p>
+            <w:pPr>
+              <w:pStyle w:val="Compact"/>
+              <w:jc w:val="center"/>
+            </w:pPr>
+            <w:r>
+              <w:t xml:space="preserve">11</w:t>
+            </w:r>
+          </w:p>
+        </w:tc>
+      </w:tr>
+      <w:tr>
+        <w:tc>
+          <w:tcPr/>
+          <w:p>
+            <w:pPr>
+              <w:pStyle w:val="Compact"/>
+              <w:jc w:val="center"/>
+            </w:pPr>
+            <w:r>
+              <w:t xml:space="preserve">SMIFH2 10µM 14d</w:t>
+            </w:r>
+          </w:p>
+        </w:tc>
+        <w:tc>
+          <w:tcPr/>
+          <w:p>
+            <w:pPr>
+              <w:pStyle w:val="Compact"/>
+              <w:jc w:val="center"/>
+            </w:pPr>
+            <w:r>
+              <w:t xml:space="preserve">4</w:t>
             </w:r>
           </w:p>
         </w:tc>
@@ -936,14 +1014,14 @@
     <w:tbl>
       <w:tblPr>
         <w:tblStyle w:val="Table"/>
-        <w:tblW w:type="pct" w:w="4236"/>
+        <w:tblW w:type="pct" w:w="4375"/>
         <w:tblLook w:firstRow="1" w:lastRow="0" w:firstColumn="0" w:lastColumn="0" w:noHBand="0" w:noVBand="0" w:val="0020"/>
       </w:tblPr>
       <w:tblGrid>
         <w:gridCol w:w="1100"/>
         <w:gridCol w:w="3410"/>
         <w:gridCol w:w="1100"/>
-        <w:gridCol w:w="1100"/>
+        <w:gridCol w:w="1320"/>
       </w:tblGrid>
       <w:tr>
         <w:trPr>
@@ -1119,31 +1197,31 @@
               <w:jc w:val="center"/>
             </w:pPr>
             <w:r>
-              <w:t xml:space="preserve">Control 14days (n=5)</w:t>
-            </w:r>
-          </w:p>
-        </w:tc>
-        <w:tc>
-          <w:tcPr/>
-          <w:p>
-            <w:pPr>
-              <w:pStyle w:val="Compact"/>
-              <w:jc w:val="center"/>
-            </w:pPr>
-            <w:r>
-              <w:t xml:space="preserve">0.5815</w:t>
-            </w:r>
-          </w:p>
-        </w:tc>
-        <w:tc>
-          <w:tcPr/>
-          <w:p>
-            <w:pPr>
-              <w:pStyle w:val="Compact"/>
-              <w:jc w:val="center"/>
-            </w:pPr>
-            <w:r>
-              <w:t xml:space="preserve">0.112</w:t>
+              <w:t xml:space="preserve">Control 14days (n=9)</w:t>
+            </w:r>
+          </w:p>
+        </w:tc>
+        <w:tc>
+          <w:tcPr/>
+          <w:p>
+            <w:pPr>
+              <w:pStyle w:val="Compact"/>
+              <w:jc w:val="center"/>
+            </w:pPr>
+            <w:r>
+              <w:t xml:space="preserve">0.6367</w:t>
+            </w:r>
+          </w:p>
+        </w:tc>
+        <w:tc>
+          <w:tcPr/>
+          <w:p>
+            <w:pPr>
+              <w:pStyle w:val="Compact"/>
+              <w:jc w:val="center"/>
+            </w:pPr>
+            <w:r>
+              <w:t xml:space="preserve">0.09831</w:t>
             </w:r>
           </w:p>
         </w:tc>
@@ -1169,31 +1247,181 @@
               <w:jc w:val="center"/>
             </w:pPr>
             <w:r>
-              <w:t xml:space="preserve">Control 7days (n=1)</w:t>
-            </w:r>
-          </w:p>
-        </w:tc>
-        <w:tc>
-          <w:tcPr/>
-          <w:p>
-            <w:pPr>
-              <w:pStyle w:val="Compact"/>
-              <w:jc w:val="center"/>
-            </w:pPr>
-            <w:r>
-              <w:t xml:space="preserve">0.6897</w:t>
-            </w:r>
-          </w:p>
-        </w:tc>
-        <w:tc>
-          <w:tcPr/>
-          <w:p>
-            <w:pPr>
-              <w:pStyle w:val="Compact"/>
-              <w:jc w:val="center"/>
-            </w:pPr>
-            <w:r>
-              <w:t xml:space="preserve">0</w:t>
+              <w:t xml:space="preserve">Control 7days (n=10)</w:t>
+            </w:r>
+          </w:p>
+        </w:tc>
+        <w:tc>
+          <w:tcPr/>
+          <w:p>
+            <w:pPr>
+              <w:pStyle w:val="Compact"/>
+              <w:jc w:val="center"/>
+            </w:pPr>
+            <w:r>
+              <w:t xml:space="preserve">0.5241</w:t>
+            </w:r>
+          </w:p>
+        </w:tc>
+        <w:tc>
+          <w:tcPr/>
+          <w:p>
+            <w:pPr>
+              <w:pStyle w:val="Compact"/>
+              <w:jc w:val="center"/>
+            </w:pPr>
+            <w:r>
+              <w:t xml:space="preserve">0.1681</w:t>
+            </w:r>
+          </w:p>
+        </w:tc>
+      </w:tr>
+      <w:tr>
+        <w:tc>
+          <w:tcPr/>
+          <w:p>
+            <w:pPr>
+              <w:pStyle w:val="Compact"/>
+              <w:jc w:val="center"/>
+            </w:pPr>
+            <w:r>
+              <w:t xml:space="preserve">1</w:t>
+            </w:r>
+          </w:p>
+        </w:tc>
+        <w:tc>
+          <w:tcPr/>
+          <w:p>
+            <w:pPr>
+              <w:pStyle w:val="Compact"/>
+              <w:jc w:val="center"/>
+            </w:pPr>
+            <w:r>
+              <w:t xml:space="preserve">Folistatin 50ng/ml 14d (n=2)</w:t>
+            </w:r>
+          </w:p>
+        </w:tc>
+        <w:tc>
+          <w:tcPr/>
+          <w:p>
+            <w:pPr>
+              <w:pStyle w:val="Compact"/>
+              <w:jc w:val="center"/>
+            </w:pPr>
+            <w:r>
+              <w:t xml:space="preserve">0.8109</w:t>
+            </w:r>
+          </w:p>
+        </w:tc>
+        <w:tc>
+          <w:tcPr/>
+          <w:p>
+            <w:pPr>
+              <w:pStyle w:val="Compact"/>
+              <w:jc w:val="center"/>
+            </w:pPr>
+            <w:r>
+              <w:t xml:space="preserve">0.06097</w:t>
+            </w:r>
+          </w:p>
+        </w:tc>
+      </w:tr>
+      <w:tr>
+        <w:tc>
+          <w:tcPr/>
+          <w:p>
+            <w:pPr>
+              <w:pStyle w:val="Compact"/>
+              <w:jc w:val="center"/>
+            </w:pPr>
+            <w:r>
+              <w:t xml:space="preserve">1</w:t>
+            </w:r>
+          </w:p>
+        </w:tc>
+        <w:tc>
+          <w:tcPr/>
+          <w:p>
+            <w:pPr>
+              <w:pStyle w:val="Compact"/>
+              <w:jc w:val="center"/>
+            </w:pPr>
+            <w:r>
+              <w:t xml:space="preserve">Folistatin 50ng/ml 7d (n=11)</w:t>
+            </w:r>
+          </w:p>
+        </w:tc>
+        <w:tc>
+          <w:tcPr/>
+          <w:p>
+            <w:pPr>
+              <w:pStyle w:val="Compact"/>
+              <w:jc w:val="center"/>
+            </w:pPr>
+            <w:r>
+              <w:t xml:space="preserve">0.603</w:t>
+            </w:r>
+          </w:p>
+        </w:tc>
+        <w:tc>
+          <w:tcPr/>
+          <w:p>
+            <w:pPr>
+              <w:pStyle w:val="Compact"/>
+              <w:jc w:val="center"/>
+            </w:pPr>
+            <w:r>
+              <w:t xml:space="preserve">0.121</w:t>
+            </w:r>
+          </w:p>
+        </w:tc>
+      </w:tr>
+      <w:tr>
+        <w:tc>
+          <w:tcPr/>
+          <w:p>
+            <w:pPr>
+              <w:pStyle w:val="Compact"/>
+              <w:jc w:val="center"/>
+            </w:pPr>
+            <w:r>
+              <w:t xml:space="preserve">1</w:t>
+            </w:r>
+          </w:p>
+        </w:tc>
+        <w:tc>
+          <w:tcPr/>
+          <w:p>
+            <w:pPr>
+              <w:pStyle w:val="Compact"/>
+              <w:jc w:val="center"/>
+            </w:pPr>
+            <w:r>
+              <w:t xml:space="preserve">SMIFH2 10µM 14d (n=4)</w:t>
+            </w:r>
+          </w:p>
+        </w:tc>
+        <w:tc>
+          <w:tcPr/>
+          <w:p>
+            <w:pPr>
+              <w:pStyle w:val="Compact"/>
+              <w:jc w:val="center"/>
+            </w:pPr>
+            <w:r>
+              <w:t xml:space="preserve">0.8216</w:t>
+            </w:r>
+          </w:p>
+        </w:tc>
+        <w:tc>
+          <w:tcPr/>
+          <w:p>
+            <w:pPr>
+              <w:pStyle w:val="Compact"/>
+              <w:jc w:val="center"/>
+            </w:pPr>
+            <w:r>
+              <w:t xml:space="preserve">0.03789</w:t>
             </w:r>
           </w:p>
         </w:tc>
@@ -1319,31 +1547,31 @@
               <w:jc w:val="center"/>
             </w:pPr>
             <w:r>
-              <w:t xml:space="preserve">Control 14days (n=5)</w:t>
-            </w:r>
-          </w:p>
-        </w:tc>
-        <w:tc>
-          <w:tcPr/>
-          <w:p>
-            <w:pPr>
-              <w:pStyle w:val="Compact"/>
-              <w:jc w:val="center"/>
-            </w:pPr>
-            <w:r>
-              <w:t xml:space="preserve">0.6363</w:t>
-            </w:r>
-          </w:p>
-        </w:tc>
-        <w:tc>
-          <w:tcPr/>
-          <w:p>
-            <w:pPr>
-              <w:pStyle w:val="Compact"/>
-              <w:jc w:val="center"/>
-            </w:pPr>
-            <w:r>
-              <w:t xml:space="preserve">0.1068</w:t>
+              <w:t xml:space="preserve">Control 14days (n=9)</w:t>
+            </w:r>
+          </w:p>
+        </w:tc>
+        <w:tc>
+          <w:tcPr/>
+          <w:p>
+            <w:pPr>
+              <w:pStyle w:val="Compact"/>
+              <w:jc w:val="center"/>
+            </w:pPr>
+            <w:r>
+              <w:t xml:space="preserve">0.6749</w:t>
+            </w:r>
+          </w:p>
+        </w:tc>
+        <w:tc>
+          <w:tcPr/>
+          <w:p>
+            <w:pPr>
+              <w:pStyle w:val="Compact"/>
+              <w:jc w:val="center"/>
+            </w:pPr>
+            <w:r>
+              <w:t xml:space="preserve">0.1082</w:t>
             </w:r>
           </w:p>
         </w:tc>
@@ -1369,31 +1597,181 @@
               <w:jc w:val="center"/>
             </w:pPr>
             <w:r>
-              <w:t xml:space="preserve">Control 7days (n=1)</w:t>
-            </w:r>
-          </w:p>
-        </w:tc>
-        <w:tc>
-          <w:tcPr/>
-          <w:p>
-            <w:pPr>
-              <w:pStyle w:val="Compact"/>
-              <w:jc w:val="center"/>
-            </w:pPr>
-            <w:r>
-              <w:t xml:space="preserve">0.7328</w:t>
-            </w:r>
-          </w:p>
-        </w:tc>
-        <w:tc>
-          <w:tcPr/>
-          <w:p>
-            <w:pPr>
-              <w:pStyle w:val="Compact"/>
-              <w:jc w:val="center"/>
-            </w:pPr>
-            <w:r>
-              <w:t xml:space="preserve">0</w:t>
+              <w:t xml:space="preserve">Control 7days (n=10)</w:t>
+            </w:r>
+          </w:p>
+        </w:tc>
+        <w:tc>
+          <w:tcPr/>
+          <w:p>
+            <w:pPr>
+              <w:pStyle w:val="Compact"/>
+              <w:jc w:val="center"/>
+            </w:pPr>
+            <w:r>
+              <w:t xml:space="preserve">0.5322</w:t>
+            </w:r>
+          </w:p>
+        </w:tc>
+        <w:tc>
+          <w:tcPr/>
+          <w:p>
+            <w:pPr>
+              <w:pStyle w:val="Compact"/>
+              <w:jc w:val="center"/>
+            </w:pPr>
+            <w:r>
+              <w:t xml:space="preserve">0.1947</w:t>
+            </w:r>
+          </w:p>
+        </w:tc>
+      </w:tr>
+      <w:tr>
+        <w:tc>
+          <w:tcPr/>
+          <w:p>
+            <w:pPr>
+              <w:pStyle w:val="Compact"/>
+              <w:jc w:val="center"/>
+            </w:pPr>
+            <w:r>
+              <w:t xml:space="preserve">2</w:t>
+            </w:r>
+          </w:p>
+        </w:tc>
+        <w:tc>
+          <w:tcPr/>
+          <w:p>
+            <w:pPr>
+              <w:pStyle w:val="Compact"/>
+              <w:jc w:val="center"/>
+            </w:pPr>
+            <w:r>
+              <w:t xml:space="preserve">Folistatin 50ng/ml 14d (n=2)</w:t>
+            </w:r>
+          </w:p>
+        </w:tc>
+        <w:tc>
+          <w:tcPr/>
+          <w:p>
+            <w:pPr>
+              <w:pStyle w:val="Compact"/>
+              <w:jc w:val="center"/>
+            </w:pPr>
+            <w:r>
+              <w:t xml:space="preserve">0.7512</w:t>
+            </w:r>
+          </w:p>
+        </w:tc>
+        <w:tc>
+          <w:tcPr/>
+          <w:p>
+            <w:pPr>
+              <w:pStyle w:val="Compact"/>
+              <w:jc w:val="center"/>
+            </w:pPr>
+            <w:r>
+              <w:t xml:space="preserve">0.00719</w:t>
+            </w:r>
+          </w:p>
+        </w:tc>
+      </w:tr>
+      <w:tr>
+        <w:tc>
+          <w:tcPr/>
+          <w:p>
+            <w:pPr>
+              <w:pStyle w:val="Compact"/>
+              <w:jc w:val="center"/>
+            </w:pPr>
+            <w:r>
+              <w:t xml:space="preserve">2</w:t>
+            </w:r>
+          </w:p>
+        </w:tc>
+        <w:tc>
+          <w:tcPr/>
+          <w:p>
+            <w:pPr>
+              <w:pStyle w:val="Compact"/>
+              <w:jc w:val="center"/>
+            </w:pPr>
+            <w:r>
+              <w:t xml:space="preserve">Folistatin 50ng/ml 7d (n=11)</w:t>
+            </w:r>
+          </w:p>
+        </w:tc>
+        <w:tc>
+          <w:tcPr/>
+          <w:p>
+            <w:pPr>
+              <w:pStyle w:val="Compact"/>
+              <w:jc w:val="center"/>
+            </w:pPr>
+            <w:r>
+              <w:t xml:space="preserve">0.7085</w:t>
+            </w:r>
+          </w:p>
+        </w:tc>
+        <w:tc>
+          <w:tcPr/>
+          <w:p>
+            <w:pPr>
+              <w:pStyle w:val="Compact"/>
+              <w:jc w:val="center"/>
+            </w:pPr>
+            <w:r>
+              <w:t xml:space="preserve">0.09249</w:t>
+            </w:r>
+          </w:p>
+        </w:tc>
+      </w:tr>
+      <w:tr>
+        <w:tc>
+          <w:tcPr/>
+          <w:p>
+            <w:pPr>
+              <w:pStyle w:val="Compact"/>
+              <w:jc w:val="center"/>
+            </w:pPr>
+            <w:r>
+              <w:t xml:space="preserve">2</w:t>
+            </w:r>
+          </w:p>
+        </w:tc>
+        <w:tc>
+          <w:tcPr/>
+          <w:p>
+            <w:pPr>
+              <w:pStyle w:val="Compact"/>
+              <w:jc w:val="center"/>
+            </w:pPr>
+            <w:r>
+              <w:t xml:space="preserve">SMIFH2 10µM 14d (n=4)</w:t>
+            </w:r>
+          </w:p>
+        </w:tc>
+        <w:tc>
+          <w:tcPr/>
+          <w:p>
+            <w:pPr>
+              <w:pStyle w:val="Compact"/>
+              <w:jc w:val="center"/>
+            </w:pPr>
+            <w:r>
+              <w:t xml:space="preserve">0.8057</w:t>
+            </w:r>
+          </w:p>
+        </w:tc>
+        <w:tc>
+          <w:tcPr/>
+          <w:p>
+            <w:pPr>
+              <w:pStyle w:val="Compact"/>
+              <w:jc w:val="center"/>
+            </w:pPr>
+            <w:r>
+              <w:t xml:space="preserve">0.09063</w:t>
             </w:r>
           </w:p>
         </w:tc>
@@ -1519,31 +1897,31 @@
               <w:jc w:val="center"/>
             </w:pPr>
             <w:r>
-              <w:t xml:space="preserve">Control 14days (n=5)</w:t>
-            </w:r>
-          </w:p>
-        </w:tc>
-        <w:tc>
-          <w:tcPr/>
-          <w:p>
-            <w:pPr>
-              <w:pStyle w:val="Compact"/>
-              <w:jc w:val="center"/>
-            </w:pPr>
-            <w:r>
-              <w:t xml:space="preserve">0.6464</w:t>
-            </w:r>
-          </w:p>
-        </w:tc>
-        <w:tc>
-          <w:tcPr/>
-          <w:p>
-            <w:pPr>
-              <w:pStyle w:val="Compact"/>
-              <w:jc w:val="center"/>
-            </w:pPr>
-            <w:r>
-              <w:t xml:space="preserve">0.1258</w:t>
+              <w:t xml:space="preserve">Control 14days (n=9)</w:t>
+            </w:r>
+          </w:p>
+        </w:tc>
+        <w:tc>
+          <w:tcPr/>
+          <w:p>
+            <w:pPr>
+              <w:pStyle w:val="Compact"/>
+              <w:jc w:val="center"/>
+            </w:pPr>
+            <w:r>
+              <w:t xml:space="preserve">0.6863</w:t>
+            </w:r>
+          </w:p>
+        </w:tc>
+        <w:tc>
+          <w:tcPr/>
+          <w:p>
+            <w:pPr>
+              <w:pStyle w:val="Compact"/>
+              <w:jc w:val="center"/>
+            </w:pPr>
+            <w:r>
+              <w:t xml:space="preserve">0.1165</w:t>
             </w:r>
           </w:p>
         </w:tc>
@@ -1569,31 +1947,181 @@
               <w:jc w:val="center"/>
             </w:pPr>
             <w:r>
-              <w:t xml:space="preserve">Control 7days (n=1)</w:t>
-            </w:r>
-          </w:p>
-        </w:tc>
-        <w:tc>
-          <w:tcPr/>
-          <w:p>
-            <w:pPr>
-              <w:pStyle w:val="Compact"/>
-              <w:jc w:val="center"/>
-            </w:pPr>
-            <w:r>
-              <w:t xml:space="preserve">0.5733</w:t>
-            </w:r>
-          </w:p>
-        </w:tc>
-        <w:tc>
-          <w:tcPr/>
-          <w:p>
-            <w:pPr>
-              <w:pStyle w:val="Compact"/>
-              <w:jc w:val="center"/>
-            </w:pPr>
-            <w:r>
-              <w:t xml:space="preserve">0</w:t>
+              <w:t xml:space="preserve">Control 7days (n=10)</w:t>
+            </w:r>
+          </w:p>
+        </w:tc>
+        <w:tc>
+          <w:tcPr/>
+          <w:p>
+            <w:pPr>
+              <w:pStyle w:val="Compact"/>
+              <w:jc w:val="center"/>
+            </w:pPr>
+            <w:r>
+              <w:t xml:space="preserve">0.5417</w:t>
+            </w:r>
+          </w:p>
+        </w:tc>
+        <w:tc>
+          <w:tcPr/>
+          <w:p>
+            <w:pPr>
+              <w:pStyle w:val="Compact"/>
+              <w:jc w:val="center"/>
+            </w:pPr>
+            <w:r>
+              <w:t xml:space="preserve">0.1773</w:t>
+            </w:r>
+          </w:p>
+        </w:tc>
+      </w:tr>
+      <w:tr>
+        <w:tc>
+          <w:tcPr/>
+          <w:p>
+            <w:pPr>
+              <w:pStyle w:val="Compact"/>
+              <w:jc w:val="center"/>
+            </w:pPr>
+            <w:r>
+              <w:t xml:space="preserve">3</w:t>
+            </w:r>
+          </w:p>
+        </w:tc>
+        <w:tc>
+          <w:tcPr/>
+          <w:p>
+            <w:pPr>
+              <w:pStyle w:val="Compact"/>
+              <w:jc w:val="center"/>
+            </w:pPr>
+            <w:r>
+              <w:t xml:space="preserve">Folistatin 50ng/ml 14d (n=2)</w:t>
+            </w:r>
+          </w:p>
+        </w:tc>
+        <w:tc>
+          <w:tcPr/>
+          <w:p>
+            <w:pPr>
+              <w:pStyle w:val="Compact"/>
+              <w:jc w:val="center"/>
+            </w:pPr>
+            <w:r>
+              <w:t xml:space="preserve">0.7335</w:t>
+            </w:r>
+          </w:p>
+        </w:tc>
+        <w:tc>
+          <w:tcPr/>
+          <w:p>
+            <w:pPr>
+              <w:pStyle w:val="Compact"/>
+              <w:jc w:val="center"/>
+            </w:pPr>
+            <w:r>
+              <w:t xml:space="preserve">8.277e-05</w:t>
+            </w:r>
+          </w:p>
+        </w:tc>
+      </w:tr>
+      <w:tr>
+        <w:tc>
+          <w:tcPr/>
+          <w:p>
+            <w:pPr>
+              <w:pStyle w:val="Compact"/>
+              <w:jc w:val="center"/>
+            </w:pPr>
+            <w:r>
+              <w:t xml:space="preserve">3</w:t>
+            </w:r>
+          </w:p>
+        </w:tc>
+        <w:tc>
+          <w:tcPr/>
+          <w:p>
+            <w:pPr>
+              <w:pStyle w:val="Compact"/>
+              <w:jc w:val="center"/>
+            </w:pPr>
+            <w:r>
+              <w:t xml:space="preserve">Folistatin 50ng/ml 7d (n=11)</w:t>
+            </w:r>
+          </w:p>
+        </w:tc>
+        <w:tc>
+          <w:tcPr/>
+          <w:p>
+            <w:pPr>
+              <w:pStyle w:val="Compact"/>
+              <w:jc w:val="center"/>
+            </w:pPr>
+            <w:r>
+              <w:t xml:space="preserve">0.6585</w:t>
+            </w:r>
+          </w:p>
+        </w:tc>
+        <w:tc>
+          <w:tcPr/>
+          <w:p>
+            <w:pPr>
+              <w:pStyle w:val="Compact"/>
+              <w:jc w:val="center"/>
+            </w:pPr>
+            <w:r>
+              <w:t xml:space="preserve">0.09682</w:t>
+            </w:r>
+          </w:p>
+        </w:tc>
+      </w:tr>
+      <w:tr>
+        <w:tc>
+          <w:tcPr/>
+          <w:p>
+            <w:pPr>
+              <w:pStyle w:val="Compact"/>
+              <w:jc w:val="center"/>
+            </w:pPr>
+            <w:r>
+              <w:t xml:space="preserve">3</w:t>
+            </w:r>
+          </w:p>
+        </w:tc>
+        <w:tc>
+          <w:tcPr/>
+          <w:p>
+            <w:pPr>
+              <w:pStyle w:val="Compact"/>
+              <w:jc w:val="center"/>
+            </w:pPr>
+            <w:r>
+              <w:t xml:space="preserve">SMIFH2 10µM 14d (n=4)</w:t>
+            </w:r>
+          </w:p>
+        </w:tc>
+        <w:tc>
+          <w:tcPr/>
+          <w:p>
+            <w:pPr>
+              <w:pStyle w:val="Compact"/>
+              <w:jc w:val="center"/>
+            </w:pPr>
+            <w:r>
+              <w:t xml:space="preserve">0.728</w:t>
+            </w:r>
+          </w:p>
+        </w:tc>
+        <w:tc>
+          <w:tcPr/>
+          <w:p>
+            <w:pPr>
+              <w:pStyle w:val="Compact"/>
+              <w:jc w:val="center"/>
+            </w:pPr>
+            <w:r>
+              <w:t xml:space="preserve">0.1386</w:t>
             </w:r>
           </w:p>
         </w:tc>
@@ -1719,31 +2247,31 @@
               <w:jc w:val="center"/>
             </w:pPr>
             <w:r>
-              <w:t xml:space="preserve">Control 14days (n=5)</w:t>
-            </w:r>
-          </w:p>
-        </w:tc>
-        <w:tc>
-          <w:tcPr/>
-          <w:p>
-            <w:pPr>
-              <w:pStyle w:val="Compact"/>
-              <w:jc w:val="center"/>
-            </w:pPr>
-            <w:r>
-              <w:t xml:space="preserve">0.6256</w:t>
-            </w:r>
-          </w:p>
-        </w:tc>
-        <w:tc>
-          <w:tcPr/>
-          <w:p>
-            <w:pPr>
-              <w:pStyle w:val="Compact"/>
-              <w:jc w:val="center"/>
-            </w:pPr>
-            <w:r>
-              <w:t xml:space="preserve">0.1254</w:t>
+              <w:t xml:space="preserve">Control 14days (n=9)</w:t>
+            </w:r>
+          </w:p>
+        </w:tc>
+        <w:tc>
+          <w:tcPr/>
+          <w:p>
+            <w:pPr>
+              <w:pStyle w:val="Compact"/>
+              <w:jc w:val="center"/>
+            </w:pPr>
+            <w:r>
+              <w:t xml:space="preserve">0.665</w:t>
+            </w:r>
+          </w:p>
+        </w:tc>
+        <w:tc>
+          <w:tcPr/>
+          <w:p>
+            <w:pPr>
+              <w:pStyle w:val="Compact"/>
+              <w:jc w:val="center"/>
+            </w:pPr>
+            <w:r>
+              <w:t xml:space="preserve">0.1153</w:t>
             </w:r>
           </w:p>
         </w:tc>
@@ -1769,31 +2297,181 @@
               <w:jc w:val="center"/>
             </w:pPr>
             <w:r>
-              <w:t xml:space="preserve">Control 7days (n=1)</w:t>
-            </w:r>
-          </w:p>
-        </w:tc>
-        <w:tc>
-          <w:tcPr/>
-          <w:p>
-            <w:pPr>
-              <w:pStyle w:val="Compact"/>
-              <w:jc w:val="center"/>
-            </w:pPr>
-            <w:r>
-              <w:t xml:space="preserve">0.5603</w:t>
-            </w:r>
-          </w:p>
-        </w:tc>
-        <w:tc>
-          <w:tcPr/>
-          <w:p>
-            <w:pPr>
-              <w:pStyle w:val="Compact"/>
-              <w:jc w:val="center"/>
-            </w:pPr>
-            <w:r>
-              <w:t xml:space="preserve">0</w:t>
+              <w:t xml:space="preserve">Control 7days (n=10)</w:t>
+            </w:r>
+          </w:p>
+        </w:tc>
+        <w:tc>
+          <w:tcPr/>
+          <w:p>
+            <w:pPr>
+              <w:pStyle w:val="Compact"/>
+              <w:jc w:val="center"/>
+            </w:pPr>
+            <w:r>
+              <w:t xml:space="preserve">0.4856</w:t>
+            </w:r>
+          </w:p>
+        </w:tc>
+        <w:tc>
+          <w:tcPr/>
+          <w:p>
+            <w:pPr>
+              <w:pStyle w:val="Compact"/>
+              <w:jc w:val="center"/>
+            </w:pPr>
+            <w:r>
+              <w:t xml:space="preserve">0.151</w:t>
+            </w:r>
+          </w:p>
+        </w:tc>
+      </w:tr>
+      <w:tr>
+        <w:tc>
+          <w:tcPr/>
+          <w:p>
+            <w:pPr>
+              <w:pStyle w:val="Compact"/>
+              <w:jc w:val="center"/>
+            </w:pPr>
+            <w:r>
+              <w:t xml:space="preserve">4</w:t>
+            </w:r>
+          </w:p>
+        </w:tc>
+        <w:tc>
+          <w:tcPr/>
+          <w:p>
+            <w:pPr>
+              <w:pStyle w:val="Compact"/>
+              <w:jc w:val="center"/>
+            </w:pPr>
+            <w:r>
+              <w:t xml:space="preserve">Folistatin 50ng/ml 14d (n=2)</w:t>
+            </w:r>
+          </w:p>
+        </w:tc>
+        <w:tc>
+          <w:tcPr/>
+          <w:p>
+            <w:pPr>
+              <w:pStyle w:val="Compact"/>
+              <w:jc w:val="center"/>
+            </w:pPr>
+            <w:r>
+              <w:t xml:space="preserve">0.781</w:t>
+            </w:r>
+          </w:p>
+        </w:tc>
+        <w:tc>
+          <w:tcPr/>
+          <w:p>
+            <w:pPr>
+              <w:pStyle w:val="Compact"/>
+              <w:jc w:val="center"/>
+            </w:pPr>
+            <w:r>
+              <w:t xml:space="preserve">0.02785</w:t>
+            </w:r>
+          </w:p>
+        </w:tc>
+      </w:tr>
+      <w:tr>
+        <w:tc>
+          <w:tcPr/>
+          <w:p>
+            <w:pPr>
+              <w:pStyle w:val="Compact"/>
+              <w:jc w:val="center"/>
+            </w:pPr>
+            <w:r>
+              <w:t xml:space="preserve">4</w:t>
+            </w:r>
+          </w:p>
+        </w:tc>
+        <w:tc>
+          <w:tcPr/>
+          <w:p>
+            <w:pPr>
+              <w:pStyle w:val="Compact"/>
+              <w:jc w:val="center"/>
+            </w:pPr>
+            <w:r>
+              <w:t xml:space="preserve">Folistatin 50ng/ml 7d (n=11)</w:t>
+            </w:r>
+          </w:p>
+        </w:tc>
+        <w:tc>
+          <w:tcPr/>
+          <w:p>
+            <w:pPr>
+              <w:pStyle w:val="Compact"/>
+              <w:jc w:val="center"/>
+            </w:pPr>
+            <w:r>
+              <w:t xml:space="preserve">0.6567</w:t>
+            </w:r>
+          </w:p>
+        </w:tc>
+        <w:tc>
+          <w:tcPr/>
+          <w:p>
+            <w:pPr>
+              <w:pStyle w:val="Compact"/>
+              <w:jc w:val="center"/>
+            </w:pPr>
+            <w:r>
+              <w:t xml:space="preserve">0.08411</w:t>
+            </w:r>
+          </w:p>
+        </w:tc>
+      </w:tr>
+      <w:tr>
+        <w:tc>
+          <w:tcPr/>
+          <w:p>
+            <w:pPr>
+              <w:pStyle w:val="Compact"/>
+              <w:jc w:val="center"/>
+            </w:pPr>
+            <w:r>
+              <w:t xml:space="preserve">4</w:t>
+            </w:r>
+          </w:p>
+        </w:tc>
+        <w:tc>
+          <w:tcPr/>
+          <w:p>
+            <w:pPr>
+              <w:pStyle w:val="Compact"/>
+              <w:jc w:val="center"/>
+            </w:pPr>
+            <w:r>
+              <w:t xml:space="preserve">SMIFH2 10µM 14d (n=4)</w:t>
+            </w:r>
+          </w:p>
+        </w:tc>
+        <w:tc>
+          <w:tcPr/>
+          <w:p>
+            <w:pPr>
+              <w:pStyle w:val="Compact"/>
+              <w:jc w:val="center"/>
+            </w:pPr>
+            <w:r>
+              <w:t xml:space="preserve">0.6628</w:t>
+            </w:r>
+          </w:p>
+        </w:tc>
+        <w:tc>
+          <w:tcPr/>
+          <w:p>
+            <w:pPr>
+              <w:pStyle w:val="Compact"/>
+              <w:jc w:val="center"/>
+            </w:pPr>
+            <w:r>
+              <w:t xml:space="preserve">0.1091</w:t>
             </w:r>
           </w:p>
         </w:tc>
@@ -1919,31 +2597,31 @@
               <w:jc w:val="center"/>
             </w:pPr>
             <w:r>
-              <w:t xml:space="preserve">Control 14days (n=5)</w:t>
-            </w:r>
-          </w:p>
-        </w:tc>
-        <w:tc>
-          <w:tcPr/>
-          <w:p>
-            <w:pPr>
-              <w:pStyle w:val="Compact"/>
-              <w:jc w:val="center"/>
-            </w:pPr>
-            <w:r>
-              <w:t xml:space="preserve">0.5461</w:t>
-            </w:r>
-          </w:p>
-        </w:tc>
-        <w:tc>
-          <w:tcPr/>
-          <w:p>
-            <w:pPr>
-              <w:pStyle w:val="Compact"/>
-              <w:jc w:val="center"/>
-            </w:pPr>
-            <w:r>
-              <w:t xml:space="preserve">0.1919</w:t>
+              <w:t xml:space="preserve">Control 14days (n=9)</w:t>
+            </w:r>
+          </w:p>
+        </w:tc>
+        <w:tc>
+          <w:tcPr/>
+          <w:p>
+            <w:pPr>
+              <w:pStyle w:val="Compact"/>
+              <w:jc w:val="center"/>
+            </w:pPr>
+            <w:r>
+              <w:t xml:space="preserve">0.6013</w:t>
+            </w:r>
+          </w:p>
+        </w:tc>
+        <w:tc>
+          <w:tcPr/>
+          <w:p>
+            <w:pPr>
+              <w:pStyle w:val="Compact"/>
+              <w:jc w:val="center"/>
+            </w:pPr>
+            <w:r>
+              <w:t xml:space="preserve">0.1564</w:t>
             </w:r>
           </w:p>
         </w:tc>
@@ -1969,31 +2647,181 @@
               <w:jc w:val="center"/>
             </w:pPr>
             <w:r>
-              <w:t xml:space="preserve">Control 7days (n=1)</w:t>
-            </w:r>
-          </w:p>
-        </w:tc>
-        <w:tc>
-          <w:tcPr/>
-          <w:p>
-            <w:pPr>
-              <w:pStyle w:val="Compact"/>
-              <w:jc w:val="center"/>
-            </w:pPr>
-            <w:r>
-              <w:t xml:space="preserve">0.6897</w:t>
-            </w:r>
-          </w:p>
-        </w:tc>
-        <w:tc>
-          <w:tcPr/>
-          <w:p>
-            <w:pPr>
-              <w:pStyle w:val="Compact"/>
-              <w:jc w:val="center"/>
-            </w:pPr>
-            <w:r>
-              <w:t xml:space="preserve">0</w:t>
+              <w:t xml:space="preserve">Control 7days (n=10)</w:t>
+            </w:r>
+          </w:p>
+        </w:tc>
+        <w:tc>
+          <w:tcPr/>
+          <w:p>
+            <w:pPr>
+              <w:pStyle w:val="Compact"/>
+              <w:jc w:val="center"/>
+            </w:pPr>
+            <w:r>
+              <w:t xml:space="preserve">0.504</w:t>
+            </w:r>
+          </w:p>
+        </w:tc>
+        <w:tc>
+          <w:tcPr/>
+          <w:p>
+            <w:pPr>
+              <w:pStyle w:val="Compact"/>
+              <w:jc w:val="center"/>
+            </w:pPr>
+            <w:r>
+              <w:t xml:space="preserve">0.1224</w:t>
+            </w:r>
+          </w:p>
+        </w:tc>
+      </w:tr>
+      <w:tr>
+        <w:tc>
+          <w:tcPr/>
+          <w:p>
+            <w:pPr>
+              <w:pStyle w:val="Compact"/>
+              <w:jc w:val="center"/>
+            </w:pPr>
+            <w:r>
+              <w:t xml:space="preserve">5</w:t>
+            </w:r>
+          </w:p>
+        </w:tc>
+        <w:tc>
+          <w:tcPr/>
+          <w:p>
+            <w:pPr>
+              <w:pStyle w:val="Compact"/>
+              <w:jc w:val="center"/>
+            </w:pPr>
+            <w:r>
+              <w:t xml:space="preserve">Folistatin 50ng/ml 14d (n=2)</w:t>
+            </w:r>
+          </w:p>
+        </w:tc>
+        <w:tc>
+          <w:tcPr/>
+          <w:p>
+            <w:pPr>
+              <w:pStyle w:val="Compact"/>
+              <w:jc w:val="center"/>
+            </w:pPr>
+            <w:r>
+              <w:t xml:space="preserve">0.7408</w:t>
+            </w:r>
+          </w:p>
+        </w:tc>
+        <w:tc>
+          <w:tcPr/>
+          <w:p>
+            <w:pPr>
+              <w:pStyle w:val="Compact"/>
+              <w:jc w:val="center"/>
+            </w:pPr>
+            <w:r>
+              <w:t xml:space="preserve">0.009714</w:t>
+            </w:r>
+          </w:p>
+        </w:tc>
+      </w:tr>
+      <w:tr>
+        <w:tc>
+          <w:tcPr/>
+          <w:p>
+            <w:pPr>
+              <w:pStyle w:val="Compact"/>
+              <w:jc w:val="center"/>
+            </w:pPr>
+            <w:r>
+              <w:t xml:space="preserve">5</w:t>
+            </w:r>
+          </w:p>
+        </w:tc>
+        <w:tc>
+          <w:tcPr/>
+          <w:p>
+            <w:pPr>
+              <w:pStyle w:val="Compact"/>
+              <w:jc w:val="center"/>
+            </w:pPr>
+            <w:r>
+              <w:t xml:space="preserve">Folistatin 50ng/ml 7d (n=11)</w:t>
+            </w:r>
+          </w:p>
+        </w:tc>
+        <w:tc>
+          <w:tcPr/>
+          <w:p>
+            <w:pPr>
+              <w:pStyle w:val="Compact"/>
+              <w:jc w:val="center"/>
+            </w:pPr>
+            <w:r>
+              <w:t xml:space="preserve">0.6067</w:t>
+            </w:r>
+          </w:p>
+        </w:tc>
+        <w:tc>
+          <w:tcPr/>
+          <w:p>
+            <w:pPr>
+              <w:pStyle w:val="Compact"/>
+              <w:jc w:val="center"/>
+            </w:pPr>
+            <w:r>
+              <w:t xml:space="preserve">0.1108</w:t>
+            </w:r>
+          </w:p>
+        </w:tc>
+      </w:tr>
+      <w:tr>
+        <w:tc>
+          <w:tcPr/>
+          <w:p>
+            <w:pPr>
+              <w:pStyle w:val="Compact"/>
+              <w:jc w:val="center"/>
+            </w:pPr>
+            <w:r>
+              <w:t xml:space="preserve">5</w:t>
+            </w:r>
+          </w:p>
+        </w:tc>
+        <w:tc>
+          <w:tcPr/>
+          <w:p>
+            <w:pPr>
+              <w:pStyle w:val="Compact"/>
+              <w:jc w:val="center"/>
+            </w:pPr>
+            <w:r>
+              <w:t xml:space="preserve">SMIFH2 10µM 14d (n=4)</w:t>
+            </w:r>
+          </w:p>
+        </w:tc>
+        <w:tc>
+          <w:tcPr/>
+          <w:p>
+            <w:pPr>
+              <w:pStyle w:val="Compact"/>
+              <w:jc w:val="center"/>
+            </w:pPr>
+            <w:r>
+              <w:t xml:space="preserve">0.6116</w:t>
+            </w:r>
+          </w:p>
+        </w:tc>
+        <w:tc>
+          <w:tcPr/>
+          <w:p>
+            <w:pPr>
+              <w:pStyle w:val="Compact"/>
+              <w:jc w:val="center"/>
+            </w:pPr>
+            <w:r>
+              <w:t xml:space="preserve">0.1356</w:t>
             </w:r>
           </w:p>
         </w:tc>
@@ -2119,31 +2947,31 @@
               <w:jc w:val="center"/>
             </w:pPr>
             <w:r>
-              <w:t xml:space="preserve">Control 14days (n=5)</w:t>
-            </w:r>
-          </w:p>
-        </w:tc>
-        <w:tc>
-          <w:tcPr/>
-          <w:p>
-            <w:pPr>
-              <w:pStyle w:val="Compact"/>
-              <w:jc w:val="center"/>
-            </w:pPr>
-            <w:r>
-              <w:t xml:space="preserve">0.4624</w:t>
-            </w:r>
-          </w:p>
-        </w:tc>
-        <w:tc>
-          <w:tcPr/>
-          <w:p>
-            <w:pPr>
-              <w:pStyle w:val="Compact"/>
-              <w:jc w:val="center"/>
-            </w:pPr>
-            <w:r>
-              <w:t xml:space="preserve">0.1765</w:t>
+              <w:t xml:space="preserve">Control 14days (n=9)</w:t>
+            </w:r>
+          </w:p>
+        </w:tc>
+        <w:tc>
+          <w:tcPr/>
+          <w:p>
+            <w:pPr>
+              <w:pStyle w:val="Compact"/>
+              <w:jc w:val="center"/>
+            </w:pPr>
+            <w:r>
+              <w:t xml:space="preserve">0.5492</w:t>
+            </w:r>
+          </w:p>
+        </w:tc>
+        <w:tc>
+          <w:tcPr/>
+          <w:p>
+            <w:pPr>
+              <w:pStyle w:val="Compact"/>
+              <w:jc w:val="center"/>
+            </w:pPr>
+            <w:r>
+              <w:t xml:space="preserve">0.1763</w:t>
             </w:r>
           </w:p>
         </w:tc>
@@ -2169,31 +2997,181 @@
               <w:jc w:val="center"/>
             </w:pPr>
             <w:r>
-              <w:t xml:space="preserve">Control 7days (n=1)</w:t>
-            </w:r>
-          </w:p>
-        </w:tc>
-        <w:tc>
-          <w:tcPr/>
-          <w:p>
-            <w:pPr>
-              <w:pStyle w:val="Compact"/>
-              <w:jc w:val="center"/>
-            </w:pPr>
-            <w:r>
-              <w:t xml:space="preserve">0.6342</w:t>
-            </w:r>
-          </w:p>
-        </w:tc>
-        <w:tc>
-          <w:tcPr/>
-          <w:p>
-            <w:pPr>
-              <w:pStyle w:val="Compact"/>
-              <w:jc w:val="center"/>
-            </w:pPr>
-            <w:r>
-              <w:t xml:space="preserve">0</w:t>
+              <w:t xml:space="preserve">Control 7days (n=10)</w:t>
+            </w:r>
+          </w:p>
+        </w:tc>
+        <w:tc>
+          <w:tcPr/>
+          <w:p>
+            <w:pPr>
+              <w:pStyle w:val="Compact"/>
+              <w:jc w:val="center"/>
+            </w:pPr>
+            <w:r>
+              <w:t xml:space="preserve">0.4754</w:t>
+            </w:r>
+          </w:p>
+        </w:tc>
+        <w:tc>
+          <w:tcPr/>
+          <w:p>
+            <w:pPr>
+              <w:pStyle w:val="Compact"/>
+              <w:jc w:val="center"/>
+            </w:pPr>
+            <w:r>
+              <w:t xml:space="preserve">0.0994</w:t>
+            </w:r>
+          </w:p>
+        </w:tc>
+      </w:tr>
+      <w:tr>
+        <w:tc>
+          <w:tcPr/>
+          <w:p>
+            <w:pPr>
+              <w:pStyle w:val="Compact"/>
+              <w:jc w:val="center"/>
+            </w:pPr>
+            <w:r>
+              <w:t xml:space="preserve">6</w:t>
+            </w:r>
+          </w:p>
+        </w:tc>
+        <w:tc>
+          <w:tcPr/>
+          <w:p>
+            <w:pPr>
+              <w:pStyle w:val="Compact"/>
+              <w:jc w:val="center"/>
+            </w:pPr>
+            <w:r>
+              <w:t xml:space="preserve">Folistatin 50ng/ml 14d (n=2)</w:t>
+            </w:r>
+          </w:p>
+        </w:tc>
+        <w:tc>
+          <w:tcPr/>
+          <w:p>
+            <w:pPr>
+              <w:pStyle w:val="Compact"/>
+              <w:jc w:val="center"/>
+            </w:pPr>
+            <w:r>
+              <w:t xml:space="preserve">0.7148</w:t>
+            </w:r>
+          </w:p>
+        </w:tc>
+        <w:tc>
+          <w:tcPr/>
+          <w:p>
+            <w:pPr>
+              <w:pStyle w:val="Compact"/>
+              <w:jc w:val="center"/>
+            </w:pPr>
+            <w:r>
+              <w:t xml:space="preserve">0.02615</w:t>
+            </w:r>
+          </w:p>
+        </w:tc>
+      </w:tr>
+      <w:tr>
+        <w:tc>
+          <w:tcPr/>
+          <w:p>
+            <w:pPr>
+              <w:pStyle w:val="Compact"/>
+              <w:jc w:val="center"/>
+            </w:pPr>
+            <w:r>
+              <w:t xml:space="preserve">6</w:t>
+            </w:r>
+          </w:p>
+        </w:tc>
+        <w:tc>
+          <w:tcPr/>
+          <w:p>
+            <w:pPr>
+              <w:pStyle w:val="Compact"/>
+              <w:jc w:val="center"/>
+            </w:pPr>
+            <w:r>
+              <w:t xml:space="preserve">Folistatin 50ng/ml 7d (n=11)</w:t>
+            </w:r>
+          </w:p>
+        </w:tc>
+        <w:tc>
+          <w:tcPr/>
+          <w:p>
+            <w:pPr>
+              <w:pStyle w:val="Compact"/>
+              <w:jc w:val="center"/>
+            </w:pPr>
+            <w:r>
+              <w:t xml:space="preserve">0.533</w:t>
+            </w:r>
+          </w:p>
+        </w:tc>
+        <w:tc>
+          <w:tcPr/>
+          <w:p>
+            <w:pPr>
+              <w:pStyle w:val="Compact"/>
+              <w:jc w:val="center"/>
+            </w:pPr>
+            <w:r>
+              <w:t xml:space="preserve">0.1631</w:t>
+            </w:r>
+          </w:p>
+        </w:tc>
+      </w:tr>
+      <w:tr>
+        <w:tc>
+          <w:tcPr/>
+          <w:p>
+            <w:pPr>
+              <w:pStyle w:val="Compact"/>
+              <w:jc w:val="center"/>
+            </w:pPr>
+            <w:r>
+              <w:t xml:space="preserve">6</w:t>
+            </w:r>
+          </w:p>
+        </w:tc>
+        <w:tc>
+          <w:tcPr/>
+          <w:p>
+            <w:pPr>
+              <w:pStyle w:val="Compact"/>
+              <w:jc w:val="center"/>
+            </w:pPr>
+            <w:r>
+              <w:t xml:space="preserve">SMIFH2 10µM 14d (n=4)</w:t>
+            </w:r>
+          </w:p>
+        </w:tc>
+        <w:tc>
+          <w:tcPr/>
+          <w:p>
+            <w:pPr>
+              <w:pStyle w:val="Compact"/>
+              <w:jc w:val="center"/>
+            </w:pPr>
+            <w:r>
+              <w:t xml:space="preserve">0.6212</w:t>
+            </w:r>
+          </w:p>
+        </w:tc>
+        <w:tc>
+          <w:tcPr/>
+          <w:p>
+            <w:pPr>
+              <w:pStyle w:val="Compact"/>
+              <w:jc w:val="center"/>
+            </w:pPr>
+            <w:r>
+              <w:t xml:space="preserve">0.0688</w:t>
             </w:r>
           </w:p>
         </w:tc>
@@ -2319,31 +3297,31 @@
               <w:jc w:val="center"/>
             </w:pPr>
             <w:r>
-              <w:t xml:space="preserve">Control 14days (n=5)</w:t>
-            </w:r>
-          </w:p>
-        </w:tc>
-        <w:tc>
-          <w:tcPr/>
-          <w:p>
-            <w:pPr>
-              <w:pStyle w:val="Compact"/>
-              <w:jc w:val="center"/>
-            </w:pPr>
-            <w:r>
-              <w:t xml:space="preserve">0.4713</w:t>
-            </w:r>
-          </w:p>
-        </w:tc>
-        <w:tc>
-          <w:tcPr/>
-          <w:p>
-            <w:pPr>
-              <w:pStyle w:val="Compact"/>
-              <w:jc w:val="center"/>
-            </w:pPr>
-            <w:r>
-              <w:t xml:space="preserve">0.1801</w:t>
+              <w:t xml:space="preserve">Control 14days (n=9)</w:t>
+            </w:r>
+          </w:p>
+        </w:tc>
+        <w:tc>
+          <w:tcPr/>
+          <w:p>
+            <w:pPr>
+              <w:pStyle w:val="Compact"/>
+              <w:jc w:val="center"/>
+            </w:pPr>
+            <w:r>
+              <w:t xml:space="preserve">0.5385</w:t>
+            </w:r>
+          </w:p>
+        </w:tc>
+        <w:tc>
+          <w:tcPr/>
+          <w:p>
+            <w:pPr>
+              <w:pStyle w:val="Compact"/>
+              <w:jc w:val="center"/>
+            </w:pPr>
+            <w:r>
+              <w:t xml:space="preserve">0.1711</w:t>
             </w:r>
           </w:p>
         </w:tc>
@@ -2369,31 +3347,181 @@
               <w:jc w:val="center"/>
             </w:pPr>
             <w:r>
-              <w:t xml:space="preserve">Control 7days (n=1)</w:t>
-            </w:r>
-          </w:p>
-        </w:tc>
-        <w:tc>
-          <w:tcPr/>
-          <w:p>
-            <w:pPr>
-              <w:pStyle w:val="Compact"/>
-              <w:jc w:val="center"/>
-            </w:pPr>
-            <w:r>
-              <w:t xml:space="preserve">0.5293</w:t>
-            </w:r>
-          </w:p>
-        </w:tc>
-        <w:tc>
-          <w:tcPr/>
-          <w:p>
-            <w:pPr>
-              <w:pStyle w:val="Compact"/>
-              <w:jc w:val="center"/>
-            </w:pPr>
-            <w:r>
-              <w:t xml:space="preserve">0</w:t>
+              <w:t xml:space="preserve">Control 7days (n=10)</w:t>
+            </w:r>
+          </w:p>
+        </w:tc>
+        <w:tc>
+          <w:tcPr/>
+          <w:p>
+            <w:pPr>
+              <w:pStyle w:val="Compact"/>
+              <w:jc w:val="center"/>
+            </w:pPr>
+            <w:r>
+              <w:t xml:space="preserve">0.4225</w:t>
+            </w:r>
+          </w:p>
+        </w:tc>
+        <w:tc>
+          <w:tcPr/>
+          <w:p>
+            <w:pPr>
+              <w:pStyle w:val="Compact"/>
+              <w:jc w:val="center"/>
+            </w:pPr>
+            <w:r>
+              <w:t xml:space="preserve">0.1302</w:t>
+            </w:r>
+          </w:p>
+        </w:tc>
+      </w:tr>
+      <w:tr>
+        <w:tc>
+          <w:tcPr/>
+          <w:p>
+            <w:pPr>
+              <w:pStyle w:val="Compact"/>
+              <w:jc w:val="center"/>
+            </w:pPr>
+            <w:r>
+              <w:t xml:space="preserve">7</w:t>
+            </w:r>
+          </w:p>
+        </w:tc>
+        <w:tc>
+          <w:tcPr/>
+          <w:p>
+            <w:pPr>
+              <w:pStyle w:val="Compact"/>
+              <w:jc w:val="center"/>
+            </w:pPr>
+            <w:r>
+              <w:t xml:space="preserve">Folistatin 50ng/ml 14d (n=2)</w:t>
+            </w:r>
+          </w:p>
+        </w:tc>
+        <w:tc>
+          <w:tcPr/>
+          <w:p>
+            <w:pPr>
+              <w:pStyle w:val="Compact"/>
+              <w:jc w:val="center"/>
+            </w:pPr>
+            <w:r>
+              <w:t xml:space="preserve">0.6071</w:t>
+            </w:r>
+          </w:p>
+        </w:tc>
+        <w:tc>
+          <w:tcPr/>
+          <w:p>
+            <w:pPr>
+              <w:pStyle w:val="Compact"/>
+              <w:jc w:val="center"/>
+            </w:pPr>
+            <w:r>
+              <w:t xml:space="preserve">0.03077</w:t>
+            </w:r>
+          </w:p>
+        </w:tc>
+      </w:tr>
+      <w:tr>
+        <w:tc>
+          <w:tcPr/>
+          <w:p>
+            <w:pPr>
+              <w:pStyle w:val="Compact"/>
+              <w:jc w:val="center"/>
+            </w:pPr>
+            <w:r>
+              <w:t xml:space="preserve">7</w:t>
+            </w:r>
+          </w:p>
+        </w:tc>
+        <w:tc>
+          <w:tcPr/>
+          <w:p>
+            <w:pPr>
+              <w:pStyle w:val="Compact"/>
+              <w:jc w:val="center"/>
+            </w:pPr>
+            <w:r>
+              <w:t xml:space="preserve">Folistatin 50ng/ml 7d (n=11)</w:t>
+            </w:r>
+          </w:p>
+        </w:tc>
+        <w:tc>
+          <w:tcPr/>
+          <w:p>
+            <w:pPr>
+              <w:pStyle w:val="Compact"/>
+              <w:jc w:val="center"/>
+            </w:pPr>
+            <w:r>
+              <w:t xml:space="preserve">0.5005</w:t>
+            </w:r>
+          </w:p>
+        </w:tc>
+        <w:tc>
+          <w:tcPr/>
+          <w:p>
+            <w:pPr>
+              <w:pStyle w:val="Compact"/>
+              <w:jc w:val="center"/>
+            </w:pPr>
+            <w:r>
+              <w:t xml:space="preserve">0.1271</w:t>
+            </w:r>
+          </w:p>
+        </w:tc>
+      </w:tr>
+      <w:tr>
+        <w:tc>
+          <w:tcPr/>
+          <w:p>
+            <w:pPr>
+              <w:pStyle w:val="Compact"/>
+              <w:jc w:val="center"/>
+            </w:pPr>
+            <w:r>
+              <w:t xml:space="preserve">7</w:t>
+            </w:r>
+          </w:p>
+        </w:tc>
+        <w:tc>
+          <w:tcPr/>
+          <w:p>
+            <w:pPr>
+              <w:pStyle w:val="Compact"/>
+              <w:jc w:val="center"/>
+            </w:pPr>
+            <w:r>
+              <w:t xml:space="preserve">SMIFH2 10µM 14d (n=4)</w:t>
+            </w:r>
+          </w:p>
+        </w:tc>
+        <w:tc>
+          <w:tcPr/>
+          <w:p>
+            <w:pPr>
+              <w:pStyle w:val="Compact"/>
+              <w:jc w:val="center"/>
+            </w:pPr>
+            <w:r>
+              <w:t xml:space="preserve">0.492</w:t>
+            </w:r>
+          </w:p>
+        </w:tc>
+        <w:tc>
+          <w:tcPr/>
+          <w:p>
+            <w:pPr>
+              <w:pStyle w:val="Compact"/>
+              <w:jc w:val="center"/>
+            </w:pPr>
+            <w:r>
+              <w:t xml:space="preserve">0.08463</w:t>
             </w:r>
           </w:p>
         </w:tc>
@@ -2519,31 +3647,31 @@
               <w:jc w:val="center"/>
             </w:pPr>
             <w:r>
-              <w:t xml:space="preserve">Control 14days (n=5)</w:t>
-            </w:r>
-          </w:p>
-        </w:tc>
-        <w:tc>
-          <w:tcPr/>
-          <w:p>
-            <w:pPr>
-              <w:pStyle w:val="Compact"/>
-              <w:jc w:val="center"/>
-            </w:pPr>
-            <w:r>
-              <w:t xml:space="preserve">0.3819</w:t>
-            </w:r>
-          </w:p>
-        </w:tc>
-        <w:tc>
-          <w:tcPr/>
-          <w:p>
-            <w:pPr>
-              <w:pStyle w:val="Compact"/>
-              <w:jc w:val="center"/>
-            </w:pPr>
-            <w:r>
-              <w:t xml:space="preserve">0.1656</w:t>
+              <w:t xml:space="preserve">Control 14days (n=9)</w:t>
+            </w:r>
+          </w:p>
+        </w:tc>
+        <w:tc>
+          <w:tcPr/>
+          <w:p>
+            <w:pPr>
+              <w:pStyle w:val="Compact"/>
+              <w:jc w:val="center"/>
+            </w:pPr>
+            <w:r>
+              <w:t xml:space="preserve">0.4453</w:t>
+            </w:r>
+          </w:p>
+        </w:tc>
+        <w:tc>
+          <w:tcPr/>
+          <w:p>
+            <w:pPr>
+              <w:pStyle w:val="Compact"/>
+              <w:jc w:val="center"/>
+            </w:pPr>
+            <w:r>
+              <w:t xml:space="preserve">0.1535</w:t>
             </w:r>
           </w:p>
         </w:tc>
@@ -2569,31 +3697,181 @@
               <w:jc w:val="center"/>
             </w:pPr>
             <w:r>
-              <w:t xml:space="preserve">Control 7days (n=1)</w:t>
-            </w:r>
-          </w:p>
-        </w:tc>
-        <w:tc>
-          <w:tcPr/>
-          <w:p>
-            <w:pPr>
-              <w:pStyle w:val="Compact"/>
-              <w:jc w:val="center"/>
-            </w:pPr>
-            <w:r>
-              <w:t xml:space="preserve">0.3948</w:t>
-            </w:r>
-          </w:p>
-        </w:tc>
-        <w:tc>
-          <w:tcPr/>
-          <w:p>
-            <w:pPr>
-              <w:pStyle w:val="Compact"/>
-              <w:jc w:val="center"/>
-            </w:pPr>
-            <w:r>
-              <w:t xml:space="preserve">0</w:t>
+              <w:t xml:space="preserve">Control 7days (n=10)</w:t>
+            </w:r>
+          </w:p>
+        </w:tc>
+        <w:tc>
+          <w:tcPr/>
+          <w:p>
+            <w:pPr>
+              <w:pStyle w:val="Compact"/>
+              <w:jc w:val="center"/>
+            </w:pPr>
+            <w:r>
+              <w:t xml:space="preserve">0.3669</w:t>
+            </w:r>
+          </w:p>
+        </w:tc>
+        <w:tc>
+          <w:tcPr/>
+          <w:p>
+            <w:pPr>
+              <w:pStyle w:val="Compact"/>
+              <w:jc w:val="center"/>
+            </w:pPr>
+            <w:r>
+              <w:t xml:space="preserve">0.1187</w:t>
+            </w:r>
+          </w:p>
+        </w:tc>
+      </w:tr>
+      <w:tr>
+        <w:tc>
+          <w:tcPr/>
+          <w:p>
+            <w:pPr>
+              <w:pStyle w:val="Compact"/>
+              <w:jc w:val="center"/>
+            </w:pPr>
+            <w:r>
+              <w:t xml:space="preserve">8</w:t>
+            </w:r>
+          </w:p>
+        </w:tc>
+        <w:tc>
+          <w:tcPr/>
+          <w:p>
+            <w:pPr>
+              <w:pStyle w:val="Compact"/>
+              <w:jc w:val="center"/>
+            </w:pPr>
+            <w:r>
+              <w:t xml:space="preserve">Folistatin 50ng/ml 14d (n=2)</w:t>
+            </w:r>
+          </w:p>
+        </w:tc>
+        <w:tc>
+          <w:tcPr/>
+          <w:p>
+            <w:pPr>
+              <w:pStyle w:val="Compact"/>
+              <w:jc w:val="center"/>
+            </w:pPr>
+            <w:r>
+              <w:t xml:space="preserve">0.6051</w:t>
+            </w:r>
+          </w:p>
+        </w:tc>
+        <w:tc>
+          <w:tcPr/>
+          <w:p>
+            <w:pPr>
+              <w:pStyle w:val="Compact"/>
+              <w:jc w:val="center"/>
+            </w:pPr>
+            <w:r>
+              <w:t xml:space="preserve">0.0802</w:t>
+            </w:r>
+          </w:p>
+        </w:tc>
+      </w:tr>
+      <w:tr>
+        <w:tc>
+          <w:tcPr/>
+          <w:p>
+            <w:pPr>
+              <w:pStyle w:val="Compact"/>
+              <w:jc w:val="center"/>
+            </w:pPr>
+            <w:r>
+              <w:t xml:space="preserve">8</w:t>
+            </w:r>
+          </w:p>
+        </w:tc>
+        <w:tc>
+          <w:tcPr/>
+          <w:p>
+            <w:pPr>
+              <w:pStyle w:val="Compact"/>
+              <w:jc w:val="center"/>
+            </w:pPr>
+            <w:r>
+              <w:t xml:space="preserve">Folistatin 50ng/ml 7d (n=11)</w:t>
+            </w:r>
+          </w:p>
+        </w:tc>
+        <w:tc>
+          <w:tcPr/>
+          <w:p>
+            <w:pPr>
+              <w:pStyle w:val="Compact"/>
+              <w:jc w:val="center"/>
+            </w:pPr>
+            <w:r>
+              <w:t xml:space="preserve">0.4466</w:t>
+            </w:r>
+          </w:p>
+        </w:tc>
+        <w:tc>
+          <w:tcPr/>
+          <w:p>
+            <w:pPr>
+              <w:pStyle w:val="Compact"/>
+              <w:jc w:val="center"/>
+            </w:pPr>
+            <w:r>
+              <w:t xml:space="preserve">0.1297</w:t>
+            </w:r>
+          </w:p>
+        </w:tc>
+      </w:tr>
+      <w:tr>
+        <w:tc>
+          <w:tcPr/>
+          <w:p>
+            <w:pPr>
+              <w:pStyle w:val="Compact"/>
+              <w:jc w:val="center"/>
+            </w:pPr>
+            <w:r>
+              <w:t xml:space="preserve">8</w:t>
+            </w:r>
+          </w:p>
+        </w:tc>
+        <w:tc>
+          <w:tcPr/>
+          <w:p>
+            <w:pPr>
+              <w:pStyle w:val="Compact"/>
+              <w:jc w:val="center"/>
+            </w:pPr>
+            <w:r>
+              <w:t xml:space="preserve">SMIFH2 10µM 14d (n=4)</w:t>
+            </w:r>
+          </w:p>
+        </w:tc>
+        <w:tc>
+          <w:tcPr/>
+          <w:p>
+            <w:pPr>
+              <w:pStyle w:val="Compact"/>
+              <w:jc w:val="center"/>
+            </w:pPr>
+            <w:r>
+              <w:t xml:space="preserve">0.4492</w:t>
+            </w:r>
+          </w:p>
+        </w:tc>
+        <w:tc>
+          <w:tcPr/>
+          <w:p>
+            <w:pPr>
+              <w:pStyle w:val="Compact"/>
+              <w:jc w:val="center"/>
+            </w:pPr>
+            <w:r>
+              <w:t xml:space="preserve">0.09618</w:t>
             </w:r>
           </w:p>
         </w:tc>
@@ -2719,31 +3997,31 @@
               <w:jc w:val="center"/>
             </w:pPr>
             <w:r>
-              <w:t xml:space="preserve">Control 14days (n=5)</w:t>
-            </w:r>
-          </w:p>
-        </w:tc>
-        <w:tc>
-          <w:tcPr/>
-          <w:p>
-            <w:pPr>
-              <w:pStyle w:val="Compact"/>
-              <w:jc w:val="center"/>
-            </w:pPr>
-            <w:r>
-              <w:t xml:space="preserve">0.3226</w:t>
-            </w:r>
-          </w:p>
-        </w:tc>
-        <w:tc>
-          <w:tcPr/>
-          <w:p>
-            <w:pPr>
-              <w:pStyle w:val="Compact"/>
-              <w:jc w:val="center"/>
-            </w:pPr>
-            <w:r>
-              <w:t xml:space="preserve">0.1672</w:t>
+              <w:t xml:space="preserve">Control 14days (n=9)</w:t>
+            </w:r>
+          </w:p>
+        </w:tc>
+        <w:tc>
+          <w:tcPr/>
+          <w:p>
+            <w:pPr>
+              <w:pStyle w:val="Compact"/>
+              <w:jc w:val="center"/>
+            </w:pPr>
+            <w:r>
+              <w:t xml:space="preserve">0.3633</w:t>
+            </w:r>
+          </w:p>
+        </w:tc>
+        <w:tc>
+          <w:tcPr/>
+          <w:p>
+            <w:pPr>
+              <w:pStyle w:val="Compact"/>
+              <w:jc w:val="center"/>
+            </w:pPr>
+            <w:r>
+              <w:t xml:space="preserve">0.1463</w:t>
             </w:r>
           </w:p>
         </w:tc>
@@ -2769,31 +4047,181 @@
               <w:jc w:val="center"/>
             </w:pPr>
             <w:r>
-              <w:t xml:space="preserve">Control 7days (n=1)</w:t>
-            </w:r>
-          </w:p>
-        </w:tc>
-        <w:tc>
-          <w:tcPr/>
-          <w:p>
-            <w:pPr>
-              <w:pStyle w:val="Compact"/>
-              <w:jc w:val="center"/>
-            </w:pPr>
-            <w:r>
-              <w:t xml:space="preserve">0.1613</w:t>
-            </w:r>
-          </w:p>
-        </w:tc>
-        <w:tc>
-          <w:tcPr/>
-          <w:p>
-            <w:pPr>
-              <w:pStyle w:val="Compact"/>
-              <w:jc w:val="center"/>
-            </w:pPr>
-            <w:r>
-              <w:t xml:space="preserve">0</w:t>
+              <w:t xml:space="preserve">Control 7days (n=10)</w:t>
+            </w:r>
+          </w:p>
+        </w:tc>
+        <w:tc>
+          <w:tcPr/>
+          <w:p>
+            <w:pPr>
+              <w:pStyle w:val="Compact"/>
+              <w:jc w:val="center"/>
+            </w:pPr>
+            <w:r>
+              <w:t xml:space="preserve">0.3</w:t>
+            </w:r>
+          </w:p>
+        </w:tc>
+        <w:tc>
+          <w:tcPr/>
+          <w:p>
+            <w:pPr>
+              <w:pStyle w:val="Compact"/>
+              <w:jc w:val="center"/>
+            </w:pPr>
+            <w:r>
+              <w:t xml:space="preserve">0.14</w:t>
+            </w:r>
+          </w:p>
+        </w:tc>
+      </w:tr>
+      <w:tr>
+        <w:tc>
+          <w:tcPr/>
+          <w:p>
+            <w:pPr>
+              <w:pStyle w:val="Compact"/>
+              <w:jc w:val="center"/>
+            </w:pPr>
+            <w:r>
+              <w:t xml:space="preserve">9</w:t>
+            </w:r>
+          </w:p>
+        </w:tc>
+        <w:tc>
+          <w:tcPr/>
+          <w:p>
+            <w:pPr>
+              <w:pStyle w:val="Compact"/>
+              <w:jc w:val="center"/>
+            </w:pPr>
+            <w:r>
+              <w:t xml:space="preserve">Folistatin 50ng/ml 14d (n=2)</w:t>
+            </w:r>
+          </w:p>
+        </w:tc>
+        <w:tc>
+          <w:tcPr/>
+          <w:p>
+            <w:pPr>
+              <w:pStyle w:val="Compact"/>
+              <w:jc w:val="center"/>
+            </w:pPr>
+            <w:r>
+              <w:t xml:space="preserve">0.4558</w:t>
+            </w:r>
+          </w:p>
+        </w:tc>
+        <w:tc>
+          <w:tcPr/>
+          <w:p>
+            <w:pPr>
+              <w:pStyle w:val="Compact"/>
+              <w:jc w:val="center"/>
+            </w:pPr>
+            <w:r>
+              <w:t xml:space="preserve">0.08312</w:t>
+            </w:r>
+          </w:p>
+        </w:tc>
+      </w:tr>
+      <w:tr>
+        <w:tc>
+          <w:tcPr/>
+          <w:p>
+            <w:pPr>
+              <w:pStyle w:val="Compact"/>
+              <w:jc w:val="center"/>
+            </w:pPr>
+            <w:r>
+              <w:t xml:space="preserve">9</w:t>
+            </w:r>
+          </w:p>
+        </w:tc>
+        <w:tc>
+          <w:tcPr/>
+          <w:p>
+            <w:pPr>
+              <w:pStyle w:val="Compact"/>
+              <w:jc w:val="center"/>
+            </w:pPr>
+            <w:r>
+              <w:t xml:space="preserve">Folistatin 50ng/ml 7d (n=11)</w:t>
+            </w:r>
+          </w:p>
+        </w:tc>
+        <w:tc>
+          <w:tcPr/>
+          <w:p>
+            <w:pPr>
+              <w:pStyle w:val="Compact"/>
+              <w:jc w:val="center"/>
+            </w:pPr>
+            <w:r>
+              <w:t xml:space="preserve">0.3408</w:t>
+            </w:r>
+          </w:p>
+        </w:tc>
+        <w:tc>
+          <w:tcPr/>
+          <w:p>
+            <w:pPr>
+              <w:pStyle w:val="Compact"/>
+              <w:jc w:val="center"/>
+            </w:pPr>
+            <w:r>
+              <w:t xml:space="preserve">0.09633</w:t>
+            </w:r>
+          </w:p>
+        </w:tc>
+      </w:tr>
+      <w:tr>
+        <w:tc>
+          <w:tcPr/>
+          <w:p>
+            <w:pPr>
+              <w:pStyle w:val="Compact"/>
+              <w:jc w:val="center"/>
+            </w:pPr>
+            <w:r>
+              <w:t xml:space="preserve">9</w:t>
+            </w:r>
+          </w:p>
+        </w:tc>
+        <w:tc>
+          <w:tcPr/>
+          <w:p>
+            <w:pPr>
+              <w:pStyle w:val="Compact"/>
+              <w:jc w:val="center"/>
+            </w:pPr>
+            <w:r>
+              <w:t xml:space="preserve">SMIFH2 10µM 14d (n=4)</w:t>
+            </w:r>
+          </w:p>
+        </w:tc>
+        <w:tc>
+          <w:tcPr/>
+          <w:p>
+            <w:pPr>
+              <w:pStyle w:val="Compact"/>
+              <w:jc w:val="center"/>
+            </w:pPr>
+            <w:r>
+              <w:t xml:space="preserve">0.3504</w:t>
+            </w:r>
+          </w:p>
+        </w:tc>
+        <w:tc>
+          <w:tcPr/>
+          <w:p>
+            <w:pPr>
+              <w:pStyle w:val="Compact"/>
+              <w:jc w:val="center"/>
+            </w:pPr>
+            <w:r>
+              <w:t xml:space="preserve">0.05462</w:t>
             </w:r>
           </w:p>
         </w:tc>
@@ -2919,31 +4347,31 @@
               <w:jc w:val="center"/>
             </w:pPr>
             <w:r>
-              <w:t xml:space="preserve">Control 14days (n=5)</w:t>
-            </w:r>
-          </w:p>
-        </w:tc>
-        <w:tc>
-          <w:tcPr/>
-          <w:p>
-            <w:pPr>
-              <w:pStyle w:val="Compact"/>
-              <w:jc w:val="center"/>
-            </w:pPr>
-            <w:r>
-              <w:t xml:space="preserve">0.1504</w:t>
-            </w:r>
-          </w:p>
-        </w:tc>
-        <w:tc>
-          <w:tcPr/>
-          <w:p>
-            <w:pPr>
-              <w:pStyle w:val="Compact"/>
-              <w:jc w:val="center"/>
-            </w:pPr>
-            <w:r>
-              <w:t xml:space="preserve">0.08223</w:t>
+              <w:t xml:space="preserve">Control 14days (n=9)</w:t>
+            </w:r>
+          </w:p>
+        </w:tc>
+        <w:tc>
+          <w:tcPr/>
+          <w:p>
+            <w:pPr>
+              <w:pStyle w:val="Compact"/>
+              <w:jc w:val="center"/>
+            </w:pPr>
+            <w:r>
+              <w:t xml:space="preserve">0.1647</w:t>
+            </w:r>
+          </w:p>
+        </w:tc>
+        <w:tc>
+          <w:tcPr/>
+          <w:p>
+            <w:pPr>
+              <w:pStyle w:val="Compact"/>
+              <w:jc w:val="center"/>
+            </w:pPr>
+            <w:r>
+              <w:t xml:space="preserve">0.07225</w:t>
             </w:r>
           </w:p>
         </w:tc>
@@ -2969,31 +4397,181 @@
               <w:jc w:val="center"/>
             </w:pPr>
             <w:r>
-              <w:t xml:space="preserve">Control 7days (n=1)</w:t>
-            </w:r>
-          </w:p>
-        </w:tc>
-        <w:tc>
-          <w:tcPr/>
-          <w:p>
-            <w:pPr>
-              <w:pStyle w:val="Compact"/>
-              <w:jc w:val="center"/>
-            </w:pPr>
-            <w:r>
-              <w:t xml:space="preserve">0.181</w:t>
-            </w:r>
-          </w:p>
-        </w:tc>
-        <w:tc>
-          <w:tcPr/>
-          <w:p>
-            <w:pPr>
-              <w:pStyle w:val="Compact"/>
-              <w:jc w:val="center"/>
-            </w:pPr>
-            <w:r>
-              <w:t xml:space="preserve">0</w:t>
+              <w:t xml:space="preserve">Control 7days (n=10)</w:t>
+            </w:r>
+          </w:p>
+        </w:tc>
+        <w:tc>
+          <w:tcPr/>
+          <w:p>
+            <w:pPr>
+              <w:pStyle w:val="Compact"/>
+              <w:jc w:val="center"/>
+            </w:pPr>
+            <w:r>
+              <w:t xml:space="preserve">0.1844</w:t>
+            </w:r>
+          </w:p>
+        </w:tc>
+        <w:tc>
+          <w:tcPr/>
+          <w:p>
+            <w:pPr>
+              <w:pStyle w:val="Compact"/>
+              <w:jc w:val="center"/>
+            </w:pPr>
+            <w:r>
+              <w:t xml:space="preserve">0.1108</w:t>
+            </w:r>
+          </w:p>
+        </w:tc>
+      </w:tr>
+      <w:tr>
+        <w:tc>
+          <w:tcPr/>
+          <w:p>
+            <w:pPr>
+              <w:pStyle w:val="Compact"/>
+              <w:jc w:val="center"/>
+            </w:pPr>
+            <w:r>
+              <w:t xml:space="preserve">10</w:t>
+            </w:r>
+          </w:p>
+        </w:tc>
+        <w:tc>
+          <w:tcPr/>
+          <w:p>
+            <w:pPr>
+              <w:pStyle w:val="Compact"/>
+              <w:jc w:val="center"/>
+            </w:pPr>
+            <w:r>
+              <w:t xml:space="preserve">Folistatin 50ng/ml 14d (n=2)</w:t>
+            </w:r>
+          </w:p>
+        </w:tc>
+        <w:tc>
+          <w:tcPr/>
+          <w:p>
+            <w:pPr>
+              <w:pStyle w:val="Compact"/>
+              <w:jc w:val="center"/>
+            </w:pPr>
+            <w:r>
+              <w:t xml:space="preserve">0.2537</w:t>
+            </w:r>
+          </w:p>
+        </w:tc>
+        <w:tc>
+          <w:tcPr/>
+          <w:p>
+            <w:pPr>
+              <w:pStyle w:val="Compact"/>
+              <w:jc w:val="center"/>
+            </w:pPr>
+            <w:r>
+              <w:t xml:space="preserve">0.002749</w:t>
+            </w:r>
+          </w:p>
+        </w:tc>
+      </w:tr>
+      <w:tr>
+        <w:tc>
+          <w:tcPr/>
+          <w:p>
+            <w:pPr>
+              <w:pStyle w:val="Compact"/>
+              <w:jc w:val="center"/>
+            </w:pPr>
+            <w:r>
+              <w:t xml:space="preserve">10</w:t>
+            </w:r>
+          </w:p>
+        </w:tc>
+        <w:tc>
+          <w:tcPr/>
+          <w:p>
+            <w:pPr>
+              <w:pStyle w:val="Compact"/>
+              <w:jc w:val="center"/>
+            </w:pPr>
+            <w:r>
+              <w:t xml:space="preserve">Folistatin 50ng/ml 7d (n=11)</w:t>
+            </w:r>
+          </w:p>
+        </w:tc>
+        <w:tc>
+          <w:tcPr/>
+          <w:p>
+            <w:pPr>
+              <w:pStyle w:val="Compact"/>
+              <w:jc w:val="center"/>
+            </w:pPr>
+            <w:r>
+              <w:t xml:space="preserve">0.2201</w:t>
+            </w:r>
+          </w:p>
+        </w:tc>
+        <w:tc>
+          <w:tcPr/>
+          <w:p>
+            <w:pPr>
+              <w:pStyle w:val="Compact"/>
+              <w:jc w:val="center"/>
+            </w:pPr>
+            <w:r>
+              <w:t xml:space="preserve">0.08443</w:t>
+            </w:r>
+          </w:p>
+        </w:tc>
+      </w:tr>
+      <w:tr>
+        <w:tc>
+          <w:tcPr/>
+          <w:p>
+            <w:pPr>
+              <w:pStyle w:val="Compact"/>
+              <w:jc w:val="center"/>
+            </w:pPr>
+            <w:r>
+              <w:t xml:space="preserve">10</w:t>
+            </w:r>
+          </w:p>
+        </w:tc>
+        <w:tc>
+          <w:tcPr/>
+          <w:p>
+            <w:pPr>
+              <w:pStyle w:val="Compact"/>
+              <w:jc w:val="center"/>
+            </w:pPr>
+            <w:r>
+              <w:t xml:space="preserve">SMIFH2 10µM 14d (n=4)</w:t>
+            </w:r>
+          </w:p>
+        </w:tc>
+        <w:tc>
+          <w:tcPr/>
+          <w:p>
+            <w:pPr>
+              <w:pStyle w:val="Compact"/>
+              <w:jc w:val="center"/>
+            </w:pPr>
+            <w:r>
+              <w:t xml:space="preserve">0.1615</w:t>
+            </w:r>
+          </w:p>
+        </w:tc>
+        <w:tc>
+          <w:tcPr/>
+          <w:p>
+            <w:pPr>
+              <w:pStyle w:val="Compact"/>
+              <w:jc w:val="center"/>
+            </w:pPr>
+            <w:r>
+              <w:t xml:space="preserve">0.05758</w:t>
             </w:r>
           </w:p>
         </w:tc>

--- a/Results/Mitosections/results_report_mitochondria_alcohol_mitosections.docx
+++ b/Results/Mitosections/results_report_mitochondria_alcohol_mitosections.docx
@@ -71,7 +71,7 @@
         <w:pStyle w:val="Datum"/>
       </w:pPr>
       <w:r>
-        <w:t xml:space="preserve">2023-04-18</w:t>
+        <w:t xml:space="preserve">2023-04-19</w:t>
       </w:r>
     </w:p>
     <w:bookmarkStart w:id="28" w:name="introduction"/>
@@ -262,11 +262,11 @@
     <w:tbl>
       <w:tblPr>
         <w:tblStyle w:val="Table"/>
-        <w:tblW w:type="pct" w:w="2083"/>
+        <w:tblW w:type="pct" w:w="2153"/>
         <w:tblLook w:firstRow="1" w:lastRow="0" w:firstColumn="0" w:lastColumn="0" w:noHBand="0" w:noVBand="0" w:val="0020"/>
       </w:tblPr>
       <w:tblGrid>
-        <w:gridCol w:w="2750"/>
+        <w:gridCol w:w="2860"/>
         <w:gridCol w:w="550"/>
       </w:tblGrid>
       <w:tr>
@@ -411,7 +411,7 @@
               <w:jc w:val="center"/>
             </w:pPr>
             <w:r>
-              <w:t xml:space="preserve">Folistatin 50ng/ml 14d</w:t>
+              <w:t xml:space="preserve">Follistatin 50ng/ml 14d</w:t>
             </w:r>
           </w:p>
         </w:tc>
@@ -437,7 +437,7 @@
               <w:jc w:val="center"/>
             </w:pPr>
             <w:r>
-              <w:t xml:space="preserve">Folistatin 50ng/ml 7d</w:t>
+              <w:t xml:space="preserve">Follistatin 50ng/ml 7d</w:t>
             </w:r>
           </w:p>
         </w:tc>
@@ -971,7 +971,7 @@
       <w:r>
         <w:drawing>
           <wp:inline>
-            <wp:extent cx="5969000" cy="8953500"/>
+            <wp:extent cx="5969000" cy="8426823"/>
             <wp:effectExtent b="0" l="0" r="0" t="0"/>
             <wp:docPr descr="Statistical comparison of different conditions for each section" title="" id="55" name="Picture"/>
             <a:graphic>
@@ -992,7 +992,7 @@
                   <pic:spPr bwMode="auto">
                     <a:xfrm>
                       <a:off x="0" y="0"/>
-                      <a:ext cx="5969000" cy="8953500"/>
+                      <a:ext cx="5969000" cy="8426823"/>
                     </a:xfrm>
                     <a:prstGeom prst="rect">
                       <a:avLst/>
@@ -1297,7 +1297,7 @@
               <w:jc w:val="center"/>
             </w:pPr>
             <w:r>
-              <w:t xml:space="preserve">Folistatin 50ng/ml 14d (n=2)</w:t>
+              <w:t xml:space="preserve">Folistatin 50ng/ml 14d (n=)</w:t>
             </w:r>
           </w:p>
         </w:tc>
@@ -1347,7 +1347,7 @@
               <w:jc w:val="center"/>
             </w:pPr>
             <w:r>
-              <w:t xml:space="preserve">Folistatin 50ng/ml 7d (n=11)</w:t>
+              <w:t xml:space="preserve">Folistatin 50ng/ml 7d (n=)</w:t>
             </w:r>
           </w:p>
         </w:tc>
@@ -1647,7 +1647,7 @@
               <w:jc w:val="center"/>
             </w:pPr>
             <w:r>
-              <w:t xml:space="preserve">Folistatin 50ng/ml 14d (n=2)</w:t>
+              <w:t xml:space="preserve">Folistatin 50ng/ml 14d (n=)</w:t>
             </w:r>
           </w:p>
         </w:tc>
@@ -1697,7 +1697,7 @@
               <w:jc w:val="center"/>
             </w:pPr>
             <w:r>
-              <w:t xml:space="preserve">Folistatin 50ng/ml 7d (n=11)</w:t>
+              <w:t xml:space="preserve">Folistatin 50ng/ml 7d (n=)</w:t>
             </w:r>
           </w:p>
         </w:tc>
@@ -1997,7 +1997,7 @@
               <w:jc w:val="center"/>
             </w:pPr>
             <w:r>
-              <w:t xml:space="preserve">Folistatin 50ng/ml 14d (n=2)</w:t>
+              <w:t xml:space="preserve">Folistatin 50ng/ml 14d (n=)</w:t>
             </w:r>
           </w:p>
         </w:tc>
@@ -2047,7 +2047,7 @@
               <w:jc w:val="center"/>
             </w:pPr>
             <w:r>
-              <w:t xml:space="preserve">Folistatin 50ng/ml 7d (n=11)</w:t>
+              <w:t xml:space="preserve">Folistatin 50ng/ml 7d (n=)</w:t>
             </w:r>
           </w:p>
         </w:tc>
@@ -2347,7 +2347,7 @@
               <w:jc w:val="center"/>
             </w:pPr>
             <w:r>
-              <w:t xml:space="preserve">Folistatin 50ng/ml 14d (n=2)</w:t>
+              <w:t xml:space="preserve">Folistatin 50ng/ml 14d (n=)</w:t>
             </w:r>
           </w:p>
         </w:tc>
@@ -2397,7 +2397,7 @@
               <w:jc w:val="center"/>
             </w:pPr>
             <w:r>
-              <w:t xml:space="preserve">Folistatin 50ng/ml 7d (n=11)</w:t>
+              <w:t xml:space="preserve">Folistatin 50ng/ml 7d (n=)</w:t>
             </w:r>
           </w:p>
         </w:tc>
@@ -2697,7 +2697,7 @@
               <w:jc w:val="center"/>
             </w:pPr>
             <w:r>
-              <w:t xml:space="preserve">Folistatin 50ng/ml 14d (n=2)</w:t>
+              <w:t xml:space="preserve">Folistatin 50ng/ml 14d (n=)</w:t>
             </w:r>
           </w:p>
         </w:tc>
@@ -2747,7 +2747,7 @@
               <w:jc w:val="center"/>
             </w:pPr>
             <w:r>
-              <w:t xml:space="preserve">Folistatin 50ng/ml 7d (n=11)</w:t>
+              <w:t xml:space="preserve">Folistatin 50ng/ml 7d (n=)</w:t>
             </w:r>
           </w:p>
         </w:tc>
@@ -3047,7 +3047,7 @@
               <w:jc w:val="center"/>
             </w:pPr>
             <w:r>
-              <w:t xml:space="preserve">Folistatin 50ng/ml 14d (n=2)</w:t>
+              <w:t xml:space="preserve">Folistatin 50ng/ml 14d (n=)</w:t>
             </w:r>
           </w:p>
         </w:tc>
@@ -3097,7 +3097,7 @@
               <w:jc w:val="center"/>
             </w:pPr>
             <w:r>
-              <w:t xml:space="preserve">Folistatin 50ng/ml 7d (n=11)</w:t>
+              <w:t xml:space="preserve">Folistatin 50ng/ml 7d (n=)</w:t>
             </w:r>
           </w:p>
         </w:tc>
@@ -3397,7 +3397,7 @@
               <w:jc w:val="center"/>
             </w:pPr>
             <w:r>
-              <w:t xml:space="preserve">Folistatin 50ng/ml 14d (n=2)</w:t>
+              <w:t xml:space="preserve">Folistatin 50ng/ml 14d (n=)</w:t>
             </w:r>
           </w:p>
         </w:tc>
@@ -3447,7 +3447,7 @@
               <w:jc w:val="center"/>
             </w:pPr>
             <w:r>
-              <w:t xml:space="preserve">Folistatin 50ng/ml 7d (n=11)</w:t>
+              <w:t xml:space="preserve">Folistatin 50ng/ml 7d (n=)</w:t>
             </w:r>
           </w:p>
         </w:tc>
@@ -3747,7 +3747,7 @@
               <w:jc w:val="center"/>
             </w:pPr>
             <w:r>
-              <w:t xml:space="preserve">Folistatin 50ng/ml 14d (n=2)</w:t>
+              <w:t xml:space="preserve">Folistatin 50ng/ml 14d (n=)</w:t>
             </w:r>
           </w:p>
         </w:tc>
@@ -3797,7 +3797,7 @@
               <w:jc w:val="center"/>
             </w:pPr>
             <w:r>
-              <w:t xml:space="preserve">Folistatin 50ng/ml 7d (n=11)</w:t>
+              <w:t xml:space="preserve">Folistatin 50ng/ml 7d (n=)</w:t>
             </w:r>
           </w:p>
         </w:tc>
@@ -4097,7 +4097,7 @@
               <w:jc w:val="center"/>
             </w:pPr>
             <w:r>
-              <w:t xml:space="preserve">Folistatin 50ng/ml 14d (n=2)</w:t>
+              <w:t xml:space="preserve">Folistatin 50ng/ml 14d (n=)</w:t>
             </w:r>
           </w:p>
         </w:tc>
@@ -4147,7 +4147,7 @@
               <w:jc w:val="center"/>
             </w:pPr>
             <w:r>
-              <w:t xml:space="preserve">Folistatin 50ng/ml 7d (n=11)</w:t>
+              <w:t xml:space="preserve">Folistatin 50ng/ml 7d (n=)</w:t>
             </w:r>
           </w:p>
         </w:tc>
@@ -4447,7 +4447,7 @@
               <w:jc w:val="center"/>
             </w:pPr>
             <w:r>
-              <w:t xml:space="preserve">Folistatin 50ng/ml 14d (n=2)</w:t>
+              <w:t xml:space="preserve">Folistatin 50ng/ml 14d (n=)</w:t>
             </w:r>
           </w:p>
         </w:tc>
@@ -4497,7 +4497,7 @@
               <w:jc w:val="center"/>
             </w:pPr>
             <w:r>
-              <w:t xml:space="preserve">Folistatin 50ng/ml 7d (n=11)</w:t>
+              <w:t xml:space="preserve">Folistatin 50ng/ml 7d (n=)</w:t>
             </w:r>
           </w:p>
         </w:tc>

--- a/Results/Mitosections/results_report_mitochondria_alcohol_mitosections.docx
+++ b/Results/Mitosections/results_report_mitochondria_alcohol_mitosections.docx
@@ -71,7 +71,7 @@
         <w:pStyle w:val="Datum"/>
       </w:pPr>
       <w:r>
-        <w:t xml:space="preserve">2023-04-19</w:t>
+        <w:t xml:space="preserve">2023-04-28</w:t>
       </w:r>
     </w:p>
     <w:bookmarkStart w:id="28" w:name="introduction"/>
@@ -256,7 +256,7 @@
         <w:pStyle w:val="FirstParagraph"/>
       </w:pPr>
       <w:r>
-        <w:t xml:space="preserve">The number of analyzed images is currently 46 and is divided into different experimental conditions as follows:</w:t>
+        <w:t xml:space="preserve">The number of analyzed images is currently 70 and is divided into different experimental conditions as follows:</w:t>
       </w:r>
     </w:p>
     <w:tbl>
@@ -307,6 +307,32 @@
               <w:jc w:val="center"/>
             </w:pPr>
             <w:r>
+              <w:t xml:space="preserve">Activin 50ng/ml 10d</w:t>
+            </w:r>
+          </w:p>
+        </w:tc>
+        <w:tc>
+          <w:tcPr/>
+          <w:p>
+            <w:pPr>
+              <w:pStyle w:val="Compact"/>
+              <w:jc w:val="center"/>
+            </w:pPr>
+            <w:r>
+              <w:t xml:space="preserve">6</w:t>
+            </w:r>
+          </w:p>
+        </w:tc>
+      </w:tr>
+      <w:tr>
+        <w:tc>
+          <w:tcPr/>
+          <w:p>
+            <w:pPr>
+              <w:pStyle w:val="Compact"/>
+              <w:jc w:val="center"/>
+            </w:pPr>
+            <w:r>
               <w:t xml:space="preserve">Activin 50ng/ml 14days</w:t>
             </w:r>
           </w:p>
@@ -359,6 +385,32 @@
               <w:jc w:val="center"/>
             </w:pPr>
             <w:r>
+              <w:t xml:space="preserve">Control 10d</w:t>
+            </w:r>
+          </w:p>
+        </w:tc>
+        <w:tc>
+          <w:tcPr/>
+          <w:p>
+            <w:pPr>
+              <w:pStyle w:val="Compact"/>
+              <w:jc w:val="center"/>
+            </w:pPr>
+            <w:r>
+              <w:t xml:space="preserve">8</w:t>
+            </w:r>
+          </w:p>
+        </w:tc>
+      </w:tr>
+      <w:tr>
+        <w:tc>
+          <w:tcPr/>
+          <w:p>
+            <w:pPr>
+              <w:pStyle w:val="Compact"/>
+              <w:jc w:val="center"/>
+            </w:pPr>
+            <w:r>
               <w:t xml:space="preserve">Control 14days</w:t>
             </w:r>
           </w:p>
@@ -411,6 +463,32 @@
               <w:jc w:val="center"/>
             </w:pPr>
             <w:r>
+              <w:t xml:space="preserve">Follistatin 50ng/ml 10d</w:t>
+            </w:r>
+          </w:p>
+        </w:tc>
+        <w:tc>
+          <w:tcPr/>
+          <w:p>
+            <w:pPr>
+              <w:pStyle w:val="Compact"/>
+              <w:jc w:val="center"/>
+            </w:pPr>
+            <w:r>
+              <w:t xml:space="preserve">2</w:t>
+            </w:r>
+          </w:p>
+        </w:tc>
+      </w:tr>
+      <w:tr>
+        <w:tc>
+          <w:tcPr/>
+          <w:p>
+            <w:pPr>
+              <w:pStyle w:val="Compact"/>
+              <w:jc w:val="center"/>
+            </w:pPr>
+            <w:r>
               <w:t xml:space="preserve">Follistatin 50ng/ml 14d</w:t>
             </w:r>
           </w:p>
@@ -423,7 +501,7 @@
               <w:jc w:val="center"/>
             </w:pPr>
             <w:r>
-              <w:t xml:space="preserve">2</w:t>
+              <w:t xml:space="preserve">5</w:t>
             </w:r>
           </w:p>
         </w:tc>
@@ -464,6 +542,32 @@
             </w:pPr>
             <w:r>
               <w:t xml:space="preserve">SMIFH2 10µM 14d</w:t>
+            </w:r>
+          </w:p>
+        </w:tc>
+        <w:tc>
+          <w:tcPr/>
+          <w:p>
+            <w:pPr>
+              <w:pStyle w:val="Compact"/>
+              <w:jc w:val="center"/>
+            </w:pPr>
+            <w:r>
+              <w:t xml:space="preserve">5</w:t>
+            </w:r>
+          </w:p>
+        </w:tc>
+      </w:tr>
+      <w:tr>
+        <w:tc>
+          <w:tcPr/>
+          <w:p>
+            <w:pPr>
+              <w:pStyle w:val="Compact"/>
+              <w:jc w:val="center"/>
+            </w:pPr>
+            <w:r>
+              <w:t xml:space="preserve">SMIFH2 10µm 10d</w:t>
             </w:r>
           </w:p>
         </w:tc>
@@ -621,7 +725,7 @@
       <w:r>
         <w:drawing>
           <wp:inline>
-            <wp:extent cx="5969000" cy="4178300"/>
+            <wp:extent cx="5969000" cy="14922500"/>
             <wp:effectExtent b="0" l="0" r="0" t="0"/>
             <wp:docPr descr="Normalized intensity profiles along sections through the soma" title="" id="35" name="Picture"/>
             <a:graphic>
@@ -642,7 +746,7 @@
                   <pic:spPr bwMode="auto">
                     <a:xfrm>
                       <a:off x="0" y="0"/>
-                      <a:ext cx="5969000" cy="4178300"/>
+                      <a:ext cx="5969000" cy="14922500"/>
                     </a:xfrm>
                     <a:prstGeom prst="rect">
                       <a:avLst/>
@@ -725,7 +829,7 @@
       </w:r>
     </w:p>
     <w:bookmarkEnd w:id="40"/>
-    <w:bookmarkStart w:id="58" w:name="statistical-comparison"/>
+    <w:bookmarkStart w:id="55" w:name="statistical-comparison"/>
     <w:p>
       <w:pPr>
         <w:pStyle w:val="berschrift2"/>
@@ -764,7 +868,7 @@
       <w:r>
         <w:drawing>
           <wp:inline>
-            <wp:extent cx="5969000" cy="4178300"/>
+            <wp:extent cx="5969000" cy="4775200"/>
             <wp:effectExtent b="0" l="0" r="0" t="0"/>
             <wp:docPr descr="Comparison of coefficient of polynomial fit between different experimental conditions. Intensity = poly_int + (poly1 * distance) + (poly2 * distance^2) + (poly3 * distance^3)" title="" id="42" name="Picture"/>
             <a:graphic>
@@ -785,7 +889,7 @@
                   <pic:spPr bwMode="auto">
                     <a:xfrm>
                       <a:off x="0" y="0"/>
-                      <a:ext cx="5969000" cy="4178300"/>
+                      <a:ext cx="5969000" cy="4775200"/>
                     </a:xfrm>
                     <a:prstGeom prst="rect">
                       <a:avLst/>
@@ -806,12 +910,136 @@
     </w:p>
     <w:p>
       <w:pPr>
+        <w:pStyle w:val="SourceCode"/>
+      </w:pPr>
+      <w:r>
+        <w:rPr>
+          <w:rStyle w:val="VerbatimChar"/>
+        </w:rPr>
+        <w:t xml:space="preserve">## Warning: This manual palette can handle a maximum of 8 values. You have</w:t>
+      </w:r>
+      <w:r>
+        <w:br/>
+      </w:r>
+      <w:r>
+        <w:rPr>
+          <w:rStyle w:val="VerbatimChar"/>
+        </w:rPr>
+        <w:t xml:space="preserve">## supplied 11.</w:t>
+      </w:r>
+    </w:p>
+    <w:p>
+      <w:pPr>
+        <w:pStyle w:val="SourceCode"/>
+      </w:pPr>
+      <w:r>
+        <w:rPr>
+          <w:rStyle w:val="VerbatimChar"/>
+        </w:rPr>
+        <w:t xml:space="preserve">## Warning: Removed 1000 rows containing missing values (`geom_point()`).</w:t>
+      </w:r>
+    </w:p>
+    <w:p>
+      <w:pPr>
+        <w:pStyle w:val="SourceCode"/>
+      </w:pPr>
+      <w:r>
+        <w:rPr>
+          <w:rStyle w:val="VerbatimChar"/>
+        </w:rPr>
+        <w:t xml:space="preserve">## Warning: This manual palette can handle a maximum of 8 values. You have</w:t>
+      </w:r>
+      <w:r>
+        <w:br/>
+      </w:r>
+      <w:r>
+        <w:rPr>
+          <w:rStyle w:val="VerbatimChar"/>
+        </w:rPr>
+        <w:t xml:space="preserve">## supplied 11.</w:t>
+      </w:r>
+    </w:p>
+    <w:p>
+      <w:pPr>
+        <w:pStyle w:val="SourceCode"/>
+      </w:pPr>
+      <w:r>
+        <w:rPr>
+          <w:rStyle w:val="VerbatimChar"/>
+        </w:rPr>
+        <w:t xml:space="preserve">## Warning: Removed 1000 rows containing missing values (`geom_point()`).</w:t>
+      </w:r>
+    </w:p>
+    <w:p>
+      <w:pPr>
+        <w:pStyle w:val="SourceCode"/>
+      </w:pPr>
+      <w:r>
+        <w:rPr>
+          <w:rStyle w:val="VerbatimChar"/>
+        </w:rPr>
+        <w:t xml:space="preserve">## Warning: This manual palette can handle a maximum of 8 values. You have</w:t>
+      </w:r>
+      <w:r>
+        <w:br/>
+      </w:r>
+      <w:r>
+        <w:rPr>
+          <w:rStyle w:val="VerbatimChar"/>
+        </w:rPr>
+        <w:t xml:space="preserve">## supplied 11.</w:t>
+      </w:r>
+    </w:p>
+    <w:p>
+      <w:pPr>
+        <w:pStyle w:val="SourceCode"/>
+      </w:pPr>
+      <w:r>
+        <w:rPr>
+          <w:rStyle w:val="VerbatimChar"/>
+        </w:rPr>
+        <w:t xml:space="preserve">## Warning: Removed 1000 rows containing missing values (`geom_point()`).</w:t>
+      </w:r>
+    </w:p>
+    <w:p>
+      <w:pPr>
+        <w:pStyle w:val="SourceCode"/>
+      </w:pPr>
+      <w:r>
+        <w:rPr>
+          <w:rStyle w:val="VerbatimChar"/>
+        </w:rPr>
+        <w:t xml:space="preserve">## Warning: This manual palette can handle a maximum of 8 values. You have</w:t>
+      </w:r>
+      <w:r>
+        <w:br/>
+      </w:r>
+      <w:r>
+        <w:rPr>
+          <w:rStyle w:val="VerbatimChar"/>
+        </w:rPr>
+        <w:t xml:space="preserve">## supplied 11.</w:t>
+      </w:r>
+    </w:p>
+    <w:p>
+      <w:pPr>
+        <w:pStyle w:val="SourceCode"/>
+      </w:pPr>
+      <w:r>
+        <w:rPr>
+          <w:rStyle w:val="VerbatimChar"/>
+        </w:rPr>
+        <w:t xml:space="preserve">## Warning: Removed 1000 rows containing missing values (`geom_point()`).</w:t>
+      </w:r>
+    </w:p>
+    <w:p>
+      <w:pPr>
         <w:pStyle w:val="CaptionedFigure"/>
       </w:pPr>
       <w:r>
         <w:drawing>
           <wp:inline>
-            <wp:extent cx="5969000" cy="4178300"/>
+            <wp:extent cx="5969000" cy="8953500"/>
             <wp:effectExtent b="0" l="0" r="0" t="0"/>
             <wp:docPr descr="Normalized intensity profiles along sections through the soma with fitted curves" title="" id="45" name="Picture"/>
             <a:graphic>
@@ -832,7 +1060,7 @@
                   <pic:spPr bwMode="auto">
                     <a:xfrm>
                       <a:off x="0" y="0"/>
-                      <a:ext cx="5969000" cy="4178300"/>
+                      <a:ext cx="5969000" cy="8953500"/>
                     </a:xfrm>
                     <a:prstGeom prst="rect">
                       <a:avLst/>
@@ -860,7 +1088,7 @@
       </w:r>
     </w:p>
     <w:bookmarkEnd w:id="47"/>
-    <w:bookmarkStart w:id="57" w:name="idea2"/>
+    <w:bookmarkStart w:id="54" w:name="idea2"/>
     <w:p>
       <w:pPr>
         <w:pStyle w:val="berschrift3"/>
@@ -884,7 +1112,7 @@
       <w:r>
         <w:drawing>
           <wp:inline>
-            <wp:extent cx="5969000" cy="4178300"/>
+            <wp:extent cx="5969000" cy="2785533"/>
             <wp:effectExtent b="0" l="0" r="0" t="0"/>
             <wp:docPr descr="Correlation of the different curves" title="" id="49" name="Picture"/>
             <a:graphic>
@@ -905,7 +1133,7 @@
                   <pic:spPr bwMode="auto">
                     <a:xfrm>
                       <a:off x="0" y="0"/>
-                      <a:ext cx="5969000" cy="4178300"/>
+                      <a:ext cx="5969000" cy="2785533"/>
                     </a:xfrm>
                     <a:prstGeom prst="rect">
                       <a:avLst/>
@@ -924,67 +1152,25 @@
         </w:drawing>
       </w:r>
       <w:r>
+        <w:t xml:space="preserve"> </w:t>
+      </w:r>
+      <w:r>
         <w:drawing>
           <wp:inline>
-            <wp:extent cx="5969000" cy="4178300"/>
+            <wp:extent cx="5969000" cy="8426823"/>
             <wp:effectExtent b="0" l="0" r="0" t="0"/>
-            <wp:docPr descr="Correlation of the different curves" title="" id="52" name="Picture"/>
+            <wp:docPr descr="Statistical comparison of different conditions for each section" title="" id="52" name="Picture"/>
             <a:graphic>
               <a:graphicData uri="http://schemas.openxmlformats.org/drawingml/2006/picture">
                 <pic:pic>
                   <pic:nvPicPr>
-                    <pic:cNvPr descr="results_report_mitochondria_alcohol_mitosections_files/figure-docx/comparison_of_curve_sections-2.png" id="53" name="Picture"/>
+                    <pic:cNvPr descr="results_report_mitochondria_alcohol_mitosections_files/figure-docx/separate_section_plots_stats-1.png" id="53" name="Picture"/>
                     <pic:cNvPicPr>
                       <a:picLocks noChangeArrowheads="1" noChangeAspect="1"/>
                     </pic:cNvPicPr>
                   </pic:nvPicPr>
                   <pic:blipFill>
                     <a:blip r:embed="rId51"/>
-                    <a:stretch>
-                      <a:fillRect/>
-                    </a:stretch>
-                  </pic:blipFill>
-                  <pic:spPr bwMode="auto">
-                    <a:xfrm>
-                      <a:off x="0" y="0"/>
-                      <a:ext cx="5969000" cy="4178300"/>
-                    </a:xfrm>
-                    <a:prstGeom prst="rect">
-                      <a:avLst/>
-                    </a:prstGeom>
-                    <a:noFill/>
-                    <a:ln w="9525">
-                      <a:noFill/>
-                      <a:headEnd/>
-                      <a:tailEnd/>
-                    </a:ln>
-                  </pic:spPr>
-                </pic:pic>
-              </a:graphicData>
-            </a:graphic>
-          </wp:inline>
-        </w:drawing>
-      </w:r>
-      <w:r>
-        <w:t xml:space="preserve"> </w:t>
-      </w:r>
-      <w:r>
-        <w:drawing>
-          <wp:inline>
-            <wp:extent cx="5969000" cy="8426823"/>
-            <wp:effectExtent b="0" l="0" r="0" t="0"/>
-            <wp:docPr descr="Statistical comparison of different conditions for each section" title="" id="55" name="Picture"/>
-            <a:graphic>
-              <a:graphicData uri="http://schemas.openxmlformats.org/drawingml/2006/picture">
-                <pic:pic>
-                  <pic:nvPicPr>
-                    <pic:cNvPr descr="results_report_mitochondria_alcohol_mitosections_files/figure-docx/separate_section_plots_stats-1.png" id="56" name="Picture"/>
-                    <pic:cNvPicPr>
-                      <a:picLocks noChangeArrowheads="1" noChangeAspect="1"/>
-                    </pic:cNvPicPr>
-                  </pic:nvPicPr>
-                  <pic:blipFill>
-                    <a:blip r:embed="rId54"/>
                     <a:stretch>
                       <a:fillRect/>
                     </a:stretch>
@@ -1019,9 +1205,9 @@
       </w:tblPr>
       <w:tblGrid>
         <w:gridCol w:w="1100"/>
-        <w:gridCol w:w="3410"/>
+        <w:gridCol w:w="3520"/>
         <w:gridCol w:w="1100"/>
-        <w:gridCol w:w="1320"/>
+        <w:gridCol w:w="1210"/>
       </w:tblGrid>
       <w:tr>
         <w:trPr>
@@ -1097,6 +1283,56 @@
               <w:jc w:val="center"/>
             </w:pPr>
             <w:r>
+              <w:t xml:space="preserve">Activin 50ng/ml 10d (n=6)</w:t>
+            </w:r>
+          </w:p>
+        </w:tc>
+        <w:tc>
+          <w:tcPr/>
+          <w:p>
+            <w:pPr>
+              <w:pStyle w:val="Compact"/>
+              <w:jc w:val="center"/>
+            </w:pPr>
+            <w:r>
+              <w:t xml:space="preserve">0.7455</w:t>
+            </w:r>
+          </w:p>
+        </w:tc>
+        <w:tc>
+          <w:tcPr/>
+          <w:p>
+            <w:pPr>
+              <w:pStyle w:val="Compact"/>
+              <w:jc w:val="center"/>
+            </w:pPr>
+            <w:r>
+              <w:t xml:space="preserve">0.09733</w:t>
+            </w:r>
+          </w:p>
+        </w:tc>
+      </w:tr>
+      <w:tr>
+        <w:tc>
+          <w:tcPr/>
+          <w:p>
+            <w:pPr>
+              <w:pStyle w:val="Compact"/>
+              <w:jc w:val="center"/>
+            </w:pPr>
+            <w:r>
+              <w:t xml:space="preserve">1</w:t>
+            </w:r>
+          </w:p>
+        </w:tc>
+        <w:tc>
+          <w:tcPr/>
+          <w:p>
+            <w:pPr>
+              <w:pStyle w:val="Compact"/>
+              <w:jc w:val="center"/>
+            </w:pPr>
+            <w:r>
               <w:t xml:space="preserve">Activin 50ng/ml 14days (n=5)</w:t>
             </w:r>
           </w:p>
@@ -1197,6 +1433,56 @@
               <w:jc w:val="center"/>
             </w:pPr>
             <w:r>
+              <w:t xml:space="preserve">Control 10d (n=8)</w:t>
+            </w:r>
+          </w:p>
+        </w:tc>
+        <w:tc>
+          <w:tcPr/>
+          <w:p>
+            <w:pPr>
+              <w:pStyle w:val="Compact"/>
+              <w:jc w:val="center"/>
+            </w:pPr>
+            <w:r>
+              <w:t xml:space="preserve">0.6959</w:t>
+            </w:r>
+          </w:p>
+        </w:tc>
+        <w:tc>
+          <w:tcPr/>
+          <w:p>
+            <w:pPr>
+              <w:pStyle w:val="Compact"/>
+              <w:jc w:val="center"/>
+            </w:pPr>
+            <w:r>
+              <w:t xml:space="preserve">0.166</w:t>
+            </w:r>
+          </w:p>
+        </w:tc>
+      </w:tr>
+      <w:tr>
+        <w:tc>
+          <w:tcPr/>
+          <w:p>
+            <w:pPr>
+              <w:pStyle w:val="Compact"/>
+              <w:jc w:val="center"/>
+            </w:pPr>
+            <w:r>
+              <w:t xml:space="preserve">1</w:t>
+            </w:r>
+          </w:p>
+        </w:tc>
+        <w:tc>
+          <w:tcPr/>
+          <w:p>
+            <w:pPr>
+              <w:pStyle w:val="Compact"/>
+              <w:jc w:val="center"/>
+            </w:pPr>
+            <w:r>
               <w:t xml:space="preserve">Control 14days (n=9)</w:t>
             </w:r>
           </w:p>
@@ -1297,31 +1583,31 @@
               <w:jc w:val="center"/>
             </w:pPr>
             <w:r>
-              <w:t xml:space="preserve">Folistatin 50ng/ml 14d (n=)</w:t>
-            </w:r>
-          </w:p>
-        </w:tc>
-        <w:tc>
-          <w:tcPr/>
-          <w:p>
-            <w:pPr>
-              <w:pStyle w:val="Compact"/>
-              <w:jc w:val="center"/>
-            </w:pPr>
-            <w:r>
-              <w:t xml:space="preserve">0.8109</w:t>
-            </w:r>
-          </w:p>
-        </w:tc>
-        <w:tc>
-          <w:tcPr/>
-          <w:p>
-            <w:pPr>
-              <w:pStyle w:val="Compact"/>
-              <w:jc w:val="center"/>
-            </w:pPr>
-            <w:r>
-              <w:t xml:space="preserve">0.06097</w:t>
+              <w:t xml:space="preserve">Follistatin 50ng/ml 10d (n=2)</w:t>
+            </w:r>
+          </w:p>
+        </w:tc>
+        <w:tc>
+          <w:tcPr/>
+          <w:p>
+            <w:pPr>
+              <w:pStyle w:val="Compact"/>
+              <w:jc w:val="center"/>
+            </w:pPr>
+            <w:r>
+              <w:t xml:space="preserve">0.7603</w:t>
+            </w:r>
+          </w:p>
+        </w:tc>
+        <w:tc>
+          <w:tcPr/>
+          <w:p>
+            <w:pPr>
+              <w:pStyle w:val="Compact"/>
+              <w:jc w:val="center"/>
+            </w:pPr>
+            <w:r>
+              <w:t xml:space="preserve">0.04175</w:t>
             </w:r>
           </w:p>
         </w:tc>
@@ -1347,31 +1633,31 @@
               <w:jc w:val="center"/>
             </w:pPr>
             <w:r>
-              <w:t xml:space="preserve">Folistatin 50ng/ml 7d (n=)</w:t>
-            </w:r>
-          </w:p>
-        </w:tc>
-        <w:tc>
-          <w:tcPr/>
-          <w:p>
-            <w:pPr>
-              <w:pStyle w:val="Compact"/>
-              <w:jc w:val="center"/>
-            </w:pPr>
-            <w:r>
-              <w:t xml:space="preserve">0.603</w:t>
-            </w:r>
-          </w:p>
-        </w:tc>
-        <w:tc>
-          <w:tcPr/>
-          <w:p>
-            <w:pPr>
-              <w:pStyle w:val="Compact"/>
-              <w:jc w:val="center"/>
-            </w:pPr>
-            <w:r>
-              <w:t xml:space="preserve">0.121</w:t>
+              <w:t xml:space="preserve">Follistatin 50ng/ml 14d (n=5)</w:t>
+            </w:r>
+          </w:p>
+        </w:tc>
+        <w:tc>
+          <w:tcPr/>
+          <w:p>
+            <w:pPr>
+              <w:pStyle w:val="Compact"/>
+              <w:jc w:val="center"/>
+            </w:pPr>
+            <w:r>
+              <w:t xml:space="preserve">0.7352</w:t>
+            </w:r>
+          </w:p>
+        </w:tc>
+        <w:tc>
+          <w:tcPr/>
+          <w:p>
+            <w:pPr>
+              <w:pStyle w:val="Compact"/>
+              <w:jc w:val="center"/>
+            </w:pPr>
+            <w:r>
+              <w:t xml:space="preserve">0.1115</w:t>
             </w:r>
           </w:p>
         </w:tc>
@@ -1397,31 +1683,131 @@
               <w:jc w:val="center"/>
             </w:pPr>
             <w:r>
-              <w:t xml:space="preserve">SMIFH2 10µM 14d (n=4)</w:t>
-            </w:r>
-          </w:p>
-        </w:tc>
-        <w:tc>
-          <w:tcPr/>
-          <w:p>
-            <w:pPr>
-              <w:pStyle w:val="Compact"/>
-              <w:jc w:val="center"/>
-            </w:pPr>
-            <w:r>
-              <w:t xml:space="preserve">0.8216</w:t>
-            </w:r>
-          </w:p>
-        </w:tc>
-        <w:tc>
-          <w:tcPr/>
-          <w:p>
-            <w:pPr>
-              <w:pStyle w:val="Compact"/>
-              <w:jc w:val="center"/>
-            </w:pPr>
-            <w:r>
-              <w:t xml:space="preserve">0.03789</w:t>
+              <w:t xml:space="preserve">Follistatin 50ng/ml 7d (n=11)</w:t>
+            </w:r>
+          </w:p>
+        </w:tc>
+        <w:tc>
+          <w:tcPr/>
+          <w:p>
+            <w:pPr>
+              <w:pStyle w:val="Compact"/>
+              <w:jc w:val="center"/>
+            </w:pPr>
+            <w:r>
+              <w:t xml:space="preserve">0.6174</w:t>
+            </w:r>
+          </w:p>
+        </w:tc>
+        <w:tc>
+          <w:tcPr/>
+          <w:p>
+            <w:pPr>
+              <w:pStyle w:val="Compact"/>
+              <w:jc w:val="center"/>
+            </w:pPr>
+            <w:r>
+              <w:t xml:space="preserve">0.164</w:t>
+            </w:r>
+          </w:p>
+        </w:tc>
+      </w:tr>
+      <w:tr>
+        <w:tc>
+          <w:tcPr/>
+          <w:p>
+            <w:pPr>
+              <w:pStyle w:val="Compact"/>
+              <w:jc w:val="center"/>
+            </w:pPr>
+            <w:r>
+              <w:t xml:space="preserve">1</w:t>
+            </w:r>
+          </w:p>
+        </w:tc>
+        <w:tc>
+          <w:tcPr/>
+          <w:p>
+            <w:pPr>
+              <w:pStyle w:val="Compact"/>
+              <w:jc w:val="center"/>
+            </w:pPr>
+            <w:r>
+              <w:t xml:space="preserve">SMIFH2 10µM 14d (n=5)</w:t>
+            </w:r>
+          </w:p>
+        </w:tc>
+        <w:tc>
+          <w:tcPr/>
+          <w:p>
+            <w:pPr>
+              <w:pStyle w:val="Compact"/>
+              <w:jc w:val="center"/>
+            </w:pPr>
+            <w:r>
+              <w:t xml:space="preserve">0.7806</w:t>
+            </w:r>
+          </w:p>
+        </w:tc>
+        <w:tc>
+          <w:tcPr/>
+          <w:p>
+            <w:pPr>
+              <w:pStyle w:val="Compact"/>
+              <w:jc w:val="center"/>
+            </w:pPr>
+            <w:r>
+              <w:t xml:space="preserve">0.101</w:t>
+            </w:r>
+          </w:p>
+        </w:tc>
+      </w:tr>
+      <w:tr>
+        <w:tc>
+          <w:tcPr/>
+          <w:p>
+            <w:pPr>
+              <w:pStyle w:val="Compact"/>
+              <w:jc w:val="center"/>
+            </w:pPr>
+            <w:r>
+              <w:t xml:space="preserve">1</w:t>
+            </w:r>
+          </w:p>
+        </w:tc>
+        <w:tc>
+          <w:tcPr/>
+          <w:p>
+            <w:pPr>
+              <w:pStyle w:val="Compact"/>
+              <w:jc w:val="center"/>
+            </w:pPr>
+            <w:r>
+              <w:t xml:space="preserve">SMIFH2 10µm 10d (n=4)</w:t>
+            </w:r>
+          </w:p>
+        </w:tc>
+        <w:tc>
+          <w:tcPr/>
+          <w:p>
+            <w:pPr>
+              <w:pStyle w:val="Compact"/>
+              <w:jc w:val="center"/>
+            </w:pPr>
+            <w:r>
+              <w:t xml:space="preserve">0.6599</w:t>
+            </w:r>
+          </w:p>
+        </w:tc>
+        <w:tc>
+          <w:tcPr/>
+          <w:p>
+            <w:pPr>
+              <w:pStyle w:val="Compact"/>
+              <w:jc w:val="center"/>
+            </w:pPr>
+            <w:r>
+              <w:t xml:space="preserve">0.1497</w:t>
             </w:r>
           </w:p>
         </w:tc>
@@ -1447,6 +1833,56 @@
               <w:jc w:val="center"/>
             </w:pPr>
             <w:r>
+              <w:t xml:space="preserve">Activin 50ng/ml 10d (n=6)</w:t>
+            </w:r>
+          </w:p>
+        </w:tc>
+        <w:tc>
+          <w:tcPr/>
+          <w:p>
+            <w:pPr>
+              <w:pStyle w:val="Compact"/>
+              <w:jc w:val="center"/>
+            </w:pPr>
+            <w:r>
+              <w:t xml:space="preserve">0.7534</w:t>
+            </w:r>
+          </w:p>
+        </w:tc>
+        <w:tc>
+          <w:tcPr/>
+          <w:p>
+            <w:pPr>
+              <w:pStyle w:val="Compact"/>
+              <w:jc w:val="center"/>
+            </w:pPr>
+            <w:r>
+              <w:t xml:space="preserve">0.07287</w:t>
+            </w:r>
+          </w:p>
+        </w:tc>
+      </w:tr>
+      <w:tr>
+        <w:tc>
+          <w:tcPr/>
+          <w:p>
+            <w:pPr>
+              <w:pStyle w:val="Compact"/>
+              <w:jc w:val="center"/>
+            </w:pPr>
+            <w:r>
+              <w:t xml:space="preserve">2</w:t>
+            </w:r>
+          </w:p>
+        </w:tc>
+        <w:tc>
+          <w:tcPr/>
+          <w:p>
+            <w:pPr>
+              <w:pStyle w:val="Compact"/>
+              <w:jc w:val="center"/>
+            </w:pPr>
+            <w:r>
               <w:t xml:space="preserve">Activin 50ng/ml 14days (n=5)</w:t>
             </w:r>
           </w:p>
@@ -1547,6 +1983,56 @@
               <w:jc w:val="center"/>
             </w:pPr>
             <w:r>
+              <w:t xml:space="preserve">Control 10d (n=8)</w:t>
+            </w:r>
+          </w:p>
+        </w:tc>
+        <w:tc>
+          <w:tcPr/>
+          <w:p>
+            <w:pPr>
+              <w:pStyle w:val="Compact"/>
+              <w:jc w:val="center"/>
+            </w:pPr>
+            <w:r>
+              <w:t xml:space="preserve">0.7547</w:t>
+            </w:r>
+          </w:p>
+        </w:tc>
+        <w:tc>
+          <w:tcPr/>
+          <w:p>
+            <w:pPr>
+              <w:pStyle w:val="Compact"/>
+              <w:jc w:val="center"/>
+            </w:pPr>
+            <w:r>
+              <w:t xml:space="preserve">0.1077</w:t>
+            </w:r>
+          </w:p>
+        </w:tc>
+      </w:tr>
+      <w:tr>
+        <w:tc>
+          <w:tcPr/>
+          <w:p>
+            <w:pPr>
+              <w:pStyle w:val="Compact"/>
+              <w:jc w:val="center"/>
+            </w:pPr>
+            <w:r>
+              <w:t xml:space="preserve">2</w:t>
+            </w:r>
+          </w:p>
+        </w:tc>
+        <w:tc>
+          <w:tcPr/>
+          <w:p>
+            <w:pPr>
+              <w:pStyle w:val="Compact"/>
+              <w:jc w:val="center"/>
+            </w:pPr>
+            <w:r>
               <w:t xml:space="preserve">Control 14days (n=9)</w:t>
             </w:r>
           </w:p>
@@ -1647,31 +2133,31 @@
               <w:jc w:val="center"/>
             </w:pPr>
             <w:r>
-              <w:t xml:space="preserve">Folistatin 50ng/ml 14d (n=)</w:t>
-            </w:r>
-          </w:p>
-        </w:tc>
-        <w:tc>
-          <w:tcPr/>
-          <w:p>
-            <w:pPr>
-              <w:pStyle w:val="Compact"/>
-              <w:jc w:val="center"/>
-            </w:pPr>
-            <w:r>
-              <w:t xml:space="preserve">0.7512</w:t>
-            </w:r>
-          </w:p>
-        </w:tc>
-        <w:tc>
-          <w:tcPr/>
-          <w:p>
-            <w:pPr>
-              <w:pStyle w:val="Compact"/>
-              <w:jc w:val="center"/>
-            </w:pPr>
-            <w:r>
-              <w:t xml:space="preserve">0.00719</w:t>
+              <w:t xml:space="preserve">Follistatin 50ng/ml 10d (n=2)</w:t>
+            </w:r>
+          </w:p>
+        </w:tc>
+        <w:tc>
+          <w:tcPr/>
+          <w:p>
+            <w:pPr>
+              <w:pStyle w:val="Compact"/>
+              <w:jc w:val="center"/>
+            </w:pPr>
+            <w:r>
+              <w:t xml:space="preserve">0.7477</w:t>
+            </w:r>
+          </w:p>
+        </w:tc>
+        <w:tc>
+          <w:tcPr/>
+          <w:p>
+            <w:pPr>
+              <w:pStyle w:val="Compact"/>
+              <w:jc w:val="center"/>
+            </w:pPr>
+            <w:r>
+              <w:t xml:space="preserve">0.04937</w:t>
             </w:r>
           </w:p>
         </w:tc>
@@ -1697,31 +2183,31 @@
               <w:jc w:val="center"/>
             </w:pPr>
             <w:r>
-              <w:t xml:space="preserve">Folistatin 50ng/ml 7d (n=)</w:t>
-            </w:r>
-          </w:p>
-        </w:tc>
-        <w:tc>
-          <w:tcPr/>
-          <w:p>
-            <w:pPr>
-              <w:pStyle w:val="Compact"/>
-              <w:jc w:val="center"/>
-            </w:pPr>
-            <w:r>
-              <w:t xml:space="preserve">0.7085</w:t>
-            </w:r>
-          </w:p>
-        </w:tc>
-        <w:tc>
-          <w:tcPr/>
-          <w:p>
-            <w:pPr>
-              <w:pStyle w:val="Compact"/>
-              <w:jc w:val="center"/>
-            </w:pPr>
-            <w:r>
-              <w:t xml:space="preserve">0.09249</w:t>
+              <w:t xml:space="preserve">Follistatin 50ng/ml 14d (n=5)</w:t>
+            </w:r>
+          </w:p>
+        </w:tc>
+        <w:tc>
+          <w:tcPr/>
+          <w:p>
+            <w:pPr>
+              <w:pStyle w:val="Compact"/>
+              <w:jc w:val="center"/>
+            </w:pPr>
+            <w:r>
+              <w:t xml:space="preserve">0.6453</w:t>
+            </w:r>
+          </w:p>
+        </w:tc>
+        <w:tc>
+          <w:tcPr/>
+          <w:p>
+            <w:pPr>
+              <w:pStyle w:val="Compact"/>
+              <w:jc w:val="center"/>
+            </w:pPr>
+            <w:r>
+              <w:t xml:space="preserve">0.1268</w:t>
             </w:r>
           </w:p>
         </w:tc>
@@ -1747,31 +2233,131 @@
               <w:jc w:val="center"/>
             </w:pPr>
             <w:r>
-              <w:t xml:space="preserve">SMIFH2 10µM 14d (n=4)</w:t>
-            </w:r>
-          </w:p>
-        </w:tc>
-        <w:tc>
-          <w:tcPr/>
-          <w:p>
-            <w:pPr>
-              <w:pStyle w:val="Compact"/>
-              <w:jc w:val="center"/>
-            </w:pPr>
-            <w:r>
-              <w:t xml:space="preserve">0.8057</w:t>
-            </w:r>
-          </w:p>
-        </w:tc>
-        <w:tc>
-          <w:tcPr/>
-          <w:p>
-            <w:pPr>
-              <w:pStyle w:val="Compact"/>
-              <w:jc w:val="center"/>
-            </w:pPr>
-            <w:r>
-              <w:t xml:space="preserve">0.09063</w:t>
+              <w:t xml:space="preserve">Follistatin 50ng/ml 7d (n=11)</w:t>
+            </w:r>
+          </w:p>
+        </w:tc>
+        <w:tc>
+          <w:tcPr/>
+          <w:p>
+            <w:pPr>
+              <w:pStyle w:val="Compact"/>
+              <w:jc w:val="center"/>
+            </w:pPr>
+            <w:r>
+              <w:t xml:space="preserve">0.6294</w:t>
+            </w:r>
+          </w:p>
+        </w:tc>
+        <w:tc>
+          <w:tcPr/>
+          <w:p>
+            <w:pPr>
+              <w:pStyle w:val="Compact"/>
+              <w:jc w:val="center"/>
+            </w:pPr>
+            <w:r>
+              <w:t xml:space="preserve">0.1628</w:t>
+            </w:r>
+          </w:p>
+        </w:tc>
+      </w:tr>
+      <w:tr>
+        <w:tc>
+          <w:tcPr/>
+          <w:p>
+            <w:pPr>
+              <w:pStyle w:val="Compact"/>
+              <w:jc w:val="center"/>
+            </w:pPr>
+            <w:r>
+              <w:t xml:space="preserve">2</w:t>
+            </w:r>
+          </w:p>
+        </w:tc>
+        <w:tc>
+          <w:tcPr/>
+          <w:p>
+            <w:pPr>
+              <w:pStyle w:val="Compact"/>
+              <w:jc w:val="center"/>
+            </w:pPr>
+            <w:r>
+              <w:t xml:space="preserve">SMIFH2 10µM 14d (n=5)</w:t>
+            </w:r>
+          </w:p>
+        </w:tc>
+        <w:tc>
+          <w:tcPr/>
+          <w:p>
+            <w:pPr>
+              <w:pStyle w:val="Compact"/>
+              <w:jc w:val="center"/>
+            </w:pPr>
+            <w:r>
+              <w:t xml:space="preserve">0.7947</w:t>
+            </w:r>
+          </w:p>
+        </w:tc>
+        <w:tc>
+          <w:tcPr/>
+          <w:p>
+            <w:pPr>
+              <w:pStyle w:val="Compact"/>
+              <w:jc w:val="center"/>
+            </w:pPr>
+            <w:r>
+              <w:t xml:space="preserve">0.09654</w:t>
+            </w:r>
+          </w:p>
+        </w:tc>
+      </w:tr>
+      <w:tr>
+        <w:tc>
+          <w:tcPr/>
+          <w:p>
+            <w:pPr>
+              <w:pStyle w:val="Compact"/>
+              <w:jc w:val="center"/>
+            </w:pPr>
+            <w:r>
+              <w:t xml:space="preserve">2</w:t>
+            </w:r>
+          </w:p>
+        </w:tc>
+        <w:tc>
+          <w:tcPr/>
+          <w:p>
+            <w:pPr>
+              <w:pStyle w:val="Compact"/>
+              <w:jc w:val="center"/>
+            </w:pPr>
+            <w:r>
+              <w:t xml:space="preserve">SMIFH2 10µm 10d (n=4)</w:t>
+            </w:r>
+          </w:p>
+        </w:tc>
+        <w:tc>
+          <w:tcPr/>
+          <w:p>
+            <w:pPr>
+              <w:pStyle w:val="Compact"/>
+              <w:jc w:val="center"/>
+            </w:pPr>
+            <w:r>
+              <w:t xml:space="preserve">0.6978</w:t>
+            </w:r>
+          </w:p>
+        </w:tc>
+        <w:tc>
+          <w:tcPr/>
+          <w:p>
+            <w:pPr>
+              <w:pStyle w:val="Compact"/>
+              <w:jc w:val="center"/>
+            </w:pPr>
+            <w:r>
+              <w:t xml:space="preserve">0.1317</w:t>
             </w:r>
           </w:p>
         </w:tc>
@@ -1797,6 +2383,56 @@
               <w:jc w:val="center"/>
             </w:pPr>
             <w:r>
+              <w:t xml:space="preserve">Activin 50ng/ml 10d (n=6)</w:t>
+            </w:r>
+          </w:p>
+        </w:tc>
+        <w:tc>
+          <w:tcPr/>
+          <w:p>
+            <w:pPr>
+              <w:pStyle w:val="Compact"/>
+              <w:jc w:val="center"/>
+            </w:pPr>
+            <w:r>
+              <w:t xml:space="preserve">0.6962</w:t>
+            </w:r>
+          </w:p>
+        </w:tc>
+        <w:tc>
+          <w:tcPr/>
+          <w:p>
+            <w:pPr>
+              <w:pStyle w:val="Compact"/>
+              <w:jc w:val="center"/>
+            </w:pPr>
+            <w:r>
+              <w:t xml:space="preserve">0.1011</w:t>
+            </w:r>
+          </w:p>
+        </w:tc>
+      </w:tr>
+      <w:tr>
+        <w:tc>
+          <w:tcPr/>
+          <w:p>
+            <w:pPr>
+              <w:pStyle w:val="Compact"/>
+              <w:jc w:val="center"/>
+            </w:pPr>
+            <w:r>
+              <w:t xml:space="preserve">3</w:t>
+            </w:r>
+          </w:p>
+        </w:tc>
+        <w:tc>
+          <w:tcPr/>
+          <w:p>
+            <w:pPr>
+              <w:pStyle w:val="Compact"/>
+              <w:jc w:val="center"/>
+            </w:pPr>
+            <w:r>
               <w:t xml:space="preserve">Activin 50ng/ml 14days (n=5)</w:t>
             </w:r>
           </w:p>
@@ -1897,6 +2533,56 @@
               <w:jc w:val="center"/>
             </w:pPr>
             <w:r>
+              <w:t xml:space="preserve">Control 10d (n=8)</w:t>
+            </w:r>
+          </w:p>
+        </w:tc>
+        <w:tc>
+          <w:tcPr/>
+          <w:p>
+            <w:pPr>
+              <w:pStyle w:val="Compact"/>
+              <w:jc w:val="center"/>
+            </w:pPr>
+            <w:r>
+              <w:t xml:space="preserve">0.73</w:t>
+            </w:r>
+          </w:p>
+        </w:tc>
+        <w:tc>
+          <w:tcPr/>
+          <w:p>
+            <w:pPr>
+              <w:pStyle w:val="Compact"/>
+              <w:jc w:val="center"/>
+            </w:pPr>
+            <w:r>
+              <w:t xml:space="preserve">0.08079</w:t>
+            </w:r>
+          </w:p>
+        </w:tc>
+      </w:tr>
+      <w:tr>
+        <w:tc>
+          <w:tcPr/>
+          <w:p>
+            <w:pPr>
+              <w:pStyle w:val="Compact"/>
+              <w:jc w:val="center"/>
+            </w:pPr>
+            <w:r>
+              <w:t xml:space="preserve">3</w:t>
+            </w:r>
+          </w:p>
+        </w:tc>
+        <w:tc>
+          <w:tcPr/>
+          <w:p>
+            <w:pPr>
+              <w:pStyle w:val="Compact"/>
+              <w:jc w:val="center"/>
+            </w:pPr>
+            <w:r>
               <w:t xml:space="preserve">Control 14days (n=9)</w:t>
             </w:r>
           </w:p>
@@ -1997,31 +2683,31 @@
               <w:jc w:val="center"/>
             </w:pPr>
             <w:r>
-              <w:t xml:space="preserve">Folistatin 50ng/ml 14d (n=)</w:t>
-            </w:r>
-          </w:p>
-        </w:tc>
-        <w:tc>
-          <w:tcPr/>
-          <w:p>
-            <w:pPr>
-              <w:pStyle w:val="Compact"/>
-              <w:jc w:val="center"/>
-            </w:pPr>
-            <w:r>
-              <w:t xml:space="preserve">0.7335</w:t>
-            </w:r>
-          </w:p>
-        </w:tc>
-        <w:tc>
-          <w:tcPr/>
-          <w:p>
-            <w:pPr>
-              <w:pStyle w:val="Compact"/>
-              <w:jc w:val="center"/>
-            </w:pPr>
-            <w:r>
-              <w:t xml:space="preserve">8.277e-05</w:t>
+              <w:t xml:space="preserve">Follistatin 50ng/ml 10d (n=2)</w:t>
+            </w:r>
+          </w:p>
+        </w:tc>
+        <w:tc>
+          <w:tcPr/>
+          <w:p>
+            <w:pPr>
+              <w:pStyle w:val="Compact"/>
+              <w:jc w:val="center"/>
+            </w:pPr>
+            <w:r>
+              <w:t xml:space="preserve">0.696</w:t>
+            </w:r>
+          </w:p>
+        </w:tc>
+        <w:tc>
+          <w:tcPr/>
+          <w:p>
+            <w:pPr>
+              <w:pStyle w:val="Compact"/>
+              <w:jc w:val="center"/>
+            </w:pPr>
+            <w:r>
+              <w:t xml:space="preserve">0.008401</w:t>
             </w:r>
           </w:p>
         </w:tc>
@@ -2047,31 +2733,31 @@
               <w:jc w:val="center"/>
             </w:pPr>
             <w:r>
-              <w:t xml:space="preserve">Folistatin 50ng/ml 7d (n=)</w:t>
-            </w:r>
-          </w:p>
-        </w:tc>
-        <w:tc>
-          <w:tcPr/>
-          <w:p>
-            <w:pPr>
-              <w:pStyle w:val="Compact"/>
-              <w:jc w:val="center"/>
-            </w:pPr>
-            <w:r>
-              <w:t xml:space="preserve">0.6585</w:t>
-            </w:r>
-          </w:p>
-        </w:tc>
-        <w:tc>
-          <w:tcPr/>
-          <w:p>
-            <w:pPr>
-              <w:pStyle w:val="Compact"/>
-              <w:jc w:val="center"/>
-            </w:pPr>
-            <w:r>
-              <w:t xml:space="preserve">0.09682</w:t>
+              <w:t xml:space="preserve">Follistatin 50ng/ml 14d (n=5)</w:t>
+            </w:r>
+          </w:p>
+        </w:tc>
+        <w:tc>
+          <w:tcPr/>
+          <w:p>
+            <w:pPr>
+              <w:pStyle w:val="Compact"/>
+              <w:jc w:val="center"/>
+            </w:pPr>
+            <w:r>
+              <w:t xml:space="preserve">0.6645</w:t>
+            </w:r>
+          </w:p>
+        </w:tc>
+        <w:tc>
+          <w:tcPr/>
+          <w:p>
+            <w:pPr>
+              <w:pStyle w:val="Compact"/>
+              <w:jc w:val="center"/>
+            </w:pPr>
+            <w:r>
+              <w:t xml:space="preserve">0.08855</w:t>
             </w:r>
           </w:p>
         </w:tc>
@@ -2097,31 +2783,131 @@
               <w:jc w:val="center"/>
             </w:pPr>
             <w:r>
-              <w:t xml:space="preserve">SMIFH2 10µM 14d (n=4)</w:t>
-            </w:r>
-          </w:p>
-        </w:tc>
-        <w:tc>
-          <w:tcPr/>
-          <w:p>
-            <w:pPr>
-              <w:pStyle w:val="Compact"/>
-              <w:jc w:val="center"/>
-            </w:pPr>
-            <w:r>
-              <w:t xml:space="preserve">0.728</w:t>
-            </w:r>
-          </w:p>
-        </w:tc>
-        <w:tc>
-          <w:tcPr/>
-          <w:p>
-            <w:pPr>
-              <w:pStyle w:val="Compact"/>
-              <w:jc w:val="center"/>
-            </w:pPr>
-            <w:r>
-              <w:t xml:space="preserve">0.1386</w:t>
+              <w:t xml:space="preserve">Follistatin 50ng/ml 7d (n=11)</w:t>
+            </w:r>
+          </w:p>
+        </w:tc>
+        <w:tc>
+          <w:tcPr/>
+          <w:p>
+            <w:pPr>
+              <w:pStyle w:val="Compact"/>
+              <w:jc w:val="center"/>
+            </w:pPr>
+            <w:r>
+              <w:t xml:space="preserve">0.6385</w:t>
+            </w:r>
+          </w:p>
+        </w:tc>
+        <w:tc>
+          <w:tcPr/>
+          <w:p>
+            <w:pPr>
+              <w:pStyle w:val="Compact"/>
+              <w:jc w:val="center"/>
+            </w:pPr>
+            <w:r>
+              <w:t xml:space="preserve">0.1691</w:t>
+            </w:r>
+          </w:p>
+        </w:tc>
+      </w:tr>
+      <w:tr>
+        <w:tc>
+          <w:tcPr/>
+          <w:p>
+            <w:pPr>
+              <w:pStyle w:val="Compact"/>
+              <w:jc w:val="center"/>
+            </w:pPr>
+            <w:r>
+              <w:t xml:space="preserve">3</w:t>
+            </w:r>
+          </w:p>
+        </w:tc>
+        <w:tc>
+          <w:tcPr/>
+          <w:p>
+            <w:pPr>
+              <w:pStyle w:val="Compact"/>
+              <w:jc w:val="center"/>
+            </w:pPr>
+            <w:r>
+              <w:t xml:space="preserve">SMIFH2 10µM 14d (n=5)</w:t>
+            </w:r>
+          </w:p>
+        </w:tc>
+        <w:tc>
+          <w:tcPr/>
+          <w:p>
+            <w:pPr>
+              <w:pStyle w:val="Compact"/>
+              <w:jc w:val="center"/>
+            </w:pPr>
+            <w:r>
+              <w:t xml:space="preserve">0.7205</w:t>
+            </w:r>
+          </w:p>
+        </w:tc>
+        <w:tc>
+          <w:tcPr/>
+          <w:p>
+            <w:pPr>
+              <w:pStyle w:val="Compact"/>
+              <w:jc w:val="center"/>
+            </w:pPr>
+            <w:r>
+              <w:t xml:space="preserve">0.1306</w:t>
+            </w:r>
+          </w:p>
+        </w:tc>
+      </w:tr>
+      <w:tr>
+        <w:tc>
+          <w:tcPr/>
+          <w:p>
+            <w:pPr>
+              <w:pStyle w:val="Compact"/>
+              <w:jc w:val="center"/>
+            </w:pPr>
+            <w:r>
+              <w:t xml:space="preserve">3</w:t>
+            </w:r>
+          </w:p>
+        </w:tc>
+        <w:tc>
+          <w:tcPr/>
+          <w:p>
+            <w:pPr>
+              <w:pStyle w:val="Compact"/>
+              <w:jc w:val="center"/>
+            </w:pPr>
+            <w:r>
+              <w:t xml:space="preserve">SMIFH2 10µm 10d (n=4)</w:t>
+            </w:r>
+          </w:p>
+        </w:tc>
+        <w:tc>
+          <w:tcPr/>
+          <w:p>
+            <w:pPr>
+              <w:pStyle w:val="Compact"/>
+              <w:jc w:val="center"/>
+            </w:pPr>
+            <w:r>
+              <w:t xml:space="preserve">0.6085</w:t>
+            </w:r>
+          </w:p>
+        </w:tc>
+        <w:tc>
+          <w:tcPr/>
+          <w:p>
+            <w:pPr>
+              <w:pStyle w:val="Compact"/>
+              <w:jc w:val="center"/>
+            </w:pPr>
+            <w:r>
+              <w:t xml:space="preserve">0.0606</w:t>
             </w:r>
           </w:p>
         </w:tc>
@@ -2147,6 +2933,56 @@
               <w:jc w:val="center"/>
             </w:pPr>
             <w:r>
+              <w:t xml:space="preserve">Activin 50ng/ml 10d (n=6)</w:t>
+            </w:r>
+          </w:p>
+        </w:tc>
+        <w:tc>
+          <w:tcPr/>
+          <w:p>
+            <w:pPr>
+              <w:pStyle w:val="Compact"/>
+              <w:jc w:val="center"/>
+            </w:pPr>
+            <w:r>
+              <w:t xml:space="preserve">0.6748</w:t>
+            </w:r>
+          </w:p>
+        </w:tc>
+        <w:tc>
+          <w:tcPr/>
+          <w:p>
+            <w:pPr>
+              <w:pStyle w:val="Compact"/>
+              <w:jc w:val="center"/>
+            </w:pPr>
+            <w:r>
+              <w:t xml:space="preserve">0.04658</w:t>
+            </w:r>
+          </w:p>
+        </w:tc>
+      </w:tr>
+      <w:tr>
+        <w:tc>
+          <w:tcPr/>
+          <w:p>
+            <w:pPr>
+              <w:pStyle w:val="Compact"/>
+              <w:jc w:val="center"/>
+            </w:pPr>
+            <w:r>
+              <w:t xml:space="preserve">4</w:t>
+            </w:r>
+          </w:p>
+        </w:tc>
+        <w:tc>
+          <w:tcPr/>
+          <w:p>
+            <w:pPr>
+              <w:pStyle w:val="Compact"/>
+              <w:jc w:val="center"/>
+            </w:pPr>
+            <w:r>
               <w:t xml:space="preserve">Activin 50ng/ml 14days (n=5)</w:t>
             </w:r>
           </w:p>
@@ -2247,6 +3083,56 @@
               <w:jc w:val="center"/>
             </w:pPr>
             <w:r>
+              <w:t xml:space="preserve">Control 10d (n=8)</w:t>
+            </w:r>
+          </w:p>
+        </w:tc>
+        <w:tc>
+          <w:tcPr/>
+          <w:p>
+            <w:pPr>
+              <w:pStyle w:val="Compact"/>
+              <w:jc w:val="center"/>
+            </w:pPr>
+            <w:r>
+              <w:t xml:space="preserve">0.6953</w:t>
+            </w:r>
+          </w:p>
+        </w:tc>
+        <w:tc>
+          <w:tcPr/>
+          <w:p>
+            <w:pPr>
+              <w:pStyle w:val="Compact"/>
+              <w:jc w:val="center"/>
+            </w:pPr>
+            <w:r>
+              <w:t xml:space="preserve">0.1078</w:t>
+            </w:r>
+          </w:p>
+        </w:tc>
+      </w:tr>
+      <w:tr>
+        <w:tc>
+          <w:tcPr/>
+          <w:p>
+            <w:pPr>
+              <w:pStyle w:val="Compact"/>
+              <w:jc w:val="center"/>
+            </w:pPr>
+            <w:r>
+              <w:t xml:space="preserve">4</w:t>
+            </w:r>
+          </w:p>
+        </w:tc>
+        <w:tc>
+          <w:tcPr/>
+          <w:p>
+            <w:pPr>
+              <w:pStyle w:val="Compact"/>
+              <w:jc w:val="center"/>
+            </w:pPr>
+            <w:r>
               <w:t xml:space="preserve">Control 14days (n=9)</w:t>
             </w:r>
           </w:p>
@@ -2347,31 +3233,31 @@
               <w:jc w:val="center"/>
             </w:pPr>
             <w:r>
-              <w:t xml:space="preserve">Folistatin 50ng/ml 14d (n=)</w:t>
-            </w:r>
-          </w:p>
-        </w:tc>
-        <w:tc>
-          <w:tcPr/>
-          <w:p>
-            <w:pPr>
-              <w:pStyle w:val="Compact"/>
-              <w:jc w:val="center"/>
-            </w:pPr>
-            <w:r>
-              <w:t xml:space="preserve">0.781</w:t>
-            </w:r>
-          </w:p>
-        </w:tc>
-        <w:tc>
-          <w:tcPr/>
-          <w:p>
-            <w:pPr>
-              <w:pStyle w:val="Compact"/>
-              <w:jc w:val="center"/>
-            </w:pPr>
-            <w:r>
-              <w:t xml:space="preserve">0.02785</w:t>
+              <w:t xml:space="preserve">Follistatin 50ng/ml 10d (n=2)</w:t>
+            </w:r>
+          </w:p>
+        </w:tc>
+        <w:tc>
+          <w:tcPr/>
+          <w:p>
+            <w:pPr>
+              <w:pStyle w:val="Compact"/>
+              <w:jc w:val="center"/>
+            </w:pPr>
+            <w:r>
+              <w:t xml:space="preserve">0.6599</w:t>
+            </w:r>
+          </w:p>
+        </w:tc>
+        <w:tc>
+          <w:tcPr/>
+          <w:p>
+            <w:pPr>
+              <w:pStyle w:val="Compact"/>
+              <w:jc w:val="center"/>
+            </w:pPr>
+            <w:r>
+              <w:t xml:space="preserve">0.07857</w:t>
             </w:r>
           </w:p>
         </w:tc>
@@ -2397,31 +3283,31 @@
               <w:jc w:val="center"/>
             </w:pPr>
             <w:r>
-              <w:t xml:space="preserve">Folistatin 50ng/ml 7d (n=)</w:t>
-            </w:r>
-          </w:p>
-        </w:tc>
-        <w:tc>
-          <w:tcPr/>
-          <w:p>
-            <w:pPr>
-              <w:pStyle w:val="Compact"/>
-              <w:jc w:val="center"/>
-            </w:pPr>
-            <w:r>
-              <w:t xml:space="preserve">0.6567</w:t>
-            </w:r>
-          </w:p>
-        </w:tc>
-        <w:tc>
-          <w:tcPr/>
-          <w:p>
-            <w:pPr>
-              <w:pStyle w:val="Compact"/>
-              <w:jc w:val="center"/>
-            </w:pPr>
-            <w:r>
-              <w:t xml:space="preserve">0.08411</w:t>
+              <w:t xml:space="preserve">Follistatin 50ng/ml 14d (n=5)</w:t>
+            </w:r>
+          </w:p>
+        </w:tc>
+        <w:tc>
+          <w:tcPr/>
+          <w:p>
+            <w:pPr>
+              <w:pStyle w:val="Compact"/>
+              <w:jc w:val="center"/>
+            </w:pPr>
+            <w:r>
+              <w:t xml:space="preserve">0.614</w:t>
+            </w:r>
+          </w:p>
+        </w:tc>
+        <w:tc>
+          <w:tcPr/>
+          <w:p>
+            <w:pPr>
+              <w:pStyle w:val="Compact"/>
+              <w:jc w:val="center"/>
+            </w:pPr>
+            <w:r>
+              <w:t xml:space="preserve">0.127</w:t>
             </w:r>
           </w:p>
         </w:tc>
@@ -2447,31 +3333,131 @@
               <w:jc w:val="center"/>
             </w:pPr>
             <w:r>
-              <w:t xml:space="preserve">SMIFH2 10µM 14d (n=4)</w:t>
-            </w:r>
-          </w:p>
-        </w:tc>
-        <w:tc>
-          <w:tcPr/>
-          <w:p>
-            <w:pPr>
-              <w:pStyle w:val="Compact"/>
-              <w:jc w:val="center"/>
-            </w:pPr>
-            <w:r>
-              <w:t xml:space="preserve">0.6628</w:t>
-            </w:r>
-          </w:p>
-        </w:tc>
-        <w:tc>
-          <w:tcPr/>
-          <w:p>
-            <w:pPr>
-              <w:pStyle w:val="Compact"/>
-              <w:jc w:val="center"/>
-            </w:pPr>
-            <w:r>
-              <w:t xml:space="preserve">0.1091</w:t>
+              <w:t xml:space="preserve">Follistatin 50ng/ml 7d (n=11)</w:t>
+            </w:r>
+          </w:p>
+        </w:tc>
+        <w:tc>
+          <w:tcPr/>
+          <w:p>
+            <w:pPr>
+              <w:pStyle w:val="Compact"/>
+              <w:jc w:val="center"/>
+            </w:pPr>
+            <w:r>
+              <w:t xml:space="preserve">0.6411</w:t>
+            </w:r>
+          </w:p>
+        </w:tc>
+        <w:tc>
+          <w:tcPr/>
+          <w:p>
+            <w:pPr>
+              <w:pStyle w:val="Compact"/>
+              <w:jc w:val="center"/>
+            </w:pPr>
+            <w:r>
+              <w:t xml:space="preserve">0.1074</w:t>
+            </w:r>
+          </w:p>
+        </w:tc>
+      </w:tr>
+      <w:tr>
+        <w:tc>
+          <w:tcPr/>
+          <w:p>
+            <w:pPr>
+              <w:pStyle w:val="Compact"/>
+              <w:jc w:val="center"/>
+            </w:pPr>
+            <w:r>
+              <w:t xml:space="preserve">4</w:t>
+            </w:r>
+          </w:p>
+        </w:tc>
+        <w:tc>
+          <w:tcPr/>
+          <w:p>
+            <w:pPr>
+              <w:pStyle w:val="Compact"/>
+              <w:jc w:val="center"/>
+            </w:pPr>
+            <w:r>
+              <w:t xml:space="preserve">SMIFH2 10µM 14d (n=5)</w:t>
+            </w:r>
+          </w:p>
+        </w:tc>
+        <w:tc>
+          <w:tcPr/>
+          <w:p>
+            <w:pPr>
+              <w:pStyle w:val="Compact"/>
+              <w:jc w:val="center"/>
+            </w:pPr>
+            <w:r>
+              <w:t xml:space="preserve">0.6798</w:t>
+            </w:r>
+          </w:p>
+        </w:tc>
+        <w:tc>
+          <w:tcPr/>
+          <w:p>
+            <w:pPr>
+              <w:pStyle w:val="Compact"/>
+              <w:jc w:val="center"/>
+            </w:pPr>
+            <w:r>
+              <w:t xml:space="preserve">0.1105</w:t>
+            </w:r>
+          </w:p>
+        </w:tc>
+      </w:tr>
+      <w:tr>
+        <w:tc>
+          <w:tcPr/>
+          <w:p>
+            <w:pPr>
+              <w:pStyle w:val="Compact"/>
+              <w:jc w:val="center"/>
+            </w:pPr>
+            <w:r>
+              <w:t xml:space="preserve">4</w:t>
+            </w:r>
+          </w:p>
+        </w:tc>
+        <w:tc>
+          <w:tcPr/>
+          <w:p>
+            <w:pPr>
+              <w:pStyle w:val="Compact"/>
+              <w:jc w:val="center"/>
+            </w:pPr>
+            <w:r>
+              <w:t xml:space="preserve">SMIFH2 10µm 10d (n=4)</w:t>
+            </w:r>
+          </w:p>
+        </w:tc>
+        <w:tc>
+          <w:tcPr/>
+          <w:p>
+            <w:pPr>
+              <w:pStyle w:val="Compact"/>
+              <w:jc w:val="center"/>
+            </w:pPr>
+            <w:r>
+              <w:t xml:space="preserve">0.5473</w:t>
+            </w:r>
+          </w:p>
+        </w:tc>
+        <w:tc>
+          <w:tcPr/>
+          <w:p>
+            <w:pPr>
+              <w:pStyle w:val="Compact"/>
+              <w:jc w:val="center"/>
+            </w:pPr>
+            <w:r>
+              <w:t xml:space="preserve">0.1367</w:t>
             </w:r>
           </w:p>
         </w:tc>
@@ -2497,6 +3483,56 @@
               <w:jc w:val="center"/>
             </w:pPr>
             <w:r>
+              <w:t xml:space="preserve">Activin 50ng/ml 10d (n=6)</w:t>
+            </w:r>
+          </w:p>
+        </w:tc>
+        <w:tc>
+          <w:tcPr/>
+          <w:p>
+            <w:pPr>
+              <w:pStyle w:val="Compact"/>
+              <w:jc w:val="center"/>
+            </w:pPr>
+            <w:r>
+              <w:t xml:space="preserve">0.6464</w:t>
+            </w:r>
+          </w:p>
+        </w:tc>
+        <w:tc>
+          <w:tcPr/>
+          <w:p>
+            <w:pPr>
+              <w:pStyle w:val="Compact"/>
+              <w:jc w:val="center"/>
+            </w:pPr>
+            <w:r>
+              <w:t xml:space="preserve">0.07808</w:t>
+            </w:r>
+          </w:p>
+        </w:tc>
+      </w:tr>
+      <w:tr>
+        <w:tc>
+          <w:tcPr/>
+          <w:p>
+            <w:pPr>
+              <w:pStyle w:val="Compact"/>
+              <w:jc w:val="center"/>
+            </w:pPr>
+            <w:r>
+              <w:t xml:space="preserve">5</w:t>
+            </w:r>
+          </w:p>
+        </w:tc>
+        <w:tc>
+          <w:tcPr/>
+          <w:p>
+            <w:pPr>
+              <w:pStyle w:val="Compact"/>
+              <w:jc w:val="center"/>
+            </w:pPr>
+            <w:r>
               <w:t xml:space="preserve">Activin 50ng/ml 14days (n=5)</w:t>
             </w:r>
           </w:p>
@@ -2597,6 +3633,56 @@
               <w:jc w:val="center"/>
             </w:pPr>
             <w:r>
+              <w:t xml:space="preserve">Control 10d (n=8)</w:t>
+            </w:r>
+          </w:p>
+        </w:tc>
+        <w:tc>
+          <w:tcPr/>
+          <w:p>
+            <w:pPr>
+              <w:pStyle w:val="Compact"/>
+              <w:jc w:val="center"/>
+            </w:pPr>
+            <w:r>
+              <w:t xml:space="preserve">0.6727</w:t>
+            </w:r>
+          </w:p>
+        </w:tc>
+        <w:tc>
+          <w:tcPr/>
+          <w:p>
+            <w:pPr>
+              <w:pStyle w:val="Compact"/>
+              <w:jc w:val="center"/>
+            </w:pPr>
+            <w:r>
+              <w:t xml:space="preserve">0.09027</w:t>
+            </w:r>
+          </w:p>
+        </w:tc>
+      </w:tr>
+      <w:tr>
+        <w:tc>
+          <w:tcPr/>
+          <w:p>
+            <w:pPr>
+              <w:pStyle w:val="Compact"/>
+              <w:jc w:val="center"/>
+            </w:pPr>
+            <w:r>
+              <w:t xml:space="preserve">5</w:t>
+            </w:r>
+          </w:p>
+        </w:tc>
+        <w:tc>
+          <w:tcPr/>
+          <w:p>
+            <w:pPr>
+              <w:pStyle w:val="Compact"/>
+              <w:jc w:val="center"/>
+            </w:pPr>
+            <w:r>
               <w:t xml:space="preserve">Control 14days (n=9)</w:t>
             </w:r>
           </w:p>
@@ -2697,31 +3783,31 @@
               <w:jc w:val="center"/>
             </w:pPr>
             <w:r>
-              <w:t xml:space="preserve">Folistatin 50ng/ml 14d (n=)</w:t>
-            </w:r>
-          </w:p>
-        </w:tc>
-        <w:tc>
-          <w:tcPr/>
-          <w:p>
-            <w:pPr>
-              <w:pStyle w:val="Compact"/>
-              <w:jc w:val="center"/>
-            </w:pPr>
-            <w:r>
-              <w:t xml:space="preserve">0.7408</w:t>
-            </w:r>
-          </w:p>
-        </w:tc>
-        <w:tc>
-          <w:tcPr/>
-          <w:p>
-            <w:pPr>
-              <w:pStyle w:val="Compact"/>
-              <w:jc w:val="center"/>
-            </w:pPr>
-            <w:r>
-              <w:t xml:space="preserve">0.009714</w:t>
+              <w:t xml:space="preserve">Follistatin 50ng/ml 10d (n=2)</w:t>
+            </w:r>
+          </w:p>
+        </w:tc>
+        <w:tc>
+          <w:tcPr/>
+          <w:p>
+            <w:pPr>
+              <w:pStyle w:val="Compact"/>
+              <w:jc w:val="center"/>
+            </w:pPr>
+            <w:r>
+              <w:t xml:space="preserve">0.5968</w:t>
+            </w:r>
+          </w:p>
+        </w:tc>
+        <w:tc>
+          <w:tcPr/>
+          <w:p>
+            <w:pPr>
+              <w:pStyle w:val="Compact"/>
+              <w:jc w:val="center"/>
+            </w:pPr>
+            <w:r>
+              <w:t xml:space="preserve">0.05083</w:t>
             </w:r>
           </w:p>
         </w:tc>
@@ -2747,19 +3833,2669 @@
               <w:jc w:val="center"/>
             </w:pPr>
             <w:r>
-              <w:t xml:space="preserve">Folistatin 50ng/ml 7d (n=)</w:t>
-            </w:r>
-          </w:p>
-        </w:tc>
-        <w:tc>
-          <w:tcPr/>
-          <w:p>
-            <w:pPr>
-              <w:pStyle w:val="Compact"/>
-              <w:jc w:val="center"/>
-            </w:pPr>
-            <w:r>
-              <w:t xml:space="preserve">0.6067</w:t>
+              <w:t xml:space="preserve">Follistatin 50ng/ml 14d (n=5)</w:t>
+            </w:r>
+          </w:p>
+        </w:tc>
+        <w:tc>
+          <w:tcPr/>
+          <w:p>
+            <w:pPr>
+              <w:pStyle w:val="Compact"/>
+              <w:jc w:val="center"/>
+            </w:pPr>
+            <w:r>
+              <w:t xml:space="preserve">0.5909</w:t>
+            </w:r>
+          </w:p>
+        </w:tc>
+        <w:tc>
+          <w:tcPr/>
+          <w:p>
+            <w:pPr>
+              <w:pStyle w:val="Compact"/>
+              <w:jc w:val="center"/>
+            </w:pPr>
+            <w:r>
+              <w:t xml:space="preserve">0.08117</w:t>
+            </w:r>
+          </w:p>
+        </w:tc>
+      </w:tr>
+      <w:tr>
+        <w:tc>
+          <w:tcPr/>
+          <w:p>
+            <w:pPr>
+              <w:pStyle w:val="Compact"/>
+              <w:jc w:val="center"/>
+            </w:pPr>
+            <w:r>
+              <w:t xml:space="preserve">5</w:t>
+            </w:r>
+          </w:p>
+        </w:tc>
+        <w:tc>
+          <w:tcPr/>
+          <w:p>
+            <w:pPr>
+              <w:pStyle w:val="Compact"/>
+              <w:jc w:val="center"/>
+            </w:pPr>
+            <w:r>
+              <w:t xml:space="preserve">Follistatin 50ng/ml 7d (n=11)</w:t>
+            </w:r>
+          </w:p>
+        </w:tc>
+        <w:tc>
+          <w:tcPr/>
+          <w:p>
+            <w:pPr>
+              <w:pStyle w:val="Compact"/>
+              <w:jc w:val="center"/>
+            </w:pPr>
+            <w:r>
+              <w:t xml:space="preserve">0.5809</w:t>
+            </w:r>
+          </w:p>
+        </w:tc>
+        <w:tc>
+          <w:tcPr/>
+          <w:p>
+            <w:pPr>
+              <w:pStyle w:val="Compact"/>
+              <w:jc w:val="center"/>
+            </w:pPr>
+            <w:r>
+              <w:t xml:space="preserve">0.1212</w:t>
+            </w:r>
+          </w:p>
+        </w:tc>
+      </w:tr>
+      <w:tr>
+        <w:tc>
+          <w:tcPr/>
+          <w:p>
+            <w:pPr>
+              <w:pStyle w:val="Compact"/>
+              <w:jc w:val="center"/>
+            </w:pPr>
+            <w:r>
+              <w:t xml:space="preserve">5</w:t>
+            </w:r>
+          </w:p>
+        </w:tc>
+        <w:tc>
+          <w:tcPr/>
+          <w:p>
+            <w:pPr>
+              <w:pStyle w:val="Compact"/>
+              <w:jc w:val="center"/>
+            </w:pPr>
+            <w:r>
+              <w:t xml:space="preserve">SMIFH2 10µM 14d (n=5)</w:t>
+            </w:r>
+          </w:p>
+        </w:tc>
+        <w:tc>
+          <w:tcPr/>
+          <w:p>
+            <w:pPr>
+              <w:pStyle w:val="Compact"/>
+              <w:jc w:val="center"/>
+            </w:pPr>
+            <w:r>
+              <w:t xml:space="preserve">0.6116</w:t>
+            </w:r>
+          </w:p>
+        </w:tc>
+        <w:tc>
+          <w:tcPr/>
+          <w:p>
+            <w:pPr>
+              <w:pStyle w:val="Compact"/>
+              <w:jc w:val="center"/>
+            </w:pPr>
+            <w:r>
+              <w:t xml:space="preserve">0.1248</w:t>
+            </w:r>
+          </w:p>
+        </w:tc>
+      </w:tr>
+      <w:tr>
+        <w:tc>
+          <w:tcPr/>
+          <w:p>
+            <w:pPr>
+              <w:pStyle w:val="Compact"/>
+              <w:jc w:val="center"/>
+            </w:pPr>
+            <w:r>
+              <w:t xml:space="preserve">5</w:t>
+            </w:r>
+          </w:p>
+        </w:tc>
+        <w:tc>
+          <w:tcPr/>
+          <w:p>
+            <w:pPr>
+              <w:pStyle w:val="Compact"/>
+              <w:jc w:val="center"/>
+            </w:pPr>
+            <w:r>
+              <w:t xml:space="preserve">SMIFH2 10µm 10d (n=4)</w:t>
+            </w:r>
+          </w:p>
+        </w:tc>
+        <w:tc>
+          <w:tcPr/>
+          <w:p>
+            <w:pPr>
+              <w:pStyle w:val="Compact"/>
+              <w:jc w:val="center"/>
+            </w:pPr>
+            <w:r>
+              <w:t xml:space="preserve">0.52</w:t>
+            </w:r>
+          </w:p>
+        </w:tc>
+        <w:tc>
+          <w:tcPr/>
+          <w:p>
+            <w:pPr>
+              <w:pStyle w:val="Compact"/>
+              <w:jc w:val="center"/>
+            </w:pPr>
+            <w:r>
+              <w:t xml:space="preserve">0.1557</w:t>
+            </w:r>
+          </w:p>
+        </w:tc>
+      </w:tr>
+      <w:tr>
+        <w:tc>
+          <w:tcPr/>
+          <w:p>
+            <w:pPr>
+              <w:pStyle w:val="Compact"/>
+              <w:jc w:val="center"/>
+            </w:pPr>
+            <w:r>
+              <w:t xml:space="preserve">6</w:t>
+            </w:r>
+          </w:p>
+        </w:tc>
+        <w:tc>
+          <w:tcPr/>
+          <w:p>
+            <w:pPr>
+              <w:pStyle w:val="Compact"/>
+              <w:jc w:val="center"/>
+            </w:pPr>
+            <w:r>
+              <w:t xml:space="preserve">Activin 50ng/ml 10d (n=6)</w:t>
+            </w:r>
+          </w:p>
+        </w:tc>
+        <w:tc>
+          <w:tcPr/>
+          <w:p>
+            <w:pPr>
+              <w:pStyle w:val="Compact"/>
+              <w:jc w:val="center"/>
+            </w:pPr>
+            <w:r>
+              <w:t xml:space="preserve">0.5945</w:t>
+            </w:r>
+          </w:p>
+        </w:tc>
+        <w:tc>
+          <w:tcPr/>
+          <w:p>
+            <w:pPr>
+              <w:pStyle w:val="Compact"/>
+              <w:jc w:val="center"/>
+            </w:pPr>
+            <w:r>
+              <w:t xml:space="preserve">0.08405</w:t>
+            </w:r>
+          </w:p>
+        </w:tc>
+      </w:tr>
+      <w:tr>
+        <w:tc>
+          <w:tcPr/>
+          <w:p>
+            <w:pPr>
+              <w:pStyle w:val="Compact"/>
+              <w:jc w:val="center"/>
+            </w:pPr>
+            <w:r>
+              <w:t xml:space="preserve">6</w:t>
+            </w:r>
+          </w:p>
+        </w:tc>
+        <w:tc>
+          <w:tcPr/>
+          <w:p>
+            <w:pPr>
+              <w:pStyle w:val="Compact"/>
+              <w:jc w:val="center"/>
+            </w:pPr>
+            <w:r>
+              <w:t xml:space="preserve">Activin 50ng/ml 14days (n=5)</w:t>
+            </w:r>
+          </w:p>
+        </w:tc>
+        <w:tc>
+          <w:tcPr/>
+          <w:p>
+            <w:pPr>
+              <w:pStyle w:val="Compact"/>
+              <w:jc w:val="center"/>
+            </w:pPr>
+            <w:r>
+              <w:t xml:space="preserve">0.3498</w:t>
+            </w:r>
+          </w:p>
+        </w:tc>
+        <w:tc>
+          <w:tcPr/>
+          <w:p>
+            <w:pPr>
+              <w:pStyle w:val="Compact"/>
+              <w:jc w:val="center"/>
+            </w:pPr>
+            <w:r>
+              <w:t xml:space="preserve">0.08917</w:t>
+            </w:r>
+          </w:p>
+        </w:tc>
+      </w:tr>
+      <w:tr>
+        <w:tc>
+          <w:tcPr/>
+          <w:p>
+            <w:pPr>
+              <w:pStyle w:val="Compact"/>
+              <w:jc w:val="center"/>
+            </w:pPr>
+            <w:r>
+              <w:t xml:space="preserve">6</w:t>
+            </w:r>
+          </w:p>
+        </w:tc>
+        <w:tc>
+          <w:tcPr/>
+          <w:p>
+            <w:pPr>
+              <w:pStyle w:val="Compact"/>
+              <w:jc w:val="center"/>
+            </w:pPr>
+            <w:r>
+              <w:t xml:space="preserve">Activin 50ng/ml 2days (n=5)</w:t>
+            </w:r>
+          </w:p>
+        </w:tc>
+        <w:tc>
+          <w:tcPr/>
+          <w:p>
+            <w:pPr>
+              <w:pStyle w:val="Compact"/>
+              <w:jc w:val="center"/>
+            </w:pPr>
+            <w:r>
+              <w:t xml:space="preserve">0.392</w:t>
+            </w:r>
+          </w:p>
+        </w:tc>
+        <w:tc>
+          <w:tcPr/>
+          <w:p>
+            <w:pPr>
+              <w:pStyle w:val="Compact"/>
+              <w:jc w:val="center"/>
+            </w:pPr>
+            <w:r>
+              <w:t xml:space="preserve">0.1203</w:t>
+            </w:r>
+          </w:p>
+        </w:tc>
+      </w:tr>
+      <w:tr>
+        <w:tc>
+          <w:tcPr/>
+          <w:p>
+            <w:pPr>
+              <w:pStyle w:val="Compact"/>
+              <w:jc w:val="center"/>
+            </w:pPr>
+            <w:r>
+              <w:t xml:space="preserve">6</w:t>
+            </w:r>
+          </w:p>
+        </w:tc>
+        <w:tc>
+          <w:tcPr/>
+          <w:p>
+            <w:pPr>
+              <w:pStyle w:val="Compact"/>
+              <w:jc w:val="center"/>
+            </w:pPr>
+            <w:r>
+              <w:t xml:space="preserve">Control 10d (n=8)</w:t>
+            </w:r>
+          </w:p>
+        </w:tc>
+        <w:tc>
+          <w:tcPr/>
+          <w:p>
+            <w:pPr>
+              <w:pStyle w:val="Compact"/>
+              <w:jc w:val="center"/>
+            </w:pPr>
+            <w:r>
+              <w:t xml:space="preserve">0.6305</w:t>
+            </w:r>
+          </w:p>
+        </w:tc>
+        <w:tc>
+          <w:tcPr/>
+          <w:p>
+            <w:pPr>
+              <w:pStyle w:val="Compact"/>
+              <w:jc w:val="center"/>
+            </w:pPr>
+            <w:r>
+              <w:t xml:space="preserve">0.1464</w:t>
+            </w:r>
+          </w:p>
+        </w:tc>
+      </w:tr>
+      <w:tr>
+        <w:tc>
+          <w:tcPr/>
+          <w:p>
+            <w:pPr>
+              <w:pStyle w:val="Compact"/>
+              <w:jc w:val="center"/>
+            </w:pPr>
+            <w:r>
+              <w:t xml:space="preserve">6</w:t>
+            </w:r>
+          </w:p>
+        </w:tc>
+        <w:tc>
+          <w:tcPr/>
+          <w:p>
+            <w:pPr>
+              <w:pStyle w:val="Compact"/>
+              <w:jc w:val="center"/>
+            </w:pPr>
+            <w:r>
+              <w:t xml:space="preserve">Control 14days (n=9)</w:t>
+            </w:r>
+          </w:p>
+        </w:tc>
+        <w:tc>
+          <w:tcPr/>
+          <w:p>
+            <w:pPr>
+              <w:pStyle w:val="Compact"/>
+              <w:jc w:val="center"/>
+            </w:pPr>
+            <w:r>
+              <w:t xml:space="preserve">0.5492</w:t>
+            </w:r>
+          </w:p>
+        </w:tc>
+        <w:tc>
+          <w:tcPr/>
+          <w:p>
+            <w:pPr>
+              <w:pStyle w:val="Compact"/>
+              <w:jc w:val="center"/>
+            </w:pPr>
+            <w:r>
+              <w:t xml:space="preserve">0.1763</w:t>
+            </w:r>
+          </w:p>
+        </w:tc>
+      </w:tr>
+      <w:tr>
+        <w:tc>
+          <w:tcPr/>
+          <w:p>
+            <w:pPr>
+              <w:pStyle w:val="Compact"/>
+              <w:jc w:val="center"/>
+            </w:pPr>
+            <w:r>
+              <w:t xml:space="preserve">6</w:t>
+            </w:r>
+          </w:p>
+        </w:tc>
+        <w:tc>
+          <w:tcPr/>
+          <w:p>
+            <w:pPr>
+              <w:pStyle w:val="Compact"/>
+              <w:jc w:val="center"/>
+            </w:pPr>
+            <w:r>
+              <w:t xml:space="preserve">Control 7days (n=10)</w:t>
+            </w:r>
+          </w:p>
+        </w:tc>
+        <w:tc>
+          <w:tcPr/>
+          <w:p>
+            <w:pPr>
+              <w:pStyle w:val="Compact"/>
+              <w:jc w:val="center"/>
+            </w:pPr>
+            <w:r>
+              <w:t xml:space="preserve">0.4754</w:t>
+            </w:r>
+          </w:p>
+        </w:tc>
+        <w:tc>
+          <w:tcPr/>
+          <w:p>
+            <w:pPr>
+              <w:pStyle w:val="Compact"/>
+              <w:jc w:val="center"/>
+            </w:pPr>
+            <w:r>
+              <w:t xml:space="preserve">0.0994</w:t>
+            </w:r>
+          </w:p>
+        </w:tc>
+      </w:tr>
+      <w:tr>
+        <w:tc>
+          <w:tcPr/>
+          <w:p>
+            <w:pPr>
+              <w:pStyle w:val="Compact"/>
+              <w:jc w:val="center"/>
+            </w:pPr>
+            <w:r>
+              <w:t xml:space="preserve">6</w:t>
+            </w:r>
+          </w:p>
+        </w:tc>
+        <w:tc>
+          <w:tcPr/>
+          <w:p>
+            <w:pPr>
+              <w:pStyle w:val="Compact"/>
+              <w:jc w:val="center"/>
+            </w:pPr>
+            <w:r>
+              <w:t xml:space="preserve">Follistatin 50ng/ml 10d (n=2)</w:t>
+            </w:r>
+          </w:p>
+        </w:tc>
+        <w:tc>
+          <w:tcPr/>
+          <w:p>
+            <w:pPr>
+              <w:pStyle w:val="Compact"/>
+              <w:jc w:val="center"/>
+            </w:pPr>
+            <w:r>
+              <w:t xml:space="preserve">0.6897</w:t>
+            </w:r>
+          </w:p>
+        </w:tc>
+        <w:tc>
+          <w:tcPr/>
+          <w:p>
+            <w:pPr>
+              <w:pStyle w:val="Compact"/>
+              <w:jc w:val="center"/>
+            </w:pPr>
+            <w:r>
+              <w:t xml:space="preserve">0.001577</w:t>
+            </w:r>
+          </w:p>
+        </w:tc>
+      </w:tr>
+      <w:tr>
+        <w:tc>
+          <w:tcPr/>
+          <w:p>
+            <w:pPr>
+              <w:pStyle w:val="Compact"/>
+              <w:jc w:val="center"/>
+            </w:pPr>
+            <w:r>
+              <w:t xml:space="preserve">6</w:t>
+            </w:r>
+          </w:p>
+        </w:tc>
+        <w:tc>
+          <w:tcPr/>
+          <w:p>
+            <w:pPr>
+              <w:pStyle w:val="Compact"/>
+              <w:jc w:val="center"/>
+            </w:pPr>
+            <w:r>
+              <w:t xml:space="preserve">Follistatin 50ng/ml 14d (n=5)</w:t>
+            </w:r>
+          </w:p>
+        </w:tc>
+        <w:tc>
+          <w:tcPr/>
+          <w:p>
+            <w:pPr>
+              <w:pStyle w:val="Compact"/>
+              <w:jc w:val="center"/>
+            </w:pPr>
+            <w:r>
+              <w:t xml:space="preserve">0.604</w:t>
+            </w:r>
+          </w:p>
+        </w:tc>
+        <w:tc>
+          <w:tcPr/>
+          <w:p>
+            <w:pPr>
+              <w:pStyle w:val="Compact"/>
+              <w:jc w:val="center"/>
+            </w:pPr>
+            <w:r>
+              <w:t xml:space="preserve">0.069</w:t>
+            </w:r>
+          </w:p>
+        </w:tc>
+      </w:tr>
+      <w:tr>
+        <w:tc>
+          <w:tcPr/>
+          <w:p>
+            <w:pPr>
+              <w:pStyle w:val="Compact"/>
+              <w:jc w:val="center"/>
+            </w:pPr>
+            <w:r>
+              <w:t xml:space="preserve">6</w:t>
+            </w:r>
+          </w:p>
+        </w:tc>
+        <w:tc>
+          <w:tcPr/>
+          <w:p>
+            <w:pPr>
+              <w:pStyle w:val="Compact"/>
+              <w:jc w:val="center"/>
+            </w:pPr>
+            <w:r>
+              <w:t xml:space="preserve">Follistatin 50ng/ml 7d (n=11)</w:t>
+            </w:r>
+          </w:p>
+        </w:tc>
+        <w:tc>
+          <w:tcPr/>
+          <w:p>
+            <w:pPr>
+              <w:pStyle w:val="Compact"/>
+              <w:jc w:val="center"/>
+            </w:pPr>
+            <w:r>
+              <w:t xml:space="preserve">0.5988</w:t>
+            </w:r>
+          </w:p>
+        </w:tc>
+        <w:tc>
+          <w:tcPr/>
+          <w:p>
+            <w:pPr>
+              <w:pStyle w:val="Compact"/>
+              <w:jc w:val="center"/>
+            </w:pPr>
+            <w:r>
+              <w:t xml:space="preserve">0.1563</w:t>
+            </w:r>
+          </w:p>
+        </w:tc>
+      </w:tr>
+      <w:tr>
+        <w:tc>
+          <w:tcPr/>
+          <w:p>
+            <w:pPr>
+              <w:pStyle w:val="Compact"/>
+              <w:jc w:val="center"/>
+            </w:pPr>
+            <w:r>
+              <w:t xml:space="preserve">6</w:t>
+            </w:r>
+          </w:p>
+        </w:tc>
+        <w:tc>
+          <w:tcPr/>
+          <w:p>
+            <w:pPr>
+              <w:pStyle w:val="Compact"/>
+              <w:jc w:val="center"/>
+            </w:pPr>
+            <w:r>
+              <w:t xml:space="preserve">SMIFH2 10µM 14d (n=5)</w:t>
+            </w:r>
+          </w:p>
+        </w:tc>
+        <w:tc>
+          <w:tcPr/>
+          <w:p>
+            <w:pPr>
+              <w:pStyle w:val="Compact"/>
+              <w:jc w:val="center"/>
+            </w:pPr>
+            <w:r>
+              <w:t xml:space="preserve">0.6266</w:t>
+            </w:r>
+          </w:p>
+        </w:tc>
+        <w:tc>
+          <w:tcPr/>
+          <w:p>
+            <w:pPr>
+              <w:pStyle w:val="Compact"/>
+              <w:jc w:val="center"/>
+            </w:pPr>
+            <w:r>
+              <w:t xml:space="preserve">0.06876</w:t>
+            </w:r>
+          </w:p>
+        </w:tc>
+      </w:tr>
+      <w:tr>
+        <w:tc>
+          <w:tcPr/>
+          <w:p>
+            <w:pPr>
+              <w:pStyle w:val="Compact"/>
+              <w:jc w:val="center"/>
+            </w:pPr>
+            <w:r>
+              <w:t xml:space="preserve">6</w:t>
+            </w:r>
+          </w:p>
+        </w:tc>
+        <w:tc>
+          <w:tcPr/>
+          <w:p>
+            <w:pPr>
+              <w:pStyle w:val="Compact"/>
+              <w:jc w:val="center"/>
+            </w:pPr>
+            <w:r>
+              <w:t xml:space="preserve">SMIFH2 10µm 10d (n=4)</w:t>
+            </w:r>
+          </w:p>
+        </w:tc>
+        <w:tc>
+          <w:tcPr/>
+          <w:p>
+            <w:pPr>
+              <w:pStyle w:val="Compact"/>
+              <w:jc w:val="center"/>
+            </w:pPr>
+            <w:r>
+              <w:t xml:space="preserve">0.4988</w:t>
+            </w:r>
+          </w:p>
+        </w:tc>
+        <w:tc>
+          <w:tcPr/>
+          <w:p>
+            <w:pPr>
+              <w:pStyle w:val="Compact"/>
+              <w:jc w:val="center"/>
+            </w:pPr>
+            <w:r>
+              <w:t xml:space="preserve">0.2175</w:t>
+            </w:r>
+          </w:p>
+        </w:tc>
+      </w:tr>
+      <w:tr>
+        <w:tc>
+          <w:tcPr/>
+          <w:p>
+            <w:pPr>
+              <w:pStyle w:val="Compact"/>
+              <w:jc w:val="center"/>
+            </w:pPr>
+            <w:r>
+              <w:t xml:space="preserve">7</w:t>
+            </w:r>
+          </w:p>
+        </w:tc>
+        <w:tc>
+          <w:tcPr/>
+          <w:p>
+            <w:pPr>
+              <w:pStyle w:val="Compact"/>
+              <w:jc w:val="center"/>
+            </w:pPr>
+            <w:r>
+              <w:t xml:space="preserve">Activin 50ng/ml 10d (n=6)</w:t>
+            </w:r>
+          </w:p>
+        </w:tc>
+        <w:tc>
+          <w:tcPr/>
+          <w:p>
+            <w:pPr>
+              <w:pStyle w:val="Compact"/>
+              <w:jc w:val="center"/>
+            </w:pPr>
+            <w:r>
+              <w:t xml:space="preserve">0.5384</w:t>
+            </w:r>
+          </w:p>
+        </w:tc>
+        <w:tc>
+          <w:tcPr/>
+          <w:p>
+            <w:pPr>
+              <w:pStyle w:val="Compact"/>
+              <w:jc w:val="center"/>
+            </w:pPr>
+            <w:r>
+              <w:t xml:space="preserve">0.09475</w:t>
+            </w:r>
+          </w:p>
+        </w:tc>
+      </w:tr>
+      <w:tr>
+        <w:tc>
+          <w:tcPr/>
+          <w:p>
+            <w:pPr>
+              <w:pStyle w:val="Compact"/>
+              <w:jc w:val="center"/>
+            </w:pPr>
+            <w:r>
+              <w:t xml:space="preserve">7</w:t>
+            </w:r>
+          </w:p>
+        </w:tc>
+        <w:tc>
+          <w:tcPr/>
+          <w:p>
+            <w:pPr>
+              <w:pStyle w:val="Compact"/>
+              <w:jc w:val="center"/>
+            </w:pPr>
+            <w:r>
+              <w:t xml:space="preserve">Activin 50ng/ml 14days (n=5)</w:t>
+            </w:r>
+          </w:p>
+        </w:tc>
+        <w:tc>
+          <w:tcPr/>
+          <w:p>
+            <w:pPr>
+              <w:pStyle w:val="Compact"/>
+              <w:jc w:val="center"/>
+            </w:pPr>
+            <w:r>
+              <w:t xml:space="preserve">0.3337</w:t>
+            </w:r>
+          </w:p>
+        </w:tc>
+        <w:tc>
+          <w:tcPr/>
+          <w:p>
+            <w:pPr>
+              <w:pStyle w:val="Compact"/>
+              <w:jc w:val="center"/>
+            </w:pPr>
+            <w:r>
+              <w:t xml:space="preserve">0.1421</w:t>
+            </w:r>
+          </w:p>
+        </w:tc>
+      </w:tr>
+      <w:tr>
+        <w:tc>
+          <w:tcPr/>
+          <w:p>
+            <w:pPr>
+              <w:pStyle w:val="Compact"/>
+              <w:jc w:val="center"/>
+            </w:pPr>
+            <w:r>
+              <w:t xml:space="preserve">7</w:t>
+            </w:r>
+          </w:p>
+        </w:tc>
+        <w:tc>
+          <w:tcPr/>
+          <w:p>
+            <w:pPr>
+              <w:pStyle w:val="Compact"/>
+              <w:jc w:val="center"/>
+            </w:pPr>
+            <w:r>
+              <w:t xml:space="preserve">Activin 50ng/ml 2days (n=5)</w:t>
+            </w:r>
+          </w:p>
+        </w:tc>
+        <w:tc>
+          <w:tcPr/>
+          <w:p>
+            <w:pPr>
+              <w:pStyle w:val="Compact"/>
+              <w:jc w:val="center"/>
+            </w:pPr>
+            <w:r>
+              <w:t xml:space="preserve">0.3357</w:t>
+            </w:r>
+          </w:p>
+        </w:tc>
+        <w:tc>
+          <w:tcPr/>
+          <w:p>
+            <w:pPr>
+              <w:pStyle w:val="Compact"/>
+              <w:jc w:val="center"/>
+            </w:pPr>
+            <w:r>
+              <w:t xml:space="preserve">0.09613</w:t>
+            </w:r>
+          </w:p>
+        </w:tc>
+      </w:tr>
+      <w:tr>
+        <w:tc>
+          <w:tcPr/>
+          <w:p>
+            <w:pPr>
+              <w:pStyle w:val="Compact"/>
+              <w:jc w:val="center"/>
+            </w:pPr>
+            <w:r>
+              <w:t xml:space="preserve">7</w:t>
+            </w:r>
+          </w:p>
+        </w:tc>
+        <w:tc>
+          <w:tcPr/>
+          <w:p>
+            <w:pPr>
+              <w:pStyle w:val="Compact"/>
+              <w:jc w:val="center"/>
+            </w:pPr>
+            <w:r>
+              <w:t xml:space="preserve">Control 10d (n=8)</w:t>
+            </w:r>
+          </w:p>
+        </w:tc>
+        <w:tc>
+          <w:tcPr/>
+          <w:p>
+            <w:pPr>
+              <w:pStyle w:val="Compact"/>
+              <w:jc w:val="center"/>
+            </w:pPr>
+            <w:r>
+              <w:t xml:space="preserve">0.5596</w:t>
+            </w:r>
+          </w:p>
+        </w:tc>
+        <w:tc>
+          <w:tcPr/>
+          <w:p>
+            <w:pPr>
+              <w:pStyle w:val="Compact"/>
+              <w:jc w:val="center"/>
+            </w:pPr>
+            <w:r>
+              <w:t xml:space="preserve">0.142</w:t>
+            </w:r>
+          </w:p>
+        </w:tc>
+      </w:tr>
+      <w:tr>
+        <w:tc>
+          <w:tcPr/>
+          <w:p>
+            <w:pPr>
+              <w:pStyle w:val="Compact"/>
+              <w:jc w:val="center"/>
+            </w:pPr>
+            <w:r>
+              <w:t xml:space="preserve">7</w:t>
+            </w:r>
+          </w:p>
+        </w:tc>
+        <w:tc>
+          <w:tcPr/>
+          <w:p>
+            <w:pPr>
+              <w:pStyle w:val="Compact"/>
+              <w:jc w:val="center"/>
+            </w:pPr>
+            <w:r>
+              <w:t xml:space="preserve">Control 14days (n=9)</w:t>
+            </w:r>
+          </w:p>
+        </w:tc>
+        <w:tc>
+          <w:tcPr/>
+          <w:p>
+            <w:pPr>
+              <w:pStyle w:val="Compact"/>
+              <w:jc w:val="center"/>
+            </w:pPr>
+            <w:r>
+              <w:t xml:space="preserve">0.5385</w:t>
+            </w:r>
+          </w:p>
+        </w:tc>
+        <w:tc>
+          <w:tcPr/>
+          <w:p>
+            <w:pPr>
+              <w:pStyle w:val="Compact"/>
+              <w:jc w:val="center"/>
+            </w:pPr>
+            <w:r>
+              <w:t xml:space="preserve">0.1711</w:t>
+            </w:r>
+          </w:p>
+        </w:tc>
+      </w:tr>
+      <w:tr>
+        <w:tc>
+          <w:tcPr/>
+          <w:p>
+            <w:pPr>
+              <w:pStyle w:val="Compact"/>
+              <w:jc w:val="center"/>
+            </w:pPr>
+            <w:r>
+              <w:t xml:space="preserve">7</w:t>
+            </w:r>
+          </w:p>
+        </w:tc>
+        <w:tc>
+          <w:tcPr/>
+          <w:p>
+            <w:pPr>
+              <w:pStyle w:val="Compact"/>
+              <w:jc w:val="center"/>
+            </w:pPr>
+            <w:r>
+              <w:t xml:space="preserve">Control 7days (n=10)</w:t>
+            </w:r>
+          </w:p>
+        </w:tc>
+        <w:tc>
+          <w:tcPr/>
+          <w:p>
+            <w:pPr>
+              <w:pStyle w:val="Compact"/>
+              <w:jc w:val="center"/>
+            </w:pPr>
+            <w:r>
+              <w:t xml:space="preserve">0.4225</w:t>
+            </w:r>
+          </w:p>
+        </w:tc>
+        <w:tc>
+          <w:tcPr/>
+          <w:p>
+            <w:pPr>
+              <w:pStyle w:val="Compact"/>
+              <w:jc w:val="center"/>
+            </w:pPr>
+            <w:r>
+              <w:t xml:space="preserve">0.1302</w:t>
+            </w:r>
+          </w:p>
+        </w:tc>
+      </w:tr>
+      <w:tr>
+        <w:tc>
+          <w:tcPr/>
+          <w:p>
+            <w:pPr>
+              <w:pStyle w:val="Compact"/>
+              <w:jc w:val="center"/>
+            </w:pPr>
+            <w:r>
+              <w:t xml:space="preserve">7</w:t>
+            </w:r>
+          </w:p>
+        </w:tc>
+        <w:tc>
+          <w:tcPr/>
+          <w:p>
+            <w:pPr>
+              <w:pStyle w:val="Compact"/>
+              <w:jc w:val="center"/>
+            </w:pPr>
+            <w:r>
+              <w:t xml:space="preserve">Follistatin 50ng/ml 10d (n=2)</w:t>
+            </w:r>
+          </w:p>
+        </w:tc>
+        <w:tc>
+          <w:tcPr/>
+          <w:p>
+            <w:pPr>
+              <w:pStyle w:val="Compact"/>
+              <w:jc w:val="center"/>
+            </w:pPr>
+            <w:r>
+              <w:t xml:space="preserve">0.6145</w:t>
+            </w:r>
+          </w:p>
+        </w:tc>
+        <w:tc>
+          <w:tcPr/>
+          <w:p>
+            <w:pPr>
+              <w:pStyle w:val="Compact"/>
+              <w:jc w:val="center"/>
+            </w:pPr>
+            <w:r>
+              <w:t xml:space="preserve">0.03403</w:t>
+            </w:r>
+          </w:p>
+        </w:tc>
+      </w:tr>
+      <w:tr>
+        <w:tc>
+          <w:tcPr/>
+          <w:p>
+            <w:pPr>
+              <w:pStyle w:val="Compact"/>
+              <w:jc w:val="center"/>
+            </w:pPr>
+            <w:r>
+              <w:t xml:space="preserve">7</w:t>
+            </w:r>
+          </w:p>
+        </w:tc>
+        <w:tc>
+          <w:tcPr/>
+          <w:p>
+            <w:pPr>
+              <w:pStyle w:val="Compact"/>
+              <w:jc w:val="center"/>
+            </w:pPr>
+            <w:r>
+              <w:t xml:space="preserve">Follistatin 50ng/ml 14d (n=5)</w:t>
+            </w:r>
+          </w:p>
+        </w:tc>
+        <w:tc>
+          <w:tcPr/>
+          <w:p>
+            <w:pPr>
+              <w:pStyle w:val="Compact"/>
+              <w:jc w:val="center"/>
+            </w:pPr>
+            <w:r>
+              <w:t xml:space="preserve">0.5231</w:t>
+            </w:r>
+          </w:p>
+        </w:tc>
+        <w:tc>
+          <w:tcPr/>
+          <w:p>
+            <w:pPr>
+              <w:pStyle w:val="Compact"/>
+              <w:jc w:val="center"/>
+            </w:pPr>
+            <w:r>
+              <w:t xml:space="preserve">0.1274</w:t>
+            </w:r>
+          </w:p>
+        </w:tc>
+      </w:tr>
+      <w:tr>
+        <w:tc>
+          <w:tcPr/>
+          <w:p>
+            <w:pPr>
+              <w:pStyle w:val="Compact"/>
+              <w:jc w:val="center"/>
+            </w:pPr>
+            <w:r>
+              <w:t xml:space="preserve">7</w:t>
+            </w:r>
+          </w:p>
+        </w:tc>
+        <w:tc>
+          <w:tcPr/>
+          <w:p>
+            <w:pPr>
+              <w:pStyle w:val="Compact"/>
+              <w:jc w:val="center"/>
+            </w:pPr>
+            <w:r>
+              <w:t xml:space="preserve">Follistatin 50ng/ml 7d (n=11)</w:t>
+            </w:r>
+          </w:p>
+        </w:tc>
+        <w:tc>
+          <w:tcPr/>
+          <w:p>
+            <w:pPr>
+              <w:pStyle w:val="Compact"/>
+              <w:jc w:val="center"/>
+            </w:pPr>
+            <w:r>
+              <w:t xml:space="preserve">0.5433</w:t>
+            </w:r>
+          </w:p>
+        </w:tc>
+        <w:tc>
+          <w:tcPr/>
+          <w:p>
+            <w:pPr>
+              <w:pStyle w:val="Compact"/>
+              <w:jc w:val="center"/>
+            </w:pPr>
+            <w:r>
+              <w:t xml:space="preserve">0.1883</w:t>
+            </w:r>
+          </w:p>
+        </w:tc>
+      </w:tr>
+      <w:tr>
+        <w:tc>
+          <w:tcPr/>
+          <w:p>
+            <w:pPr>
+              <w:pStyle w:val="Compact"/>
+              <w:jc w:val="center"/>
+            </w:pPr>
+            <w:r>
+              <w:t xml:space="preserve">7</w:t>
+            </w:r>
+          </w:p>
+        </w:tc>
+        <w:tc>
+          <w:tcPr/>
+          <w:p>
+            <w:pPr>
+              <w:pStyle w:val="Compact"/>
+              <w:jc w:val="center"/>
+            </w:pPr>
+            <w:r>
+              <w:t xml:space="preserve">SMIFH2 10µM 14d (n=5)</w:t>
+            </w:r>
+          </w:p>
+        </w:tc>
+        <w:tc>
+          <w:tcPr/>
+          <w:p>
+            <w:pPr>
+              <w:pStyle w:val="Compact"/>
+              <w:jc w:val="center"/>
+            </w:pPr>
+            <w:r>
+              <w:t xml:space="preserve">0.4913</w:t>
+            </w:r>
+          </w:p>
+        </w:tc>
+        <w:tc>
+          <w:tcPr/>
+          <w:p>
+            <w:pPr>
+              <w:pStyle w:val="Compact"/>
+              <w:jc w:val="center"/>
+            </w:pPr>
+            <w:r>
+              <w:t xml:space="preserve">0.08001</w:t>
+            </w:r>
+          </w:p>
+        </w:tc>
+      </w:tr>
+      <w:tr>
+        <w:tc>
+          <w:tcPr/>
+          <w:p>
+            <w:pPr>
+              <w:pStyle w:val="Compact"/>
+              <w:jc w:val="center"/>
+            </w:pPr>
+            <w:r>
+              <w:t xml:space="preserve">7</w:t>
+            </w:r>
+          </w:p>
+        </w:tc>
+        <w:tc>
+          <w:tcPr/>
+          <w:p>
+            <w:pPr>
+              <w:pStyle w:val="Compact"/>
+              <w:jc w:val="center"/>
+            </w:pPr>
+            <w:r>
+              <w:t xml:space="preserve">SMIFH2 10µm 10d (n=4)</w:t>
+            </w:r>
+          </w:p>
+        </w:tc>
+        <w:tc>
+          <w:tcPr/>
+          <w:p>
+            <w:pPr>
+              <w:pStyle w:val="Compact"/>
+              <w:jc w:val="center"/>
+            </w:pPr>
+            <w:r>
+              <w:t xml:space="preserve">0.4623</w:t>
+            </w:r>
+          </w:p>
+        </w:tc>
+        <w:tc>
+          <w:tcPr/>
+          <w:p>
+            <w:pPr>
+              <w:pStyle w:val="Compact"/>
+              <w:jc w:val="center"/>
+            </w:pPr>
+            <w:r>
+              <w:t xml:space="preserve">0.234</w:t>
+            </w:r>
+          </w:p>
+        </w:tc>
+      </w:tr>
+      <w:tr>
+        <w:tc>
+          <w:tcPr/>
+          <w:p>
+            <w:pPr>
+              <w:pStyle w:val="Compact"/>
+              <w:jc w:val="center"/>
+            </w:pPr>
+            <w:r>
+              <w:t xml:space="preserve">8</w:t>
+            </w:r>
+          </w:p>
+        </w:tc>
+        <w:tc>
+          <w:tcPr/>
+          <w:p>
+            <w:pPr>
+              <w:pStyle w:val="Compact"/>
+              <w:jc w:val="center"/>
+            </w:pPr>
+            <w:r>
+              <w:t xml:space="preserve">Activin 50ng/ml 10d (n=6)</w:t>
+            </w:r>
+          </w:p>
+        </w:tc>
+        <w:tc>
+          <w:tcPr/>
+          <w:p>
+            <w:pPr>
+              <w:pStyle w:val="Compact"/>
+              <w:jc w:val="center"/>
+            </w:pPr>
+            <w:r>
+              <w:t xml:space="preserve">0.461</w:t>
+            </w:r>
+          </w:p>
+        </w:tc>
+        <w:tc>
+          <w:tcPr/>
+          <w:p>
+            <w:pPr>
+              <w:pStyle w:val="Compact"/>
+              <w:jc w:val="center"/>
+            </w:pPr>
+            <w:r>
+              <w:t xml:space="preserve">0.1231</w:t>
+            </w:r>
+          </w:p>
+        </w:tc>
+      </w:tr>
+      <w:tr>
+        <w:tc>
+          <w:tcPr/>
+          <w:p>
+            <w:pPr>
+              <w:pStyle w:val="Compact"/>
+              <w:jc w:val="center"/>
+            </w:pPr>
+            <w:r>
+              <w:t xml:space="preserve">8</w:t>
+            </w:r>
+          </w:p>
+        </w:tc>
+        <w:tc>
+          <w:tcPr/>
+          <w:p>
+            <w:pPr>
+              <w:pStyle w:val="Compact"/>
+              <w:jc w:val="center"/>
+            </w:pPr>
+            <w:r>
+              <w:t xml:space="preserve">Activin 50ng/ml 14days (n=5)</w:t>
+            </w:r>
+          </w:p>
+        </w:tc>
+        <w:tc>
+          <w:tcPr/>
+          <w:p>
+            <w:pPr>
+              <w:pStyle w:val="Compact"/>
+              <w:jc w:val="center"/>
+            </w:pPr>
+            <w:r>
+              <w:t xml:space="preserve">0.2915</w:t>
+            </w:r>
+          </w:p>
+        </w:tc>
+        <w:tc>
+          <w:tcPr/>
+          <w:p>
+            <w:pPr>
+              <w:pStyle w:val="Compact"/>
+              <w:jc w:val="center"/>
+            </w:pPr>
+            <w:r>
+              <w:t xml:space="preserve">0.1502</w:t>
+            </w:r>
+          </w:p>
+        </w:tc>
+      </w:tr>
+      <w:tr>
+        <w:tc>
+          <w:tcPr/>
+          <w:p>
+            <w:pPr>
+              <w:pStyle w:val="Compact"/>
+              <w:jc w:val="center"/>
+            </w:pPr>
+            <w:r>
+              <w:t xml:space="preserve">8</w:t>
+            </w:r>
+          </w:p>
+        </w:tc>
+        <w:tc>
+          <w:tcPr/>
+          <w:p>
+            <w:pPr>
+              <w:pStyle w:val="Compact"/>
+              <w:jc w:val="center"/>
+            </w:pPr>
+            <w:r>
+              <w:t xml:space="preserve">Activin 50ng/ml 2days (n=5)</w:t>
+            </w:r>
+          </w:p>
+        </w:tc>
+        <w:tc>
+          <w:tcPr/>
+          <w:p>
+            <w:pPr>
+              <w:pStyle w:val="Compact"/>
+              <w:jc w:val="center"/>
+            </w:pPr>
+            <w:r>
+              <w:t xml:space="preserve">0.2828</w:t>
+            </w:r>
+          </w:p>
+        </w:tc>
+        <w:tc>
+          <w:tcPr/>
+          <w:p>
+            <w:pPr>
+              <w:pStyle w:val="Compact"/>
+              <w:jc w:val="center"/>
+            </w:pPr>
+            <w:r>
+              <w:t xml:space="preserve">0.08893</w:t>
+            </w:r>
+          </w:p>
+        </w:tc>
+      </w:tr>
+      <w:tr>
+        <w:tc>
+          <w:tcPr/>
+          <w:p>
+            <w:pPr>
+              <w:pStyle w:val="Compact"/>
+              <w:jc w:val="center"/>
+            </w:pPr>
+            <w:r>
+              <w:t xml:space="preserve">8</w:t>
+            </w:r>
+          </w:p>
+        </w:tc>
+        <w:tc>
+          <w:tcPr/>
+          <w:p>
+            <w:pPr>
+              <w:pStyle w:val="Compact"/>
+              <w:jc w:val="center"/>
+            </w:pPr>
+            <w:r>
+              <w:t xml:space="preserve">Control 10d (n=8)</w:t>
+            </w:r>
+          </w:p>
+        </w:tc>
+        <w:tc>
+          <w:tcPr/>
+          <w:p>
+            <w:pPr>
+              <w:pStyle w:val="Compact"/>
+              <w:jc w:val="center"/>
+            </w:pPr>
+            <w:r>
+              <w:t xml:space="preserve">0.4428</w:t>
+            </w:r>
+          </w:p>
+        </w:tc>
+        <w:tc>
+          <w:tcPr/>
+          <w:p>
+            <w:pPr>
+              <w:pStyle w:val="Compact"/>
+              <w:jc w:val="center"/>
+            </w:pPr>
+            <w:r>
+              <w:t xml:space="preserve">0.1659</w:t>
+            </w:r>
+          </w:p>
+        </w:tc>
+      </w:tr>
+      <w:tr>
+        <w:tc>
+          <w:tcPr/>
+          <w:p>
+            <w:pPr>
+              <w:pStyle w:val="Compact"/>
+              <w:jc w:val="center"/>
+            </w:pPr>
+            <w:r>
+              <w:t xml:space="preserve">8</w:t>
+            </w:r>
+          </w:p>
+        </w:tc>
+        <w:tc>
+          <w:tcPr/>
+          <w:p>
+            <w:pPr>
+              <w:pStyle w:val="Compact"/>
+              <w:jc w:val="center"/>
+            </w:pPr>
+            <w:r>
+              <w:t xml:space="preserve">Control 14days (n=9)</w:t>
+            </w:r>
+          </w:p>
+        </w:tc>
+        <w:tc>
+          <w:tcPr/>
+          <w:p>
+            <w:pPr>
+              <w:pStyle w:val="Compact"/>
+              <w:jc w:val="center"/>
+            </w:pPr>
+            <w:r>
+              <w:t xml:space="preserve">0.4453</w:t>
+            </w:r>
+          </w:p>
+        </w:tc>
+        <w:tc>
+          <w:tcPr/>
+          <w:p>
+            <w:pPr>
+              <w:pStyle w:val="Compact"/>
+              <w:jc w:val="center"/>
+            </w:pPr>
+            <w:r>
+              <w:t xml:space="preserve">0.1535</w:t>
+            </w:r>
+          </w:p>
+        </w:tc>
+      </w:tr>
+      <w:tr>
+        <w:tc>
+          <w:tcPr/>
+          <w:p>
+            <w:pPr>
+              <w:pStyle w:val="Compact"/>
+              <w:jc w:val="center"/>
+            </w:pPr>
+            <w:r>
+              <w:t xml:space="preserve">8</w:t>
+            </w:r>
+          </w:p>
+        </w:tc>
+        <w:tc>
+          <w:tcPr/>
+          <w:p>
+            <w:pPr>
+              <w:pStyle w:val="Compact"/>
+              <w:jc w:val="center"/>
+            </w:pPr>
+            <w:r>
+              <w:t xml:space="preserve">Control 7days (n=10)</w:t>
+            </w:r>
+          </w:p>
+        </w:tc>
+        <w:tc>
+          <w:tcPr/>
+          <w:p>
+            <w:pPr>
+              <w:pStyle w:val="Compact"/>
+              <w:jc w:val="center"/>
+            </w:pPr>
+            <w:r>
+              <w:t xml:space="preserve">0.3669</w:t>
+            </w:r>
+          </w:p>
+        </w:tc>
+        <w:tc>
+          <w:tcPr/>
+          <w:p>
+            <w:pPr>
+              <w:pStyle w:val="Compact"/>
+              <w:jc w:val="center"/>
+            </w:pPr>
+            <w:r>
+              <w:t xml:space="preserve">0.1187</w:t>
+            </w:r>
+          </w:p>
+        </w:tc>
+      </w:tr>
+      <w:tr>
+        <w:tc>
+          <w:tcPr/>
+          <w:p>
+            <w:pPr>
+              <w:pStyle w:val="Compact"/>
+              <w:jc w:val="center"/>
+            </w:pPr>
+            <w:r>
+              <w:t xml:space="preserve">8</w:t>
+            </w:r>
+          </w:p>
+        </w:tc>
+        <w:tc>
+          <w:tcPr/>
+          <w:p>
+            <w:pPr>
+              <w:pStyle w:val="Compact"/>
+              <w:jc w:val="center"/>
+            </w:pPr>
+            <w:r>
+              <w:t xml:space="preserve">Follistatin 50ng/ml 10d (n=2)</w:t>
+            </w:r>
+          </w:p>
+        </w:tc>
+        <w:tc>
+          <w:tcPr/>
+          <w:p>
+            <w:pPr>
+              <w:pStyle w:val="Compact"/>
+              <w:jc w:val="center"/>
+            </w:pPr>
+            <w:r>
+              <w:t xml:space="preserve">0.5816</w:t>
+            </w:r>
+          </w:p>
+        </w:tc>
+        <w:tc>
+          <w:tcPr/>
+          <w:p>
+            <w:pPr>
+              <w:pStyle w:val="Compact"/>
+              <w:jc w:val="center"/>
+            </w:pPr>
+            <w:r>
+              <w:t xml:space="preserve">0.01856</w:t>
+            </w:r>
+          </w:p>
+        </w:tc>
+      </w:tr>
+      <w:tr>
+        <w:tc>
+          <w:tcPr/>
+          <w:p>
+            <w:pPr>
+              <w:pStyle w:val="Compact"/>
+              <w:jc w:val="center"/>
+            </w:pPr>
+            <w:r>
+              <w:t xml:space="preserve">8</w:t>
+            </w:r>
+          </w:p>
+        </w:tc>
+        <w:tc>
+          <w:tcPr/>
+          <w:p>
+            <w:pPr>
+              <w:pStyle w:val="Compact"/>
+              <w:jc w:val="center"/>
+            </w:pPr>
+            <w:r>
+              <w:t xml:space="preserve">Follistatin 50ng/ml 14d (n=5)</w:t>
+            </w:r>
+          </w:p>
+        </w:tc>
+        <w:tc>
+          <w:tcPr/>
+          <w:p>
+            <w:pPr>
+              <w:pStyle w:val="Compact"/>
+              <w:jc w:val="center"/>
+            </w:pPr>
+            <w:r>
+              <w:t xml:space="preserve">0.4313</w:t>
+            </w:r>
+          </w:p>
+        </w:tc>
+        <w:tc>
+          <w:tcPr/>
+          <w:p>
+            <w:pPr>
+              <w:pStyle w:val="Compact"/>
+              <w:jc w:val="center"/>
+            </w:pPr>
+            <w:r>
+              <w:t xml:space="preserve">0.07753</w:t>
+            </w:r>
+          </w:p>
+        </w:tc>
+      </w:tr>
+      <w:tr>
+        <w:tc>
+          <w:tcPr/>
+          <w:p>
+            <w:pPr>
+              <w:pStyle w:val="Compact"/>
+              <w:jc w:val="center"/>
+            </w:pPr>
+            <w:r>
+              <w:t xml:space="preserve">8</w:t>
+            </w:r>
+          </w:p>
+        </w:tc>
+        <w:tc>
+          <w:tcPr/>
+          <w:p>
+            <w:pPr>
+              <w:pStyle w:val="Compact"/>
+              <w:jc w:val="center"/>
+            </w:pPr>
+            <w:r>
+              <w:t xml:space="preserve">Follistatin 50ng/ml 7d (n=11)</w:t>
+            </w:r>
+          </w:p>
+        </w:tc>
+        <w:tc>
+          <w:tcPr/>
+          <w:p>
+            <w:pPr>
+              <w:pStyle w:val="Compact"/>
+              <w:jc w:val="center"/>
+            </w:pPr>
+            <w:r>
+              <w:t xml:space="preserve">0.5014</w:t>
+            </w:r>
+          </w:p>
+        </w:tc>
+        <w:tc>
+          <w:tcPr/>
+          <w:p>
+            <w:pPr>
+              <w:pStyle w:val="Compact"/>
+              <w:jc w:val="center"/>
+            </w:pPr>
+            <w:r>
+              <w:t xml:space="preserve">0.2099</w:t>
+            </w:r>
+          </w:p>
+        </w:tc>
+      </w:tr>
+      <w:tr>
+        <w:tc>
+          <w:tcPr/>
+          <w:p>
+            <w:pPr>
+              <w:pStyle w:val="Compact"/>
+              <w:jc w:val="center"/>
+            </w:pPr>
+            <w:r>
+              <w:t xml:space="preserve">8</w:t>
+            </w:r>
+          </w:p>
+        </w:tc>
+        <w:tc>
+          <w:tcPr/>
+          <w:p>
+            <w:pPr>
+              <w:pStyle w:val="Compact"/>
+              <w:jc w:val="center"/>
+            </w:pPr>
+            <w:r>
+              <w:t xml:space="preserve">SMIFH2 10µM 14d (n=5)</w:t>
+            </w:r>
+          </w:p>
+        </w:tc>
+        <w:tc>
+          <w:tcPr/>
+          <w:p>
+            <w:pPr>
+              <w:pStyle w:val="Compact"/>
+              <w:jc w:val="center"/>
+            </w:pPr>
+            <w:r>
+              <w:t xml:space="preserve">0.4814</w:t>
+            </w:r>
+          </w:p>
+        </w:tc>
+        <w:tc>
+          <w:tcPr/>
+          <w:p>
+            <w:pPr>
+              <w:pStyle w:val="Compact"/>
+              <w:jc w:val="center"/>
+            </w:pPr>
+            <w:r>
+              <w:t xml:space="preserve">0.1406</w:t>
+            </w:r>
+          </w:p>
+        </w:tc>
+      </w:tr>
+      <w:tr>
+        <w:tc>
+          <w:tcPr/>
+          <w:p>
+            <w:pPr>
+              <w:pStyle w:val="Compact"/>
+              <w:jc w:val="center"/>
+            </w:pPr>
+            <w:r>
+              <w:t xml:space="preserve">8</w:t>
+            </w:r>
+          </w:p>
+        </w:tc>
+        <w:tc>
+          <w:tcPr/>
+          <w:p>
+            <w:pPr>
+              <w:pStyle w:val="Compact"/>
+              <w:jc w:val="center"/>
+            </w:pPr>
+            <w:r>
+              <w:t xml:space="preserve">SMIFH2 10µm 10d (n=4)</w:t>
+            </w:r>
+          </w:p>
+        </w:tc>
+        <w:tc>
+          <w:tcPr/>
+          <w:p>
+            <w:pPr>
+              <w:pStyle w:val="Compact"/>
+              <w:jc w:val="center"/>
+            </w:pPr>
+            <w:r>
+              <w:t xml:space="preserve">0.3815</w:t>
+            </w:r>
+          </w:p>
+        </w:tc>
+        <w:tc>
+          <w:tcPr/>
+          <w:p>
+            <w:pPr>
+              <w:pStyle w:val="Compact"/>
+              <w:jc w:val="center"/>
+            </w:pPr>
+            <w:r>
+              <w:t xml:space="preserve">0.231</w:t>
+            </w:r>
+          </w:p>
+        </w:tc>
+      </w:tr>
+      <w:tr>
+        <w:tc>
+          <w:tcPr/>
+          <w:p>
+            <w:pPr>
+              <w:pStyle w:val="Compact"/>
+              <w:jc w:val="center"/>
+            </w:pPr>
+            <w:r>
+              <w:t xml:space="preserve">9</w:t>
+            </w:r>
+          </w:p>
+        </w:tc>
+        <w:tc>
+          <w:tcPr/>
+          <w:p>
+            <w:pPr>
+              <w:pStyle w:val="Compact"/>
+              <w:jc w:val="center"/>
+            </w:pPr>
+            <w:r>
+              <w:t xml:space="preserve">Activin 50ng/ml 10d (n=6)</w:t>
+            </w:r>
+          </w:p>
+        </w:tc>
+        <w:tc>
+          <w:tcPr/>
+          <w:p>
+            <w:pPr>
+              <w:pStyle w:val="Compact"/>
+              <w:jc w:val="center"/>
+            </w:pPr>
+            <w:r>
+              <w:t xml:space="preserve">0.4291</w:t>
+            </w:r>
+          </w:p>
+        </w:tc>
+        <w:tc>
+          <w:tcPr/>
+          <w:p>
+            <w:pPr>
+              <w:pStyle w:val="Compact"/>
+              <w:jc w:val="center"/>
+            </w:pPr>
+            <w:r>
+              <w:t xml:space="preserve">0.06959</w:t>
+            </w:r>
+          </w:p>
+        </w:tc>
+      </w:tr>
+      <w:tr>
+        <w:tc>
+          <w:tcPr/>
+          <w:p>
+            <w:pPr>
+              <w:pStyle w:val="Compact"/>
+              <w:jc w:val="center"/>
+            </w:pPr>
+            <w:r>
+              <w:t xml:space="preserve">9</w:t>
+            </w:r>
+          </w:p>
+        </w:tc>
+        <w:tc>
+          <w:tcPr/>
+          <w:p>
+            <w:pPr>
+              <w:pStyle w:val="Compact"/>
+              <w:jc w:val="center"/>
+            </w:pPr>
+            <w:r>
+              <w:t xml:space="preserve">Activin 50ng/ml 14days (n=5)</w:t>
+            </w:r>
+          </w:p>
+        </w:tc>
+        <w:tc>
+          <w:tcPr/>
+          <w:p>
+            <w:pPr>
+              <w:pStyle w:val="Compact"/>
+              <w:jc w:val="center"/>
+            </w:pPr>
+            <w:r>
+              <w:t xml:space="preserve">0.2011</w:t>
+            </w:r>
+          </w:p>
+        </w:tc>
+        <w:tc>
+          <w:tcPr/>
+          <w:p>
+            <w:pPr>
+              <w:pStyle w:val="Compact"/>
+              <w:jc w:val="center"/>
+            </w:pPr>
+            <w:r>
+              <w:t xml:space="preserve">0.1121</w:t>
+            </w:r>
+          </w:p>
+        </w:tc>
+      </w:tr>
+      <w:tr>
+        <w:tc>
+          <w:tcPr/>
+          <w:p>
+            <w:pPr>
+              <w:pStyle w:val="Compact"/>
+              <w:jc w:val="center"/>
+            </w:pPr>
+            <w:r>
+              <w:t xml:space="preserve">9</w:t>
+            </w:r>
+          </w:p>
+        </w:tc>
+        <w:tc>
+          <w:tcPr/>
+          <w:p>
+            <w:pPr>
+              <w:pStyle w:val="Compact"/>
+              <w:jc w:val="center"/>
+            </w:pPr>
+            <w:r>
+              <w:t xml:space="preserve">Activin 50ng/ml 2days (n=5)</w:t>
+            </w:r>
+          </w:p>
+        </w:tc>
+        <w:tc>
+          <w:tcPr/>
+          <w:p>
+            <w:pPr>
+              <w:pStyle w:val="Compact"/>
+              <w:jc w:val="center"/>
+            </w:pPr>
+            <w:r>
+              <w:t xml:space="preserve">0.2273</w:t>
+            </w:r>
+          </w:p>
+        </w:tc>
+        <w:tc>
+          <w:tcPr/>
+          <w:p>
+            <w:pPr>
+              <w:pStyle w:val="Compact"/>
+              <w:jc w:val="center"/>
+            </w:pPr>
+            <w:r>
+              <w:t xml:space="preserve">0.129</w:t>
+            </w:r>
+          </w:p>
+        </w:tc>
+      </w:tr>
+      <w:tr>
+        <w:tc>
+          <w:tcPr/>
+          <w:p>
+            <w:pPr>
+              <w:pStyle w:val="Compact"/>
+              <w:jc w:val="center"/>
+            </w:pPr>
+            <w:r>
+              <w:t xml:space="preserve">9</w:t>
+            </w:r>
+          </w:p>
+        </w:tc>
+        <w:tc>
+          <w:tcPr/>
+          <w:p>
+            <w:pPr>
+              <w:pStyle w:val="Compact"/>
+              <w:jc w:val="center"/>
+            </w:pPr>
+            <w:r>
+              <w:t xml:space="preserve">Control 10d (n=8)</w:t>
+            </w:r>
+          </w:p>
+        </w:tc>
+        <w:tc>
+          <w:tcPr/>
+          <w:p>
+            <w:pPr>
+              <w:pStyle w:val="Compact"/>
+              <w:jc w:val="center"/>
+            </w:pPr>
+            <w:r>
+              <w:t xml:space="preserve">0.4322</w:t>
+            </w:r>
+          </w:p>
+        </w:tc>
+        <w:tc>
+          <w:tcPr/>
+          <w:p>
+            <w:pPr>
+              <w:pStyle w:val="Compact"/>
+              <w:jc w:val="center"/>
+            </w:pPr>
+            <w:r>
+              <w:t xml:space="preserve">0.1438</w:t>
+            </w:r>
+          </w:p>
+        </w:tc>
+      </w:tr>
+      <w:tr>
+        <w:tc>
+          <w:tcPr/>
+          <w:p>
+            <w:pPr>
+              <w:pStyle w:val="Compact"/>
+              <w:jc w:val="center"/>
+            </w:pPr>
+            <w:r>
+              <w:t xml:space="preserve">9</w:t>
+            </w:r>
+          </w:p>
+        </w:tc>
+        <w:tc>
+          <w:tcPr/>
+          <w:p>
+            <w:pPr>
+              <w:pStyle w:val="Compact"/>
+              <w:jc w:val="center"/>
+            </w:pPr>
+            <w:r>
+              <w:t xml:space="preserve">Control 14days (n=9)</w:t>
+            </w:r>
+          </w:p>
+        </w:tc>
+        <w:tc>
+          <w:tcPr/>
+          <w:p>
+            <w:pPr>
+              <w:pStyle w:val="Compact"/>
+              <w:jc w:val="center"/>
+            </w:pPr>
+            <w:r>
+              <w:t xml:space="preserve">0.3633</w:t>
+            </w:r>
+          </w:p>
+        </w:tc>
+        <w:tc>
+          <w:tcPr/>
+          <w:p>
+            <w:pPr>
+              <w:pStyle w:val="Compact"/>
+              <w:jc w:val="center"/>
+            </w:pPr>
+            <w:r>
+              <w:t xml:space="preserve">0.1463</w:t>
+            </w:r>
+          </w:p>
+        </w:tc>
+      </w:tr>
+      <w:tr>
+        <w:tc>
+          <w:tcPr/>
+          <w:p>
+            <w:pPr>
+              <w:pStyle w:val="Compact"/>
+              <w:jc w:val="center"/>
+            </w:pPr>
+            <w:r>
+              <w:t xml:space="preserve">9</w:t>
+            </w:r>
+          </w:p>
+        </w:tc>
+        <w:tc>
+          <w:tcPr/>
+          <w:p>
+            <w:pPr>
+              <w:pStyle w:val="Compact"/>
+              <w:jc w:val="center"/>
+            </w:pPr>
+            <w:r>
+              <w:t xml:space="preserve">Control 7days (n=10)</w:t>
+            </w:r>
+          </w:p>
+        </w:tc>
+        <w:tc>
+          <w:tcPr/>
+          <w:p>
+            <w:pPr>
+              <w:pStyle w:val="Compact"/>
+              <w:jc w:val="center"/>
+            </w:pPr>
+            <w:r>
+              <w:t xml:space="preserve">0.3</w:t>
+            </w:r>
+          </w:p>
+        </w:tc>
+        <w:tc>
+          <w:tcPr/>
+          <w:p>
+            <w:pPr>
+              <w:pStyle w:val="Compact"/>
+              <w:jc w:val="center"/>
+            </w:pPr>
+            <w:r>
+              <w:t xml:space="preserve">0.14</w:t>
+            </w:r>
+          </w:p>
+        </w:tc>
+      </w:tr>
+      <w:tr>
+        <w:tc>
+          <w:tcPr/>
+          <w:p>
+            <w:pPr>
+              <w:pStyle w:val="Compact"/>
+              <w:jc w:val="center"/>
+            </w:pPr>
+            <w:r>
+              <w:t xml:space="preserve">9</w:t>
+            </w:r>
+          </w:p>
+        </w:tc>
+        <w:tc>
+          <w:tcPr/>
+          <w:p>
+            <w:pPr>
+              <w:pStyle w:val="Compact"/>
+              <w:jc w:val="center"/>
+            </w:pPr>
+            <w:r>
+              <w:t xml:space="preserve">Follistatin 50ng/ml 10d (n=2)</w:t>
+            </w:r>
+          </w:p>
+        </w:tc>
+        <w:tc>
+          <w:tcPr/>
+          <w:p>
+            <w:pPr>
+              <w:pStyle w:val="Compact"/>
+              <w:jc w:val="center"/>
+            </w:pPr>
+            <w:r>
+              <w:t xml:space="preserve">0.5058</w:t>
+            </w:r>
+          </w:p>
+        </w:tc>
+        <w:tc>
+          <w:tcPr/>
+          <w:p>
+            <w:pPr>
+              <w:pStyle w:val="Compact"/>
+              <w:jc w:val="center"/>
+            </w:pPr>
+            <w:r>
+              <w:t xml:space="preserve">0.01969</w:t>
+            </w:r>
+          </w:p>
+        </w:tc>
+      </w:tr>
+      <w:tr>
+        <w:tc>
+          <w:tcPr/>
+          <w:p>
+            <w:pPr>
+              <w:pStyle w:val="Compact"/>
+              <w:jc w:val="center"/>
+            </w:pPr>
+            <w:r>
+              <w:t xml:space="preserve">9</w:t>
+            </w:r>
+          </w:p>
+        </w:tc>
+        <w:tc>
+          <w:tcPr/>
+          <w:p>
+            <w:pPr>
+              <w:pStyle w:val="Compact"/>
+              <w:jc w:val="center"/>
+            </w:pPr>
+            <w:r>
+              <w:t xml:space="preserve">Follistatin 50ng/ml 14d (n=5)</w:t>
+            </w:r>
+          </w:p>
+        </w:tc>
+        <w:tc>
+          <w:tcPr/>
+          <w:p>
+            <w:pPr>
+              <w:pStyle w:val="Compact"/>
+              <w:jc w:val="center"/>
+            </w:pPr>
+            <w:r>
+              <w:t xml:space="preserve">0.3207</w:t>
+            </w:r>
+          </w:p>
+        </w:tc>
+        <w:tc>
+          <w:tcPr/>
+          <w:p>
+            <w:pPr>
+              <w:pStyle w:val="Compact"/>
+              <w:jc w:val="center"/>
+            </w:pPr>
+            <w:r>
+              <w:t xml:space="preserve">0.07278</w:t>
+            </w:r>
+          </w:p>
+        </w:tc>
+      </w:tr>
+      <w:tr>
+        <w:tc>
+          <w:tcPr/>
+          <w:p>
+            <w:pPr>
+              <w:pStyle w:val="Compact"/>
+              <w:jc w:val="center"/>
+            </w:pPr>
+            <w:r>
+              <w:t xml:space="preserve">9</w:t>
+            </w:r>
+          </w:p>
+        </w:tc>
+        <w:tc>
+          <w:tcPr/>
+          <w:p>
+            <w:pPr>
+              <w:pStyle w:val="Compact"/>
+              <w:jc w:val="center"/>
+            </w:pPr>
+            <w:r>
+              <w:t xml:space="preserve">Follistatin 50ng/ml 7d (n=11)</w:t>
+            </w:r>
+          </w:p>
+        </w:tc>
+        <w:tc>
+          <w:tcPr/>
+          <w:p>
+            <w:pPr>
+              <w:pStyle w:val="Compact"/>
+              <w:jc w:val="center"/>
+            </w:pPr>
+            <w:r>
+              <w:t xml:space="preserve">0.3737</w:t>
+            </w:r>
+          </w:p>
+        </w:tc>
+        <w:tc>
+          <w:tcPr/>
+          <w:p>
+            <w:pPr>
+              <w:pStyle w:val="Compact"/>
+              <w:jc w:val="center"/>
+            </w:pPr>
+            <w:r>
+              <w:t xml:space="preserve">0.1511</w:t>
+            </w:r>
+          </w:p>
+        </w:tc>
+      </w:tr>
+      <w:tr>
+        <w:tc>
+          <w:tcPr/>
+          <w:p>
+            <w:pPr>
+              <w:pStyle w:val="Compact"/>
+              <w:jc w:val="center"/>
+            </w:pPr>
+            <w:r>
+              <w:t xml:space="preserve">9</w:t>
+            </w:r>
+          </w:p>
+        </w:tc>
+        <w:tc>
+          <w:tcPr/>
+          <w:p>
+            <w:pPr>
+              <w:pStyle w:val="Compact"/>
+              <w:jc w:val="center"/>
+            </w:pPr>
+            <w:r>
+              <w:t xml:space="preserve">SMIFH2 10µM 14d (n=5)</w:t>
+            </w:r>
+          </w:p>
+        </w:tc>
+        <w:tc>
+          <w:tcPr/>
+          <w:p>
+            <w:pPr>
+              <w:pStyle w:val="Compact"/>
+              <w:jc w:val="center"/>
+            </w:pPr>
+            <w:r>
+              <w:t xml:space="preserve">0.3738</w:t>
+            </w:r>
+          </w:p>
+        </w:tc>
+        <w:tc>
+          <w:tcPr/>
+          <w:p>
+            <w:pPr>
+              <w:pStyle w:val="Compact"/>
+              <w:jc w:val="center"/>
+            </w:pPr>
+            <w:r>
+              <w:t xml:space="preserve">0.08821</w:t>
+            </w:r>
+          </w:p>
+        </w:tc>
+      </w:tr>
+      <w:tr>
+        <w:tc>
+          <w:tcPr/>
+          <w:p>
+            <w:pPr>
+              <w:pStyle w:val="Compact"/>
+              <w:jc w:val="center"/>
+            </w:pPr>
+            <w:r>
+              <w:t xml:space="preserve">9</w:t>
+            </w:r>
+          </w:p>
+        </w:tc>
+        <w:tc>
+          <w:tcPr/>
+          <w:p>
+            <w:pPr>
+              <w:pStyle w:val="Compact"/>
+              <w:jc w:val="center"/>
+            </w:pPr>
+            <w:r>
+              <w:t xml:space="preserve">SMIFH2 10µm 10d (n=4)</w:t>
+            </w:r>
+          </w:p>
+        </w:tc>
+        <w:tc>
+          <w:tcPr/>
+          <w:p>
+            <w:pPr>
+              <w:pStyle w:val="Compact"/>
+              <w:jc w:val="center"/>
+            </w:pPr>
+            <w:r>
+              <w:t xml:space="preserve">0.2939</w:t>
+            </w:r>
+          </w:p>
+        </w:tc>
+        <w:tc>
+          <w:tcPr/>
+          <w:p>
+            <w:pPr>
+              <w:pStyle w:val="Compact"/>
+              <w:jc w:val="center"/>
+            </w:pPr>
+            <w:r>
+              <w:t xml:space="preserve">0.1063</w:t>
+            </w:r>
+          </w:p>
+        </w:tc>
+      </w:tr>
+      <w:tr>
+        <w:tc>
+          <w:tcPr/>
+          <w:p>
+            <w:pPr>
+              <w:pStyle w:val="Compact"/>
+              <w:jc w:val="center"/>
+            </w:pPr>
+            <w:r>
+              <w:t xml:space="preserve">10</w:t>
+            </w:r>
+          </w:p>
+        </w:tc>
+        <w:tc>
+          <w:tcPr/>
+          <w:p>
+            <w:pPr>
+              <w:pStyle w:val="Compact"/>
+              <w:jc w:val="center"/>
+            </w:pPr>
+            <w:r>
+              <w:t xml:space="preserve">Activin 50ng/ml 10d (n=6)</w:t>
+            </w:r>
+          </w:p>
+        </w:tc>
+        <w:tc>
+          <w:tcPr/>
+          <w:p>
+            <w:pPr>
+              <w:pStyle w:val="Compact"/>
+              <w:jc w:val="center"/>
+            </w:pPr>
+            <w:r>
+              <w:t xml:space="preserve">0.2025</w:t>
+            </w:r>
+          </w:p>
+        </w:tc>
+        <w:tc>
+          <w:tcPr/>
+          <w:p>
+            <w:pPr>
+              <w:pStyle w:val="Compact"/>
+              <w:jc w:val="center"/>
+            </w:pPr>
+            <w:r>
+              <w:t xml:space="preserve">0.03361</w:t>
+            </w:r>
+          </w:p>
+        </w:tc>
+      </w:tr>
+      <w:tr>
+        <w:tc>
+          <w:tcPr/>
+          <w:p>
+            <w:pPr>
+              <w:pStyle w:val="Compact"/>
+              <w:jc w:val="center"/>
+            </w:pPr>
+            <w:r>
+              <w:t xml:space="preserve">10</w:t>
+            </w:r>
+          </w:p>
+        </w:tc>
+        <w:tc>
+          <w:tcPr/>
+          <w:p>
+            <w:pPr>
+              <w:pStyle w:val="Compact"/>
+              <w:jc w:val="center"/>
+            </w:pPr>
+            <w:r>
+              <w:t xml:space="preserve">Activin 50ng/ml 14days (n=5)</w:t>
+            </w:r>
+          </w:p>
+        </w:tc>
+        <w:tc>
+          <w:tcPr/>
+          <w:p>
+            <w:pPr>
+              <w:pStyle w:val="Compact"/>
+              <w:jc w:val="center"/>
+            </w:pPr>
+            <w:r>
+              <w:t xml:space="preserve">0.08703</w:t>
+            </w:r>
+          </w:p>
+        </w:tc>
+        <w:tc>
+          <w:tcPr/>
+          <w:p>
+            <w:pPr>
+              <w:pStyle w:val="Compact"/>
+              <w:jc w:val="center"/>
+            </w:pPr>
+            <w:r>
+              <w:t xml:space="preserve">0.02915</w:t>
+            </w:r>
+          </w:p>
+        </w:tc>
+      </w:tr>
+      <w:tr>
+        <w:tc>
+          <w:tcPr/>
+          <w:p>
+            <w:pPr>
+              <w:pStyle w:val="Compact"/>
+              <w:jc w:val="center"/>
+            </w:pPr>
+            <w:r>
+              <w:t xml:space="preserve">10</w:t>
+            </w:r>
+          </w:p>
+        </w:tc>
+        <w:tc>
+          <w:tcPr/>
+          <w:p>
+            <w:pPr>
+              <w:pStyle w:val="Compact"/>
+              <w:jc w:val="center"/>
+            </w:pPr>
+            <w:r>
+              <w:t xml:space="preserve">Activin 50ng/ml 2days (n=5)</w:t>
+            </w:r>
+          </w:p>
+        </w:tc>
+        <w:tc>
+          <w:tcPr/>
+          <w:p>
+            <w:pPr>
+              <w:pStyle w:val="Compact"/>
+              <w:jc w:val="center"/>
+            </w:pPr>
+            <w:r>
+              <w:t xml:space="preserve">0.2306</w:t>
+            </w:r>
+          </w:p>
+        </w:tc>
+        <w:tc>
+          <w:tcPr/>
+          <w:p>
+            <w:pPr>
+              <w:pStyle w:val="Compact"/>
+              <w:jc w:val="center"/>
+            </w:pPr>
+            <w:r>
+              <w:t xml:space="preserve">0.1209</w:t>
+            </w:r>
+          </w:p>
+        </w:tc>
+      </w:tr>
+      <w:tr>
+        <w:tc>
+          <w:tcPr/>
+          <w:p>
+            <w:pPr>
+              <w:pStyle w:val="Compact"/>
+              <w:jc w:val="center"/>
+            </w:pPr>
+            <w:r>
+              <w:t xml:space="preserve">10</w:t>
+            </w:r>
+          </w:p>
+        </w:tc>
+        <w:tc>
+          <w:tcPr/>
+          <w:p>
+            <w:pPr>
+              <w:pStyle w:val="Compact"/>
+              <w:jc w:val="center"/>
+            </w:pPr>
+            <w:r>
+              <w:t xml:space="preserve">Control 10d (n=8)</w:t>
+            </w:r>
+          </w:p>
+        </w:tc>
+        <w:tc>
+          <w:tcPr/>
+          <w:p>
+            <w:pPr>
+              <w:pStyle w:val="Compact"/>
+              <w:jc w:val="center"/>
+            </w:pPr>
+            <w:r>
+              <w:t xml:space="preserve">0.2152</w:t>
+            </w:r>
+          </w:p>
+        </w:tc>
+        <w:tc>
+          <w:tcPr/>
+          <w:p>
+            <w:pPr>
+              <w:pStyle w:val="Compact"/>
+              <w:jc w:val="center"/>
+            </w:pPr>
+            <w:r>
+              <w:t xml:space="preserve">0.1086</w:t>
+            </w:r>
+          </w:p>
+        </w:tc>
+      </w:tr>
+      <w:tr>
+        <w:tc>
+          <w:tcPr/>
+          <w:p>
+            <w:pPr>
+              <w:pStyle w:val="Compact"/>
+              <w:jc w:val="center"/>
+            </w:pPr>
+            <w:r>
+              <w:t xml:space="preserve">10</w:t>
+            </w:r>
+          </w:p>
+        </w:tc>
+        <w:tc>
+          <w:tcPr/>
+          <w:p>
+            <w:pPr>
+              <w:pStyle w:val="Compact"/>
+              <w:jc w:val="center"/>
+            </w:pPr>
+            <w:r>
+              <w:t xml:space="preserve">Control 14days (n=9)</w:t>
+            </w:r>
+          </w:p>
+        </w:tc>
+        <w:tc>
+          <w:tcPr/>
+          <w:p>
+            <w:pPr>
+              <w:pStyle w:val="Compact"/>
+              <w:jc w:val="center"/>
+            </w:pPr>
+            <w:r>
+              <w:t xml:space="preserve">0.1647</w:t>
+            </w:r>
+          </w:p>
+        </w:tc>
+        <w:tc>
+          <w:tcPr/>
+          <w:p>
+            <w:pPr>
+              <w:pStyle w:val="Compact"/>
+              <w:jc w:val="center"/>
+            </w:pPr>
+            <w:r>
+              <w:t xml:space="preserve">0.07225</w:t>
+            </w:r>
+          </w:p>
+        </w:tc>
+      </w:tr>
+      <w:tr>
+        <w:tc>
+          <w:tcPr/>
+          <w:p>
+            <w:pPr>
+              <w:pStyle w:val="Compact"/>
+              <w:jc w:val="center"/>
+            </w:pPr>
+            <w:r>
+              <w:t xml:space="preserve">10</w:t>
+            </w:r>
+          </w:p>
+        </w:tc>
+        <w:tc>
+          <w:tcPr/>
+          <w:p>
+            <w:pPr>
+              <w:pStyle w:val="Compact"/>
+              <w:jc w:val="center"/>
+            </w:pPr>
+            <w:r>
+              <w:t xml:space="preserve">Control 7days (n=10)</w:t>
+            </w:r>
+          </w:p>
+        </w:tc>
+        <w:tc>
+          <w:tcPr/>
+          <w:p>
+            <w:pPr>
+              <w:pStyle w:val="Compact"/>
+              <w:jc w:val="center"/>
+            </w:pPr>
+            <w:r>
+              <w:t xml:space="preserve">0.1844</w:t>
             </w:r>
           </w:p>
         </w:tc>
@@ -2785,1456 +6521,6 @@
               <w:jc w:val="center"/>
             </w:pPr>
             <w:r>
-              <w:t xml:space="preserve">5</w:t>
-            </w:r>
-          </w:p>
-        </w:tc>
-        <w:tc>
-          <w:tcPr/>
-          <w:p>
-            <w:pPr>
-              <w:pStyle w:val="Compact"/>
-              <w:jc w:val="center"/>
-            </w:pPr>
-            <w:r>
-              <w:t xml:space="preserve">SMIFH2 10µM 14d (n=4)</w:t>
-            </w:r>
-          </w:p>
-        </w:tc>
-        <w:tc>
-          <w:tcPr/>
-          <w:p>
-            <w:pPr>
-              <w:pStyle w:val="Compact"/>
-              <w:jc w:val="center"/>
-            </w:pPr>
-            <w:r>
-              <w:t xml:space="preserve">0.6116</w:t>
-            </w:r>
-          </w:p>
-        </w:tc>
-        <w:tc>
-          <w:tcPr/>
-          <w:p>
-            <w:pPr>
-              <w:pStyle w:val="Compact"/>
-              <w:jc w:val="center"/>
-            </w:pPr>
-            <w:r>
-              <w:t xml:space="preserve">0.1356</w:t>
-            </w:r>
-          </w:p>
-        </w:tc>
-      </w:tr>
-      <w:tr>
-        <w:tc>
-          <w:tcPr/>
-          <w:p>
-            <w:pPr>
-              <w:pStyle w:val="Compact"/>
-              <w:jc w:val="center"/>
-            </w:pPr>
-            <w:r>
-              <w:t xml:space="preserve">6</w:t>
-            </w:r>
-          </w:p>
-        </w:tc>
-        <w:tc>
-          <w:tcPr/>
-          <w:p>
-            <w:pPr>
-              <w:pStyle w:val="Compact"/>
-              <w:jc w:val="center"/>
-            </w:pPr>
-            <w:r>
-              <w:t xml:space="preserve">Activin 50ng/ml 14days (n=5)</w:t>
-            </w:r>
-          </w:p>
-        </w:tc>
-        <w:tc>
-          <w:tcPr/>
-          <w:p>
-            <w:pPr>
-              <w:pStyle w:val="Compact"/>
-              <w:jc w:val="center"/>
-            </w:pPr>
-            <w:r>
-              <w:t xml:space="preserve">0.3498</w:t>
-            </w:r>
-          </w:p>
-        </w:tc>
-        <w:tc>
-          <w:tcPr/>
-          <w:p>
-            <w:pPr>
-              <w:pStyle w:val="Compact"/>
-              <w:jc w:val="center"/>
-            </w:pPr>
-            <w:r>
-              <w:t xml:space="preserve">0.08917</w:t>
-            </w:r>
-          </w:p>
-        </w:tc>
-      </w:tr>
-      <w:tr>
-        <w:tc>
-          <w:tcPr/>
-          <w:p>
-            <w:pPr>
-              <w:pStyle w:val="Compact"/>
-              <w:jc w:val="center"/>
-            </w:pPr>
-            <w:r>
-              <w:t xml:space="preserve">6</w:t>
-            </w:r>
-          </w:p>
-        </w:tc>
-        <w:tc>
-          <w:tcPr/>
-          <w:p>
-            <w:pPr>
-              <w:pStyle w:val="Compact"/>
-              <w:jc w:val="center"/>
-            </w:pPr>
-            <w:r>
-              <w:t xml:space="preserve">Activin 50ng/ml 2days (n=5)</w:t>
-            </w:r>
-          </w:p>
-        </w:tc>
-        <w:tc>
-          <w:tcPr/>
-          <w:p>
-            <w:pPr>
-              <w:pStyle w:val="Compact"/>
-              <w:jc w:val="center"/>
-            </w:pPr>
-            <w:r>
-              <w:t xml:space="preserve">0.392</w:t>
-            </w:r>
-          </w:p>
-        </w:tc>
-        <w:tc>
-          <w:tcPr/>
-          <w:p>
-            <w:pPr>
-              <w:pStyle w:val="Compact"/>
-              <w:jc w:val="center"/>
-            </w:pPr>
-            <w:r>
-              <w:t xml:space="preserve">0.1203</w:t>
-            </w:r>
-          </w:p>
-        </w:tc>
-      </w:tr>
-      <w:tr>
-        <w:tc>
-          <w:tcPr/>
-          <w:p>
-            <w:pPr>
-              <w:pStyle w:val="Compact"/>
-              <w:jc w:val="center"/>
-            </w:pPr>
-            <w:r>
-              <w:t xml:space="preserve">6</w:t>
-            </w:r>
-          </w:p>
-        </w:tc>
-        <w:tc>
-          <w:tcPr/>
-          <w:p>
-            <w:pPr>
-              <w:pStyle w:val="Compact"/>
-              <w:jc w:val="center"/>
-            </w:pPr>
-            <w:r>
-              <w:t xml:space="preserve">Control 14days (n=9)</w:t>
-            </w:r>
-          </w:p>
-        </w:tc>
-        <w:tc>
-          <w:tcPr/>
-          <w:p>
-            <w:pPr>
-              <w:pStyle w:val="Compact"/>
-              <w:jc w:val="center"/>
-            </w:pPr>
-            <w:r>
-              <w:t xml:space="preserve">0.5492</w:t>
-            </w:r>
-          </w:p>
-        </w:tc>
-        <w:tc>
-          <w:tcPr/>
-          <w:p>
-            <w:pPr>
-              <w:pStyle w:val="Compact"/>
-              <w:jc w:val="center"/>
-            </w:pPr>
-            <w:r>
-              <w:t xml:space="preserve">0.1763</w:t>
-            </w:r>
-          </w:p>
-        </w:tc>
-      </w:tr>
-      <w:tr>
-        <w:tc>
-          <w:tcPr/>
-          <w:p>
-            <w:pPr>
-              <w:pStyle w:val="Compact"/>
-              <w:jc w:val="center"/>
-            </w:pPr>
-            <w:r>
-              <w:t xml:space="preserve">6</w:t>
-            </w:r>
-          </w:p>
-        </w:tc>
-        <w:tc>
-          <w:tcPr/>
-          <w:p>
-            <w:pPr>
-              <w:pStyle w:val="Compact"/>
-              <w:jc w:val="center"/>
-            </w:pPr>
-            <w:r>
-              <w:t xml:space="preserve">Control 7days (n=10)</w:t>
-            </w:r>
-          </w:p>
-        </w:tc>
-        <w:tc>
-          <w:tcPr/>
-          <w:p>
-            <w:pPr>
-              <w:pStyle w:val="Compact"/>
-              <w:jc w:val="center"/>
-            </w:pPr>
-            <w:r>
-              <w:t xml:space="preserve">0.4754</w:t>
-            </w:r>
-          </w:p>
-        </w:tc>
-        <w:tc>
-          <w:tcPr/>
-          <w:p>
-            <w:pPr>
-              <w:pStyle w:val="Compact"/>
-              <w:jc w:val="center"/>
-            </w:pPr>
-            <w:r>
-              <w:t xml:space="preserve">0.0994</w:t>
-            </w:r>
-          </w:p>
-        </w:tc>
-      </w:tr>
-      <w:tr>
-        <w:tc>
-          <w:tcPr/>
-          <w:p>
-            <w:pPr>
-              <w:pStyle w:val="Compact"/>
-              <w:jc w:val="center"/>
-            </w:pPr>
-            <w:r>
-              <w:t xml:space="preserve">6</w:t>
-            </w:r>
-          </w:p>
-        </w:tc>
-        <w:tc>
-          <w:tcPr/>
-          <w:p>
-            <w:pPr>
-              <w:pStyle w:val="Compact"/>
-              <w:jc w:val="center"/>
-            </w:pPr>
-            <w:r>
-              <w:t xml:space="preserve">Folistatin 50ng/ml 14d (n=)</w:t>
-            </w:r>
-          </w:p>
-        </w:tc>
-        <w:tc>
-          <w:tcPr/>
-          <w:p>
-            <w:pPr>
-              <w:pStyle w:val="Compact"/>
-              <w:jc w:val="center"/>
-            </w:pPr>
-            <w:r>
-              <w:t xml:space="preserve">0.7148</w:t>
-            </w:r>
-          </w:p>
-        </w:tc>
-        <w:tc>
-          <w:tcPr/>
-          <w:p>
-            <w:pPr>
-              <w:pStyle w:val="Compact"/>
-              <w:jc w:val="center"/>
-            </w:pPr>
-            <w:r>
-              <w:t xml:space="preserve">0.02615</w:t>
-            </w:r>
-          </w:p>
-        </w:tc>
-      </w:tr>
-      <w:tr>
-        <w:tc>
-          <w:tcPr/>
-          <w:p>
-            <w:pPr>
-              <w:pStyle w:val="Compact"/>
-              <w:jc w:val="center"/>
-            </w:pPr>
-            <w:r>
-              <w:t xml:space="preserve">6</w:t>
-            </w:r>
-          </w:p>
-        </w:tc>
-        <w:tc>
-          <w:tcPr/>
-          <w:p>
-            <w:pPr>
-              <w:pStyle w:val="Compact"/>
-              <w:jc w:val="center"/>
-            </w:pPr>
-            <w:r>
-              <w:t xml:space="preserve">Folistatin 50ng/ml 7d (n=)</w:t>
-            </w:r>
-          </w:p>
-        </w:tc>
-        <w:tc>
-          <w:tcPr/>
-          <w:p>
-            <w:pPr>
-              <w:pStyle w:val="Compact"/>
-              <w:jc w:val="center"/>
-            </w:pPr>
-            <w:r>
-              <w:t xml:space="preserve">0.533</w:t>
-            </w:r>
-          </w:p>
-        </w:tc>
-        <w:tc>
-          <w:tcPr/>
-          <w:p>
-            <w:pPr>
-              <w:pStyle w:val="Compact"/>
-              <w:jc w:val="center"/>
-            </w:pPr>
-            <w:r>
-              <w:t xml:space="preserve">0.1631</w:t>
-            </w:r>
-          </w:p>
-        </w:tc>
-      </w:tr>
-      <w:tr>
-        <w:tc>
-          <w:tcPr/>
-          <w:p>
-            <w:pPr>
-              <w:pStyle w:val="Compact"/>
-              <w:jc w:val="center"/>
-            </w:pPr>
-            <w:r>
-              <w:t xml:space="preserve">6</w:t>
-            </w:r>
-          </w:p>
-        </w:tc>
-        <w:tc>
-          <w:tcPr/>
-          <w:p>
-            <w:pPr>
-              <w:pStyle w:val="Compact"/>
-              <w:jc w:val="center"/>
-            </w:pPr>
-            <w:r>
-              <w:t xml:space="preserve">SMIFH2 10µM 14d (n=4)</w:t>
-            </w:r>
-          </w:p>
-        </w:tc>
-        <w:tc>
-          <w:tcPr/>
-          <w:p>
-            <w:pPr>
-              <w:pStyle w:val="Compact"/>
-              <w:jc w:val="center"/>
-            </w:pPr>
-            <w:r>
-              <w:t xml:space="preserve">0.6212</w:t>
-            </w:r>
-          </w:p>
-        </w:tc>
-        <w:tc>
-          <w:tcPr/>
-          <w:p>
-            <w:pPr>
-              <w:pStyle w:val="Compact"/>
-              <w:jc w:val="center"/>
-            </w:pPr>
-            <w:r>
-              <w:t xml:space="preserve">0.0688</w:t>
-            </w:r>
-          </w:p>
-        </w:tc>
-      </w:tr>
-      <w:tr>
-        <w:tc>
-          <w:tcPr/>
-          <w:p>
-            <w:pPr>
-              <w:pStyle w:val="Compact"/>
-              <w:jc w:val="center"/>
-            </w:pPr>
-            <w:r>
-              <w:t xml:space="preserve">7</w:t>
-            </w:r>
-          </w:p>
-        </w:tc>
-        <w:tc>
-          <w:tcPr/>
-          <w:p>
-            <w:pPr>
-              <w:pStyle w:val="Compact"/>
-              <w:jc w:val="center"/>
-            </w:pPr>
-            <w:r>
-              <w:t xml:space="preserve">Activin 50ng/ml 14days (n=5)</w:t>
-            </w:r>
-          </w:p>
-        </w:tc>
-        <w:tc>
-          <w:tcPr/>
-          <w:p>
-            <w:pPr>
-              <w:pStyle w:val="Compact"/>
-              <w:jc w:val="center"/>
-            </w:pPr>
-            <w:r>
-              <w:t xml:space="preserve">0.3337</w:t>
-            </w:r>
-          </w:p>
-        </w:tc>
-        <w:tc>
-          <w:tcPr/>
-          <w:p>
-            <w:pPr>
-              <w:pStyle w:val="Compact"/>
-              <w:jc w:val="center"/>
-            </w:pPr>
-            <w:r>
-              <w:t xml:space="preserve">0.1421</w:t>
-            </w:r>
-          </w:p>
-        </w:tc>
-      </w:tr>
-      <w:tr>
-        <w:tc>
-          <w:tcPr/>
-          <w:p>
-            <w:pPr>
-              <w:pStyle w:val="Compact"/>
-              <w:jc w:val="center"/>
-            </w:pPr>
-            <w:r>
-              <w:t xml:space="preserve">7</w:t>
-            </w:r>
-          </w:p>
-        </w:tc>
-        <w:tc>
-          <w:tcPr/>
-          <w:p>
-            <w:pPr>
-              <w:pStyle w:val="Compact"/>
-              <w:jc w:val="center"/>
-            </w:pPr>
-            <w:r>
-              <w:t xml:space="preserve">Activin 50ng/ml 2days (n=5)</w:t>
-            </w:r>
-          </w:p>
-        </w:tc>
-        <w:tc>
-          <w:tcPr/>
-          <w:p>
-            <w:pPr>
-              <w:pStyle w:val="Compact"/>
-              <w:jc w:val="center"/>
-            </w:pPr>
-            <w:r>
-              <w:t xml:space="preserve">0.3357</w:t>
-            </w:r>
-          </w:p>
-        </w:tc>
-        <w:tc>
-          <w:tcPr/>
-          <w:p>
-            <w:pPr>
-              <w:pStyle w:val="Compact"/>
-              <w:jc w:val="center"/>
-            </w:pPr>
-            <w:r>
-              <w:t xml:space="preserve">0.09613</w:t>
-            </w:r>
-          </w:p>
-        </w:tc>
-      </w:tr>
-      <w:tr>
-        <w:tc>
-          <w:tcPr/>
-          <w:p>
-            <w:pPr>
-              <w:pStyle w:val="Compact"/>
-              <w:jc w:val="center"/>
-            </w:pPr>
-            <w:r>
-              <w:t xml:space="preserve">7</w:t>
-            </w:r>
-          </w:p>
-        </w:tc>
-        <w:tc>
-          <w:tcPr/>
-          <w:p>
-            <w:pPr>
-              <w:pStyle w:val="Compact"/>
-              <w:jc w:val="center"/>
-            </w:pPr>
-            <w:r>
-              <w:t xml:space="preserve">Control 14days (n=9)</w:t>
-            </w:r>
-          </w:p>
-        </w:tc>
-        <w:tc>
-          <w:tcPr/>
-          <w:p>
-            <w:pPr>
-              <w:pStyle w:val="Compact"/>
-              <w:jc w:val="center"/>
-            </w:pPr>
-            <w:r>
-              <w:t xml:space="preserve">0.5385</w:t>
-            </w:r>
-          </w:p>
-        </w:tc>
-        <w:tc>
-          <w:tcPr/>
-          <w:p>
-            <w:pPr>
-              <w:pStyle w:val="Compact"/>
-              <w:jc w:val="center"/>
-            </w:pPr>
-            <w:r>
-              <w:t xml:space="preserve">0.1711</w:t>
-            </w:r>
-          </w:p>
-        </w:tc>
-      </w:tr>
-      <w:tr>
-        <w:tc>
-          <w:tcPr/>
-          <w:p>
-            <w:pPr>
-              <w:pStyle w:val="Compact"/>
-              <w:jc w:val="center"/>
-            </w:pPr>
-            <w:r>
-              <w:t xml:space="preserve">7</w:t>
-            </w:r>
-          </w:p>
-        </w:tc>
-        <w:tc>
-          <w:tcPr/>
-          <w:p>
-            <w:pPr>
-              <w:pStyle w:val="Compact"/>
-              <w:jc w:val="center"/>
-            </w:pPr>
-            <w:r>
-              <w:t xml:space="preserve">Control 7days (n=10)</w:t>
-            </w:r>
-          </w:p>
-        </w:tc>
-        <w:tc>
-          <w:tcPr/>
-          <w:p>
-            <w:pPr>
-              <w:pStyle w:val="Compact"/>
-              <w:jc w:val="center"/>
-            </w:pPr>
-            <w:r>
-              <w:t xml:space="preserve">0.4225</w:t>
-            </w:r>
-          </w:p>
-        </w:tc>
-        <w:tc>
-          <w:tcPr/>
-          <w:p>
-            <w:pPr>
-              <w:pStyle w:val="Compact"/>
-              <w:jc w:val="center"/>
-            </w:pPr>
-            <w:r>
-              <w:t xml:space="preserve">0.1302</w:t>
-            </w:r>
-          </w:p>
-        </w:tc>
-      </w:tr>
-      <w:tr>
-        <w:tc>
-          <w:tcPr/>
-          <w:p>
-            <w:pPr>
-              <w:pStyle w:val="Compact"/>
-              <w:jc w:val="center"/>
-            </w:pPr>
-            <w:r>
-              <w:t xml:space="preserve">7</w:t>
-            </w:r>
-          </w:p>
-        </w:tc>
-        <w:tc>
-          <w:tcPr/>
-          <w:p>
-            <w:pPr>
-              <w:pStyle w:val="Compact"/>
-              <w:jc w:val="center"/>
-            </w:pPr>
-            <w:r>
-              <w:t xml:space="preserve">Folistatin 50ng/ml 14d (n=)</w:t>
-            </w:r>
-          </w:p>
-        </w:tc>
-        <w:tc>
-          <w:tcPr/>
-          <w:p>
-            <w:pPr>
-              <w:pStyle w:val="Compact"/>
-              <w:jc w:val="center"/>
-            </w:pPr>
-            <w:r>
-              <w:t xml:space="preserve">0.6071</w:t>
-            </w:r>
-          </w:p>
-        </w:tc>
-        <w:tc>
-          <w:tcPr/>
-          <w:p>
-            <w:pPr>
-              <w:pStyle w:val="Compact"/>
-              <w:jc w:val="center"/>
-            </w:pPr>
-            <w:r>
-              <w:t xml:space="preserve">0.03077</w:t>
-            </w:r>
-          </w:p>
-        </w:tc>
-      </w:tr>
-      <w:tr>
-        <w:tc>
-          <w:tcPr/>
-          <w:p>
-            <w:pPr>
-              <w:pStyle w:val="Compact"/>
-              <w:jc w:val="center"/>
-            </w:pPr>
-            <w:r>
-              <w:t xml:space="preserve">7</w:t>
-            </w:r>
-          </w:p>
-        </w:tc>
-        <w:tc>
-          <w:tcPr/>
-          <w:p>
-            <w:pPr>
-              <w:pStyle w:val="Compact"/>
-              <w:jc w:val="center"/>
-            </w:pPr>
-            <w:r>
-              <w:t xml:space="preserve">Folistatin 50ng/ml 7d (n=)</w:t>
-            </w:r>
-          </w:p>
-        </w:tc>
-        <w:tc>
-          <w:tcPr/>
-          <w:p>
-            <w:pPr>
-              <w:pStyle w:val="Compact"/>
-              <w:jc w:val="center"/>
-            </w:pPr>
-            <w:r>
-              <w:t xml:space="preserve">0.5005</w:t>
-            </w:r>
-          </w:p>
-        </w:tc>
-        <w:tc>
-          <w:tcPr/>
-          <w:p>
-            <w:pPr>
-              <w:pStyle w:val="Compact"/>
-              <w:jc w:val="center"/>
-            </w:pPr>
-            <w:r>
-              <w:t xml:space="preserve">0.1271</w:t>
-            </w:r>
-          </w:p>
-        </w:tc>
-      </w:tr>
-      <w:tr>
-        <w:tc>
-          <w:tcPr/>
-          <w:p>
-            <w:pPr>
-              <w:pStyle w:val="Compact"/>
-              <w:jc w:val="center"/>
-            </w:pPr>
-            <w:r>
-              <w:t xml:space="preserve">7</w:t>
-            </w:r>
-          </w:p>
-        </w:tc>
-        <w:tc>
-          <w:tcPr/>
-          <w:p>
-            <w:pPr>
-              <w:pStyle w:val="Compact"/>
-              <w:jc w:val="center"/>
-            </w:pPr>
-            <w:r>
-              <w:t xml:space="preserve">SMIFH2 10µM 14d (n=4)</w:t>
-            </w:r>
-          </w:p>
-        </w:tc>
-        <w:tc>
-          <w:tcPr/>
-          <w:p>
-            <w:pPr>
-              <w:pStyle w:val="Compact"/>
-              <w:jc w:val="center"/>
-            </w:pPr>
-            <w:r>
-              <w:t xml:space="preserve">0.492</w:t>
-            </w:r>
-          </w:p>
-        </w:tc>
-        <w:tc>
-          <w:tcPr/>
-          <w:p>
-            <w:pPr>
-              <w:pStyle w:val="Compact"/>
-              <w:jc w:val="center"/>
-            </w:pPr>
-            <w:r>
-              <w:t xml:space="preserve">0.08463</w:t>
-            </w:r>
-          </w:p>
-        </w:tc>
-      </w:tr>
-      <w:tr>
-        <w:tc>
-          <w:tcPr/>
-          <w:p>
-            <w:pPr>
-              <w:pStyle w:val="Compact"/>
-              <w:jc w:val="center"/>
-            </w:pPr>
-            <w:r>
-              <w:t xml:space="preserve">8</w:t>
-            </w:r>
-          </w:p>
-        </w:tc>
-        <w:tc>
-          <w:tcPr/>
-          <w:p>
-            <w:pPr>
-              <w:pStyle w:val="Compact"/>
-              <w:jc w:val="center"/>
-            </w:pPr>
-            <w:r>
-              <w:t xml:space="preserve">Activin 50ng/ml 14days (n=5)</w:t>
-            </w:r>
-          </w:p>
-        </w:tc>
-        <w:tc>
-          <w:tcPr/>
-          <w:p>
-            <w:pPr>
-              <w:pStyle w:val="Compact"/>
-              <w:jc w:val="center"/>
-            </w:pPr>
-            <w:r>
-              <w:t xml:space="preserve">0.2915</w:t>
-            </w:r>
-          </w:p>
-        </w:tc>
-        <w:tc>
-          <w:tcPr/>
-          <w:p>
-            <w:pPr>
-              <w:pStyle w:val="Compact"/>
-              <w:jc w:val="center"/>
-            </w:pPr>
-            <w:r>
-              <w:t xml:space="preserve">0.1502</w:t>
-            </w:r>
-          </w:p>
-        </w:tc>
-      </w:tr>
-      <w:tr>
-        <w:tc>
-          <w:tcPr/>
-          <w:p>
-            <w:pPr>
-              <w:pStyle w:val="Compact"/>
-              <w:jc w:val="center"/>
-            </w:pPr>
-            <w:r>
-              <w:t xml:space="preserve">8</w:t>
-            </w:r>
-          </w:p>
-        </w:tc>
-        <w:tc>
-          <w:tcPr/>
-          <w:p>
-            <w:pPr>
-              <w:pStyle w:val="Compact"/>
-              <w:jc w:val="center"/>
-            </w:pPr>
-            <w:r>
-              <w:t xml:space="preserve">Activin 50ng/ml 2days (n=5)</w:t>
-            </w:r>
-          </w:p>
-        </w:tc>
-        <w:tc>
-          <w:tcPr/>
-          <w:p>
-            <w:pPr>
-              <w:pStyle w:val="Compact"/>
-              <w:jc w:val="center"/>
-            </w:pPr>
-            <w:r>
-              <w:t xml:space="preserve">0.2828</w:t>
-            </w:r>
-          </w:p>
-        </w:tc>
-        <w:tc>
-          <w:tcPr/>
-          <w:p>
-            <w:pPr>
-              <w:pStyle w:val="Compact"/>
-              <w:jc w:val="center"/>
-            </w:pPr>
-            <w:r>
-              <w:t xml:space="preserve">0.08893</w:t>
-            </w:r>
-          </w:p>
-        </w:tc>
-      </w:tr>
-      <w:tr>
-        <w:tc>
-          <w:tcPr/>
-          <w:p>
-            <w:pPr>
-              <w:pStyle w:val="Compact"/>
-              <w:jc w:val="center"/>
-            </w:pPr>
-            <w:r>
-              <w:t xml:space="preserve">8</w:t>
-            </w:r>
-          </w:p>
-        </w:tc>
-        <w:tc>
-          <w:tcPr/>
-          <w:p>
-            <w:pPr>
-              <w:pStyle w:val="Compact"/>
-              <w:jc w:val="center"/>
-            </w:pPr>
-            <w:r>
-              <w:t xml:space="preserve">Control 14days (n=9)</w:t>
-            </w:r>
-          </w:p>
-        </w:tc>
-        <w:tc>
-          <w:tcPr/>
-          <w:p>
-            <w:pPr>
-              <w:pStyle w:val="Compact"/>
-              <w:jc w:val="center"/>
-            </w:pPr>
-            <w:r>
-              <w:t xml:space="preserve">0.4453</w:t>
-            </w:r>
-          </w:p>
-        </w:tc>
-        <w:tc>
-          <w:tcPr/>
-          <w:p>
-            <w:pPr>
-              <w:pStyle w:val="Compact"/>
-              <w:jc w:val="center"/>
-            </w:pPr>
-            <w:r>
-              <w:t xml:space="preserve">0.1535</w:t>
-            </w:r>
-          </w:p>
-        </w:tc>
-      </w:tr>
-      <w:tr>
-        <w:tc>
-          <w:tcPr/>
-          <w:p>
-            <w:pPr>
-              <w:pStyle w:val="Compact"/>
-              <w:jc w:val="center"/>
-            </w:pPr>
-            <w:r>
-              <w:t xml:space="preserve">8</w:t>
-            </w:r>
-          </w:p>
-        </w:tc>
-        <w:tc>
-          <w:tcPr/>
-          <w:p>
-            <w:pPr>
-              <w:pStyle w:val="Compact"/>
-              <w:jc w:val="center"/>
-            </w:pPr>
-            <w:r>
-              <w:t xml:space="preserve">Control 7days (n=10)</w:t>
-            </w:r>
-          </w:p>
-        </w:tc>
-        <w:tc>
-          <w:tcPr/>
-          <w:p>
-            <w:pPr>
-              <w:pStyle w:val="Compact"/>
-              <w:jc w:val="center"/>
-            </w:pPr>
-            <w:r>
-              <w:t xml:space="preserve">0.3669</w:t>
-            </w:r>
-          </w:p>
-        </w:tc>
-        <w:tc>
-          <w:tcPr/>
-          <w:p>
-            <w:pPr>
-              <w:pStyle w:val="Compact"/>
-              <w:jc w:val="center"/>
-            </w:pPr>
-            <w:r>
-              <w:t xml:space="preserve">0.1187</w:t>
-            </w:r>
-          </w:p>
-        </w:tc>
-      </w:tr>
-      <w:tr>
-        <w:tc>
-          <w:tcPr/>
-          <w:p>
-            <w:pPr>
-              <w:pStyle w:val="Compact"/>
-              <w:jc w:val="center"/>
-            </w:pPr>
-            <w:r>
-              <w:t xml:space="preserve">8</w:t>
-            </w:r>
-          </w:p>
-        </w:tc>
-        <w:tc>
-          <w:tcPr/>
-          <w:p>
-            <w:pPr>
-              <w:pStyle w:val="Compact"/>
-              <w:jc w:val="center"/>
-            </w:pPr>
-            <w:r>
-              <w:t xml:space="preserve">Folistatin 50ng/ml 14d (n=)</w:t>
-            </w:r>
-          </w:p>
-        </w:tc>
-        <w:tc>
-          <w:tcPr/>
-          <w:p>
-            <w:pPr>
-              <w:pStyle w:val="Compact"/>
-              <w:jc w:val="center"/>
-            </w:pPr>
-            <w:r>
-              <w:t xml:space="preserve">0.6051</w:t>
-            </w:r>
-          </w:p>
-        </w:tc>
-        <w:tc>
-          <w:tcPr/>
-          <w:p>
-            <w:pPr>
-              <w:pStyle w:val="Compact"/>
-              <w:jc w:val="center"/>
-            </w:pPr>
-            <w:r>
-              <w:t xml:space="preserve">0.0802</w:t>
-            </w:r>
-          </w:p>
-        </w:tc>
-      </w:tr>
-      <w:tr>
-        <w:tc>
-          <w:tcPr/>
-          <w:p>
-            <w:pPr>
-              <w:pStyle w:val="Compact"/>
-              <w:jc w:val="center"/>
-            </w:pPr>
-            <w:r>
-              <w:t xml:space="preserve">8</w:t>
-            </w:r>
-          </w:p>
-        </w:tc>
-        <w:tc>
-          <w:tcPr/>
-          <w:p>
-            <w:pPr>
-              <w:pStyle w:val="Compact"/>
-              <w:jc w:val="center"/>
-            </w:pPr>
-            <w:r>
-              <w:t xml:space="preserve">Folistatin 50ng/ml 7d (n=)</w:t>
-            </w:r>
-          </w:p>
-        </w:tc>
-        <w:tc>
-          <w:tcPr/>
-          <w:p>
-            <w:pPr>
-              <w:pStyle w:val="Compact"/>
-              <w:jc w:val="center"/>
-            </w:pPr>
-            <w:r>
-              <w:t xml:space="preserve">0.4466</w:t>
-            </w:r>
-          </w:p>
-        </w:tc>
-        <w:tc>
-          <w:tcPr/>
-          <w:p>
-            <w:pPr>
-              <w:pStyle w:val="Compact"/>
-              <w:jc w:val="center"/>
-            </w:pPr>
-            <w:r>
-              <w:t xml:space="preserve">0.1297</w:t>
-            </w:r>
-          </w:p>
-        </w:tc>
-      </w:tr>
-      <w:tr>
-        <w:tc>
-          <w:tcPr/>
-          <w:p>
-            <w:pPr>
-              <w:pStyle w:val="Compact"/>
-              <w:jc w:val="center"/>
-            </w:pPr>
-            <w:r>
-              <w:t xml:space="preserve">8</w:t>
-            </w:r>
-          </w:p>
-        </w:tc>
-        <w:tc>
-          <w:tcPr/>
-          <w:p>
-            <w:pPr>
-              <w:pStyle w:val="Compact"/>
-              <w:jc w:val="center"/>
-            </w:pPr>
-            <w:r>
-              <w:t xml:space="preserve">SMIFH2 10µM 14d (n=4)</w:t>
-            </w:r>
-          </w:p>
-        </w:tc>
-        <w:tc>
-          <w:tcPr/>
-          <w:p>
-            <w:pPr>
-              <w:pStyle w:val="Compact"/>
-              <w:jc w:val="center"/>
-            </w:pPr>
-            <w:r>
-              <w:t xml:space="preserve">0.4492</w:t>
-            </w:r>
-          </w:p>
-        </w:tc>
-        <w:tc>
-          <w:tcPr/>
-          <w:p>
-            <w:pPr>
-              <w:pStyle w:val="Compact"/>
-              <w:jc w:val="center"/>
-            </w:pPr>
-            <w:r>
-              <w:t xml:space="preserve">0.09618</w:t>
-            </w:r>
-          </w:p>
-        </w:tc>
-      </w:tr>
-      <w:tr>
-        <w:tc>
-          <w:tcPr/>
-          <w:p>
-            <w:pPr>
-              <w:pStyle w:val="Compact"/>
-              <w:jc w:val="center"/>
-            </w:pPr>
-            <w:r>
-              <w:t xml:space="preserve">9</w:t>
-            </w:r>
-          </w:p>
-        </w:tc>
-        <w:tc>
-          <w:tcPr/>
-          <w:p>
-            <w:pPr>
-              <w:pStyle w:val="Compact"/>
-              <w:jc w:val="center"/>
-            </w:pPr>
-            <w:r>
-              <w:t xml:space="preserve">Activin 50ng/ml 14days (n=5)</w:t>
-            </w:r>
-          </w:p>
-        </w:tc>
-        <w:tc>
-          <w:tcPr/>
-          <w:p>
-            <w:pPr>
-              <w:pStyle w:val="Compact"/>
-              <w:jc w:val="center"/>
-            </w:pPr>
-            <w:r>
-              <w:t xml:space="preserve">0.2011</w:t>
-            </w:r>
-          </w:p>
-        </w:tc>
-        <w:tc>
-          <w:tcPr/>
-          <w:p>
-            <w:pPr>
-              <w:pStyle w:val="Compact"/>
-              <w:jc w:val="center"/>
-            </w:pPr>
-            <w:r>
-              <w:t xml:space="preserve">0.1121</w:t>
-            </w:r>
-          </w:p>
-        </w:tc>
-      </w:tr>
-      <w:tr>
-        <w:tc>
-          <w:tcPr/>
-          <w:p>
-            <w:pPr>
-              <w:pStyle w:val="Compact"/>
-              <w:jc w:val="center"/>
-            </w:pPr>
-            <w:r>
-              <w:t xml:space="preserve">9</w:t>
-            </w:r>
-          </w:p>
-        </w:tc>
-        <w:tc>
-          <w:tcPr/>
-          <w:p>
-            <w:pPr>
-              <w:pStyle w:val="Compact"/>
-              <w:jc w:val="center"/>
-            </w:pPr>
-            <w:r>
-              <w:t xml:space="preserve">Activin 50ng/ml 2days (n=5)</w:t>
-            </w:r>
-          </w:p>
-        </w:tc>
-        <w:tc>
-          <w:tcPr/>
-          <w:p>
-            <w:pPr>
-              <w:pStyle w:val="Compact"/>
-              <w:jc w:val="center"/>
-            </w:pPr>
-            <w:r>
-              <w:t xml:space="preserve">0.2273</w:t>
-            </w:r>
-          </w:p>
-        </w:tc>
-        <w:tc>
-          <w:tcPr/>
-          <w:p>
-            <w:pPr>
-              <w:pStyle w:val="Compact"/>
-              <w:jc w:val="center"/>
-            </w:pPr>
-            <w:r>
-              <w:t xml:space="preserve">0.129</w:t>
-            </w:r>
-          </w:p>
-        </w:tc>
-      </w:tr>
-      <w:tr>
-        <w:tc>
-          <w:tcPr/>
-          <w:p>
-            <w:pPr>
-              <w:pStyle w:val="Compact"/>
-              <w:jc w:val="center"/>
-            </w:pPr>
-            <w:r>
-              <w:t xml:space="preserve">9</w:t>
-            </w:r>
-          </w:p>
-        </w:tc>
-        <w:tc>
-          <w:tcPr/>
-          <w:p>
-            <w:pPr>
-              <w:pStyle w:val="Compact"/>
-              <w:jc w:val="center"/>
-            </w:pPr>
-            <w:r>
-              <w:t xml:space="preserve">Control 14days (n=9)</w:t>
-            </w:r>
-          </w:p>
-        </w:tc>
-        <w:tc>
-          <w:tcPr/>
-          <w:p>
-            <w:pPr>
-              <w:pStyle w:val="Compact"/>
-              <w:jc w:val="center"/>
-            </w:pPr>
-            <w:r>
-              <w:t xml:space="preserve">0.3633</w:t>
-            </w:r>
-          </w:p>
-        </w:tc>
-        <w:tc>
-          <w:tcPr/>
-          <w:p>
-            <w:pPr>
-              <w:pStyle w:val="Compact"/>
-              <w:jc w:val="center"/>
-            </w:pPr>
-            <w:r>
-              <w:t xml:space="preserve">0.1463</w:t>
-            </w:r>
-          </w:p>
-        </w:tc>
-      </w:tr>
-      <w:tr>
-        <w:tc>
-          <w:tcPr/>
-          <w:p>
-            <w:pPr>
-              <w:pStyle w:val="Compact"/>
-              <w:jc w:val="center"/>
-            </w:pPr>
-            <w:r>
-              <w:t xml:space="preserve">9</w:t>
-            </w:r>
-          </w:p>
-        </w:tc>
-        <w:tc>
-          <w:tcPr/>
-          <w:p>
-            <w:pPr>
-              <w:pStyle w:val="Compact"/>
-              <w:jc w:val="center"/>
-            </w:pPr>
-            <w:r>
-              <w:t xml:space="preserve">Control 7days (n=10)</w:t>
-            </w:r>
-          </w:p>
-        </w:tc>
-        <w:tc>
-          <w:tcPr/>
-          <w:p>
-            <w:pPr>
-              <w:pStyle w:val="Compact"/>
-              <w:jc w:val="center"/>
-            </w:pPr>
-            <w:r>
-              <w:t xml:space="preserve">0.3</w:t>
-            </w:r>
-          </w:p>
-        </w:tc>
-        <w:tc>
-          <w:tcPr/>
-          <w:p>
-            <w:pPr>
-              <w:pStyle w:val="Compact"/>
-              <w:jc w:val="center"/>
-            </w:pPr>
-            <w:r>
-              <w:t xml:space="preserve">0.14</w:t>
-            </w:r>
-          </w:p>
-        </w:tc>
-      </w:tr>
-      <w:tr>
-        <w:tc>
-          <w:tcPr/>
-          <w:p>
-            <w:pPr>
-              <w:pStyle w:val="Compact"/>
-              <w:jc w:val="center"/>
-            </w:pPr>
-            <w:r>
-              <w:t xml:space="preserve">9</w:t>
-            </w:r>
-          </w:p>
-        </w:tc>
-        <w:tc>
-          <w:tcPr/>
-          <w:p>
-            <w:pPr>
-              <w:pStyle w:val="Compact"/>
-              <w:jc w:val="center"/>
-            </w:pPr>
-            <w:r>
-              <w:t xml:space="preserve">Folistatin 50ng/ml 14d (n=)</w:t>
-            </w:r>
-          </w:p>
-        </w:tc>
-        <w:tc>
-          <w:tcPr/>
-          <w:p>
-            <w:pPr>
-              <w:pStyle w:val="Compact"/>
-              <w:jc w:val="center"/>
-            </w:pPr>
-            <w:r>
-              <w:t xml:space="preserve">0.4558</w:t>
-            </w:r>
-          </w:p>
-        </w:tc>
-        <w:tc>
-          <w:tcPr/>
-          <w:p>
-            <w:pPr>
-              <w:pStyle w:val="Compact"/>
-              <w:jc w:val="center"/>
-            </w:pPr>
-            <w:r>
-              <w:t xml:space="preserve">0.08312</w:t>
-            </w:r>
-          </w:p>
-        </w:tc>
-      </w:tr>
-      <w:tr>
-        <w:tc>
-          <w:tcPr/>
-          <w:p>
-            <w:pPr>
-              <w:pStyle w:val="Compact"/>
-              <w:jc w:val="center"/>
-            </w:pPr>
-            <w:r>
-              <w:t xml:space="preserve">9</w:t>
-            </w:r>
-          </w:p>
-        </w:tc>
-        <w:tc>
-          <w:tcPr/>
-          <w:p>
-            <w:pPr>
-              <w:pStyle w:val="Compact"/>
-              <w:jc w:val="center"/>
-            </w:pPr>
-            <w:r>
-              <w:t xml:space="preserve">Folistatin 50ng/ml 7d (n=)</w:t>
-            </w:r>
-          </w:p>
-        </w:tc>
-        <w:tc>
-          <w:tcPr/>
-          <w:p>
-            <w:pPr>
-              <w:pStyle w:val="Compact"/>
-              <w:jc w:val="center"/>
-            </w:pPr>
-            <w:r>
-              <w:t xml:space="preserve">0.3408</w:t>
-            </w:r>
-          </w:p>
-        </w:tc>
-        <w:tc>
-          <w:tcPr/>
-          <w:p>
-            <w:pPr>
-              <w:pStyle w:val="Compact"/>
-              <w:jc w:val="center"/>
-            </w:pPr>
-            <w:r>
-              <w:t xml:space="preserve">0.09633</w:t>
-            </w:r>
-          </w:p>
-        </w:tc>
-      </w:tr>
-      <w:tr>
-        <w:tc>
-          <w:tcPr/>
-          <w:p>
-            <w:pPr>
-              <w:pStyle w:val="Compact"/>
-              <w:jc w:val="center"/>
-            </w:pPr>
-            <w:r>
-              <w:t xml:space="preserve">9</w:t>
-            </w:r>
-          </w:p>
-        </w:tc>
-        <w:tc>
-          <w:tcPr/>
-          <w:p>
-            <w:pPr>
-              <w:pStyle w:val="Compact"/>
-              <w:jc w:val="center"/>
-            </w:pPr>
-            <w:r>
-              <w:t xml:space="preserve">SMIFH2 10µM 14d (n=4)</w:t>
-            </w:r>
-          </w:p>
-        </w:tc>
-        <w:tc>
-          <w:tcPr/>
-          <w:p>
-            <w:pPr>
-              <w:pStyle w:val="Compact"/>
-              <w:jc w:val="center"/>
-            </w:pPr>
-            <w:r>
-              <w:t xml:space="preserve">0.3504</w:t>
-            </w:r>
-          </w:p>
-        </w:tc>
-        <w:tc>
-          <w:tcPr/>
-          <w:p>
-            <w:pPr>
-              <w:pStyle w:val="Compact"/>
-              <w:jc w:val="center"/>
-            </w:pPr>
-            <w:r>
-              <w:t xml:space="preserve">0.05462</w:t>
-            </w:r>
-          </w:p>
-        </w:tc>
-      </w:tr>
-      <w:tr>
-        <w:tc>
-          <w:tcPr/>
-          <w:p>
-            <w:pPr>
-              <w:pStyle w:val="Compact"/>
-              <w:jc w:val="center"/>
-            </w:pPr>
-            <w:r>
               <w:t xml:space="preserve">10</w:t>
             </w:r>
           </w:p>
@@ -4247,31 +6533,31 @@
               <w:jc w:val="center"/>
             </w:pPr>
             <w:r>
-              <w:t xml:space="preserve">Activin 50ng/ml 14days (n=5)</w:t>
-            </w:r>
-          </w:p>
-        </w:tc>
-        <w:tc>
-          <w:tcPr/>
-          <w:p>
-            <w:pPr>
-              <w:pStyle w:val="Compact"/>
-              <w:jc w:val="center"/>
-            </w:pPr>
-            <w:r>
-              <w:t xml:space="preserve">0.08703</w:t>
-            </w:r>
-          </w:p>
-        </w:tc>
-        <w:tc>
-          <w:tcPr/>
-          <w:p>
-            <w:pPr>
-              <w:pStyle w:val="Compact"/>
-              <w:jc w:val="center"/>
-            </w:pPr>
-            <w:r>
-              <w:t xml:space="preserve">0.02915</w:t>
+              <w:t xml:space="preserve">Follistatin 50ng/ml 10d (n=2)</w:t>
+            </w:r>
+          </w:p>
+        </w:tc>
+        <w:tc>
+          <w:tcPr/>
+          <w:p>
+            <w:pPr>
+              <w:pStyle w:val="Compact"/>
+              <w:jc w:val="center"/>
+            </w:pPr>
+            <w:r>
+              <w:t xml:space="preserve">0.1778</w:t>
+            </w:r>
+          </w:p>
+        </w:tc>
+        <w:tc>
+          <w:tcPr/>
+          <w:p>
+            <w:pPr>
+              <w:pStyle w:val="Compact"/>
+              <w:jc w:val="center"/>
+            </w:pPr>
+            <w:r>
+              <w:t xml:space="preserve">0.01912</w:t>
             </w:r>
           </w:p>
         </w:tc>
@@ -4297,31 +6583,31 @@
               <w:jc w:val="center"/>
             </w:pPr>
             <w:r>
-              <w:t xml:space="preserve">Activin 50ng/ml 2days (n=5)</w:t>
-            </w:r>
-          </w:p>
-        </w:tc>
-        <w:tc>
-          <w:tcPr/>
-          <w:p>
-            <w:pPr>
-              <w:pStyle w:val="Compact"/>
-              <w:jc w:val="center"/>
-            </w:pPr>
-            <w:r>
-              <w:t xml:space="preserve">0.2306</w:t>
-            </w:r>
-          </w:p>
-        </w:tc>
-        <w:tc>
-          <w:tcPr/>
-          <w:p>
-            <w:pPr>
-              <w:pStyle w:val="Compact"/>
-              <w:jc w:val="center"/>
-            </w:pPr>
-            <w:r>
-              <w:t xml:space="preserve">0.1209</w:t>
+              <w:t xml:space="preserve">Follistatin 50ng/ml 14d (n=5)</w:t>
+            </w:r>
+          </w:p>
+        </w:tc>
+        <w:tc>
+          <w:tcPr/>
+          <w:p>
+            <w:pPr>
+              <w:pStyle w:val="Compact"/>
+              <w:jc w:val="center"/>
+            </w:pPr>
+            <w:r>
+              <w:t xml:space="preserve">0.2061</w:t>
+            </w:r>
+          </w:p>
+        </w:tc>
+        <w:tc>
+          <w:tcPr/>
+          <w:p>
+            <w:pPr>
+              <w:pStyle w:val="Compact"/>
+              <w:jc w:val="center"/>
+            </w:pPr>
+            <w:r>
+              <w:t xml:space="preserve">0.07026</w:t>
             </w:r>
           </w:p>
         </w:tc>
@@ -4347,31 +6633,31 @@
               <w:jc w:val="center"/>
             </w:pPr>
             <w:r>
-              <w:t xml:space="preserve">Control 14days (n=9)</w:t>
-            </w:r>
-          </w:p>
-        </w:tc>
-        <w:tc>
-          <w:tcPr/>
-          <w:p>
-            <w:pPr>
-              <w:pStyle w:val="Compact"/>
-              <w:jc w:val="center"/>
-            </w:pPr>
-            <w:r>
-              <w:t xml:space="preserve">0.1647</w:t>
-            </w:r>
-          </w:p>
-        </w:tc>
-        <w:tc>
-          <w:tcPr/>
-          <w:p>
-            <w:pPr>
-              <w:pStyle w:val="Compact"/>
-              <w:jc w:val="center"/>
-            </w:pPr>
-            <w:r>
-              <w:t xml:space="preserve">0.07225</w:t>
+              <w:t xml:space="preserve">Follistatin 50ng/ml 7d (n=11)</w:t>
+            </w:r>
+          </w:p>
+        </w:tc>
+        <w:tc>
+          <w:tcPr/>
+          <w:p>
+            <w:pPr>
+              <w:pStyle w:val="Compact"/>
+              <w:jc w:val="center"/>
+            </w:pPr>
+            <w:r>
+              <w:t xml:space="preserve">0.1904</w:t>
+            </w:r>
+          </w:p>
+        </w:tc>
+        <w:tc>
+          <w:tcPr/>
+          <w:p>
+            <w:pPr>
+              <w:pStyle w:val="Compact"/>
+              <w:jc w:val="center"/>
+            </w:pPr>
+            <w:r>
+              <w:t xml:space="preserve">0.06401</w:t>
             </w:r>
           </w:p>
         </w:tc>
@@ -4397,31 +6683,31 @@
               <w:jc w:val="center"/>
             </w:pPr>
             <w:r>
-              <w:t xml:space="preserve">Control 7days (n=10)</w:t>
-            </w:r>
-          </w:p>
-        </w:tc>
-        <w:tc>
-          <w:tcPr/>
-          <w:p>
-            <w:pPr>
-              <w:pStyle w:val="Compact"/>
-              <w:jc w:val="center"/>
-            </w:pPr>
-            <w:r>
-              <w:t xml:space="preserve">0.1844</w:t>
-            </w:r>
-          </w:p>
-        </w:tc>
-        <w:tc>
-          <w:tcPr/>
-          <w:p>
-            <w:pPr>
-              <w:pStyle w:val="Compact"/>
-              <w:jc w:val="center"/>
-            </w:pPr>
-            <w:r>
-              <w:t xml:space="preserve">0.1108</w:t>
+              <w:t xml:space="preserve">SMIFH2 10µM 14d (n=5)</w:t>
+            </w:r>
+          </w:p>
+        </w:tc>
+        <w:tc>
+          <w:tcPr/>
+          <w:p>
+            <w:pPr>
+              <w:pStyle w:val="Compact"/>
+              <w:jc w:val="center"/>
+            </w:pPr>
+            <w:r>
+              <w:t xml:space="preserve">0.1909</w:t>
+            </w:r>
+          </w:p>
+        </w:tc>
+        <w:tc>
+          <w:tcPr/>
+          <w:p>
+            <w:pPr>
+              <w:pStyle w:val="Compact"/>
+              <w:jc w:val="center"/>
+            </w:pPr>
+            <w:r>
+              <w:t xml:space="preserve">0.0882</w:t>
             </w:r>
           </w:p>
         </w:tc>
@@ -4447,139 +6733,39 @@
               <w:jc w:val="center"/>
             </w:pPr>
             <w:r>
-              <w:t xml:space="preserve">Folistatin 50ng/ml 14d (n=)</w:t>
-            </w:r>
-          </w:p>
-        </w:tc>
-        <w:tc>
-          <w:tcPr/>
-          <w:p>
-            <w:pPr>
-              <w:pStyle w:val="Compact"/>
-              <w:jc w:val="center"/>
-            </w:pPr>
-            <w:r>
-              <w:t xml:space="preserve">0.2537</w:t>
-            </w:r>
-          </w:p>
-        </w:tc>
-        <w:tc>
-          <w:tcPr/>
-          <w:p>
-            <w:pPr>
-              <w:pStyle w:val="Compact"/>
-              <w:jc w:val="center"/>
-            </w:pPr>
-            <w:r>
-              <w:t xml:space="preserve">0.002749</w:t>
-            </w:r>
-          </w:p>
-        </w:tc>
-      </w:tr>
-      <w:tr>
-        <w:tc>
-          <w:tcPr/>
-          <w:p>
-            <w:pPr>
-              <w:pStyle w:val="Compact"/>
-              <w:jc w:val="center"/>
-            </w:pPr>
-            <w:r>
-              <w:t xml:space="preserve">10</w:t>
-            </w:r>
-          </w:p>
-        </w:tc>
-        <w:tc>
-          <w:tcPr/>
-          <w:p>
-            <w:pPr>
-              <w:pStyle w:val="Compact"/>
-              <w:jc w:val="center"/>
-            </w:pPr>
-            <w:r>
-              <w:t xml:space="preserve">Folistatin 50ng/ml 7d (n=)</w:t>
-            </w:r>
-          </w:p>
-        </w:tc>
-        <w:tc>
-          <w:tcPr/>
-          <w:p>
-            <w:pPr>
-              <w:pStyle w:val="Compact"/>
-              <w:jc w:val="center"/>
-            </w:pPr>
-            <w:r>
-              <w:t xml:space="preserve">0.2201</w:t>
-            </w:r>
-          </w:p>
-        </w:tc>
-        <w:tc>
-          <w:tcPr/>
-          <w:p>
-            <w:pPr>
-              <w:pStyle w:val="Compact"/>
-              <w:jc w:val="center"/>
-            </w:pPr>
-            <w:r>
-              <w:t xml:space="preserve">0.08443</w:t>
-            </w:r>
-          </w:p>
-        </w:tc>
-      </w:tr>
-      <w:tr>
-        <w:tc>
-          <w:tcPr/>
-          <w:p>
-            <w:pPr>
-              <w:pStyle w:val="Compact"/>
-              <w:jc w:val="center"/>
-            </w:pPr>
-            <w:r>
-              <w:t xml:space="preserve">10</w:t>
-            </w:r>
-          </w:p>
-        </w:tc>
-        <w:tc>
-          <w:tcPr/>
-          <w:p>
-            <w:pPr>
-              <w:pStyle w:val="Compact"/>
-              <w:jc w:val="center"/>
-            </w:pPr>
-            <w:r>
-              <w:t xml:space="preserve">SMIFH2 10µM 14d (n=4)</w:t>
-            </w:r>
-          </w:p>
-        </w:tc>
-        <w:tc>
-          <w:tcPr/>
-          <w:p>
-            <w:pPr>
-              <w:pStyle w:val="Compact"/>
-              <w:jc w:val="center"/>
-            </w:pPr>
-            <w:r>
-              <w:t xml:space="preserve">0.1615</w:t>
-            </w:r>
-          </w:p>
-        </w:tc>
-        <w:tc>
-          <w:tcPr/>
-          <w:p>
-            <w:pPr>
-              <w:pStyle w:val="Compact"/>
-              <w:jc w:val="center"/>
-            </w:pPr>
-            <w:r>
-              <w:t xml:space="preserve">0.05758</w:t>
+              <w:t xml:space="preserve">SMIFH2 10µm 10d (n=4)</w:t>
+            </w:r>
+          </w:p>
+        </w:tc>
+        <w:tc>
+          <w:tcPr/>
+          <w:p>
+            <w:pPr>
+              <w:pStyle w:val="Compact"/>
+              <w:jc w:val="center"/>
+            </w:pPr>
+            <w:r>
+              <w:t xml:space="preserve">0.16</w:t>
+            </w:r>
+          </w:p>
+        </w:tc>
+        <w:tc>
+          <w:tcPr/>
+          <w:p>
+            <w:pPr>
+              <w:pStyle w:val="Compact"/>
+              <w:jc w:val="center"/>
+            </w:pPr>
+            <w:r>
+              <w:t xml:space="preserve">0.05928</w:t>
             </w:r>
           </w:p>
         </w:tc>
       </w:tr>
     </w:tbl>
-    <w:bookmarkEnd w:id="57"/>
-    <w:bookmarkEnd w:id="58"/>
-    <w:bookmarkStart w:id="62" w:name="references"/>
+    <w:bookmarkEnd w:id="54"/>
+    <w:bookmarkEnd w:id="55"/>
+    <w:bookmarkStart w:id="59" w:name="references"/>
     <w:p>
       <w:pPr>
         <w:pStyle w:val="berschrift2"/>
@@ -4588,8 +6774,8 @@
         <w:t xml:space="preserve">References</w:t>
       </w:r>
     </w:p>
-    <w:bookmarkStart w:id="61" w:name="refs"/>
-    <w:bookmarkStart w:id="60" w:name="X4175f2d6a880cff244f25bc9442830b9798b728"/>
+    <w:bookmarkStart w:id="58" w:name="refs"/>
+    <w:bookmarkStart w:id="57" w:name="X4175f2d6a880cff244f25bc9442830b9798b728"/>
     <w:p>
       <w:pPr>
         <w:pStyle w:val="Literaturverzeichnis"/>
@@ -4642,7 +6828,7 @@
       <w:r>
         <w:t xml:space="preserve"> </w:t>
       </w:r>
-      <w:hyperlink r:id="rId59">
+      <w:hyperlink r:id="rId56">
         <w:r>
           <w:rPr>
             <w:rStyle w:val="Hyperlink"/>
@@ -4654,10 +6840,10 @@
         <w:t xml:space="preserve">.</w:t>
       </w:r>
     </w:p>
-    <w:bookmarkEnd w:id="60"/>
-    <w:bookmarkEnd w:id="61"/>
-    <w:bookmarkEnd w:id="62"/>
-    <w:bookmarkStart w:id="63" w:name="methods-section-to-copy"/>
+    <w:bookmarkEnd w:id="57"/>
+    <w:bookmarkEnd w:id="58"/>
+    <w:bookmarkEnd w:id="59"/>
+    <w:bookmarkStart w:id="60" w:name="methods-section-to-copy"/>
     <w:p>
       <w:pPr>
         <w:pStyle w:val="berschrift2"/>
@@ -4674,7 +6860,7 @@
         <w:t xml:space="preserve">TBA</w:t>
       </w:r>
     </w:p>
-    <w:bookmarkEnd w:id="63"/>
+    <w:bookmarkEnd w:id="60"/>
     <w:sectPr>
       <w:pgSz w:h="15840" w:w="12240"/>
       <w:pgMar w:bottom="1134" w:footer="720" w:gutter="0" w:header="720" w:left="1417" w:right="1417" w:top="1417"/>
@@ -4709,7 +6895,7 @@
 </file>
 
 <file path=word/numbering.xml><?xml version="1.0" encoding="utf-8"?>
-<w:numbering xmlns:aink="http://schemas.microsoft.com/office/drawing/2016/ink" xmlns:am3d="http://schemas.microsoft.com/office/drawing/2017/model3d" xmlns:cx="http://schemas.microsoft.com/office/drawing/2014/chartex" xmlns:cx1="http://schemas.microsoft.com/office/drawing/2015/9/8/chartex" xmlns:cx2="http://schemas.microsoft.com/office/drawing/2015/10/21/chartex" xmlns:cx3="http://schemas.microsoft.com/office/drawing/2016/5/9/chartex" xmlns:cx4="http://schemas.microsoft.com/office/drawing/2016/5/10/chartex" xmlns:cx5="http://schemas.microsoft.com/office/drawing/2016/5/11/chartex" xmlns:cx6="http://schemas.microsoft.com/office/drawing/2016/5/12/chartex" xmlns:cx7="http://schemas.microsoft.com/office/drawing/2016/5/13/chartex" xmlns:cx8="http://schemas.microsoft.com/office/drawing/2016/5/14/chartex" xmlns:m="http://schemas.openxmlformats.org/officeDocument/2006/math" xmlns:mc="http://schemas.openxmlformats.org/markup-compatibility/2006" xmlns:o="urn:schemas-microsoft-com:office:office" xmlns:oel="http://schemas.microsoft.com/office/2019/extlst" xmlns:r="http://schemas.openxmlformats.org/officeDocument/2006/relationships" xmlns:v="urn:schemas-microsoft-com:vml" xmlns:w="http://schemas.openxmlformats.org/wordprocessingml/2006/main" xmlns:w10="urn:schemas-microsoft-com:office:word" xmlns:w14="http://schemas.microsoft.com/office/word/2010/wordml" xmlns:w15="http://schemas.microsoft.com/office/word/2012/wordml" xmlns:w16="http://schemas.microsoft.com/office/word/2018/wordml" xmlns:w16cex="http://schemas.microsoft.com/office/word/2018/wordml/cex" xmlns:w16cid="http://schemas.microsoft.com/office/word/2016/wordml/cid" xmlns:w16sdtdh="http://schemas.microsoft.com/office/word/2020/wordml/sdtdatahash" xmlns:w16se="http://schemas.microsoft.com/office/word/2015/wordml/symex" xmlns:wne="http://schemas.microsoft.com/office/word/2006/wordml" xmlns:wp="http://schemas.openxmlformats.org/drawingml/2006/wordprocessingDrawing" xmlns:wp14="http://schemas.microsoft.com/office/word/2010/wordprocessingDrawing" xmlns:wpc="http://schemas.microsoft.com/office/word/2010/wordprocessingCanvas" xmlns:wpg="http://schemas.microsoft.com/office/word/2010/wordprocessingGroup" xmlns:wpi="http://schemas.microsoft.com/office/word/2010/wordprocessingInk" xmlns:wps="http://schemas.microsoft.com/office/word/2010/wordprocessingShape" mc:Ignorable="w14 w15 w16se w16cid w16 w16cex w16sdtdh wp14">
+<w:numbering xmlns:aink="http://schemas.microsoft.com/office/drawing/2016/ink" xmlns:am3d="http://schemas.microsoft.com/office/drawing/2017/model3d" xmlns:cx="http://schemas.microsoft.com/office/drawing/2014/chartex" xmlns:cx1="http://schemas.microsoft.com/office/drawing/2015/9/8/chartex" xmlns:cx2="http://schemas.microsoft.com/office/drawing/2015/10/21/chartex" xmlns:cx3="http://schemas.microsoft.com/office/drawing/2016/5/9/chartex" xmlns:cx4="http://schemas.microsoft.com/office/drawing/2016/5/10/chartex" xmlns:cx5="http://schemas.microsoft.com/office/drawing/2016/5/11/chartex" xmlns:cx6="http://schemas.microsoft.com/office/drawing/2016/5/12/chartex" xmlns:cx7="http://schemas.microsoft.com/office/drawing/2016/5/13/chartex" xmlns:cx8="http://schemas.microsoft.com/office/drawing/2016/5/14/chartex" xmlns:m="http://schemas.openxmlformats.org/officeDocument/2006/math" xmlns:mc="http://schemas.openxmlformats.org/markup-compatibility/2006" xmlns:o="urn:schemas-microsoft-com:office:office" xmlns:oel="http://schemas.microsoft.com/office/2019/extlst" xmlns:r="http://schemas.openxmlformats.org/officeDocument/2006/relationships" xmlns:v="urn:schemas-microsoft-com:vml" xmlns:w="http://schemas.openxmlformats.org/wordprocessingml/2006/main" xmlns:w10="urn:schemas-microsoft-com:office:word" xmlns:w14="http://schemas.microsoft.com/office/word/2010/wordml" xmlns:w15="http://schemas.microsoft.com/office/word/2012/wordml" xmlns:w16="http://schemas.microsoft.com/office/word/2018/wordml" xmlns:w16cex="http://schemas.microsoft.com/office/word/2018/wordml/cex" xmlns:w16cid="http://schemas.microsoft.com/office/word/2016/wordml/cid" xmlns:w16du="http://schemas.microsoft.com/office/word/2023/wordml/word16du" xmlns:w16sdtdh="http://schemas.microsoft.com/office/word/2020/wordml/sdtdatahash" xmlns:w16se="http://schemas.microsoft.com/office/word/2015/wordml/symex" xmlns:wne="http://schemas.microsoft.com/office/word/2006/wordml" xmlns:wp="http://schemas.openxmlformats.org/drawingml/2006/wordprocessingDrawing" xmlns:wp14="http://schemas.microsoft.com/office/word/2010/wordprocessingDrawing" xmlns:wpc="http://schemas.microsoft.com/office/word/2010/wordprocessingCanvas" xmlns:wpg="http://schemas.microsoft.com/office/word/2010/wordprocessingGroup" xmlns:wpi="http://schemas.microsoft.com/office/word/2010/wordprocessingInk" xmlns:wps="http://schemas.microsoft.com/office/word/2010/wordprocessingShape" mc:Ignorable="w14 w15 w16se w16cid w16 w16cex w16sdtdh wp14">
   <w:abstractNum w15:restartNumberingAfterBreak="0" w:abstractNumId="0">
     <w:nsid w:val="FFFFFF7C"/>
     <w:multiLevelType w:val="singleLevel"/>
@@ -4972,6 +7158,92 @@
       </w:pPr>
     </w:lvl>
   </w:abstractNum>
+  <w:abstractNum w15:restartNumberingAfterBreak="0" w:abstractNumId="11">
+    <w:nsid w:val="00A99411"/>
+    <w:multiLevelType w:val="multilevel"/>
+    <w:tmpl w:val="425AC5C8"/>
+    <w:lvl w:ilvl="0">
+      <w:start w:val="1"/>
+      <w:numFmt w:val="decimal"/>
+      <w:lvlText w:val="%1."/>
+      <w:lvlJc w:val="left"/>
+      <w:pPr>
+        <w:ind w:hanging="480" w:left="720"/>
+      </w:pPr>
+    </w:lvl>
+    <w:lvl w:ilvl="1">
+      <w:start w:val="1"/>
+      <w:numFmt w:val="decimal"/>
+      <w:lvlText w:val="%2."/>
+      <w:lvlJc w:val="left"/>
+      <w:pPr>
+        <w:ind w:hanging="480" w:left="1440"/>
+      </w:pPr>
+    </w:lvl>
+    <w:lvl w:ilvl="2">
+      <w:start w:val="1"/>
+      <w:numFmt w:val="decimal"/>
+      <w:lvlText w:val="%3."/>
+      <w:lvlJc w:val="left"/>
+      <w:pPr>
+        <w:ind w:hanging="480" w:left="2160"/>
+      </w:pPr>
+    </w:lvl>
+    <w:lvl w:ilvl="3">
+      <w:start w:val="1"/>
+      <w:numFmt w:val="decimal"/>
+      <w:lvlText w:val="%4."/>
+      <w:lvlJc w:val="left"/>
+      <w:pPr>
+        <w:ind w:hanging="480" w:left="2880"/>
+      </w:pPr>
+    </w:lvl>
+    <w:lvl w:ilvl="4">
+      <w:start w:val="1"/>
+      <w:numFmt w:val="decimal"/>
+      <w:lvlText w:val="%5."/>
+      <w:lvlJc w:val="left"/>
+      <w:pPr>
+        <w:ind w:hanging="480" w:left="3600"/>
+      </w:pPr>
+    </w:lvl>
+    <w:lvl w:ilvl="5">
+      <w:start w:val="1"/>
+      <w:numFmt w:val="decimal"/>
+      <w:lvlText w:val="%6."/>
+      <w:lvlJc w:val="left"/>
+      <w:pPr>
+        <w:ind w:hanging="480" w:left="4320"/>
+      </w:pPr>
+    </w:lvl>
+    <w:lvl w:ilvl="6">
+      <w:start w:val="1"/>
+      <w:numFmt w:val="decimal"/>
+      <w:lvlText w:val="%7."/>
+      <w:lvlJc w:val="left"/>
+      <w:pPr>
+        <w:ind w:hanging="480" w:left="5040"/>
+      </w:pPr>
+    </w:lvl>
+    <w:lvl w:ilvl="7">
+      <w:start w:val="1"/>
+      <w:numFmt w:val="decimal"/>
+      <w:lvlText w:val="%8."/>
+      <w:lvlJc w:val="left"/>
+      <w:pPr>
+        <w:ind w:hanging="480" w:left="5760"/>
+      </w:pPr>
+    </w:lvl>
+    <w:lvl w:ilvl="8">
+      <w:start w:val="1"/>
+      <w:numFmt w:val="decimal"/>
+      <w:lvlText w:val="%9."/>
+      <w:lvlJc w:val="left"/>
+      <w:pPr>
+        <w:ind w:hanging="480" w:left="6480"/>
+      </w:pPr>
+    </w:lvl>
+  </w:abstractNum>
   <w:abstractNum w:abstractNumId="990">
     <w:nsid w:val="A990"/>
     <w:multiLevelType w:val="multilevel"/>
@@ -5080,6 +7352,36 @@
   </w:num>
   <w:num w16cid:durableId="387807495" w:numId="11">
     <w:abstractNumId w:val="10"/>
+  </w:num>
+  <w:num w16cid:durableId="48961354" w:numId="12">
+    <w:abstractNumId w:val="11"/>
+    <w:lvlOverride w:ilvl="0">
+      <w:startOverride w:val="1"/>
+    </w:lvlOverride>
+    <w:lvlOverride w:ilvl="1">
+      <w:startOverride w:val="1"/>
+    </w:lvlOverride>
+    <w:lvlOverride w:ilvl="2">
+      <w:startOverride w:val="1"/>
+    </w:lvlOverride>
+    <w:lvlOverride w:ilvl="3">
+      <w:startOverride w:val="1"/>
+    </w:lvlOverride>
+    <w:lvlOverride w:ilvl="4">
+      <w:startOverride w:val="1"/>
+    </w:lvlOverride>
+    <w:lvlOverride w:ilvl="5">
+      <w:startOverride w:val="1"/>
+    </w:lvlOverride>
+    <w:lvlOverride w:ilvl="6">
+      <w:startOverride w:val="1"/>
+    </w:lvlOverride>
+    <w:lvlOverride w:ilvl="7">
+      <w:startOverride w:val="1"/>
+    </w:lvlOverride>
+    <w:lvlOverride w:ilvl="8">
+      <w:startOverride w:val="1"/>
+    </w:lvlOverride>
   </w:num>
   <w:num w:numId="1000">
     <w:abstractNumId w:val="990"/>
@@ -5445,7 +7747,10 @@
   <w:style w:default="1" w:styleId="Standard" w:type="paragraph">
     <w:name w:val="Normal"/>
     <w:qFormat/>
-    <w:rsid w:val="004A45C5"/>
+    <w:rsid w:val="004C545D"/>
+    <w:rPr>
+      <w:rFonts w:ascii="Avenir Next LT Pro" w:hAnsi="Avenir Next LT Pro"/>
+    </w:rPr>
   </w:style>
   <w:style w:styleId="berschrift1" w:type="paragraph">
     <w:name w:val="heading 1"/>
@@ -5472,6 +7777,7 @@
     <w:name w:val="heading 2"/>
     <w:basedOn w:val="Standard"/>
     <w:next w:val="Textkrper"/>
+    <w:link w:val="berschrift2Zchn"/>
     <w:uiPriority w:val="9"/>
     <w:unhideWhenUsed/>
     <w:qFormat/>
@@ -6252,6 +8558,20 @@
       <w:rFonts w:ascii="AvenirNext LT Pro Regular" w:hAnsi="AvenirNext LT Pro Regular"/>
     </w:rPr>
   </w:style>
+  <w:style w:customStyle="1" w:styleId="berschrift2Zchn" w:type="character">
+    <w:name w:val="Überschrift 2 Zchn"/>
+    <w:basedOn w:val="Absatz-Standardschriftart"/>
+    <w:link w:val="berschrift2"/>
+    <w:uiPriority w:val="9"/>
+    <w:rsid w:val="00EA2BB5"/>
+    <w:rPr>
+      <w:rFonts w:ascii="AvenirNext LT Pro Regular" w:cstheme="majorBidi" w:eastAsiaTheme="majorEastAsia" w:hAnsi="AvenirNext LT Pro Regular"/>
+      <w:b/>
+      <w:bCs/>
+      <w:sz w:val="36"/>
+      <w:szCs w:val="28"/>
+    </w:rPr>
+  </w:style>
 </w:styles>
 </file>
 

--- a/Results/Mitosections/results_report_mitochondria_alcohol_mitosections.docx
+++ b/Results/Mitosections/results_report_mitochondria_alcohol_mitosections.docx
@@ -71,7 +71,7 @@
         <w:pStyle w:val="Datum"/>
       </w:pPr>
       <w:r>
-        <w:t xml:space="preserve">2023-04-28</w:t>
+        <w:t xml:space="preserve">2023-05-15</w:t>
       </w:r>
     </w:p>
     <w:bookmarkStart w:id="28" w:name="introduction"/>
@@ -256,7 +256,7 @@
         <w:pStyle w:val="FirstParagraph"/>
       </w:pPr>
       <w:r>
-        <w:t xml:space="preserve">The number of analyzed images is currently 70 and is divided into different experimental conditions as follows:</w:t>
+        <w:t xml:space="preserve">The number of analyzed images is currently 109 and is divided into different experimental conditions as follows:</w:t>
       </w:r>
     </w:p>
     <w:tbl>
@@ -385,6 +385,32 @@
               <w:jc w:val="center"/>
             </w:pPr>
             <w:r>
+              <w:t xml:space="preserve">Activin 50ng/ml 4d</w:t>
+            </w:r>
+          </w:p>
+        </w:tc>
+        <w:tc>
+          <w:tcPr/>
+          <w:p>
+            <w:pPr>
+              <w:pStyle w:val="Compact"/>
+              <w:jc w:val="center"/>
+            </w:pPr>
+            <w:r>
+              <w:t xml:space="preserve">12</w:t>
+            </w:r>
+          </w:p>
+        </w:tc>
+      </w:tr>
+      <w:tr>
+        <w:tc>
+          <w:tcPr/>
+          <w:p>
+            <w:pPr>
+              <w:pStyle w:val="Compact"/>
+              <w:jc w:val="center"/>
+            </w:pPr>
+            <w:r>
               <w:t xml:space="preserve">Control 10d</w:t>
             </w:r>
           </w:p>
@@ -397,7 +423,7 @@
               <w:jc w:val="center"/>
             </w:pPr>
             <w:r>
-              <w:t xml:space="preserve">8</w:t>
+              <w:t xml:space="preserve">11</w:t>
             </w:r>
           </w:p>
         </w:tc>
@@ -463,6 +489,84 @@
               <w:jc w:val="center"/>
             </w:pPr>
             <w:r>
+              <w:t xml:space="preserve">Ctrl 4d</w:t>
+            </w:r>
+          </w:p>
+        </w:tc>
+        <w:tc>
+          <w:tcPr/>
+          <w:p>
+            <w:pPr>
+              <w:pStyle w:val="Compact"/>
+              <w:jc w:val="center"/>
+            </w:pPr>
+            <w:r>
+              <w:t xml:space="preserve">11</w:t>
+            </w:r>
+          </w:p>
+        </w:tc>
+      </w:tr>
+      <w:tr>
+        <w:tc>
+          <w:tcPr/>
+          <w:p>
+            <w:pPr>
+              <w:pStyle w:val="Compact"/>
+              <w:jc w:val="center"/>
+            </w:pPr>
+            <w:r>
+              <w:t xml:space="preserve">Ctrl 5min</w:t>
+            </w:r>
+          </w:p>
+        </w:tc>
+        <w:tc>
+          <w:tcPr/>
+          <w:p>
+            <w:pPr>
+              <w:pStyle w:val="Compact"/>
+              <w:jc w:val="center"/>
+            </w:pPr>
+            <w:r>
+              <w:t xml:space="preserve">1</w:t>
+            </w:r>
+          </w:p>
+        </w:tc>
+      </w:tr>
+      <w:tr>
+        <w:tc>
+          <w:tcPr/>
+          <w:p>
+            <w:pPr>
+              <w:pStyle w:val="Compact"/>
+              <w:jc w:val="center"/>
+            </w:pPr>
+            <w:r>
+              <w:t xml:space="preserve">Ethanol 30mM 5min</w:t>
+            </w:r>
+          </w:p>
+        </w:tc>
+        <w:tc>
+          <w:tcPr/>
+          <w:p>
+            <w:pPr>
+              <w:pStyle w:val="Compact"/>
+              <w:jc w:val="center"/>
+            </w:pPr>
+            <w:r>
+              <w:t xml:space="preserve">7</w:t>
+            </w:r>
+          </w:p>
+        </w:tc>
+      </w:tr>
+      <w:tr>
+        <w:tc>
+          <w:tcPr/>
+          <w:p>
+            <w:pPr>
+              <w:pStyle w:val="Compact"/>
+              <w:jc w:val="center"/>
+            </w:pPr>
+            <w:r>
               <w:t xml:space="preserve">Follistatin 50ng/ml 10d</w:t>
             </w:r>
           </w:p>
@@ -475,85 +579,111 @@
               <w:jc w:val="center"/>
             </w:pPr>
             <w:r>
+              <w:t xml:space="preserve">5</w:t>
+            </w:r>
+          </w:p>
+        </w:tc>
+      </w:tr>
+      <w:tr>
+        <w:tc>
+          <w:tcPr/>
+          <w:p>
+            <w:pPr>
+              <w:pStyle w:val="Compact"/>
+              <w:jc w:val="center"/>
+            </w:pPr>
+            <w:r>
+              <w:t xml:space="preserve">Follistatin 50ng/ml 14d</w:t>
+            </w:r>
+          </w:p>
+        </w:tc>
+        <w:tc>
+          <w:tcPr/>
+          <w:p>
+            <w:pPr>
+              <w:pStyle w:val="Compact"/>
+              <w:jc w:val="center"/>
+            </w:pPr>
+            <w:r>
+              <w:t xml:space="preserve">5</w:t>
+            </w:r>
+          </w:p>
+        </w:tc>
+      </w:tr>
+      <w:tr>
+        <w:tc>
+          <w:tcPr/>
+          <w:p>
+            <w:pPr>
+              <w:pStyle w:val="Compact"/>
+              <w:jc w:val="center"/>
+            </w:pPr>
+            <w:r>
+              <w:t xml:space="preserve">Follistatin 50ng/ml 7d</w:t>
+            </w:r>
+          </w:p>
+        </w:tc>
+        <w:tc>
+          <w:tcPr/>
+          <w:p>
+            <w:pPr>
+              <w:pStyle w:val="Compact"/>
+              <w:jc w:val="center"/>
+            </w:pPr>
+            <w:r>
+              <w:t xml:space="preserve">11</w:t>
+            </w:r>
+          </w:p>
+        </w:tc>
+      </w:tr>
+      <w:tr>
+        <w:tc>
+          <w:tcPr/>
+          <w:p>
+            <w:pPr>
+              <w:pStyle w:val="Compact"/>
+              <w:jc w:val="center"/>
+            </w:pPr>
+            <w:r>
+              <w:t xml:space="preserve">SMIFH2 10µM 14d</w:t>
+            </w:r>
+          </w:p>
+        </w:tc>
+        <w:tc>
+          <w:tcPr/>
+          <w:p>
+            <w:pPr>
+              <w:pStyle w:val="Compact"/>
+              <w:jc w:val="center"/>
+            </w:pPr>
+            <w:r>
+              <w:t xml:space="preserve">5</w:t>
+            </w:r>
+          </w:p>
+        </w:tc>
+      </w:tr>
+      <w:tr>
+        <w:tc>
+          <w:tcPr/>
+          <w:p>
+            <w:pPr>
+              <w:pStyle w:val="Compact"/>
+              <w:jc w:val="center"/>
+            </w:pPr>
+            <w:r>
+              <w:t xml:space="preserve">SMIFH2 10µM 4d</w:t>
+            </w:r>
+          </w:p>
+        </w:tc>
+        <w:tc>
+          <w:tcPr/>
+          <w:p>
+            <w:pPr>
+              <w:pStyle w:val="Compact"/>
+              <w:jc w:val="center"/>
+            </w:pPr>
+            <w:r>
               <w:t xml:space="preserve">2</w:t>
-            </w:r>
-          </w:p>
-        </w:tc>
-      </w:tr>
-      <w:tr>
-        <w:tc>
-          <w:tcPr/>
-          <w:p>
-            <w:pPr>
-              <w:pStyle w:val="Compact"/>
-              <w:jc w:val="center"/>
-            </w:pPr>
-            <w:r>
-              <w:t xml:space="preserve">Follistatin 50ng/ml 14d</w:t>
-            </w:r>
-          </w:p>
-        </w:tc>
-        <w:tc>
-          <w:tcPr/>
-          <w:p>
-            <w:pPr>
-              <w:pStyle w:val="Compact"/>
-              <w:jc w:val="center"/>
-            </w:pPr>
-            <w:r>
-              <w:t xml:space="preserve">5</w:t>
-            </w:r>
-          </w:p>
-        </w:tc>
-      </w:tr>
-      <w:tr>
-        <w:tc>
-          <w:tcPr/>
-          <w:p>
-            <w:pPr>
-              <w:pStyle w:val="Compact"/>
-              <w:jc w:val="center"/>
-            </w:pPr>
-            <w:r>
-              <w:t xml:space="preserve">Follistatin 50ng/ml 7d</w:t>
-            </w:r>
-          </w:p>
-        </w:tc>
-        <w:tc>
-          <w:tcPr/>
-          <w:p>
-            <w:pPr>
-              <w:pStyle w:val="Compact"/>
-              <w:jc w:val="center"/>
-            </w:pPr>
-            <w:r>
-              <w:t xml:space="preserve">11</w:t>
-            </w:r>
-          </w:p>
-        </w:tc>
-      </w:tr>
-      <w:tr>
-        <w:tc>
-          <w:tcPr/>
-          <w:p>
-            <w:pPr>
-              <w:pStyle w:val="Compact"/>
-              <w:jc w:val="center"/>
-            </w:pPr>
-            <w:r>
-              <w:t xml:space="preserve">SMIFH2 10µM 14d</w:t>
-            </w:r>
-          </w:p>
-        </w:tc>
-        <w:tc>
-          <w:tcPr/>
-          <w:p>
-            <w:pPr>
-              <w:pStyle w:val="Compact"/>
-              <w:jc w:val="center"/>
-            </w:pPr>
-            <w:r>
-              <w:t xml:space="preserve">5</w:t>
             </w:r>
           </w:p>
         </w:tc>
@@ -925,7 +1055,7 @@
         <w:rPr>
           <w:rStyle w:val="VerbatimChar"/>
         </w:rPr>
-        <w:t xml:space="preserve">## supplied 11.</w:t>
+        <w:t xml:space="preserve">## supplied 16.</w:t>
       </w:r>
     </w:p>
     <w:p>
@@ -936,7 +1066,7 @@
         <w:rPr>
           <w:rStyle w:val="VerbatimChar"/>
         </w:rPr>
-        <w:t xml:space="preserve">## Warning: Removed 1000 rows containing missing values (`geom_point()`).</w:t>
+        <w:t xml:space="preserve">## Warning: Removed 3225 rows containing missing values (`geom_point()`).</w:t>
       </w:r>
     </w:p>
     <w:p>
@@ -956,7 +1086,7 @@
         <w:rPr>
           <w:rStyle w:val="VerbatimChar"/>
         </w:rPr>
-        <w:t xml:space="preserve">## supplied 11.</w:t>
+        <w:t xml:space="preserve">## supplied 16.</w:t>
       </w:r>
     </w:p>
     <w:p>
@@ -967,7 +1097,7 @@
         <w:rPr>
           <w:rStyle w:val="VerbatimChar"/>
         </w:rPr>
-        <w:t xml:space="preserve">## Warning: Removed 1000 rows containing missing values (`geom_point()`).</w:t>
+        <w:t xml:space="preserve">## Warning: Removed 3225 rows containing missing values (`geom_point()`).</w:t>
       </w:r>
     </w:p>
     <w:p>
@@ -987,7 +1117,7 @@
         <w:rPr>
           <w:rStyle w:val="VerbatimChar"/>
         </w:rPr>
-        <w:t xml:space="preserve">## supplied 11.</w:t>
+        <w:t xml:space="preserve">## supplied 16.</w:t>
       </w:r>
     </w:p>
     <w:p>
@@ -998,7 +1128,7 @@
         <w:rPr>
           <w:rStyle w:val="VerbatimChar"/>
         </w:rPr>
-        <w:t xml:space="preserve">## Warning: Removed 1000 rows containing missing values (`geom_point()`).</w:t>
+        <w:t xml:space="preserve">## Warning: Removed 3225 rows containing missing values (`geom_point()`).</w:t>
       </w:r>
     </w:p>
     <w:p>
@@ -1018,7 +1148,7 @@
         <w:rPr>
           <w:rStyle w:val="VerbatimChar"/>
         </w:rPr>
-        <w:t xml:space="preserve">## supplied 11.</w:t>
+        <w:t xml:space="preserve">## supplied 16.</w:t>
       </w:r>
     </w:p>
     <w:p>
@@ -1029,7 +1159,7 @@
         <w:rPr>
           <w:rStyle w:val="VerbatimChar"/>
         </w:rPr>
-        <w:t xml:space="preserve">## Warning: Removed 1000 rows containing missing values (`geom_point()`).</w:t>
+        <w:t xml:space="preserve">## Warning: Removed 3225 rows containing missing values (`geom_point()`).</w:t>
       </w:r>
     </w:p>
     <w:p>
@@ -1200,14 +1330,14 @@
     <w:tbl>
       <w:tblPr>
         <w:tblStyle w:val="Table"/>
-        <w:tblW w:type="pct" w:w="4375"/>
+        <w:tblW w:type="pct" w:w="4306"/>
         <w:tblLook w:firstRow="1" w:lastRow="0" w:firstColumn="0" w:lastColumn="0" w:noHBand="0" w:noVBand="0" w:val="0020"/>
       </w:tblPr>
       <w:tblGrid>
         <w:gridCol w:w="1100"/>
         <w:gridCol w:w="3520"/>
         <w:gridCol w:w="1100"/>
-        <w:gridCol w:w="1210"/>
+        <w:gridCol w:w="1100"/>
       </w:tblGrid>
       <w:tr>
         <w:trPr>
@@ -1433,31 +1563,31 @@
               <w:jc w:val="center"/>
             </w:pPr>
             <w:r>
-              <w:t xml:space="preserve">Control 10d (n=8)</w:t>
-            </w:r>
-          </w:p>
-        </w:tc>
-        <w:tc>
-          <w:tcPr/>
-          <w:p>
-            <w:pPr>
-              <w:pStyle w:val="Compact"/>
-              <w:jc w:val="center"/>
-            </w:pPr>
-            <w:r>
-              <w:t xml:space="preserve">0.6959</w:t>
-            </w:r>
-          </w:p>
-        </w:tc>
-        <w:tc>
-          <w:tcPr/>
-          <w:p>
-            <w:pPr>
-              <w:pStyle w:val="Compact"/>
-              <w:jc w:val="center"/>
-            </w:pPr>
-            <w:r>
-              <w:t xml:space="preserve">0.166</w:t>
+              <w:t xml:space="preserve">Activin 50ng/ml 4d (n=12)</w:t>
+            </w:r>
+          </w:p>
+        </w:tc>
+        <w:tc>
+          <w:tcPr/>
+          <w:p>
+            <w:pPr>
+              <w:pStyle w:val="Compact"/>
+              <w:jc w:val="center"/>
+            </w:pPr>
+            <w:r>
+              <w:t xml:space="preserve">0.6487</w:t>
+            </w:r>
+          </w:p>
+        </w:tc>
+        <w:tc>
+          <w:tcPr/>
+          <w:p>
+            <w:pPr>
+              <w:pStyle w:val="Compact"/>
+              <w:jc w:val="center"/>
+            </w:pPr>
+            <w:r>
+              <w:t xml:space="preserve">0.1102</w:t>
             </w:r>
           </w:p>
         </w:tc>
@@ -1483,6 +1613,56 @@
               <w:jc w:val="center"/>
             </w:pPr>
             <w:r>
+              <w:t xml:space="preserve">Control 10d (n=11)</w:t>
+            </w:r>
+          </w:p>
+        </w:tc>
+        <w:tc>
+          <w:tcPr/>
+          <w:p>
+            <w:pPr>
+              <w:pStyle w:val="Compact"/>
+              <w:jc w:val="center"/>
+            </w:pPr>
+            <w:r>
+              <w:t xml:space="preserve">0.7073</w:t>
+            </w:r>
+          </w:p>
+        </w:tc>
+        <w:tc>
+          <w:tcPr/>
+          <w:p>
+            <w:pPr>
+              <w:pStyle w:val="Compact"/>
+              <w:jc w:val="center"/>
+            </w:pPr>
+            <w:r>
+              <w:t xml:space="preserve">0.1417</w:t>
+            </w:r>
+          </w:p>
+        </w:tc>
+      </w:tr>
+      <w:tr>
+        <w:tc>
+          <w:tcPr/>
+          <w:p>
+            <w:pPr>
+              <w:pStyle w:val="Compact"/>
+              <w:jc w:val="center"/>
+            </w:pPr>
+            <w:r>
+              <w:t xml:space="preserve">1</w:t>
+            </w:r>
+          </w:p>
+        </w:tc>
+        <w:tc>
+          <w:tcPr/>
+          <w:p>
+            <w:pPr>
+              <w:pStyle w:val="Compact"/>
+              <w:jc w:val="center"/>
+            </w:pPr>
+            <w:r>
               <w:t xml:space="preserve">Control 14days (n=9)</w:t>
             </w:r>
           </w:p>
@@ -1583,31 +1763,31 @@
               <w:jc w:val="center"/>
             </w:pPr>
             <w:r>
-              <w:t xml:space="preserve">Follistatin 50ng/ml 10d (n=2)</w:t>
-            </w:r>
-          </w:p>
-        </w:tc>
-        <w:tc>
-          <w:tcPr/>
-          <w:p>
-            <w:pPr>
-              <w:pStyle w:val="Compact"/>
-              <w:jc w:val="center"/>
-            </w:pPr>
-            <w:r>
-              <w:t xml:space="preserve">0.7603</w:t>
-            </w:r>
-          </w:p>
-        </w:tc>
-        <w:tc>
-          <w:tcPr/>
-          <w:p>
-            <w:pPr>
-              <w:pStyle w:val="Compact"/>
-              <w:jc w:val="center"/>
-            </w:pPr>
-            <w:r>
-              <w:t xml:space="preserve">0.04175</w:t>
+              <w:t xml:space="preserve">Ctrl 4d (n=11)</w:t>
+            </w:r>
+          </w:p>
+        </w:tc>
+        <w:tc>
+          <w:tcPr/>
+          <w:p>
+            <w:pPr>
+              <w:pStyle w:val="Compact"/>
+              <w:jc w:val="center"/>
+            </w:pPr>
+            <w:r>
+              <w:t xml:space="preserve">0.6995</w:t>
+            </w:r>
+          </w:p>
+        </w:tc>
+        <w:tc>
+          <w:tcPr/>
+          <w:p>
+            <w:pPr>
+              <w:pStyle w:val="Compact"/>
+              <w:jc w:val="center"/>
+            </w:pPr>
+            <w:r>
+              <w:t xml:space="preserve">0.1682</w:t>
             </w:r>
           </w:p>
         </w:tc>
@@ -1633,6 +1813,156 @@
               <w:jc w:val="center"/>
             </w:pPr>
             <w:r>
+              <w:t xml:space="preserve">Ctrl 5min (n=1)</w:t>
+            </w:r>
+          </w:p>
+        </w:tc>
+        <w:tc>
+          <w:tcPr/>
+          <w:p>
+            <w:pPr>
+              <w:pStyle w:val="Compact"/>
+              <w:jc w:val="center"/>
+            </w:pPr>
+            <w:r>
+              <w:t xml:space="preserve">0.6166</w:t>
+            </w:r>
+          </w:p>
+        </w:tc>
+        <w:tc>
+          <w:tcPr/>
+          <w:p>
+            <w:pPr>
+              <w:pStyle w:val="Compact"/>
+              <w:jc w:val="center"/>
+            </w:pPr>
+            <w:r>
+              <w:t xml:space="preserve">0</w:t>
+            </w:r>
+          </w:p>
+        </w:tc>
+      </w:tr>
+      <w:tr>
+        <w:tc>
+          <w:tcPr/>
+          <w:p>
+            <w:pPr>
+              <w:pStyle w:val="Compact"/>
+              <w:jc w:val="center"/>
+            </w:pPr>
+            <w:r>
+              <w:t xml:space="preserve">1</w:t>
+            </w:r>
+          </w:p>
+        </w:tc>
+        <w:tc>
+          <w:tcPr/>
+          <w:p>
+            <w:pPr>
+              <w:pStyle w:val="Compact"/>
+              <w:jc w:val="center"/>
+            </w:pPr>
+            <w:r>
+              <w:t xml:space="preserve">Ethanol 30mM 5min (n=7)</w:t>
+            </w:r>
+          </w:p>
+        </w:tc>
+        <w:tc>
+          <w:tcPr/>
+          <w:p>
+            <w:pPr>
+              <w:pStyle w:val="Compact"/>
+              <w:jc w:val="center"/>
+            </w:pPr>
+            <w:r>
+              <w:t xml:space="preserve">0.5506</w:t>
+            </w:r>
+          </w:p>
+        </w:tc>
+        <w:tc>
+          <w:tcPr/>
+          <w:p>
+            <w:pPr>
+              <w:pStyle w:val="Compact"/>
+              <w:jc w:val="center"/>
+            </w:pPr>
+            <w:r>
+              <w:t xml:space="preserve">0.1553</w:t>
+            </w:r>
+          </w:p>
+        </w:tc>
+      </w:tr>
+      <w:tr>
+        <w:tc>
+          <w:tcPr/>
+          <w:p>
+            <w:pPr>
+              <w:pStyle w:val="Compact"/>
+              <w:jc w:val="center"/>
+            </w:pPr>
+            <w:r>
+              <w:t xml:space="preserve">1</w:t>
+            </w:r>
+          </w:p>
+        </w:tc>
+        <w:tc>
+          <w:tcPr/>
+          <w:p>
+            <w:pPr>
+              <w:pStyle w:val="Compact"/>
+              <w:jc w:val="center"/>
+            </w:pPr>
+            <w:r>
+              <w:t xml:space="preserve">Follistatin 50ng/ml 10d (n=5)</w:t>
+            </w:r>
+          </w:p>
+        </w:tc>
+        <w:tc>
+          <w:tcPr/>
+          <w:p>
+            <w:pPr>
+              <w:pStyle w:val="Compact"/>
+              <w:jc w:val="center"/>
+            </w:pPr>
+            <w:r>
+              <w:t xml:space="preserve">0.7026</w:t>
+            </w:r>
+          </w:p>
+        </w:tc>
+        <w:tc>
+          <w:tcPr/>
+          <w:p>
+            <w:pPr>
+              <w:pStyle w:val="Compact"/>
+              <w:jc w:val="center"/>
+            </w:pPr>
+            <w:r>
+              <w:t xml:space="preserve">0.09863</w:t>
+            </w:r>
+          </w:p>
+        </w:tc>
+      </w:tr>
+      <w:tr>
+        <w:tc>
+          <w:tcPr/>
+          <w:p>
+            <w:pPr>
+              <w:pStyle w:val="Compact"/>
+              <w:jc w:val="center"/>
+            </w:pPr>
+            <w:r>
+              <w:t xml:space="preserve">1</w:t>
+            </w:r>
+          </w:p>
+        </w:tc>
+        <w:tc>
+          <w:tcPr/>
+          <w:p>
+            <w:pPr>
+              <w:pStyle w:val="Compact"/>
+              <w:jc w:val="center"/>
+            </w:pPr>
+            <w:r>
               <w:t xml:space="preserve">Follistatin 50ng/ml 14d (n=5)</w:t>
             </w:r>
           </w:p>
@@ -1783,6 +2113,56 @@
               <w:jc w:val="center"/>
             </w:pPr>
             <w:r>
+              <w:t xml:space="preserve">SMIFH2 10µM 4d (n=2)</w:t>
+            </w:r>
+          </w:p>
+        </w:tc>
+        <w:tc>
+          <w:tcPr/>
+          <w:p>
+            <w:pPr>
+              <w:pStyle w:val="Compact"/>
+              <w:jc w:val="center"/>
+            </w:pPr>
+            <w:r>
+              <w:t xml:space="preserve">0.914</w:t>
+            </w:r>
+          </w:p>
+        </w:tc>
+        <w:tc>
+          <w:tcPr/>
+          <w:p>
+            <w:pPr>
+              <w:pStyle w:val="Compact"/>
+              <w:jc w:val="center"/>
+            </w:pPr>
+            <w:r>
+              <w:t xml:space="preserve">0.06428</w:t>
+            </w:r>
+          </w:p>
+        </w:tc>
+      </w:tr>
+      <w:tr>
+        <w:tc>
+          <w:tcPr/>
+          <w:p>
+            <w:pPr>
+              <w:pStyle w:val="Compact"/>
+              <w:jc w:val="center"/>
+            </w:pPr>
+            <w:r>
+              <w:t xml:space="preserve">1</w:t>
+            </w:r>
+          </w:p>
+        </w:tc>
+        <w:tc>
+          <w:tcPr/>
+          <w:p>
+            <w:pPr>
+              <w:pStyle w:val="Compact"/>
+              <w:jc w:val="center"/>
+            </w:pPr>
+            <w:r>
               <w:t xml:space="preserve">SMIFH2 10µm 10d (n=4)</w:t>
             </w:r>
           </w:p>
@@ -1983,31 +2363,31 @@
               <w:jc w:val="center"/>
             </w:pPr>
             <w:r>
-              <w:t xml:space="preserve">Control 10d (n=8)</w:t>
-            </w:r>
-          </w:p>
-        </w:tc>
-        <w:tc>
-          <w:tcPr/>
-          <w:p>
-            <w:pPr>
-              <w:pStyle w:val="Compact"/>
-              <w:jc w:val="center"/>
-            </w:pPr>
-            <w:r>
-              <w:t xml:space="preserve">0.7547</w:t>
-            </w:r>
-          </w:p>
-        </w:tc>
-        <w:tc>
-          <w:tcPr/>
-          <w:p>
-            <w:pPr>
-              <w:pStyle w:val="Compact"/>
-              <w:jc w:val="center"/>
-            </w:pPr>
-            <w:r>
-              <w:t xml:space="preserve">0.1077</w:t>
+              <w:t xml:space="preserve">Activin 50ng/ml 4d (n=12)</w:t>
+            </w:r>
+          </w:p>
+        </w:tc>
+        <w:tc>
+          <w:tcPr/>
+          <w:p>
+            <w:pPr>
+              <w:pStyle w:val="Compact"/>
+              <w:jc w:val="center"/>
+            </w:pPr>
+            <w:r>
+              <w:t xml:space="preserve">0.6444</w:t>
+            </w:r>
+          </w:p>
+        </w:tc>
+        <w:tc>
+          <w:tcPr/>
+          <w:p>
+            <w:pPr>
+              <w:pStyle w:val="Compact"/>
+              <w:jc w:val="center"/>
+            </w:pPr>
+            <w:r>
+              <w:t xml:space="preserve">0.135</w:t>
             </w:r>
           </w:p>
         </w:tc>
@@ -2033,6 +2413,56 @@
               <w:jc w:val="center"/>
             </w:pPr>
             <w:r>
+              <w:t xml:space="preserve">Control 10d (n=11)</w:t>
+            </w:r>
+          </w:p>
+        </w:tc>
+        <w:tc>
+          <w:tcPr/>
+          <w:p>
+            <w:pPr>
+              <w:pStyle w:val="Compact"/>
+              <w:jc w:val="center"/>
+            </w:pPr>
+            <w:r>
+              <w:t xml:space="preserve">0.7548</w:t>
+            </w:r>
+          </w:p>
+        </w:tc>
+        <w:tc>
+          <w:tcPr/>
+          <w:p>
+            <w:pPr>
+              <w:pStyle w:val="Compact"/>
+              <w:jc w:val="center"/>
+            </w:pPr>
+            <w:r>
+              <w:t xml:space="preserve">0.09271</w:t>
+            </w:r>
+          </w:p>
+        </w:tc>
+      </w:tr>
+      <w:tr>
+        <w:tc>
+          <w:tcPr/>
+          <w:p>
+            <w:pPr>
+              <w:pStyle w:val="Compact"/>
+              <w:jc w:val="center"/>
+            </w:pPr>
+            <w:r>
+              <w:t xml:space="preserve">2</w:t>
+            </w:r>
+          </w:p>
+        </w:tc>
+        <w:tc>
+          <w:tcPr/>
+          <w:p>
+            <w:pPr>
+              <w:pStyle w:val="Compact"/>
+              <w:jc w:val="center"/>
+            </w:pPr>
+            <w:r>
               <w:t xml:space="preserve">Control 14days (n=9)</w:t>
             </w:r>
           </w:p>
@@ -2133,31 +2563,31 @@
               <w:jc w:val="center"/>
             </w:pPr>
             <w:r>
-              <w:t xml:space="preserve">Follistatin 50ng/ml 10d (n=2)</w:t>
-            </w:r>
-          </w:p>
-        </w:tc>
-        <w:tc>
-          <w:tcPr/>
-          <w:p>
-            <w:pPr>
-              <w:pStyle w:val="Compact"/>
-              <w:jc w:val="center"/>
-            </w:pPr>
-            <w:r>
-              <w:t xml:space="preserve">0.7477</w:t>
-            </w:r>
-          </w:p>
-        </w:tc>
-        <w:tc>
-          <w:tcPr/>
-          <w:p>
-            <w:pPr>
-              <w:pStyle w:val="Compact"/>
-              <w:jc w:val="center"/>
-            </w:pPr>
-            <w:r>
-              <w:t xml:space="preserve">0.04937</w:t>
+              <w:t xml:space="preserve">Ctrl 4d (n=11)</w:t>
+            </w:r>
+          </w:p>
+        </w:tc>
+        <w:tc>
+          <w:tcPr/>
+          <w:p>
+            <w:pPr>
+              <w:pStyle w:val="Compact"/>
+              <w:jc w:val="center"/>
+            </w:pPr>
+            <w:r>
+              <w:t xml:space="preserve">0.6571</w:t>
+            </w:r>
+          </w:p>
+        </w:tc>
+        <w:tc>
+          <w:tcPr/>
+          <w:p>
+            <w:pPr>
+              <w:pStyle w:val="Compact"/>
+              <w:jc w:val="center"/>
+            </w:pPr>
+            <w:r>
+              <w:t xml:space="preserve">0.1236</w:t>
             </w:r>
           </w:p>
         </w:tc>
@@ -2183,6 +2613,156 @@
               <w:jc w:val="center"/>
             </w:pPr>
             <w:r>
+              <w:t xml:space="preserve">Ctrl 5min (n=1)</w:t>
+            </w:r>
+          </w:p>
+        </w:tc>
+        <w:tc>
+          <w:tcPr/>
+          <w:p>
+            <w:pPr>
+              <w:pStyle w:val="Compact"/>
+              <w:jc w:val="center"/>
+            </w:pPr>
+            <w:r>
+              <w:t xml:space="preserve">0.6583</w:t>
+            </w:r>
+          </w:p>
+        </w:tc>
+        <w:tc>
+          <w:tcPr/>
+          <w:p>
+            <w:pPr>
+              <w:pStyle w:val="Compact"/>
+              <w:jc w:val="center"/>
+            </w:pPr>
+            <w:r>
+              <w:t xml:space="preserve">0</w:t>
+            </w:r>
+          </w:p>
+        </w:tc>
+      </w:tr>
+      <w:tr>
+        <w:tc>
+          <w:tcPr/>
+          <w:p>
+            <w:pPr>
+              <w:pStyle w:val="Compact"/>
+              <w:jc w:val="center"/>
+            </w:pPr>
+            <w:r>
+              <w:t xml:space="preserve">2</w:t>
+            </w:r>
+          </w:p>
+        </w:tc>
+        <w:tc>
+          <w:tcPr/>
+          <w:p>
+            <w:pPr>
+              <w:pStyle w:val="Compact"/>
+              <w:jc w:val="center"/>
+            </w:pPr>
+            <w:r>
+              <w:t xml:space="preserve">Ethanol 30mM 5min (n=7)</w:t>
+            </w:r>
+          </w:p>
+        </w:tc>
+        <w:tc>
+          <w:tcPr/>
+          <w:p>
+            <w:pPr>
+              <w:pStyle w:val="Compact"/>
+              <w:jc w:val="center"/>
+            </w:pPr>
+            <w:r>
+              <w:t xml:space="preserve">0.6193</w:t>
+            </w:r>
+          </w:p>
+        </w:tc>
+        <w:tc>
+          <w:tcPr/>
+          <w:p>
+            <w:pPr>
+              <w:pStyle w:val="Compact"/>
+              <w:jc w:val="center"/>
+            </w:pPr>
+            <w:r>
+              <w:t xml:space="preserve">0.1403</w:t>
+            </w:r>
+          </w:p>
+        </w:tc>
+      </w:tr>
+      <w:tr>
+        <w:tc>
+          <w:tcPr/>
+          <w:p>
+            <w:pPr>
+              <w:pStyle w:val="Compact"/>
+              <w:jc w:val="center"/>
+            </w:pPr>
+            <w:r>
+              <w:t xml:space="preserve">2</w:t>
+            </w:r>
+          </w:p>
+        </w:tc>
+        <w:tc>
+          <w:tcPr/>
+          <w:p>
+            <w:pPr>
+              <w:pStyle w:val="Compact"/>
+              <w:jc w:val="center"/>
+            </w:pPr>
+            <w:r>
+              <w:t xml:space="preserve">Follistatin 50ng/ml 10d (n=5)</w:t>
+            </w:r>
+          </w:p>
+        </w:tc>
+        <w:tc>
+          <w:tcPr/>
+          <w:p>
+            <w:pPr>
+              <w:pStyle w:val="Compact"/>
+              <w:jc w:val="center"/>
+            </w:pPr>
+            <w:r>
+              <w:t xml:space="preserve">0.7564</w:t>
+            </w:r>
+          </w:p>
+        </w:tc>
+        <w:tc>
+          <w:tcPr/>
+          <w:p>
+            <w:pPr>
+              <w:pStyle w:val="Compact"/>
+              <w:jc w:val="center"/>
+            </w:pPr>
+            <w:r>
+              <w:t xml:space="preserve">0.04745</w:t>
+            </w:r>
+          </w:p>
+        </w:tc>
+      </w:tr>
+      <w:tr>
+        <w:tc>
+          <w:tcPr/>
+          <w:p>
+            <w:pPr>
+              <w:pStyle w:val="Compact"/>
+              <w:jc w:val="center"/>
+            </w:pPr>
+            <w:r>
+              <w:t xml:space="preserve">2</w:t>
+            </w:r>
+          </w:p>
+        </w:tc>
+        <w:tc>
+          <w:tcPr/>
+          <w:p>
+            <w:pPr>
+              <w:pStyle w:val="Compact"/>
+              <w:jc w:val="center"/>
+            </w:pPr>
+            <w:r>
               <w:t xml:space="preserve">Follistatin 50ng/ml 14d (n=5)</w:t>
             </w:r>
           </w:p>
@@ -2333,6 +2913,56 @@
               <w:jc w:val="center"/>
             </w:pPr>
             <w:r>
+              <w:t xml:space="preserve">SMIFH2 10µM 4d (n=2)</w:t>
+            </w:r>
+          </w:p>
+        </w:tc>
+        <w:tc>
+          <w:tcPr/>
+          <w:p>
+            <w:pPr>
+              <w:pStyle w:val="Compact"/>
+              <w:jc w:val="center"/>
+            </w:pPr>
+            <w:r>
+              <w:t xml:space="preserve">0.9484</w:t>
+            </w:r>
+          </w:p>
+        </w:tc>
+        <w:tc>
+          <w:tcPr/>
+          <w:p>
+            <w:pPr>
+              <w:pStyle w:val="Compact"/>
+              <w:jc w:val="center"/>
+            </w:pPr>
+            <w:r>
+              <w:t xml:space="preserve">0.06053</w:t>
+            </w:r>
+          </w:p>
+        </w:tc>
+      </w:tr>
+      <w:tr>
+        <w:tc>
+          <w:tcPr/>
+          <w:p>
+            <w:pPr>
+              <w:pStyle w:val="Compact"/>
+              <w:jc w:val="center"/>
+            </w:pPr>
+            <w:r>
+              <w:t xml:space="preserve">2</w:t>
+            </w:r>
+          </w:p>
+        </w:tc>
+        <w:tc>
+          <w:tcPr/>
+          <w:p>
+            <w:pPr>
+              <w:pStyle w:val="Compact"/>
+              <w:jc w:val="center"/>
+            </w:pPr>
+            <w:r>
               <w:t xml:space="preserve">SMIFH2 10µm 10d (n=4)</w:t>
             </w:r>
           </w:p>
@@ -2533,31 +3163,31 @@
               <w:jc w:val="center"/>
             </w:pPr>
             <w:r>
-              <w:t xml:space="preserve">Control 10d (n=8)</w:t>
-            </w:r>
-          </w:p>
-        </w:tc>
-        <w:tc>
-          <w:tcPr/>
-          <w:p>
-            <w:pPr>
-              <w:pStyle w:val="Compact"/>
-              <w:jc w:val="center"/>
-            </w:pPr>
-            <w:r>
-              <w:t xml:space="preserve">0.73</w:t>
-            </w:r>
-          </w:p>
-        </w:tc>
-        <w:tc>
-          <w:tcPr/>
-          <w:p>
-            <w:pPr>
-              <w:pStyle w:val="Compact"/>
-              <w:jc w:val="center"/>
-            </w:pPr>
-            <w:r>
-              <w:t xml:space="preserve">0.08079</w:t>
+              <w:t xml:space="preserve">Activin 50ng/ml 4d (n=12)</w:t>
+            </w:r>
+          </w:p>
+        </w:tc>
+        <w:tc>
+          <w:tcPr/>
+          <w:p>
+            <w:pPr>
+              <w:pStyle w:val="Compact"/>
+              <w:jc w:val="center"/>
+            </w:pPr>
+            <w:r>
+              <w:t xml:space="preserve">0.6932</w:t>
+            </w:r>
+          </w:p>
+        </w:tc>
+        <w:tc>
+          <w:tcPr/>
+          <w:p>
+            <w:pPr>
+              <w:pStyle w:val="Compact"/>
+              <w:jc w:val="center"/>
+            </w:pPr>
+            <w:r>
+              <w:t xml:space="preserve">0.1176</w:t>
             </w:r>
           </w:p>
         </w:tc>
@@ -2583,6 +3213,56 @@
               <w:jc w:val="center"/>
             </w:pPr>
             <w:r>
+              <w:t xml:space="preserve">Control 10d (n=11)</w:t>
+            </w:r>
+          </w:p>
+        </w:tc>
+        <w:tc>
+          <w:tcPr/>
+          <w:p>
+            <w:pPr>
+              <w:pStyle w:val="Compact"/>
+              <w:jc w:val="center"/>
+            </w:pPr>
+            <w:r>
+              <w:t xml:space="preserve">0.6995</w:t>
+            </w:r>
+          </w:p>
+        </w:tc>
+        <w:tc>
+          <w:tcPr/>
+          <w:p>
+            <w:pPr>
+              <w:pStyle w:val="Compact"/>
+              <w:jc w:val="center"/>
+            </w:pPr>
+            <w:r>
+              <w:t xml:space="preserve">0.1071</w:t>
+            </w:r>
+          </w:p>
+        </w:tc>
+      </w:tr>
+      <w:tr>
+        <w:tc>
+          <w:tcPr/>
+          <w:p>
+            <w:pPr>
+              <w:pStyle w:val="Compact"/>
+              <w:jc w:val="center"/>
+            </w:pPr>
+            <w:r>
+              <w:t xml:space="preserve">3</w:t>
+            </w:r>
+          </w:p>
+        </w:tc>
+        <w:tc>
+          <w:tcPr/>
+          <w:p>
+            <w:pPr>
+              <w:pStyle w:val="Compact"/>
+              <w:jc w:val="center"/>
+            </w:pPr>
+            <w:r>
               <w:t xml:space="preserve">Control 14days (n=9)</w:t>
             </w:r>
           </w:p>
@@ -2683,31 +3363,31 @@
               <w:jc w:val="center"/>
             </w:pPr>
             <w:r>
-              <w:t xml:space="preserve">Follistatin 50ng/ml 10d (n=2)</w:t>
-            </w:r>
-          </w:p>
-        </w:tc>
-        <w:tc>
-          <w:tcPr/>
-          <w:p>
-            <w:pPr>
-              <w:pStyle w:val="Compact"/>
-              <w:jc w:val="center"/>
-            </w:pPr>
-            <w:r>
-              <w:t xml:space="preserve">0.696</w:t>
-            </w:r>
-          </w:p>
-        </w:tc>
-        <w:tc>
-          <w:tcPr/>
-          <w:p>
-            <w:pPr>
-              <w:pStyle w:val="Compact"/>
-              <w:jc w:val="center"/>
-            </w:pPr>
-            <w:r>
-              <w:t xml:space="preserve">0.008401</w:t>
+              <w:t xml:space="preserve">Ctrl 4d (n=11)</w:t>
+            </w:r>
+          </w:p>
+        </w:tc>
+        <w:tc>
+          <w:tcPr/>
+          <w:p>
+            <w:pPr>
+              <w:pStyle w:val="Compact"/>
+              <w:jc w:val="center"/>
+            </w:pPr>
+            <w:r>
+              <w:t xml:space="preserve">0.6833</w:t>
+            </w:r>
+          </w:p>
+        </w:tc>
+        <w:tc>
+          <w:tcPr/>
+          <w:p>
+            <w:pPr>
+              <w:pStyle w:val="Compact"/>
+              <w:jc w:val="center"/>
+            </w:pPr>
+            <w:r>
+              <w:t xml:space="preserve">0.106</w:t>
             </w:r>
           </w:p>
         </w:tc>
@@ -2733,6 +3413,156 @@
               <w:jc w:val="center"/>
             </w:pPr>
             <w:r>
+              <w:t xml:space="preserve">Ctrl 5min (n=1)</w:t>
+            </w:r>
+          </w:p>
+        </w:tc>
+        <w:tc>
+          <w:tcPr/>
+          <w:p>
+            <w:pPr>
+              <w:pStyle w:val="Compact"/>
+              <w:jc w:val="center"/>
+            </w:pPr>
+            <w:r>
+              <w:t xml:space="preserve">0.5374</w:t>
+            </w:r>
+          </w:p>
+        </w:tc>
+        <w:tc>
+          <w:tcPr/>
+          <w:p>
+            <w:pPr>
+              <w:pStyle w:val="Compact"/>
+              <w:jc w:val="center"/>
+            </w:pPr>
+            <w:r>
+              <w:t xml:space="preserve">0</w:t>
+            </w:r>
+          </w:p>
+        </w:tc>
+      </w:tr>
+      <w:tr>
+        <w:tc>
+          <w:tcPr/>
+          <w:p>
+            <w:pPr>
+              <w:pStyle w:val="Compact"/>
+              <w:jc w:val="center"/>
+            </w:pPr>
+            <w:r>
+              <w:t xml:space="preserve">3</w:t>
+            </w:r>
+          </w:p>
+        </w:tc>
+        <w:tc>
+          <w:tcPr/>
+          <w:p>
+            <w:pPr>
+              <w:pStyle w:val="Compact"/>
+              <w:jc w:val="center"/>
+            </w:pPr>
+            <w:r>
+              <w:t xml:space="preserve">Ethanol 30mM 5min (n=7)</w:t>
+            </w:r>
+          </w:p>
+        </w:tc>
+        <w:tc>
+          <w:tcPr/>
+          <w:p>
+            <w:pPr>
+              <w:pStyle w:val="Compact"/>
+              <w:jc w:val="center"/>
+            </w:pPr>
+            <w:r>
+              <w:t xml:space="preserve">0.6263</w:t>
+            </w:r>
+          </w:p>
+        </w:tc>
+        <w:tc>
+          <w:tcPr/>
+          <w:p>
+            <w:pPr>
+              <w:pStyle w:val="Compact"/>
+              <w:jc w:val="center"/>
+            </w:pPr>
+            <w:r>
+              <w:t xml:space="preserve">0.1668</w:t>
+            </w:r>
+          </w:p>
+        </w:tc>
+      </w:tr>
+      <w:tr>
+        <w:tc>
+          <w:tcPr/>
+          <w:p>
+            <w:pPr>
+              <w:pStyle w:val="Compact"/>
+              <w:jc w:val="center"/>
+            </w:pPr>
+            <w:r>
+              <w:t xml:space="preserve">3</w:t>
+            </w:r>
+          </w:p>
+        </w:tc>
+        <w:tc>
+          <w:tcPr/>
+          <w:p>
+            <w:pPr>
+              <w:pStyle w:val="Compact"/>
+              <w:jc w:val="center"/>
+            </w:pPr>
+            <w:r>
+              <w:t xml:space="preserve">Follistatin 50ng/ml 10d (n=5)</w:t>
+            </w:r>
+          </w:p>
+        </w:tc>
+        <w:tc>
+          <w:tcPr/>
+          <w:p>
+            <w:pPr>
+              <w:pStyle w:val="Compact"/>
+              <w:jc w:val="center"/>
+            </w:pPr>
+            <w:r>
+              <w:t xml:space="preserve">0.7319</w:t>
+            </w:r>
+          </w:p>
+        </w:tc>
+        <w:tc>
+          <w:tcPr/>
+          <w:p>
+            <w:pPr>
+              <w:pStyle w:val="Compact"/>
+              <w:jc w:val="center"/>
+            </w:pPr>
+            <w:r>
+              <w:t xml:space="preserve">0.03929</w:t>
+            </w:r>
+          </w:p>
+        </w:tc>
+      </w:tr>
+      <w:tr>
+        <w:tc>
+          <w:tcPr/>
+          <w:p>
+            <w:pPr>
+              <w:pStyle w:val="Compact"/>
+              <w:jc w:val="center"/>
+            </w:pPr>
+            <w:r>
+              <w:t xml:space="preserve">3</w:t>
+            </w:r>
+          </w:p>
+        </w:tc>
+        <w:tc>
+          <w:tcPr/>
+          <w:p>
+            <w:pPr>
+              <w:pStyle w:val="Compact"/>
+              <w:jc w:val="center"/>
+            </w:pPr>
+            <w:r>
               <w:t xml:space="preserve">Follistatin 50ng/ml 14d (n=5)</w:t>
             </w:r>
           </w:p>
@@ -2883,6 +3713,56 @@
               <w:jc w:val="center"/>
             </w:pPr>
             <w:r>
+              <w:t xml:space="preserve">SMIFH2 10µM 4d (n=2)</w:t>
+            </w:r>
+          </w:p>
+        </w:tc>
+        <w:tc>
+          <w:tcPr/>
+          <w:p>
+            <w:pPr>
+              <w:pStyle w:val="Compact"/>
+              <w:jc w:val="center"/>
+            </w:pPr>
+            <w:r>
+              <w:t xml:space="preserve">0.8618</w:t>
+            </w:r>
+          </w:p>
+        </w:tc>
+        <w:tc>
+          <w:tcPr/>
+          <w:p>
+            <w:pPr>
+              <w:pStyle w:val="Compact"/>
+              <w:jc w:val="center"/>
+            </w:pPr>
+            <w:r>
+              <w:t xml:space="preserve">0.06367</w:t>
+            </w:r>
+          </w:p>
+        </w:tc>
+      </w:tr>
+      <w:tr>
+        <w:tc>
+          <w:tcPr/>
+          <w:p>
+            <w:pPr>
+              <w:pStyle w:val="Compact"/>
+              <w:jc w:val="center"/>
+            </w:pPr>
+            <w:r>
+              <w:t xml:space="preserve">3</w:t>
+            </w:r>
+          </w:p>
+        </w:tc>
+        <w:tc>
+          <w:tcPr/>
+          <w:p>
+            <w:pPr>
+              <w:pStyle w:val="Compact"/>
+              <w:jc w:val="center"/>
+            </w:pPr>
+            <w:r>
               <w:t xml:space="preserve">SMIFH2 10µm 10d (n=4)</w:t>
             </w:r>
           </w:p>
@@ -3083,31 +3963,31 @@
               <w:jc w:val="center"/>
             </w:pPr>
             <w:r>
-              <w:t xml:space="preserve">Control 10d (n=8)</w:t>
-            </w:r>
-          </w:p>
-        </w:tc>
-        <w:tc>
-          <w:tcPr/>
-          <w:p>
-            <w:pPr>
-              <w:pStyle w:val="Compact"/>
-              <w:jc w:val="center"/>
-            </w:pPr>
-            <w:r>
-              <w:t xml:space="preserve">0.6953</w:t>
-            </w:r>
-          </w:p>
-        </w:tc>
-        <w:tc>
-          <w:tcPr/>
-          <w:p>
-            <w:pPr>
-              <w:pStyle w:val="Compact"/>
-              <w:jc w:val="center"/>
-            </w:pPr>
-            <w:r>
-              <w:t xml:space="preserve">0.1078</w:t>
+              <w:t xml:space="preserve">Activin 50ng/ml 4d (n=12)</w:t>
+            </w:r>
+          </w:p>
+        </w:tc>
+        <w:tc>
+          <w:tcPr/>
+          <w:p>
+            <w:pPr>
+              <w:pStyle w:val="Compact"/>
+              <w:jc w:val="center"/>
+            </w:pPr>
+            <w:r>
+              <w:t xml:space="preserve">0.6965</w:t>
+            </w:r>
+          </w:p>
+        </w:tc>
+        <w:tc>
+          <w:tcPr/>
+          <w:p>
+            <w:pPr>
+              <w:pStyle w:val="Compact"/>
+              <w:jc w:val="center"/>
+            </w:pPr>
+            <w:r>
+              <w:t xml:space="preserve">0.09291</w:t>
             </w:r>
           </w:p>
         </w:tc>
@@ -3133,6 +4013,56 @@
               <w:jc w:val="center"/>
             </w:pPr>
             <w:r>
+              <w:t xml:space="preserve">Control 10d (n=11)</w:t>
+            </w:r>
+          </w:p>
+        </w:tc>
+        <w:tc>
+          <w:tcPr/>
+          <w:p>
+            <w:pPr>
+              <w:pStyle w:val="Compact"/>
+              <w:jc w:val="center"/>
+            </w:pPr>
+            <w:r>
+              <w:t xml:space="preserve">0.6694</w:t>
+            </w:r>
+          </w:p>
+        </w:tc>
+        <w:tc>
+          <w:tcPr/>
+          <w:p>
+            <w:pPr>
+              <w:pStyle w:val="Compact"/>
+              <w:jc w:val="center"/>
+            </w:pPr>
+            <w:r>
+              <w:t xml:space="preserve">0.1276</w:t>
+            </w:r>
+          </w:p>
+        </w:tc>
+      </w:tr>
+      <w:tr>
+        <w:tc>
+          <w:tcPr/>
+          <w:p>
+            <w:pPr>
+              <w:pStyle w:val="Compact"/>
+              <w:jc w:val="center"/>
+            </w:pPr>
+            <w:r>
+              <w:t xml:space="preserve">4</w:t>
+            </w:r>
+          </w:p>
+        </w:tc>
+        <w:tc>
+          <w:tcPr/>
+          <w:p>
+            <w:pPr>
+              <w:pStyle w:val="Compact"/>
+              <w:jc w:val="center"/>
+            </w:pPr>
+            <w:r>
               <w:t xml:space="preserve">Control 14days (n=9)</w:t>
             </w:r>
           </w:p>
@@ -3233,31 +4163,31 @@
               <w:jc w:val="center"/>
             </w:pPr>
             <w:r>
-              <w:t xml:space="preserve">Follistatin 50ng/ml 10d (n=2)</w:t>
-            </w:r>
-          </w:p>
-        </w:tc>
-        <w:tc>
-          <w:tcPr/>
-          <w:p>
-            <w:pPr>
-              <w:pStyle w:val="Compact"/>
-              <w:jc w:val="center"/>
-            </w:pPr>
-            <w:r>
-              <w:t xml:space="preserve">0.6599</w:t>
-            </w:r>
-          </w:p>
-        </w:tc>
-        <w:tc>
-          <w:tcPr/>
-          <w:p>
-            <w:pPr>
-              <w:pStyle w:val="Compact"/>
-              <w:jc w:val="center"/>
-            </w:pPr>
-            <w:r>
-              <w:t xml:space="preserve">0.07857</w:t>
+              <w:t xml:space="preserve">Ctrl 4d (n=11)</w:t>
+            </w:r>
+          </w:p>
+        </w:tc>
+        <w:tc>
+          <w:tcPr/>
+          <w:p>
+            <w:pPr>
+              <w:pStyle w:val="Compact"/>
+              <w:jc w:val="center"/>
+            </w:pPr>
+            <w:r>
+              <w:t xml:space="preserve">0.6206</w:t>
+            </w:r>
+          </w:p>
+        </w:tc>
+        <w:tc>
+          <w:tcPr/>
+          <w:p>
+            <w:pPr>
+              <w:pStyle w:val="Compact"/>
+              <w:jc w:val="center"/>
+            </w:pPr>
+            <w:r>
+              <w:t xml:space="preserve">0.1384</w:t>
             </w:r>
           </w:p>
         </w:tc>
@@ -3283,6 +4213,156 @@
               <w:jc w:val="center"/>
             </w:pPr>
             <w:r>
+              <w:t xml:space="preserve">Ctrl 5min (n=1)</w:t>
+            </w:r>
+          </w:p>
+        </w:tc>
+        <w:tc>
+          <w:tcPr/>
+          <w:p>
+            <w:pPr>
+              <w:pStyle w:val="Compact"/>
+              <w:jc w:val="center"/>
+            </w:pPr>
+            <w:r>
+              <w:t xml:space="preserve">0.497</w:t>
+            </w:r>
+          </w:p>
+        </w:tc>
+        <w:tc>
+          <w:tcPr/>
+          <w:p>
+            <w:pPr>
+              <w:pStyle w:val="Compact"/>
+              <w:jc w:val="center"/>
+            </w:pPr>
+            <w:r>
+              <w:t xml:space="preserve">0</w:t>
+            </w:r>
+          </w:p>
+        </w:tc>
+      </w:tr>
+      <w:tr>
+        <w:tc>
+          <w:tcPr/>
+          <w:p>
+            <w:pPr>
+              <w:pStyle w:val="Compact"/>
+              <w:jc w:val="center"/>
+            </w:pPr>
+            <w:r>
+              <w:t xml:space="preserve">4</w:t>
+            </w:r>
+          </w:p>
+        </w:tc>
+        <w:tc>
+          <w:tcPr/>
+          <w:p>
+            <w:pPr>
+              <w:pStyle w:val="Compact"/>
+              <w:jc w:val="center"/>
+            </w:pPr>
+            <w:r>
+              <w:t xml:space="preserve">Ethanol 30mM 5min (n=7)</w:t>
+            </w:r>
+          </w:p>
+        </w:tc>
+        <w:tc>
+          <w:tcPr/>
+          <w:p>
+            <w:pPr>
+              <w:pStyle w:val="Compact"/>
+              <w:jc w:val="center"/>
+            </w:pPr>
+            <w:r>
+              <w:t xml:space="preserve">0.5897</w:t>
+            </w:r>
+          </w:p>
+        </w:tc>
+        <w:tc>
+          <w:tcPr/>
+          <w:p>
+            <w:pPr>
+              <w:pStyle w:val="Compact"/>
+              <w:jc w:val="center"/>
+            </w:pPr>
+            <w:r>
+              <w:t xml:space="preserve">0.1635</w:t>
+            </w:r>
+          </w:p>
+        </w:tc>
+      </w:tr>
+      <w:tr>
+        <w:tc>
+          <w:tcPr/>
+          <w:p>
+            <w:pPr>
+              <w:pStyle w:val="Compact"/>
+              <w:jc w:val="center"/>
+            </w:pPr>
+            <w:r>
+              <w:t xml:space="preserve">4</w:t>
+            </w:r>
+          </w:p>
+        </w:tc>
+        <w:tc>
+          <w:tcPr/>
+          <w:p>
+            <w:pPr>
+              <w:pStyle w:val="Compact"/>
+              <w:jc w:val="center"/>
+            </w:pPr>
+            <w:r>
+              <w:t xml:space="preserve">Follistatin 50ng/ml 10d (n=5)</w:t>
+            </w:r>
+          </w:p>
+        </w:tc>
+        <w:tc>
+          <w:tcPr/>
+          <w:p>
+            <w:pPr>
+              <w:pStyle w:val="Compact"/>
+              <w:jc w:val="center"/>
+            </w:pPr>
+            <w:r>
+              <w:t xml:space="preserve">0.6286</w:t>
+            </w:r>
+          </w:p>
+        </w:tc>
+        <w:tc>
+          <w:tcPr/>
+          <w:p>
+            <w:pPr>
+              <w:pStyle w:val="Compact"/>
+              <w:jc w:val="center"/>
+            </w:pPr>
+            <w:r>
+              <w:t xml:space="preserve">0.06543</w:t>
+            </w:r>
+          </w:p>
+        </w:tc>
+      </w:tr>
+      <w:tr>
+        <w:tc>
+          <w:tcPr/>
+          <w:p>
+            <w:pPr>
+              <w:pStyle w:val="Compact"/>
+              <w:jc w:val="center"/>
+            </w:pPr>
+            <w:r>
+              <w:t xml:space="preserve">4</w:t>
+            </w:r>
+          </w:p>
+        </w:tc>
+        <w:tc>
+          <w:tcPr/>
+          <w:p>
+            <w:pPr>
+              <w:pStyle w:val="Compact"/>
+              <w:jc w:val="center"/>
+            </w:pPr>
+            <w:r>
               <w:t xml:space="preserve">Follistatin 50ng/ml 14d (n=5)</w:t>
             </w:r>
           </w:p>
@@ -3433,6 +4513,56 @@
               <w:jc w:val="center"/>
             </w:pPr>
             <w:r>
+              <w:t xml:space="preserve">SMIFH2 10µM 4d (n=2)</w:t>
+            </w:r>
+          </w:p>
+        </w:tc>
+        <w:tc>
+          <w:tcPr/>
+          <w:p>
+            <w:pPr>
+              <w:pStyle w:val="Compact"/>
+              <w:jc w:val="center"/>
+            </w:pPr>
+            <w:r>
+              <w:t xml:space="preserve">0.8115</w:t>
+            </w:r>
+          </w:p>
+        </w:tc>
+        <w:tc>
+          <w:tcPr/>
+          <w:p>
+            <w:pPr>
+              <w:pStyle w:val="Compact"/>
+              <w:jc w:val="center"/>
+            </w:pPr>
+            <w:r>
+              <w:t xml:space="preserve">0.0208</w:t>
+            </w:r>
+          </w:p>
+        </w:tc>
+      </w:tr>
+      <w:tr>
+        <w:tc>
+          <w:tcPr/>
+          <w:p>
+            <w:pPr>
+              <w:pStyle w:val="Compact"/>
+              <w:jc w:val="center"/>
+            </w:pPr>
+            <w:r>
+              <w:t xml:space="preserve">4</w:t>
+            </w:r>
+          </w:p>
+        </w:tc>
+        <w:tc>
+          <w:tcPr/>
+          <w:p>
+            <w:pPr>
+              <w:pStyle w:val="Compact"/>
+              <w:jc w:val="center"/>
+            </w:pPr>
+            <w:r>
               <w:t xml:space="preserve">SMIFH2 10µm 10d (n=4)</w:t>
             </w:r>
           </w:p>
@@ -3633,31 +4763,31 @@
               <w:jc w:val="center"/>
             </w:pPr>
             <w:r>
-              <w:t xml:space="preserve">Control 10d (n=8)</w:t>
-            </w:r>
-          </w:p>
-        </w:tc>
-        <w:tc>
-          <w:tcPr/>
-          <w:p>
-            <w:pPr>
-              <w:pStyle w:val="Compact"/>
-              <w:jc w:val="center"/>
-            </w:pPr>
-            <w:r>
-              <w:t xml:space="preserve">0.6727</w:t>
-            </w:r>
-          </w:p>
-        </w:tc>
-        <w:tc>
-          <w:tcPr/>
-          <w:p>
-            <w:pPr>
-              <w:pStyle w:val="Compact"/>
-              <w:jc w:val="center"/>
-            </w:pPr>
-            <w:r>
-              <w:t xml:space="preserve">0.09027</w:t>
+              <w:t xml:space="preserve">Activin 50ng/ml 4d (n=12)</w:t>
+            </w:r>
+          </w:p>
+        </w:tc>
+        <w:tc>
+          <w:tcPr/>
+          <w:p>
+            <w:pPr>
+              <w:pStyle w:val="Compact"/>
+              <w:jc w:val="center"/>
+            </w:pPr>
+            <w:r>
+              <w:t xml:space="preserve">0.6753</w:t>
+            </w:r>
+          </w:p>
+        </w:tc>
+        <w:tc>
+          <w:tcPr/>
+          <w:p>
+            <w:pPr>
+              <w:pStyle w:val="Compact"/>
+              <w:jc w:val="center"/>
+            </w:pPr>
+            <w:r>
+              <w:t xml:space="preserve">0.0766</w:t>
             </w:r>
           </w:p>
         </w:tc>
@@ -3683,6 +4813,56 @@
               <w:jc w:val="center"/>
             </w:pPr>
             <w:r>
+              <w:t xml:space="preserve">Control 10d (n=11)</w:t>
+            </w:r>
+          </w:p>
+        </w:tc>
+        <w:tc>
+          <w:tcPr/>
+          <w:p>
+            <w:pPr>
+              <w:pStyle w:val="Compact"/>
+              <w:jc w:val="center"/>
+            </w:pPr>
+            <w:r>
+              <w:t xml:space="preserve">0.6409</w:t>
+            </w:r>
+          </w:p>
+        </w:tc>
+        <w:tc>
+          <w:tcPr/>
+          <w:p>
+            <w:pPr>
+              <w:pStyle w:val="Compact"/>
+              <w:jc w:val="center"/>
+            </w:pPr>
+            <w:r>
+              <w:t xml:space="preserve">0.1084</w:t>
+            </w:r>
+          </w:p>
+        </w:tc>
+      </w:tr>
+      <w:tr>
+        <w:tc>
+          <w:tcPr/>
+          <w:p>
+            <w:pPr>
+              <w:pStyle w:val="Compact"/>
+              <w:jc w:val="center"/>
+            </w:pPr>
+            <w:r>
+              <w:t xml:space="preserve">5</w:t>
+            </w:r>
+          </w:p>
+        </w:tc>
+        <w:tc>
+          <w:tcPr/>
+          <w:p>
+            <w:pPr>
+              <w:pStyle w:val="Compact"/>
+              <w:jc w:val="center"/>
+            </w:pPr>
+            <w:r>
               <w:t xml:space="preserve">Control 14days (n=9)</w:t>
             </w:r>
           </w:p>
@@ -3783,31 +4963,31 @@
               <w:jc w:val="center"/>
             </w:pPr>
             <w:r>
-              <w:t xml:space="preserve">Follistatin 50ng/ml 10d (n=2)</w:t>
-            </w:r>
-          </w:p>
-        </w:tc>
-        <w:tc>
-          <w:tcPr/>
-          <w:p>
-            <w:pPr>
-              <w:pStyle w:val="Compact"/>
-              <w:jc w:val="center"/>
-            </w:pPr>
-            <w:r>
-              <w:t xml:space="preserve">0.5968</w:t>
-            </w:r>
-          </w:p>
-        </w:tc>
-        <w:tc>
-          <w:tcPr/>
-          <w:p>
-            <w:pPr>
-              <w:pStyle w:val="Compact"/>
-              <w:jc w:val="center"/>
-            </w:pPr>
-            <w:r>
-              <w:t xml:space="preserve">0.05083</w:t>
+              <w:t xml:space="preserve">Ctrl 4d (n=11)</w:t>
+            </w:r>
+          </w:p>
+        </w:tc>
+        <w:tc>
+          <w:tcPr/>
+          <w:p>
+            <w:pPr>
+              <w:pStyle w:val="Compact"/>
+              <w:jc w:val="center"/>
+            </w:pPr>
+            <w:r>
+              <w:t xml:space="preserve">0.599</w:t>
+            </w:r>
+          </w:p>
+        </w:tc>
+        <w:tc>
+          <w:tcPr/>
+          <w:p>
+            <w:pPr>
+              <w:pStyle w:val="Compact"/>
+              <w:jc w:val="center"/>
+            </w:pPr>
+            <w:r>
+              <w:t xml:space="preserve">0.1408</w:t>
             </w:r>
           </w:p>
         </w:tc>
@@ -3833,6 +5013,156 @@
               <w:jc w:val="center"/>
             </w:pPr>
             <w:r>
+              <w:t xml:space="preserve">Ctrl 5min (n=1)</w:t>
+            </w:r>
+          </w:p>
+        </w:tc>
+        <w:tc>
+          <w:tcPr/>
+          <w:p>
+            <w:pPr>
+              <w:pStyle w:val="Compact"/>
+              <w:jc w:val="center"/>
+            </w:pPr>
+            <w:r>
+              <w:t xml:space="preserve">0.4396</w:t>
+            </w:r>
+          </w:p>
+        </w:tc>
+        <w:tc>
+          <w:tcPr/>
+          <w:p>
+            <w:pPr>
+              <w:pStyle w:val="Compact"/>
+              <w:jc w:val="center"/>
+            </w:pPr>
+            <w:r>
+              <w:t xml:space="preserve">0</w:t>
+            </w:r>
+          </w:p>
+        </w:tc>
+      </w:tr>
+      <w:tr>
+        <w:tc>
+          <w:tcPr/>
+          <w:p>
+            <w:pPr>
+              <w:pStyle w:val="Compact"/>
+              <w:jc w:val="center"/>
+            </w:pPr>
+            <w:r>
+              <w:t xml:space="preserve">5</w:t>
+            </w:r>
+          </w:p>
+        </w:tc>
+        <w:tc>
+          <w:tcPr/>
+          <w:p>
+            <w:pPr>
+              <w:pStyle w:val="Compact"/>
+              <w:jc w:val="center"/>
+            </w:pPr>
+            <w:r>
+              <w:t xml:space="preserve">Ethanol 30mM 5min (n=7)</w:t>
+            </w:r>
+          </w:p>
+        </w:tc>
+        <w:tc>
+          <w:tcPr/>
+          <w:p>
+            <w:pPr>
+              <w:pStyle w:val="Compact"/>
+              <w:jc w:val="center"/>
+            </w:pPr>
+            <w:r>
+              <w:t xml:space="preserve">0.5939</w:t>
+            </w:r>
+          </w:p>
+        </w:tc>
+        <w:tc>
+          <w:tcPr/>
+          <w:p>
+            <w:pPr>
+              <w:pStyle w:val="Compact"/>
+              <w:jc w:val="center"/>
+            </w:pPr>
+            <w:r>
+              <w:t xml:space="preserve">0.1505</w:t>
+            </w:r>
+          </w:p>
+        </w:tc>
+      </w:tr>
+      <w:tr>
+        <w:tc>
+          <w:tcPr/>
+          <w:p>
+            <w:pPr>
+              <w:pStyle w:val="Compact"/>
+              <w:jc w:val="center"/>
+            </w:pPr>
+            <w:r>
+              <w:t xml:space="preserve">5</w:t>
+            </w:r>
+          </w:p>
+        </w:tc>
+        <w:tc>
+          <w:tcPr/>
+          <w:p>
+            <w:pPr>
+              <w:pStyle w:val="Compact"/>
+              <w:jc w:val="center"/>
+            </w:pPr>
+            <w:r>
+              <w:t xml:space="preserve">Follistatin 50ng/ml 10d (n=5)</w:t>
+            </w:r>
+          </w:p>
+        </w:tc>
+        <w:tc>
+          <w:tcPr/>
+          <w:p>
+            <w:pPr>
+              <w:pStyle w:val="Compact"/>
+              <w:jc w:val="center"/>
+            </w:pPr>
+            <w:r>
+              <w:t xml:space="preserve">0.6138</w:t>
+            </w:r>
+          </w:p>
+        </w:tc>
+        <w:tc>
+          <w:tcPr/>
+          <w:p>
+            <w:pPr>
+              <w:pStyle w:val="Compact"/>
+              <w:jc w:val="center"/>
+            </w:pPr>
+            <w:r>
+              <w:t xml:space="preserve">0.07189</w:t>
+            </w:r>
+          </w:p>
+        </w:tc>
+      </w:tr>
+      <w:tr>
+        <w:tc>
+          <w:tcPr/>
+          <w:p>
+            <w:pPr>
+              <w:pStyle w:val="Compact"/>
+              <w:jc w:val="center"/>
+            </w:pPr>
+            <w:r>
+              <w:t xml:space="preserve">5</w:t>
+            </w:r>
+          </w:p>
+        </w:tc>
+        <w:tc>
+          <w:tcPr/>
+          <w:p>
+            <w:pPr>
+              <w:pStyle w:val="Compact"/>
+              <w:jc w:val="center"/>
+            </w:pPr>
+            <w:r>
               <w:t xml:space="preserve">Follistatin 50ng/ml 14d (n=5)</w:t>
             </w:r>
           </w:p>
@@ -3983,6 +5313,56 @@
               <w:jc w:val="center"/>
             </w:pPr>
             <w:r>
+              <w:t xml:space="preserve">SMIFH2 10µM 4d (n=2)</w:t>
+            </w:r>
+          </w:p>
+        </w:tc>
+        <w:tc>
+          <w:tcPr/>
+          <w:p>
+            <w:pPr>
+              <w:pStyle w:val="Compact"/>
+              <w:jc w:val="center"/>
+            </w:pPr>
+            <w:r>
+              <w:t xml:space="preserve">0.7916</w:t>
+            </w:r>
+          </w:p>
+        </w:tc>
+        <w:tc>
+          <w:tcPr/>
+          <w:p>
+            <w:pPr>
+              <w:pStyle w:val="Compact"/>
+              <w:jc w:val="center"/>
+            </w:pPr>
+            <w:r>
+              <w:t xml:space="preserve">0.04019</w:t>
+            </w:r>
+          </w:p>
+        </w:tc>
+      </w:tr>
+      <w:tr>
+        <w:tc>
+          <w:tcPr/>
+          <w:p>
+            <w:pPr>
+              <w:pStyle w:val="Compact"/>
+              <w:jc w:val="center"/>
+            </w:pPr>
+            <w:r>
+              <w:t xml:space="preserve">5</w:t>
+            </w:r>
+          </w:p>
+        </w:tc>
+        <w:tc>
+          <w:tcPr/>
+          <w:p>
+            <w:pPr>
+              <w:pStyle w:val="Compact"/>
+              <w:jc w:val="center"/>
+            </w:pPr>
+            <w:r>
               <w:t xml:space="preserve">SMIFH2 10µm 10d (n=4)</w:t>
             </w:r>
           </w:p>
@@ -4183,31 +5563,31 @@
               <w:jc w:val="center"/>
             </w:pPr>
             <w:r>
-              <w:t xml:space="preserve">Control 10d (n=8)</w:t>
-            </w:r>
-          </w:p>
-        </w:tc>
-        <w:tc>
-          <w:tcPr/>
-          <w:p>
-            <w:pPr>
-              <w:pStyle w:val="Compact"/>
-              <w:jc w:val="center"/>
-            </w:pPr>
-            <w:r>
-              <w:t xml:space="preserve">0.6305</w:t>
-            </w:r>
-          </w:p>
-        </w:tc>
-        <w:tc>
-          <w:tcPr/>
-          <w:p>
-            <w:pPr>
-              <w:pStyle w:val="Compact"/>
-              <w:jc w:val="center"/>
-            </w:pPr>
-            <w:r>
-              <w:t xml:space="preserve">0.1464</w:t>
+              <w:t xml:space="preserve">Activin 50ng/ml 4d (n=12)</w:t>
+            </w:r>
+          </w:p>
+        </w:tc>
+        <w:tc>
+          <w:tcPr/>
+          <w:p>
+            <w:pPr>
+              <w:pStyle w:val="Compact"/>
+              <w:jc w:val="center"/>
+            </w:pPr>
+            <w:r>
+              <w:t xml:space="preserve">0.6257</w:t>
+            </w:r>
+          </w:p>
+        </w:tc>
+        <w:tc>
+          <w:tcPr/>
+          <w:p>
+            <w:pPr>
+              <w:pStyle w:val="Compact"/>
+              <w:jc w:val="center"/>
+            </w:pPr>
+            <w:r>
+              <w:t xml:space="preserve">0.1658</w:t>
             </w:r>
           </w:p>
         </w:tc>
@@ -4233,6 +5613,56 @@
               <w:jc w:val="center"/>
             </w:pPr>
             <w:r>
+              <w:t xml:space="preserve">Control 10d (n=11)</w:t>
+            </w:r>
+          </w:p>
+        </w:tc>
+        <w:tc>
+          <w:tcPr/>
+          <w:p>
+            <w:pPr>
+              <w:pStyle w:val="Compact"/>
+              <w:jc w:val="center"/>
+            </w:pPr>
+            <w:r>
+              <w:t xml:space="preserve">0.6033</w:t>
+            </w:r>
+          </w:p>
+        </w:tc>
+        <w:tc>
+          <w:tcPr/>
+          <w:p>
+            <w:pPr>
+              <w:pStyle w:val="Compact"/>
+              <w:jc w:val="center"/>
+            </w:pPr>
+            <w:r>
+              <w:t xml:space="preserve">0.1393</w:t>
+            </w:r>
+          </w:p>
+        </w:tc>
+      </w:tr>
+      <w:tr>
+        <w:tc>
+          <w:tcPr/>
+          <w:p>
+            <w:pPr>
+              <w:pStyle w:val="Compact"/>
+              <w:jc w:val="center"/>
+            </w:pPr>
+            <w:r>
+              <w:t xml:space="preserve">6</w:t>
+            </w:r>
+          </w:p>
+        </w:tc>
+        <w:tc>
+          <w:tcPr/>
+          <w:p>
+            <w:pPr>
+              <w:pStyle w:val="Compact"/>
+              <w:jc w:val="center"/>
+            </w:pPr>
+            <w:r>
               <w:t xml:space="preserve">Control 14days (n=9)</w:t>
             </w:r>
           </w:p>
@@ -4333,31 +5763,31 @@
               <w:jc w:val="center"/>
             </w:pPr>
             <w:r>
-              <w:t xml:space="preserve">Follistatin 50ng/ml 10d (n=2)</w:t>
-            </w:r>
-          </w:p>
-        </w:tc>
-        <w:tc>
-          <w:tcPr/>
-          <w:p>
-            <w:pPr>
-              <w:pStyle w:val="Compact"/>
-              <w:jc w:val="center"/>
-            </w:pPr>
-            <w:r>
-              <w:t xml:space="preserve">0.6897</w:t>
-            </w:r>
-          </w:p>
-        </w:tc>
-        <w:tc>
-          <w:tcPr/>
-          <w:p>
-            <w:pPr>
-              <w:pStyle w:val="Compact"/>
-              <w:jc w:val="center"/>
-            </w:pPr>
-            <w:r>
-              <w:t xml:space="preserve">0.001577</w:t>
+              <w:t xml:space="preserve">Ctrl 4d (n=11)</w:t>
+            </w:r>
+          </w:p>
+        </w:tc>
+        <w:tc>
+          <w:tcPr/>
+          <w:p>
+            <w:pPr>
+              <w:pStyle w:val="Compact"/>
+              <w:jc w:val="center"/>
+            </w:pPr>
+            <w:r>
+              <w:t xml:space="preserve">0.6314</w:t>
+            </w:r>
+          </w:p>
+        </w:tc>
+        <w:tc>
+          <w:tcPr/>
+          <w:p>
+            <w:pPr>
+              <w:pStyle w:val="Compact"/>
+              <w:jc w:val="center"/>
+            </w:pPr>
+            <w:r>
+              <w:t xml:space="preserve">0.1006</w:t>
             </w:r>
           </w:p>
         </w:tc>
@@ -4383,6 +5813,156 @@
               <w:jc w:val="center"/>
             </w:pPr>
             <w:r>
+              <w:t xml:space="preserve">Ctrl 5min (n=1)</w:t>
+            </w:r>
+          </w:p>
+        </w:tc>
+        <w:tc>
+          <w:tcPr/>
+          <w:p>
+            <w:pPr>
+              <w:pStyle w:val="Compact"/>
+              <w:jc w:val="center"/>
+            </w:pPr>
+            <w:r>
+              <w:t xml:space="preserve">0.3035</w:t>
+            </w:r>
+          </w:p>
+        </w:tc>
+        <w:tc>
+          <w:tcPr/>
+          <w:p>
+            <w:pPr>
+              <w:pStyle w:val="Compact"/>
+              <w:jc w:val="center"/>
+            </w:pPr>
+            <w:r>
+              <w:t xml:space="preserve">0</w:t>
+            </w:r>
+          </w:p>
+        </w:tc>
+      </w:tr>
+      <w:tr>
+        <w:tc>
+          <w:tcPr/>
+          <w:p>
+            <w:pPr>
+              <w:pStyle w:val="Compact"/>
+              <w:jc w:val="center"/>
+            </w:pPr>
+            <w:r>
+              <w:t xml:space="preserve">6</w:t>
+            </w:r>
+          </w:p>
+        </w:tc>
+        <w:tc>
+          <w:tcPr/>
+          <w:p>
+            <w:pPr>
+              <w:pStyle w:val="Compact"/>
+              <w:jc w:val="center"/>
+            </w:pPr>
+            <w:r>
+              <w:t xml:space="preserve">Ethanol 30mM 5min (n=7)</w:t>
+            </w:r>
+          </w:p>
+        </w:tc>
+        <w:tc>
+          <w:tcPr/>
+          <w:p>
+            <w:pPr>
+              <w:pStyle w:val="Compact"/>
+              <w:jc w:val="center"/>
+            </w:pPr>
+            <w:r>
+              <w:t xml:space="preserve">0.5515</w:t>
+            </w:r>
+          </w:p>
+        </w:tc>
+        <w:tc>
+          <w:tcPr/>
+          <w:p>
+            <w:pPr>
+              <w:pStyle w:val="Compact"/>
+              <w:jc w:val="center"/>
+            </w:pPr>
+            <w:r>
+              <w:t xml:space="preserve">0.152</w:t>
+            </w:r>
+          </w:p>
+        </w:tc>
+      </w:tr>
+      <w:tr>
+        <w:tc>
+          <w:tcPr/>
+          <w:p>
+            <w:pPr>
+              <w:pStyle w:val="Compact"/>
+              <w:jc w:val="center"/>
+            </w:pPr>
+            <w:r>
+              <w:t xml:space="preserve">6</w:t>
+            </w:r>
+          </w:p>
+        </w:tc>
+        <w:tc>
+          <w:tcPr/>
+          <w:p>
+            <w:pPr>
+              <w:pStyle w:val="Compact"/>
+              <w:jc w:val="center"/>
+            </w:pPr>
+            <w:r>
+              <w:t xml:space="preserve">Follistatin 50ng/ml 10d (n=5)</w:t>
+            </w:r>
+          </w:p>
+        </w:tc>
+        <w:tc>
+          <w:tcPr/>
+          <w:p>
+            <w:pPr>
+              <w:pStyle w:val="Compact"/>
+              <w:jc w:val="center"/>
+            </w:pPr>
+            <w:r>
+              <w:t xml:space="preserve">0.6333</w:t>
+            </w:r>
+          </w:p>
+        </w:tc>
+        <w:tc>
+          <w:tcPr/>
+          <w:p>
+            <w:pPr>
+              <w:pStyle w:val="Compact"/>
+              <w:jc w:val="center"/>
+            </w:pPr>
+            <w:r>
+              <w:t xml:space="preserve">0.08522</w:t>
+            </w:r>
+          </w:p>
+        </w:tc>
+      </w:tr>
+      <w:tr>
+        <w:tc>
+          <w:tcPr/>
+          <w:p>
+            <w:pPr>
+              <w:pStyle w:val="Compact"/>
+              <w:jc w:val="center"/>
+            </w:pPr>
+            <w:r>
+              <w:t xml:space="preserve">6</w:t>
+            </w:r>
+          </w:p>
+        </w:tc>
+        <w:tc>
+          <w:tcPr/>
+          <w:p>
+            <w:pPr>
+              <w:pStyle w:val="Compact"/>
+              <w:jc w:val="center"/>
+            </w:pPr>
+            <w:r>
               <w:t xml:space="preserve">Follistatin 50ng/ml 14d (n=5)</w:t>
             </w:r>
           </w:p>
@@ -4533,6 +6113,56 @@
               <w:jc w:val="center"/>
             </w:pPr>
             <w:r>
+              <w:t xml:space="preserve">SMIFH2 10µM 4d (n=2)</w:t>
+            </w:r>
+          </w:p>
+        </w:tc>
+        <w:tc>
+          <w:tcPr/>
+          <w:p>
+            <w:pPr>
+              <w:pStyle w:val="Compact"/>
+              <w:jc w:val="center"/>
+            </w:pPr>
+            <w:r>
+              <w:t xml:space="preserve">0.8258</w:t>
+            </w:r>
+          </w:p>
+        </w:tc>
+        <w:tc>
+          <w:tcPr/>
+          <w:p>
+            <w:pPr>
+              <w:pStyle w:val="Compact"/>
+              <w:jc w:val="center"/>
+            </w:pPr>
+            <w:r>
+              <w:t xml:space="preserve">0.1558</w:t>
+            </w:r>
+          </w:p>
+        </w:tc>
+      </w:tr>
+      <w:tr>
+        <w:tc>
+          <w:tcPr/>
+          <w:p>
+            <w:pPr>
+              <w:pStyle w:val="Compact"/>
+              <w:jc w:val="center"/>
+            </w:pPr>
+            <w:r>
+              <w:t xml:space="preserve">6</w:t>
+            </w:r>
+          </w:p>
+        </w:tc>
+        <w:tc>
+          <w:tcPr/>
+          <w:p>
+            <w:pPr>
+              <w:pStyle w:val="Compact"/>
+              <w:jc w:val="center"/>
+            </w:pPr>
+            <w:r>
               <w:t xml:space="preserve">SMIFH2 10µm 10d (n=4)</w:t>
             </w:r>
           </w:p>
@@ -4733,31 +6363,31 @@
               <w:jc w:val="center"/>
             </w:pPr>
             <w:r>
-              <w:t xml:space="preserve">Control 10d (n=8)</w:t>
-            </w:r>
-          </w:p>
-        </w:tc>
-        <w:tc>
-          <w:tcPr/>
-          <w:p>
-            <w:pPr>
-              <w:pStyle w:val="Compact"/>
-              <w:jc w:val="center"/>
-            </w:pPr>
-            <w:r>
-              <w:t xml:space="preserve">0.5596</w:t>
-            </w:r>
-          </w:p>
-        </w:tc>
-        <w:tc>
-          <w:tcPr/>
-          <w:p>
-            <w:pPr>
-              <w:pStyle w:val="Compact"/>
-              <w:jc w:val="center"/>
-            </w:pPr>
-            <w:r>
-              <w:t xml:space="preserve">0.142</w:t>
+              <w:t xml:space="preserve">Activin 50ng/ml 4d (n=12)</w:t>
+            </w:r>
+          </w:p>
+        </w:tc>
+        <w:tc>
+          <w:tcPr/>
+          <w:p>
+            <w:pPr>
+              <w:pStyle w:val="Compact"/>
+              <w:jc w:val="center"/>
+            </w:pPr>
+            <w:r>
+              <w:t xml:space="preserve">0.6004</w:t>
+            </w:r>
+          </w:p>
+        </w:tc>
+        <w:tc>
+          <w:tcPr/>
+          <w:p>
+            <w:pPr>
+              <w:pStyle w:val="Compact"/>
+              <w:jc w:val="center"/>
+            </w:pPr>
+            <w:r>
+              <w:t xml:space="preserve">0.1559</w:t>
             </w:r>
           </w:p>
         </w:tc>
@@ -4783,6 +6413,56 @@
               <w:jc w:val="center"/>
             </w:pPr>
             <w:r>
+              <w:t xml:space="preserve">Control 10d (n=11)</w:t>
+            </w:r>
+          </w:p>
+        </w:tc>
+        <w:tc>
+          <w:tcPr/>
+          <w:p>
+            <w:pPr>
+              <w:pStyle w:val="Compact"/>
+              <w:jc w:val="center"/>
+            </w:pPr>
+            <w:r>
+              <w:t xml:space="preserve">0.542</w:t>
+            </w:r>
+          </w:p>
+        </w:tc>
+        <w:tc>
+          <w:tcPr/>
+          <w:p>
+            <w:pPr>
+              <w:pStyle w:val="Compact"/>
+              <w:jc w:val="center"/>
+            </w:pPr>
+            <w:r>
+              <w:t xml:space="preserve">0.1446</w:t>
+            </w:r>
+          </w:p>
+        </w:tc>
+      </w:tr>
+      <w:tr>
+        <w:tc>
+          <w:tcPr/>
+          <w:p>
+            <w:pPr>
+              <w:pStyle w:val="Compact"/>
+              <w:jc w:val="center"/>
+            </w:pPr>
+            <w:r>
+              <w:t xml:space="preserve">7</w:t>
+            </w:r>
+          </w:p>
+        </w:tc>
+        <w:tc>
+          <w:tcPr/>
+          <w:p>
+            <w:pPr>
+              <w:pStyle w:val="Compact"/>
+              <w:jc w:val="center"/>
+            </w:pPr>
+            <w:r>
               <w:t xml:space="preserve">Control 14days (n=9)</w:t>
             </w:r>
           </w:p>
@@ -4883,31 +6563,31 @@
               <w:jc w:val="center"/>
             </w:pPr>
             <w:r>
-              <w:t xml:space="preserve">Follistatin 50ng/ml 10d (n=2)</w:t>
-            </w:r>
-          </w:p>
-        </w:tc>
-        <w:tc>
-          <w:tcPr/>
-          <w:p>
-            <w:pPr>
-              <w:pStyle w:val="Compact"/>
-              <w:jc w:val="center"/>
-            </w:pPr>
-            <w:r>
-              <w:t xml:space="preserve">0.6145</w:t>
-            </w:r>
-          </w:p>
-        </w:tc>
-        <w:tc>
-          <w:tcPr/>
-          <w:p>
-            <w:pPr>
-              <w:pStyle w:val="Compact"/>
-              <w:jc w:val="center"/>
-            </w:pPr>
-            <w:r>
-              <w:t xml:space="preserve">0.03403</w:t>
+              <w:t xml:space="preserve">Ctrl 4d (n=11)</w:t>
+            </w:r>
+          </w:p>
+        </w:tc>
+        <w:tc>
+          <w:tcPr/>
+          <w:p>
+            <w:pPr>
+              <w:pStyle w:val="Compact"/>
+              <w:jc w:val="center"/>
+            </w:pPr>
+            <w:r>
+              <w:t xml:space="preserve">0.5648</w:t>
+            </w:r>
+          </w:p>
+        </w:tc>
+        <w:tc>
+          <w:tcPr/>
+          <w:p>
+            <w:pPr>
+              <w:pStyle w:val="Compact"/>
+              <w:jc w:val="center"/>
+            </w:pPr>
+            <w:r>
+              <w:t xml:space="preserve">0.1085</w:t>
             </w:r>
           </w:p>
         </w:tc>
@@ -4933,6 +6613,156 @@
               <w:jc w:val="center"/>
             </w:pPr>
             <w:r>
+              <w:t xml:space="preserve">Ctrl 5min (n=1)</w:t>
+            </w:r>
+          </w:p>
+        </w:tc>
+        <w:tc>
+          <w:tcPr/>
+          <w:p>
+            <w:pPr>
+              <w:pStyle w:val="Compact"/>
+              <w:jc w:val="center"/>
+            </w:pPr>
+            <w:r>
+              <w:t xml:space="preserve">0.3857</w:t>
+            </w:r>
+          </w:p>
+        </w:tc>
+        <w:tc>
+          <w:tcPr/>
+          <w:p>
+            <w:pPr>
+              <w:pStyle w:val="Compact"/>
+              <w:jc w:val="center"/>
+            </w:pPr>
+            <w:r>
+              <w:t xml:space="preserve">0</w:t>
+            </w:r>
+          </w:p>
+        </w:tc>
+      </w:tr>
+      <w:tr>
+        <w:tc>
+          <w:tcPr/>
+          <w:p>
+            <w:pPr>
+              <w:pStyle w:val="Compact"/>
+              <w:jc w:val="center"/>
+            </w:pPr>
+            <w:r>
+              <w:t xml:space="preserve">7</w:t>
+            </w:r>
+          </w:p>
+        </w:tc>
+        <w:tc>
+          <w:tcPr/>
+          <w:p>
+            <w:pPr>
+              <w:pStyle w:val="Compact"/>
+              <w:jc w:val="center"/>
+            </w:pPr>
+            <w:r>
+              <w:t xml:space="preserve">Ethanol 30mM 5min (n=7)</w:t>
+            </w:r>
+          </w:p>
+        </w:tc>
+        <w:tc>
+          <w:tcPr/>
+          <w:p>
+            <w:pPr>
+              <w:pStyle w:val="Compact"/>
+              <w:jc w:val="center"/>
+            </w:pPr>
+            <w:r>
+              <w:t xml:space="preserve">0.4631</w:t>
+            </w:r>
+          </w:p>
+        </w:tc>
+        <w:tc>
+          <w:tcPr/>
+          <w:p>
+            <w:pPr>
+              <w:pStyle w:val="Compact"/>
+              <w:jc w:val="center"/>
+            </w:pPr>
+            <w:r>
+              <w:t xml:space="preserve">0.09452</w:t>
+            </w:r>
+          </w:p>
+        </w:tc>
+      </w:tr>
+      <w:tr>
+        <w:tc>
+          <w:tcPr/>
+          <w:p>
+            <w:pPr>
+              <w:pStyle w:val="Compact"/>
+              <w:jc w:val="center"/>
+            </w:pPr>
+            <w:r>
+              <w:t xml:space="preserve">7</w:t>
+            </w:r>
+          </w:p>
+        </w:tc>
+        <w:tc>
+          <w:tcPr/>
+          <w:p>
+            <w:pPr>
+              <w:pStyle w:val="Compact"/>
+              <w:jc w:val="center"/>
+            </w:pPr>
+            <w:r>
+              <w:t xml:space="preserve">Follistatin 50ng/ml 10d (n=5)</w:t>
+            </w:r>
+          </w:p>
+        </w:tc>
+        <w:tc>
+          <w:tcPr/>
+          <w:p>
+            <w:pPr>
+              <w:pStyle w:val="Compact"/>
+              <w:jc w:val="center"/>
+            </w:pPr>
+            <w:r>
+              <w:t xml:space="preserve">0.5767</w:t>
+            </w:r>
+          </w:p>
+        </w:tc>
+        <w:tc>
+          <w:tcPr/>
+          <w:p>
+            <w:pPr>
+              <w:pStyle w:val="Compact"/>
+              <w:jc w:val="center"/>
+            </w:pPr>
+            <w:r>
+              <w:t xml:space="preserve">0.07618</w:t>
+            </w:r>
+          </w:p>
+        </w:tc>
+      </w:tr>
+      <w:tr>
+        <w:tc>
+          <w:tcPr/>
+          <w:p>
+            <w:pPr>
+              <w:pStyle w:val="Compact"/>
+              <w:jc w:val="center"/>
+            </w:pPr>
+            <w:r>
+              <w:t xml:space="preserve">7</w:t>
+            </w:r>
+          </w:p>
+        </w:tc>
+        <w:tc>
+          <w:tcPr/>
+          <w:p>
+            <w:pPr>
+              <w:pStyle w:val="Compact"/>
+              <w:jc w:val="center"/>
+            </w:pPr>
+            <w:r>
               <w:t xml:space="preserve">Follistatin 50ng/ml 14d (n=5)</w:t>
             </w:r>
           </w:p>
@@ -5083,6 +6913,56 @@
               <w:jc w:val="center"/>
             </w:pPr>
             <w:r>
+              <w:t xml:space="preserve">SMIFH2 10µM 4d (n=2)</w:t>
+            </w:r>
+          </w:p>
+        </w:tc>
+        <w:tc>
+          <w:tcPr/>
+          <w:p>
+            <w:pPr>
+              <w:pStyle w:val="Compact"/>
+              <w:jc w:val="center"/>
+            </w:pPr>
+            <w:r>
+              <w:t xml:space="preserve">0.8533</w:t>
+            </w:r>
+          </w:p>
+        </w:tc>
+        <w:tc>
+          <w:tcPr/>
+          <w:p>
+            <w:pPr>
+              <w:pStyle w:val="Compact"/>
+              <w:jc w:val="center"/>
+            </w:pPr>
+            <w:r>
+              <w:t xml:space="preserve">0.1319</w:t>
+            </w:r>
+          </w:p>
+        </w:tc>
+      </w:tr>
+      <w:tr>
+        <w:tc>
+          <w:tcPr/>
+          <w:p>
+            <w:pPr>
+              <w:pStyle w:val="Compact"/>
+              <w:jc w:val="center"/>
+            </w:pPr>
+            <w:r>
+              <w:t xml:space="preserve">7</w:t>
+            </w:r>
+          </w:p>
+        </w:tc>
+        <w:tc>
+          <w:tcPr/>
+          <w:p>
+            <w:pPr>
+              <w:pStyle w:val="Compact"/>
+              <w:jc w:val="center"/>
+            </w:pPr>
+            <w:r>
               <w:t xml:space="preserve">SMIFH2 10µm 10d (n=4)</w:t>
             </w:r>
           </w:p>
@@ -5283,31 +7163,31 @@
               <w:jc w:val="center"/>
             </w:pPr>
             <w:r>
-              <w:t xml:space="preserve">Control 10d (n=8)</w:t>
-            </w:r>
-          </w:p>
-        </w:tc>
-        <w:tc>
-          <w:tcPr/>
-          <w:p>
-            <w:pPr>
-              <w:pStyle w:val="Compact"/>
-              <w:jc w:val="center"/>
-            </w:pPr>
-            <w:r>
-              <w:t xml:space="preserve">0.4428</w:t>
-            </w:r>
-          </w:p>
-        </w:tc>
-        <w:tc>
-          <w:tcPr/>
-          <w:p>
-            <w:pPr>
-              <w:pStyle w:val="Compact"/>
-              <w:jc w:val="center"/>
-            </w:pPr>
-            <w:r>
-              <w:t xml:space="preserve">0.1659</w:t>
+              <w:t xml:space="preserve">Activin 50ng/ml 4d (n=12)</w:t>
+            </w:r>
+          </w:p>
+        </w:tc>
+        <w:tc>
+          <w:tcPr/>
+          <w:p>
+            <w:pPr>
+              <w:pStyle w:val="Compact"/>
+              <w:jc w:val="center"/>
+            </w:pPr>
+            <w:r>
+              <w:t xml:space="preserve">0.4625</w:t>
+            </w:r>
+          </w:p>
+        </w:tc>
+        <w:tc>
+          <w:tcPr/>
+          <w:p>
+            <w:pPr>
+              <w:pStyle w:val="Compact"/>
+              <w:jc w:val="center"/>
+            </w:pPr>
+            <w:r>
+              <w:t xml:space="preserve">0.1573</w:t>
             </w:r>
           </w:p>
         </w:tc>
@@ -5333,6 +7213,56 @@
               <w:jc w:val="center"/>
             </w:pPr>
             <w:r>
+              <w:t xml:space="preserve">Control 10d (n=11)</w:t>
+            </w:r>
+          </w:p>
+        </w:tc>
+        <w:tc>
+          <w:tcPr/>
+          <w:p>
+            <w:pPr>
+              <w:pStyle w:val="Compact"/>
+              <w:jc w:val="center"/>
+            </w:pPr>
+            <w:r>
+              <w:t xml:space="preserve">0.4459</w:t>
+            </w:r>
+          </w:p>
+        </w:tc>
+        <w:tc>
+          <w:tcPr/>
+          <w:p>
+            <w:pPr>
+              <w:pStyle w:val="Compact"/>
+              <w:jc w:val="center"/>
+            </w:pPr>
+            <w:r>
+              <w:t xml:space="preserve">0.1716</w:t>
+            </w:r>
+          </w:p>
+        </w:tc>
+      </w:tr>
+      <w:tr>
+        <w:tc>
+          <w:tcPr/>
+          <w:p>
+            <w:pPr>
+              <w:pStyle w:val="Compact"/>
+              <w:jc w:val="center"/>
+            </w:pPr>
+            <w:r>
+              <w:t xml:space="preserve">8</w:t>
+            </w:r>
+          </w:p>
+        </w:tc>
+        <w:tc>
+          <w:tcPr/>
+          <w:p>
+            <w:pPr>
+              <w:pStyle w:val="Compact"/>
+              <w:jc w:val="center"/>
+            </w:pPr>
+            <w:r>
               <w:t xml:space="preserve">Control 14days (n=9)</w:t>
             </w:r>
           </w:p>
@@ -5433,31 +7363,31 @@
               <w:jc w:val="center"/>
             </w:pPr>
             <w:r>
-              <w:t xml:space="preserve">Follistatin 50ng/ml 10d (n=2)</w:t>
-            </w:r>
-          </w:p>
-        </w:tc>
-        <w:tc>
-          <w:tcPr/>
-          <w:p>
-            <w:pPr>
-              <w:pStyle w:val="Compact"/>
-              <w:jc w:val="center"/>
-            </w:pPr>
-            <w:r>
-              <w:t xml:space="preserve">0.5816</w:t>
-            </w:r>
-          </w:p>
-        </w:tc>
-        <w:tc>
-          <w:tcPr/>
-          <w:p>
-            <w:pPr>
-              <w:pStyle w:val="Compact"/>
-              <w:jc w:val="center"/>
-            </w:pPr>
-            <w:r>
-              <w:t xml:space="preserve">0.01856</w:t>
+              <w:t xml:space="preserve">Ctrl 4d (n=11)</w:t>
+            </w:r>
+          </w:p>
+        </w:tc>
+        <w:tc>
+          <w:tcPr/>
+          <w:p>
+            <w:pPr>
+              <w:pStyle w:val="Compact"/>
+              <w:jc w:val="center"/>
+            </w:pPr>
+            <w:r>
+              <w:t xml:space="preserve">0.498</w:t>
+            </w:r>
+          </w:p>
+        </w:tc>
+        <w:tc>
+          <w:tcPr/>
+          <w:p>
+            <w:pPr>
+              <w:pStyle w:val="Compact"/>
+              <w:jc w:val="center"/>
+            </w:pPr>
+            <w:r>
+              <w:t xml:space="preserve">0.1452</w:t>
             </w:r>
           </w:p>
         </w:tc>
@@ -5483,6 +7413,156 @@
               <w:jc w:val="center"/>
             </w:pPr>
             <w:r>
+              <w:t xml:space="preserve">Ctrl 5min (n=1)</w:t>
+            </w:r>
+          </w:p>
+        </w:tc>
+        <w:tc>
+          <w:tcPr/>
+          <w:p>
+            <w:pPr>
+              <w:pStyle w:val="Compact"/>
+              <w:jc w:val="center"/>
+            </w:pPr>
+            <w:r>
+              <w:t xml:space="preserve">0.4231</w:t>
+            </w:r>
+          </w:p>
+        </w:tc>
+        <w:tc>
+          <w:tcPr/>
+          <w:p>
+            <w:pPr>
+              <w:pStyle w:val="Compact"/>
+              <w:jc w:val="center"/>
+            </w:pPr>
+            <w:r>
+              <w:t xml:space="preserve">0</w:t>
+            </w:r>
+          </w:p>
+        </w:tc>
+      </w:tr>
+      <w:tr>
+        <w:tc>
+          <w:tcPr/>
+          <w:p>
+            <w:pPr>
+              <w:pStyle w:val="Compact"/>
+              <w:jc w:val="center"/>
+            </w:pPr>
+            <w:r>
+              <w:t xml:space="preserve">8</w:t>
+            </w:r>
+          </w:p>
+        </w:tc>
+        <w:tc>
+          <w:tcPr/>
+          <w:p>
+            <w:pPr>
+              <w:pStyle w:val="Compact"/>
+              <w:jc w:val="center"/>
+            </w:pPr>
+            <w:r>
+              <w:t xml:space="preserve">Ethanol 30mM 5min (n=7)</w:t>
+            </w:r>
+          </w:p>
+        </w:tc>
+        <w:tc>
+          <w:tcPr/>
+          <w:p>
+            <w:pPr>
+              <w:pStyle w:val="Compact"/>
+              <w:jc w:val="center"/>
+            </w:pPr>
+            <w:r>
+              <w:t xml:space="preserve">0.4273</w:t>
+            </w:r>
+          </w:p>
+        </w:tc>
+        <w:tc>
+          <w:tcPr/>
+          <w:p>
+            <w:pPr>
+              <w:pStyle w:val="Compact"/>
+              <w:jc w:val="center"/>
+            </w:pPr>
+            <w:r>
+              <w:t xml:space="preserve">0.07227</w:t>
+            </w:r>
+          </w:p>
+        </w:tc>
+      </w:tr>
+      <w:tr>
+        <w:tc>
+          <w:tcPr/>
+          <w:p>
+            <w:pPr>
+              <w:pStyle w:val="Compact"/>
+              <w:jc w:val="center"/>
+            </w:pPr>
+            <w:r>
+              <w:t xml:space="preserve">8</w:t>
+            </w:r>
+          </w:p>
+        </w:tc>
+        <w:tc>
+          <w:tcPr/>
+          <w:p>
+            <w:pPr>
+              <w:pStyle w:val="Compact"/>
+              <w:jc w:val="center"/>
+            </w:pPr>
+            <w:r>
+              <w:t xml:space="preserve">Follistatin 50ng/ml 10d (n=5)</w:t>
+            </w:r>
+          </w:p>
+        </w:tc>
+        <w:tc>
+          <w:tcPr/>
+          <w:p>
+            <w:pPr>
+              <w:pStyle w:val="Compact"/>
+              <w:jc w:val="center"/>
+            </w:pPr>
+            <w:r>
+              <w:t xml:space="preserve">0.5504</w:t>
+            </w:r>
+          </w:p>
+        </w:tc>
+        <w:tc>
+          <w:tcPr/>
+          <w:p>
+            <w:pPr>
+              <w:pStyle w:val="Compact"/>
+              <w:jc w:val="center"/>
+            </w:pPr>
+            <w:r>
+              <w:t xml:space="preserve">0.1471</w:t>
+            </w:r>
+          </w:p>
+        </w:tc>
+      </w:tr>
+      <w:tr>
+        <w:tc>
+          <w:tcPr/>
+          <w:p>
+            <w:pPr>
+              <w:pStyle w:val="Compact"/>
+              <w:jc w:val="center"/>
+            </w:pPr>
+            <w:r>
+              <w:t xml:space="preserve">8</w:t>
+            </w:r>
+          </w:p>
+        </w:tc>
+        <w:tc>
+          <w:tcPr/>
+          <w:p>
+            <w:pPr>
+              <w:pStyle w:val="Compact"/>
+              <w:jc w:val="center"/>
+            </w:pPr>
+            <w:r>
               <w:t xml:space="preserve">Follistatin 50ng/ml 14d (n=5)</w:t>
             </w:r>
           </w:p>
@@ -5633,6 +7713,56 @@
               <w:jc w:val="center"/>
             </w:pPr>
             <w:r>
+              <w:t xml:space="preserve">SMIFH2 10µM 4d (n=2)</w:t>
+            </w:r>
+          </w:p>
+        </w:tc>
+        <w:tc>
+          <w:tcPr/>
+          <w:p>
+            <w:pPr>
+              <w:pStyle w:val="Compact"/>
+              <w:jc w:val="center"/>
+            </w:pPr>
+            <w:r>
+              <w:t xml:space="preserve">0.7249</w:t>
+            </w:r>
+          </w:p>
+        </w:tc>
+        <w:tc>
+          <w:tcPr/>
+          <w:p>
+            <w:pPr>
+              <w:pStyle w:val="Compact"/>
+              <w:jc w:val="center"/>
+            </w:pPr>
+            <w:r>
+              <w:t xml:space="preserve">0.03064</w:t>
+            </w:r>
+          </w:p>
+        </w:tc>
+      </w:tr>
+      <w:tr>
+        <w:tc>
+          <w:tcPr/>
+          <w:p>
+            <w:pPr>
+              <w:pStyle w:val="Compact"/>
+              <w:jc w:val="center"/>
+            </w:pPr>
+            <w:r>
+              <w:t xml:space="preserve">8</w:t>
+            </w:r>
+          </w:p>
+        </w:tc>
+        <w:tc>
+          <w:tcPr/>
+          <w:p>
+            <w:pPr>
+              <w:pStyle w:val="Compact"/>
+              <w:jc w:val="center"/>
+            </w:pPr>
+            <w:r>
               <w:t xml:space="preserve">SMIFH2 10µm 10d (n=4)</w:t>
             </w:r>
           </w:p>
@@ -5833,31 +7963,31 @@
               <w:jc w:val="center"/>
             </w:pPr>
             <w:r>
-              <w:t xml:space="preserve">Control 10d (n=8)</w:t>
-            </w:r>
-          </w:p>
-        </w:tc>
-        <w:tc>
-          <w:tcPr/>
-          <w:p>
-            <w:pPr>
-              <w:pStyle w:val="Compact"/>
-              <w:jc w:val="center"/>
-            </w:pPr>
-            <w:r>
-              <w:t xml:space="preserve">0.4322</w:t>
-            </w:r>
-          </w:p>
-        </w:tc>
-        <w:tc>
-          <w:tcPr/>
-          <w:p>
-            <w:pPr>
-              <w:pStyle w:val="Compact"/>
-              <w:jc w:val="center"/>
-            </w:pPr>
-            <w:r>
-              <w:t xml:space="preserve">0.1438</w:t>
+              <w:t xml:space="preserve">Activin 50ng/ml 4d (n=12)</w:t>
+            </w:r>
+          </w:p>
+        </w:tc>
+        <w:tc>
+          <w:tcPr/>
+          <w:p>
+            <w:pPr>
+              <w:pStyle w:val="Compact"/>
+              <w:jc w:val="center"/>
+            </w:pPr>
+            <w:r>
+              <w:t xml:space="preserve">0.3934</w:t>
+            </w:r>
+          </w:p>
+        </w:tc>
+        <w:tc>
+          <w:tcPr/>
+          <w:p>
+            <w:pPr>
+              <w:pStyle w:val="Compact"/>
+              <w:jc w:val="center"/>
+            </w:pPr>
+            <w:r>
+              <w:t xml:space="preserve">0.1332</w:t>
             </w:r>
           </w:p>
         </w:tc>
@@ -5883,6 +8013,56 @@
               <w:jc w:val="center"/>
             </w:pPr>
             <w:r>
+              <w:t xml:space="preserve">Control 10d (n=11)</w:t>
+            </w:r>
+          </w:p>
+        </w:tc>
+        <w:tc>
+          <w:tcPr/>
+          <w:p>
+            <w:pPr>
+              <w:pStyle w:val="Compact"/>
+              <w:jc w:val="center"/>
+            </w:pPr>
+            <w:r>
+              <w:t xml:space="preserve">0.4256</w:t>
+            </w:r>
+          </w:p>
+        </w:tc>
+        <w:tc>
+          <w:tcPr/>
+          <w:p>
+            <w:pPr>
+              <w:pStyle w:val="Compact"/>
+              <w:jc w:val="center"/>
+            </w:pPr>
+            <w:r>
+              <w:t xml:space="preserve">0.1576</w:t>
+            </w:r>
+          </w:p>
+        </w:tc>
+      </w:tr>
+      <w:tr>
+        <w:tc>
+          <w:tcPr/>
+          <w:p>
+            <w:pPr>
+              <w:pStyle w:val="Compact"/>
+              <w:jc w:val="center"/>
+            </w:pPr>
+            <w:r>
+              <w:t xml:space="preserve">9</w:t>
+            </w:r>
+          </w:p>
+        </w:tc>
+        <w:tc>
+          <w:tcPr/>
+          <w:p>
+            <w:pPr>
+              <w:pStyle w:val="Compact"/>
+              <w:jc w:val="center"/>
+            </w:pPr>
+            <w:r>
               <w:t xml:space="preserve">Control 14days (n=9)</w:t>
             </w:r>
           </w:p>
@@ -5983,31 +8163,31 @@
               <w:jc w:val="center"/>
             </w:pPr>
             <w:r>
-              <w:t xml:space="preserve">Follistatin 50ng/ml 10d (n=2)</w:t>
-            </w:r>
-          </w:p>
-        </w:tc>
-        <w:tc>
-          <w:tcPr/>
-          <w:p>
-            <w:pPr>
-              <w:pStyle w:val="Compact"/>
-              <w:jc w:val="center"/>
-            </w:pPr>
-            <w:r>
-              <w:t xml:space="preserve">0.5058</w:t>
-            </w:r>
-          </w:p>
-        </w:tc>
-        <w:tc>
-          <w:tcPr/>
-          <w:p>
-            <w:pPr>
-              <w:pStyle w:val="Compact"/>
-              <w:jc w:val="center"/>
-            </w:pPr>
-            <w:r>
-              <w:t xml:space="preserve">0.01969</w:t>
+              <w:t xml:space="preserve">Ctrl 4d (n=11)</w:t>
+            </w:r>
+          </w:p>
+        </w:tc>
+        <w:tc>
+          <w:tcPr/>
+          <w:p>
+            <w:pPr>
+              <w:pStyle w:val="Compact"/>
+              <w:jc w:val="center"/>
+            </w:pPr>
+            <w:r>
+              <w:t xml:space="preserve">0.4314</w:t>
+            </w:r>
+          </w:p>
+        </w:tc>
+        <w:tc>
+          <w:tcPr/>
+          <w:p>
+            <w:pPr>
+              <w:pStyle w:val="Compact"/>
+              <w:jc w:val="center"/>
+            </w:pPr>
+            <w:r>
+              <w:t xml:space="preserve">0.1658</w:t>
             </w:r>
           </w:p>
         </w:tc>
@@ -6033,6 +8213,156 @@
               <w:jc w:val="center"/>
             </w:pPr>
             <w:r>
+              <w:t xml:space="preserve">Ctrl 5min (n=1)</w:t>
+            </w:r>
+          </w:p>
+        </w:tc>
+        <w:tc>
+          <w:tcPr/>
+          <w:p>
+            <w:pPr>
+              <w:pStyle w:val="Compact"/>
+              <w:jc w:val="center"/>
+            </w:pPr>
+            <w:r>
+              <w:t xml:space="preserve">0.3664</w:t>
+            </w:r>
+          </w:p>
+        </w:tc>
+        <w:tc>
+          <w:tcPr/>
+          <w:p>
+            <w:pPr>
+              <w:pStyle w:val="Compact"/>
+              <w:jc w:val="center"/>
+            </w:pPr>
+            <w:r>
+              <w:t xml:space="preserve">0</w:t>
+            </w:r>
+          </w:p>
+        </w:tc>
+      </w:tr>
+      <w:tr>
+        <w:tc>
+          <w:tcPr/>
+          <w:p>
+            <w:pPr>
+              <w:pStyle w:val="Compact"/>
+              <w:jc w:val="center"/>
+            </w:pPr>
+            <w:r>
+              <w:t xml:space="preserve">9</w:t>
+            </w:r>
+          </w:p>
+        </w:tc>
+        <w:tc>
+          <w:tcPr/>
+          <w:p>
+            <w:pPr>
+              <w:pStyle w:val="Compact"/>
+              <w:jc w:val="center"/>
+            </w:pPr>
+            <w:r>
+              <w:t xml:space="preserve">Ethanol 30mM 5min (n=7)</w:t>
+            </w:r>
+          </w:p>
+        </w:tc>
+        <w:tc>
+          <w:tcPr/>
+          <w:p>
+            <w:pPr>
+              <w:pStyle w:val="Compact"/>
+              <w:jc w:val="center"/>
+            </w:pPr>
+            <w:r>
+              <w:t xml:space="preserve">0.3443</w:t>
+            </w:r>
+          </w:p>
+        </w:tc>
+        <w:tc>
+          <w:tcPr/>
+          <w:p>
+            <w:pPr>
+              <w:pStyle w:val="Compact"/>
+              <w:jc w:val="center"/>
+            </w:pPr>
+            <w:r>
+              <w:t xml:space="preserve">0.1204</w:t>
+            </w:r>
+          </w:p>
+        </w:tc>
+      </w:tr>
+      <w:tr>
+        <w:tc>
+          <w:tcPr/>
+          <w:p>
+            <w:pPr>
+              <w:pStyle w:val="Compact"/>
+              <w:jc w:val="center"/>
+            </w:pPr>
+            <w:r>
+              <w:t xml:space="preserve">9</w:t>
+            </w:r>
+          </w:p>
+        </w:tc>
+        <w:tc>
+          <w:tcPr/>
+          <w:p>
+            <w:pPr>
+              <w:pStyle w:val="Compact"/>
+              <w:jc w:val="center"/>
+            </w:pPr>
+            <w:r>
+              <w:t xml:space="preserve">Follistatin 50ng/ml 10d (n=5)</w:t>
+            </w:r>
+          </w:p>
+        </w:tc>
+        <w:tc>
+          <w:tcPr/>
+          <w:p>
+            <w:pPr>
+              <w:pStyle w:val="Compact"/>
+              <w:jc w:val="center"/>
+            </w:pPr>
+            <w:r>
+              <w:t xml:space="preserve">0.424</w:t>
+            </w:r>
+          </w:p>
+        </w:tc>
+        <w:tc>
+          <w:tcPr/>
+          <w:p>
+            <w:pPr>
+              <w:pStyle w:val="Compact"/>
+              <w:jc w:val="center"/>
+            </w:pPr>
+            <w:r>
+              <w:t xml:space="preserve">0.1005</w:t>
+            </w:r>
+          </w:p>
+        </w:tc>
+      </w:tr>
+      <w:tr>
+        <w:tc>
+          <w:tcPr/>
+          <w:p>
+            <w:pPr>
+              <w:pStyle w:val="Compact"/>
+              <w:jc w:val="center"/>
+            </w:pPr>
+            <w:r>
+              <w:t xml:space="preserve">9</w:t>
+            </w:r>
+          </w:p>
+        </w:tc>
+        <w:tc>
+          <w:tcPr/>
+          <w:p>
+            <w:pPr>
+              <w:pStyle w:val="Compact"/>
+              <w:jc w:val="center"/>
+            </w:pPr>
+            <w:r>
               <w:t xml:space="preserve">Follistatin 50ng/ml 14d (n=5)</w:t>
             </w:r>
           </w:p>
@@ -6183,6 +8513,56 @@
               <w:jc w:val="center"/>
             </w:pPr>
             <w:r>
+              <w:t xml:space="preserve">SMIFH2 10µM 4d (n=2)</w:t>
+            </w:r>
+          </w:p>
+        </w:tc>
+        <w:tc>
+          <w:tcPr/>
+          <w:p>
+            <w:pPr>
+              <w:pStyle w:val="Compact"/>
+              <w:jc w:val="center"/>
+            </w:pPr>
+            <w:r>
+              <w:t xml:space="preserve">0.5219</w:t>
+            </w:r>
+          </w:p>
+        </w:tc>
+        <w:tc>
+          <w:tcPr/>
+          <w:p>
+            <w:pPr>
+              <w:pStyle w:val="Compact"/>
+              <w:jc w:val="center"/>
+            </w:pPr>
+            <w:r>
+              <w:t xml:space="preserve">0.05872</w:t>
+            </w:r>
+          </w:p>
+        </w:tc>
+      </w:tr>
+      <w:tr>
+        <w:tc>
+          <w:tcPr/>
+          <w:p>
+            <w:pPr>
+              <w:pStyle w:val="Compact"/>
+              <w:jc w:val="center"/>
+            </w:pPr>
+            <w:r>
+              <w:t xml:space="preserve">9</w:t>
+            </w:r>
+          </w:p>
+        </w:tc>
+        <w:tc>
+          <w:tcPr/>
+          <w:p>
+            <w:pPr>
+              <w:pStyle w:val="Compact"/>
+              <w:jc w:val="center"/>
+            </w:pPr>
+            <w:r>
               <w:t xml:space="preserve">SMIFH2 10µm 10d (n=4)</w:t>
             </w:r>
           </w:p>
@@ -6383,31 +8763,31 @@
               <w:jc w:val="center"/>
             </w:pPr>
             <w:r>
-              <w:t xml:space="preserve">Control 10d (n=8)</w:t>
-            </w:r>
-          </w:p>
-        </w:tc>
-        <w:tc>
-          <w:tcPr/>
-          <w:p>
-            <w:pPr>
-              <w:pStyle w:val="Compact"/>
-              <w:jc w:val="center"/>
-            </w:pPr>
-            <w:r>
-              <w:t xml:space="preserve">0.2152</w:t>
-            </w:r>
-          </w:p>
-        </w:tc>
-        <w:tc>
-          <w:tcPr/>
-          <w:p>
-            <w:pPr>
-              <w:pStyle w:val="Compact"/>
-              <w:jc w:val="center"/>
-            </w:pPr>
-            <w:r>
-              <w:t xml:space="preserve">0.1086</w:t>
+              <w:t xml:space="preserve">Activin 50ng/ml 4d (n=12)</w:t>
+            </w:r>
+          </w:p>
+        </w:tc>
+        <w:tc>
+          <w:tcPr/>
+          <w:p>
+            <w:pPr>
+              <w:pStyle w:val="Compact"/>
+              <w:jc w:val="center"/>
+            </w:pPr>
+            <w:r>
+              <w:t xml:space="preserve">0.2166</w:t>
+            </w:r>
+          </w:p>
+        </w:tc>
+        <w:tc>
+          <w:tcPr/>
+          <w:p>
+            <w:pPr>
+              <w:pStyle w:val="Compact"/>
+              <w:jc w:val="center"/>
+            </w:pPr>
+            <w:r>
+              <w:t xml:space="preserve">0.1273</w:t>
             </w:r>
           </w:p>
         </w:tc>
@@ -6433,6 +8813,56 @@
               <w:jc w:val="center"/>
             </w:pPr>
             <w:r>
+              <w:t xml:space="preserve">Control 10d (n=11)</w:t>
+            </w:r>
+          </w:p>
+        </w:tc>
+        <w:tc>
+          <w:tcPr/>
+          <w:p>
+            <w:pPr>
+              <w:pStyle w:val="Compact"/>
+              <w:jc w:val="center"/>
+            </w:pPr>
+            <w:r>
+              <w:t xml:space="preserve">0.2184</w:t>
+            </w:r>
+          </w:p>
+        </w:tc>
+        <w:tc>
+          <w:tcPr/>
+          <w:p>
+            <w:pPr>
+              <w:pStyle w:val="Compact"/>
+              <w:jc w:val="center"/>
+            </w:pPr>
+            <w:r>
+              <w:t xml:space="preserve">0.1088</w:t>
+            </w:r>
+          </w:p>
+        </w:tc>
+      </w:tr>
+      <w:tr>
+        <w:tc>
+          <w:tcPr/>
+          <w:p>
+            <w:pPr>
+              <w:pStyle w:val="Compact"/>
+              <w:jc w:val="center"/>
+            </w:pPr>
+            <w:r>
+              <w:t xml:space="preserve">10</w:t>
+            </w:r>
+          </w:p>
+        </w:tc>
+        <w:tc>
+          <w:tcPr/>
+          <w:p>
+            <w:pPr>
+              <w:pStyle w:val="Compact"/>
+              <w:jc w:val="center"/>
+            </w:pPr>
+            <w:r>
               <w:t xml:space="preserve">Control 14days (n=9)</w:t>
             </w:r>
           </w:p>
@@ -6533,31 +8963,31 @@
               <w:jc w:val="center"/>
             </w:pPr>
             <w:r>
-              <w:t xml:space="preserve">Follistatin 50ng/ml 10d (n=2)</w:t>
-            </w:r>
-          </w:p>
-        </w:tc>
-        <w:tc>
-          <w:tcPr/>
-          <w:p>
-            <w:pPr>
-              <w:pStyle w:val="Compact"/>
-              <w:jc w:val="center"/>
-            </w:pPr>
-            <w:r>
-              <w:t xml:space="preserve">0.1778</w:t>
-            </w:r>
-          </w:p>
-        </w:tc>
-        <w:tc>
-          <w:tcPr/>
-          <w:p>
-            <w:pPr>
-              <w:pStyle w:val="Compact"/>
-              <w:jc w:val="center"/>
-            </w:pPr>
-            <w:r>
-              <w:t xml:space="preserve">0.01912</w:t>
+              <w:t xml:space="preserve">Ctrl 4d (n=11)</w:t>
+            </w:r>
+          </w:p>
+        </w:tc>
+        <w:tc>
+          <w:tcPr/>
+          <w:p>
+            <w:pPr>
+              <w:pStyle w:val="Compact"/>
+              <w:jc w:val="center"/>
+            </w:pPr>
+            <w:r>
+              <w:t xml:space="preserve">0.2696</w:t>
+            </w:r>
+          </w:p>
+        </w:tc>
+        <w:tc>
+          <w:tcPr/>
+          <w:p>
+            <w:pPr>
+              <w:pStyle w:val="Compact"/>
+              <w:jc w:val="center"/>
+            </w:pPr>
+            <w:r>
+              <w:t xml:space="preserve">0.1243</w:t>
             </w:r>
           </w:p>
         </w:tc>
@@ -6583,6 +9013,156 @@
               <w:jc w:val="center"/>
             </w:pPr>
             <w:r>
+              <w:t xml:space="preserve">Ctrl 5min (n=1)</w:t>
+            </w:r>
+          </w:p>
+        </w:tc>
+        <w:tc>
+          <w:tcPr/>
+          <w:p>
+            <w:pPr>
+              <w:pStyle w:val="Compact"/>
+              <w:jc w:val="center"/>
+            </w:pPr>
+            <w:r>
+              <w:t xml:space="preserve">0.1439</w:t>
+            </w:r>
+          </w:p>
+        </w:tc>
+        <w:tc>
+          <w:tcPr/>
+          <w:p>
+            <w:pPr>
+              <w:pStyle w:val="Compact"/>
+              <w:jc w:val="center"/>
+            </w:pPr>
+            <w:r>
+              <w:t xml:space="preserve">0</w:t>
+            </w:r>
+          </w:p>
+        </w:tc>
+      </w:tr>
+      <w:tr>
+        <w:tc>
+          <w:tcPr/>
+          <w:p>
+            <w:pPr>
+              <w:pStyle w:val="Compact"/>
+              <w:jc w:val="center"/>
+            </w:pPr>
+            <w:r>
+              <w:t xml:space="preserve">10</w:t>
+            </w:r>
+          </w:p>
+        </w:tc>
+        <w:tc>
+          <w:tcPr/>
+          <w:p>
+            <w:pPr>
+              <w:pStyle w:val="Compact"/>
+              <w:jc w:val="center"/>
+            </w:pPr>
+            <w:r>
+              <w:t xml:space="preserve">Ethanol 30mM 5min (n=7)</w:t>
+            </w:r>
+          </w:p>
+        </w:tc>
+        <w:tc>
+          <w:tcPr/>
+          <w:p>
+            <w:pPr>
+              <w:pStyle w:val="Compact"/>
+              <w:jc w:val="center"/>
+            </w:pPr>
+            <w:r>
+              <w:t xml:space="preserve">0.1864</w:t>
+            </w:r>
+          </w:p>
+        </w:tc>
+        <w:tc>
+          <w:tcPr/>
+          <w:p>
+            <w:pPr>
+              <w:pStyle w:val="Compact"/>
+              <w:jc w:val="center"/>
+            </w:pPr>
+            <w:r>
+              <w:t xml:space="preserve">0.09633</w:t>
+            </w:r>
+          </w:p>
+        </w:tc>
+      </w:tr>
+      <w:tr>
+        <w:tc>
+          <w:tcPr/>
+          <w:p>
+            <w:pPr>
+              <w:pStyle w:val="Compact"/>
+              <w:jc w:val="center"/>
+            </w:pPr>
+            <w:r>
+              <w:t xml:space="preserve">10</w:t>
+            </w:r>
+          </w:p>
+        </w:tc>
+        <w:tc>
+          <w:tcPr/>
+          <w:p>
+            <w:pPr>
+              <w:pStyle w:val="Compact"/>
+              <w:jc w:val="center"/>
+            </w:pPr>
+            <w:r>
+              <w:t xml:space="preserve">Follistatin 50ng/ml 10d (n=5)</w:t>
+            </w:r>
+          </w:p>
+        </w:tc>
+        <w:tc>
+          <w:tcPr/>
+          <w:p>
+            <w:pPr>
+              <w:pStyle w:val="Compact"/>
+              <w:jc w:val="center"/>
+            </w:pPr>
+            <w:r>
+              <w:t xml:space="preserve">0.162</w:t>
+            </w:r>
+          </w:p>
+        </w:tc>
+        <w:tc>
+          <w:tcPr/>
+          <w:p>
+            <w:pPr>
+              <w:pStyle w:val="Compact"/>
+              <w:jc w:val="center"/>
+            </w:pPr>
+            <w:r>
+              <w:t xml:space="preserve">0.03388</w:t>
+            </w:r>
+          </w:p>
+        </w:tc>
+      </w:tr>
+      <w:tr>
+        <w:tc>
+          <w:tcPr/>
+          <w:p>
+            <w:pPr>
+              <w:pStyle w:val="Compact"/>
+              <w:jc w:val="center"/>
+            </w:pPr>
+            <w:r>
+              <w:t xml:space="preserve">10</w:t>
+            </w:r>
+          </w:p>
+        </w:tc>
+        <w:tc>
+          <w:tcPr/>
+          <w:p>
+            <w:pPr>
+              <w:pStyle w:val="Compact"/>
+              <w:jc w:val="center"/>
+            </w:pPr>
+            <w:r>
               <w:t xml:space="preserve">Follistatin 50ng/ml 14d (n=5)</w:t>
             </w:r>
           </w:p>
@@ -6708,6 +9288,56 @@
             </w:pPr>
             <w:r>
               <w:t xml:space="preserve">0.0882</w:t>
+            </w:r>
+          </w:p>
+        </w:tc>
+      </w:tr>
+      <w:tr>
+        <w:tc>
+          <w:tcPr/>
+          <w:p>
+            <w:pPr>
+              <w:pStyle w:val="Compact"/>
+              <w:jc w:val="center"/>
+            </w:pPr>
+            <w:r>
+              <w:t xml:space="preserve">10</w:t>
+            </w:r>
+          </w:p>
+        </w:tc>
+        <w:tc>
+          <w:tcPr/>
+          <w:p>
+            <w:pPr>
+              <w:pStyle w:val="Compact"/>
+              <w:jc w:val="center"/>
+            </w:pPr>
+            <w:r>
+              <w:t xml:space="preserve">SMIFH2 10µM 4d (n=2)</w:t>
+            </w:r>
+          </w:p>
+        </w:tc>
+        <w:tc>
+          <w:tcPr/>
+          <w:p>
+            <w:pPr>
+              <w:pStyle w:val="Compact"/>
+              <w:jc w:val="center"/>
+            </w:pPr>
+            <w:r>
+              <w:t xml:space="preserve">0.1573</w:t>
+            </w:r>
+          </w:p>
+        </w:tc>
+        <w:tc>
+          <w:tcPr/>
+          <w:p>
+            <w:pPr>
+              <w:pStyle w:val="Compact"/>
+              <w:jc w:val="center"/>
+            </w:pPr>
+            <w:r>
+              <w:t xml:space="preserve">0.01446</w:t>
             </w:r>
           </w:p>
         </w:tc>
